--- a/CKX/Caleb Chapter 2 - Literature Review.docx
+++ b/CKX/Caleb Chapter 2 - Literature Review.docx
@@ -1865,6 +1865,8 @@
       <w:r>
         <w:rPr>
           <w:rFonts w:ascii="Times New Roman" w:hAnsi="Times New Roman" w:cs="Times New Roman"/>
+          <w:b w:val="0"/>
+          <w:bCs w:val="0"/>
           <w:sz w:val="24"/>
           <w:szCs w:val="24"/>
         </w:rPr>
@@ -1872,15 +1874,195 @@
       </w:r>
       <w:r>
         <w:rPr>
-          <w:rFonts w:ascii="Times New Roman" w:hAnsi="Times New Roman" w:cs="Times New Roman"/>
-          <w:sz w:val="24"/>
-          <w:szCs w:val="24"/>
-        </w:rPr>
-        <w:tab/>
-      </w:r>
-      <w:bookmarkStart w:id="20" w:name="_GoBack"/>
-      <w:bookmarkEnd w:id="20"/>
-      <w:r>
+          <w:rFonts w:hint="default" w:ascii="Times New Roman" w:hAnsi="Times New Roman"/>
+          <w:b w:val="0"/>
+          <w:bCs w:val="0"/>
+          <w:sz w:val="24"/>
+          <w:szCs w:val="24"/>
+          <w:lang w:val="en-US"/>
+        </w:rPr>
+        <w:t></w:t>
+      </w:r>
+      <w:r>
+        <w:rPr>
+          <w:rFonts w:ascii="Times New Roman" w:hAnsi="Times New Roman" w:cs="Times New Roman"/>
+          <w:b w:val="0"/>
+          <w:bCs w:val="0"/>
+          <w:sz w:val="24"/>
+          <w:szCs w:val="24"/>
+        </w:rPr>
+        <w:t>Data Collection and Preprocessing:</w:t>
+      </w:r>
+      <w:r>
+        <w:rPr>
+          <w:rFonts w:ascii="Times New Roman" w:hAnsi="Times New Roman" w:cs="Times New Roman"/>
+          <w:sz w:val="24"/>
+          <w:szCs w:val="24"/>
+        </w:rPr>
+        <w:t xml:space="preserve"> Collect data on customer demographics, service usage patterns, billing information, and other relevant variables. Clean the data to handle missing values, outliers, and inconsistencies.</w:t>
+      </w:r>
+    </w:p>
+    <w:p>
+      <w:pPr>
+        <w:spacing w:after="0" w:line="360" w:lineRule="auto"/>
+        <w:jc w:val="both"/>
+        <w:rPr>
+          <w:rFonts w:ascii="Times New Roman" w:hAnsi="Times New Roman" w:cs="Times New Roman"/>
+          <w:sz w:val="24"/>
+          <w:szCs w:val="24"/>
+        </w:rPr>
+      </w:pPr>
+      <w:r>
+        <w:rPr>
+          <w:rFonts w:ascii="Times New Roman" w:hAnsi="Times New Roman" w:cs="Times New Roman"/>
+          <w:sz w:val="24"/>
+          <w:szCs w:val="24"/>
+        </w:rPr>
+        <w:t>2.</w:t>
+      </w:r>
+      <w:r>
+        <w:rPr>
+          <w:rFonts w:hint="default" w:ascii="Times New Roman" w:hAnsi="Times New Roman"/>
+          <w:sz w:val="24"/>
+          <w:szCs w:val="24"/>
+          <w:lang w:val="en-US"/>
+        </w:rPr>
+        <w:t></w:t>
+      </w:r>
+      <w:r>
+        <w:rPr>
+          <w:rFonts w:ascii="Times New Roman" w:hAnsi="Times New Roman" w:cs="Times New Roman"/>
+          <w:b w:val="0"/>
+          <w:bCs w:val="0"/>
+          <w:sz w:val="24"/>
+          <w:szCs w:val="24"/>
+        </w:rPr>
+        <w:t>Feature Selection:</w:t>
+      </w:r>
+      <w:r>
+        <w:rPr>
+          <w:rFonts w:ascii="Times New Roman" w:hAnsi="Times New Roman" w:cs="Times New Roman"/>
+          <w:sz w:val="24"/>
+          <w:szCs w:val="24"/>
+        </w:rPr>
+        <w:t xml:space="preserve"> Identify and select the most relevant features that influence customer churn. This can be done using techniques like correlation analysis, recursive feature elimination, or domain knowledge.</w:t>
+      </w:r>
+    </w:p>
+    <w:p>
+      <w:pPr>
+        <w:spacing w:after="0" w:line="360" w:lineRule="auto"/>
+        <w:jc w:val="both"/>
+        <w:rPr>
+          <w:rFonts w:ascii="Times New Roman" w:hAnsi="Times New Roman" w:cs="Times New Roman"/>
+          <w:sz w:val="24"/>
+          <w:szCs w:val="24"/>
+        </w:rPr>
+      </w:pPr>
+      <w:r>
+        <w:rPr>
+          <w:rFonts w:ascii="Times New Roman" w:hAnsi="Times New Roman" w:cs="Times New Roman"/>
+          <w:sz w:val="24"/>
+          <w:szCs w:val="24"/>
+        </w:rPr>
+        <w:t>3.</w:t>
+      </w:r>
+      <w:r>
+        <w:rPr>
+          <w:rFonts w:hint="default" w:ascii="Times New Roman" w:hAnsi="Times New Roman"/>
+          <w:sz w:val="24"/>
+          <w:szCs w:val="24"/>
+          <w:lang w:val="en-US"/>
+        </w:rPr>
+        <w:t></w:t>
+      </w:r>
+      <w:r>
+        <w:rPr>
+          <w:rFonts w:ascii="Times New Roman" w:hAnsi="Times New Roman" w:cs="Times New Roman"/>
+          <w:b w:val="0"/>
+          <w:bCs w:val="0"/>
+          <w:sz w:val="24"/>
+          <w:szCs w:val="24"/>
+        </w:rPr>
+        <w:t>Model Training:</w:t>
+      </w:r>
+      <w:r>
+        <w:rPr>
+          <w:rFonts w:ascii="Times New Roman" w:hAnsi="Times New Roman" w:cs="Times New Roman"/>
+          <w:sz w:val="24"/>
+          <w:szCs w:val="24"/>
+        </w:rPr>
+        <w:t xml:space="preserve"> Split the dataset into training and testing sets. Train the logistic regression model using the training set, and tune the model parameters to achieve the best fit.</w:t>
+      </w:r>
+    </w:p>
+    <w:p>
+      <w:pPr>
+        <w:spacing w:after="0" w:line="360" w:lineRule="auto"/>
+        <w:jc w:val="both"/>
+        <w:rPr>
+          <w:rFonts w:ascii="Times New Roman" w:hAnsi="Times New Roman" w:cs="Times New Roman"/>
+          <w:sz w:val="24"/>
+          <w:szCs w:val="24"/>
+        </w:rPr>
+      </w:pPr>
+      <w:r>
+        <w:rPr>
+          <w:rFonts w:ascii="Times New Roman" w:hAnsi="Times New Roman" w:cs="Times New Roman"/>
+          <w:sz w:val="24"/>
+          <w:szCs w:val="24"/>
+        </w:rPr>
+        <w:t>4.</w:t>
+      </w:r>
+      <w:r>
+        <w:rPr>
+          <w:rFonts w:hint="default" w:ascii="Times New Roman" w:hAnsi="Times New Roman"/>
+          <w:sz w:val="24"/>
+          <w:szCs w:val="24"/>
+          <w:lang w:val="en-US"/>
+        </w:rPr>
+        <w:t></w:t>
+      </w:r>
+      <w:r>
+        <w:rPr>
+          <w:rFonts w:ascii="Times New Roman" w:hAnsi="Times New Roman" w:cs="Times New Roman"/>
+          <w:b w:val="0"/>
+          <w:bCs w:val="0"/>
+          <w:sz w:val="24"/>
+          <w:szCs w:val="24"/>
+        </w:rPr>
+        <w:t>Model Evaluation:</w:t>
+      </w:r>
+      <w:r>
+        <w:rPr>
+          <w:rFonts w:ascii="Times New Roman" w:hAnsi="Times New Roman" w:cs="Times New Roman"/>
+          <w:sz w:val="24"/>
+          <w:szCs w:val="24"/>
+        </w:rPr>
+        <w:t xml:space="preserve"> Evaluate the model's performance using metrics such as accuracy, precision, recall, F1-score, and the area under the ROC curve (AUC-ROC). Validate the model using the testing set to ensure its generalizability.</w:t>
+      </w:r>
+    </w:p>
+    <w:p>
+      <w:pPr>
+        <w:spacing w:after="0" w:line="360" w:lineRule="auto"/>
+        <w:jc w:val="both"/>
+        <w:rPr>
+          <w:rFonts w:ascii="Times New Roman" w:hAnsi="Times New Roman" w:cs="Times New Roman"/>
+          <w:sz w:val="24"/>
+          <w:szCs w:val="24"/>
+        </w:rPr>
+      </w:pPr>
+      <w:r>
+        <w:rPr>
+          <w:rFonts w:ascii="Times New Roman" w:hAnsi="Times New Roman" w:cs="Times New Roman"/>
+          <w:sz w:val="24"/>
+          <w:szCs w:val="24"/>
+        </w:rPr>
+        <w:t>One limitation of logistic regression is its assumption of a linear relationship between the independent variables and the log odds of the dependent variable. This assumption may not hold true in all cases, leading to suboptimal performance. Moreover, logistic regression may struggle with multicollinearity, where predictor variables are highly correlated, potentially distorting the estimated coefficients.</w:t>
+      </w:r>
+    </w:p>
+    <w:p>
+      <w:pPr>
+        <w:spacing w:after="0" w:line="360" w:lineRule="auto"/>
+        <w:jc w:val="both"/>
         <w:rPr>
           <w:rFonts w:ascii="Times New Roman" w:hAnsi="Times New Roman" w:cs="Times New Roman"/>
           <w:b/>
@@ -1888,15 +2070,16 @@
           <w:sz w:val="24"/>
           <w:szCs w:val="24"/>
         </w:rPr>
-        <w:t>Data Collection and Preprocessing:</w:t>
-      </w:r>
-      <w:r>
-        <w:rPr>
-          <w:rFonts w:ascii="Times New Roman" w:hAnsi="Times New Roman" w:cs="Times New Roman"/>
-          <w:sz w:val="24"/>
-          <w:szCs w:val="24"/>
-        </w:rPr>
-        <w:t xml:space="preserve"> Collect data on customer demographics, service usage patterns, billing information, and other relevant variables. Clean the data to handle missing values, outliers, and inconsistencies.</w:t>
+      </w:pPr>
+      <w:r>
+        <w:rPr>
+          <w:rFonts w:ascii="Times New Roman" w:hAnsi="Times New Roman" w:cs="Times New Roman"/>
+          <w:b/>
+          <w:bCs/>
+          <w:sz w:val="24"/>
+          <w:szCs w:val="24"/>
+        </w:rPr>
+        <w:t>Survival Analysis</w:t>
       </w:r>
     </w:p>
     <w:p>
@@ -1915,17 +2098,13 @@
           <w:sz w:val="24"/>
           <w:szCs w:val="24"/>
         </w:rPr>
-        <w:t>2.</w:t>
-      </w:r>
-      <w:r>
-        <w:rPr>
-          <w:rFonts w:ascii="Times New Roman" w:hAnsi="Times New Roman" w:cs="Times New Roman"/>
-          <w:sz w:val="24"/>
-          <w:szCs w:val="24"/>
-        </w:rPr>
-        <w:tab/>
-      </w:r>
-      <w:r>
+        <w:t>Survival analysis, also known as time-to-event analysis, is another powerful statistical method used for churn prediction. Unlike logistic regression, which predicts the probability of churn at a specific point in time, survival analysis models the time until an event occurs, such as customer churn. This method is particularly useful for understanding not only whether a customer will churn, but also when they are likely to churn.</w:t>
+      </w:r>
+    </w:p>
+    <w:p>
+      <w:pPr>
+        <w:spacing w:after="0" w:line="360" w:lineRule="auto"/>
+        <w:jc w:val="both"/>
         <w:rPr>
           <w:rFonts w:ascii="Times New Roman" w:hAnsi="Times New Roman" w:cs="Times New Roman"/>
           <w:b/>
@@ -1933,15 +2112,16 @@
           <w:sz w:val="24"/>
           <w:szCs w:val="24"/>
         </w:rPr>
-        <w:t>Feature Selection:</w:t>
-      </w:r>
-      <w:r>
-        <w:rPr>
-          <w:rFonts w:ascii="Times New Roman" w:hAnsi="Times New Roman" w:cs="Times New Roman"/>
-          <w:sz w:val="24"/>
-          <w:szCs w:val="24"/>
-        </w:rPr>
-        <w:t xml:space="preserve"> Identify and select the most relevant features that influence customer churn. This can be done using techniques like correlation analysis, recursive feature elimination, or domain knowledge.</w:t>
+      </w:pPr>
+      <w:r>
+        <w:rPr>
+          <w:rFonts w:ascii="Times New Roman" w:hAnsi="Times New Roman" w:cs="Times New Roman"/>
+          <w:b/>
+          <w:bCs/>
+          <w:sz w:val="24"/>
+          <w:szCs w:val="24"/>
+        </w:rPr>
+        <w:t>Survival analysis involves several key concepts:</w:t>
       </w:r>
     </w:p>
     <w:p>
@@ -1960,17 +2140,124 @@
           <w:sz w:val="24"/>
           <w:szCs w:val="24"/>
         </w:rPr>
-        <w:t>3.</w:t>
-      </w:r>
-      <w:r>
-        <w:rPr>
-          <w:rFonts w:ascii="Times New Roman" w:hAnsi="Times New Roman" w:cs="Times New Roman"/>
-          <w:sz w:val="24"/>
-          <w:szCs w:val="24"/>
-        </w:rPr>
-        <w:tab/>
-      </w:r>
-      <w:r>
+        <w:t>1.</w:t>
+      </w:r>
+      <w:r>
+        <w:rPr>
+          <w:rFonts w:hint="default" w:ascii="Times New Roman" w:hAnsi="Times New Roman"/>
+          <w:sz w:val="24"/>
+          <w:szCs w:val="24"/>
+          <w:lang w:val="en-US"/>
+        </w:rPr>
+        <w:t></w:t>
+      </w:r>
+      <w:r>
+        <w:rPr>
+          <w:rFonts w:ascii="Times New Roman" w:hAnsi="Times New Roman" w:cs="Times New Roman"/>
+          <w:b w:val="0"/>
+          <w:bCs w:val="0"/>
+          <w:sz w:val="24"/>
+          <w:szCs w:val="24"/>
+        </w:rPr>
+        <w:t>Survival Function (S(t)):</w:t>
+      </w:r>
+      <w:r>
+        <w:rPr>
+          <w:rFonts w:ascii="Times New Roman" w:hAnsi="Times New Roman" w:cs="Times New Roman"/>
+          <w:sz w:val="24"/>
+          <w:szCs w:val="24"/>
+        </w:rPr>
+        <w:t xml:space="preserve"> This function estimates the probability that a customer will survive (not churn) beyond a certain time point t.</w:t>
+      </w:r>
+    </w:p>
+    <w:p>
+      <w:pPr>
+        <w:spacing w:after="0" w:line="360" w:lineRule="auto"/>
+        <w:jc w:val="both"/>
+        <w:rPr>
+          <w:rFonts w:ascii="Times New Roman" w:hAnsi="Times New Roman" w:cs="Times New Roman"/>
+          <w:sz w:val="24"/>
+          <w:szCs w:val="24"/>
+        </w:rPr>
+      </w:pPr>
+      <w:r>
+        <w:rPr>
+          <w:rFonts w:ascii="Times New Roman" w:hAnsi="Times New Roman" w:cs="Times New Roman"/>
+          <w:sz w:val="24"/>
+          <w:szCs w:val="24"/>
+        </w:rPr>
+        <w:t>2.</w:t>
+      </w:r>
+      <w:r>
+        <w:rPr>
+          <w:rFonts w:hint="default" w:ascii="Times New Roman" w:hAnsi="Times New Roman"/>
+          <w:sz w:val="24"/>
+          <w:szCs w:val="24"/>
+          <w:lang w:val="en-US"/>
+        </w:rPr>
+        <w:t></w:t>
+      </w:r>
+      <w:r>
+        <w:rPr>
+          <w:rFonts w:ascii="Times New Roman" w:hAnsi="Times New Roman" w:cs="Times New Roman"/>
+          <w:b w:val="0"/>
+          <w:bCs w:val="0"/>
+          <w:sz w:val="24"/>
+          <w:szCs w:val="24"/>
+        </w:rPr>
+        <w:t>Hazard Function (λ(t)):</w:t>
+      </w:r>
+      <w:r>
+        <w:rPr>
+          <w:rFonts w:ascii="Times New Roman" w:hAnsi="Times New Roman" w:cs="Times New Roman"/>
+          <w:sz w:val="24"/>
+          <w:szCs w:val="24"/>
+        </w:rPr>
+        <w:t xml:space="preserve"> This function estimates the instantaneous rate at which customers are expected to churn at time t, given that they have not churned until that time.</w:t>
+      </w:r>
+    </w:p>
+    <w:p>
+      <w:pPr>
+        <w:spacing w:after="0" w:line="360" w:lineRule="auto"/>
+        <w:jc w:val="both"/>
+        <w:rPr>
+          <w:rFonts w:ascii="Times New Roman" w:hAnsi="Times New Roman" w:cs="Times New Roman"/>
+          <w:sz w:val="24"/>
+          <w:szCs w:val="24"/>
+        </w:rPr>
+      </w:pPr>
+      <w:r>
+        <w:rPr>
+          <w:rFonts w:ascii="Times New Roman" w:hAnsi="Times New Roman" w:cs="Times New Roman"/>
+          <w:sz w:val="24"/>
+          <w:szCs w:val="24"/>
+        </w:rPr>
+        <w:t xml:space="preserve">The Cox proportional hazards model is one of the most widely used survival analysis techniques. It models the hazard function as a product of a baseline hazard function and a set of covariates. </w:t>
+      </w:r>
+    </w:p>
+    <w:p>
+      <w:pPr>
+        <w:spacing w:after="0" w:line="360" w:lineRule="auto"/>
+        <w:jc w:val="both"/>
+        <w:rPr>
+          <w:rFonts w:ascii="Times New Roman" w:hAnsi="Times New Roman" w:cs="Times New Roman"/>
+          <w:sz w:val="24"/>
+          <w:szCs w:val="24"/>
+        </w:rPr>
+      </w:pPr>
+      <w:r>
+        <w:rPr>
+          <w:rFonts w:ascii="Times New Roman" w:hAnsi="Times New Roman" w:cs="Times New Roman"/>
+          <w:sz w:val="24"/>
+          <w:szCs w:val="24"/>
+        </w:rPr>
+        <w:t>The Cox model does not assume any specific distribution for the survival times, making it a flexible choice for churn prediction. It allows for the estimation of the effect of multiple covariates on the hazard rate, providing insights into the factors that influence customer churn (Cox, 1972).</w:t>
+      </w:r>
+    </w:p>
+    <w:p>
+      <w:pPr>
+        <w:spacing w:after="0" w:line="360" w:lineRule="auto"/>
+        <w:jc w:val="both"/>
         <w:rPr>
           <w:rFonts w:ascii="Times New Roman" w:hAnsi="Times New Roman" w:cs="Times New Roman"/>
           <w:b/>
@@ -1978,15 +2265,16 @@
           <w:sz w:val="24"/>
           <w:szCs w:val="24"/>
         </w:rPr>
-        <w:t>Model Training:</w:t>
-      </w:r>
-      <w:r>
-        <w:rPr>
-          <w:rFonts w:ascii="Times New Roman" w:hAnsi="Times New Roman" w:cs="Times New Roman"/>
-          <w:sz w:val="24"/>
-          <w:szCs w:val="24"/>
-        </w:rPr>
-        <w:t xml:space="preserve"> Split the dataset into training and testing sets. Train the logistic regression model using the training set, and tune the model parameters to achieve the best fit.</w:t>
+      </w:pPr>
+      <w:r>
+        <w:rPr>
+          <w:rFonts w:ascii="Times New Roman" w:hAnsi="Times New Roman" w:cs="Times New Roman"/>
+          <w:b/>
+          <w:bCs/>
+          <w:sz w:val="24"/>
+          <w:szCs w:val="24"/>
+        </w:rPr>
+        <w:t>The steps involved in building a survival analysis model are similar to those for logistic regression:</w:t>
       </w:r>
     </w:p>
     <w:p>
@@ -2005,33 +2293,34 @@
           <w:sz w:val="24"/>
           <w:szCs w:val="24"/>
         </w:rPr>
-        <w:t>4.</w:t>
-      </w:r>
-      <w:r>
-        <w:rPr>
-          <w:rFonts w:ascii="Times New Roman" w:hAnsi="Times New Roman" w:cs="Times New Roman"/>
-          <w:sz w:val="24"/>
-          <w:szCs w:val="24"/>
-        </w:rPr>
-        <w:tab/>
-      </w:r>
-      <w:r>
-        <w:rPr>
-          <w:rFonts w:ascii="Times New Roman" w:hAnsi="Times New Roman" w:cs="Times New Roman"/>
-          <w:b/>
-          <w:bCs/>
-          <w:sz w:val="24"/>
-          <w:szCs w:val="24"/>
-        </w:rPr>
-        <w:t>Model Evaluation:</w:t>
-      </w:r>
-      <w:r>
-        <w:rPr>
-          <w:rFonts w:ascii="Times New Roman" w:hAnsi="Times New Roman" w:cs="Times New Roman"/>
-          <w:sz w:val="24"/>
-          <w:szCs w:val="24"/>
-        </w:rPr>
-        <w:t xml:space="preserve"> Evaluate the model's performance using metrics such as accuracy, precision, recall, F1-score, and the area under the ROC curve (AUC-ROC). Validate the model using the testing set to ensure its generalizability.</w:t>
+        <w:t>1.</w:t>
+      </w:r>
+      <w:r>
+        <w:rPr>
+          <w:rFonts w:hint="default" w:ascii="Times New Roman" w:hAnsi="Times New Roman"/>
+          <w:sz w:val="24"/>
+          <w:szCs w:val="24"/>
+          <w:lang w:val="en-US"/>
+        </w:rPr>
+        <w:t></w:t>
+      </w:r>
+      <w:r>
+        <w:rPr>
+          <w:rFonts w:ascii="Times New Roman" w:hAnsi="Times New Roman" w:cs="Times New Roman"/>
+          <w:b w:val="0"/>
+          <w:bCs w:val="0"/>
+          <w:sz w:val="24"/>
+          <w:szCs w:val="24"/>
+        </w:rPr>
+        <w:t>Data Collection and Preprocessing:</w:t>
+      </w:r>
+      <w:r>
+        <w:rPr>
+          <w:rFonts w:ascii="Times New Roman" w:hAnsi="Times New Roman" w:cs="Times New Roman"/>
+          <w:sz w:val="24"/>
+          <w:szCs w:val="24"/>
+        </w:rPr>
+        <w:t xml:space="preserve"> Gather data on customer characteristics and service usage, and preprocess it to handle missing values and outliers.</w:t>
       </w:r>
     </w:p>
     <w:p>
@@ -2050,7 +2339,34 @@
           <w:sz w:val="24"/>
           <w:szCs w:val="24"/>
         </w:rPr>
-        <w:t>One limitation of logistic regression is its assumption of a linear relationship between the independent variables and the log odds of the dependent variable. This assumption may not hold true in all cases, leading to suboptimal performance. Moreover, logistic regression may struggle with multicollinearity, where predictor variables are highly correlated, potentially distorting the estimated coefficients.</w:t>
+        <w:t>2.</w:t>
+      </w:r>
+      <w:r>
+        <w:rPr>
+          <w:rFonts w:hint="default" w:ascii="Times New Roman" w:hAnsi="Times New Roman"/>
+          <w:sz w:val="24"/>
+          <w:szCs w:val="24"/>
+          <w:lang w:val="en-US"/>
+        </w:rPr>
+        <w:t></w:t>
+      </w:r>
+      <w:r>
+        <w:rPr>
+          <w:rFonts w:ascii="Times New Roman" w:hAnsi="Times New Roman" w:cs="Times New Roman"/>
+          <w:b w:val="0"/>
+          <w:bCs w:val="0"/>
+          <w:sz w:val="24"/>
+          <w:szCs w:val="24"/>
+        </w:rPr>
+        <w:t>Feature Selection:</w:t>
+      </w:r>
+      <w:r>
+        <w:rPr>
+          <w:rFonts w:ascii="Times New Roman" w:hAnsi="Times New Roman" w:cs="Times New Roman"/>
+          <w:sz w:val="24"/>
+          <w:szCs w:val="24"/>
+        </w:rPr>
+        <w:t xml:space="preserve"> Select relevant features that are expected to influence the time to churn.</w:t>
       </w:r>
     </w:p>
     <w:p>
@@ -2059,21 +2375,44 @@
         <w:jc w:val="both"/>
         <w:rPr>
           <w:rFonts w:ascii="Times New Roman" w:hAnsi="Times New Roman" w:cs="Times New Roman"/>
-          <w:b/>
-          <w:bCs/>
-          <w:sz w:val="24"/>
-          <w:szCs w:val="24"/>
-        </w:rPr>
-      </w:pPr>
-      <w:r>
-        <w:rPr>
-          <w:rFonts w:ascii="Times New Roman" w:hAnsi="Times New Roman" w:cs="Times New Roman"/>
-          <w:b/>
-          <w:bCs/>
-          <w:sz w:val="24"/>
-          <w:szCs w:val="24"/>
-        </w:rPr>
-        <w:t>Survival Analysis</w:t>
+          <w:sz w:val="24"/>
+          <w:szCs w:val="24"/>
+        </w:rPr>
+      </w:pPr>
+      <w:r>
+        <w:rPr>
+          <w:rFonts w:ascii="Times New Roman" w:hAnsi="Times New Roman" w:cs="Times New Roman"/>
+          <w:sz w:val="24"/>
+          <w:szCs w:val="24"/>
+        </w:rPr>
+        <w:t>3.</w:t>
+      </w:r>
+      <w:r>
+        <w:rPr>
+          <w:rFonts w:hint="default" w:ascii="Times New Roman" w:hAnsi="Times New Roman"/>
+          <w:sz w:val="24"/>
+          <w:szCs w:val="24"/>
+          <w:lang w:val="en-US"/>
+        </w:rPr>
+        <w:t></w:t>
+      </w:r>
+      <w:r>
+        <w:rPr>
+          <w:rFonts w:ascii="Times New Roman" w:hAnsi="Times New Roman" w:cs="Times New Roman"/>
+          <w:b w:val="0"/>
+          <w:bCs w:val="0"/>
+          <w:sz w:val="24"/>
+          <w:szCs w:val="24"/>
+        </w:rPr>
+        <w:t>Model Training:</w:t>
+      </w:r>
+      <w:r>
+        <w:rPr>
+          <w:rFonts w:ascii="Times New Roman" w:hAnsi="Times New Roman" w:cs="Times New Roman"/>
+          <w:sz w:val="24"/>
+          <w:szCs w:val="24"/>
+        </w:rPr>
+        <w:t xml:space="preserve"> Train the Cox proportional hazards model using the training dataset. Estimate the coefficients for the covariates and the baseline hazard function.</w:t>
       </w:r>
     </w:p>
     <w:p>
@@ -2092,349 +2431,22 @@
           <w:sz w:val="24"/>
           <w:szCs w:val="24"/>
         </w:rPr>
-        <w:t>Survival analysis, also known as time-to-event analysis, is another powerful statistical method used for churn prediction. Unlike logistic regression, which predicts the probability of churn at a specific point in time, survival analysis models the time until an event occurs, such as customer churn. This method is particularly useful for understanding not only whether a customer will churn, but also when they are likely to churn.</w:t>
-      </w:r>
-    </w:p>
-    <w:p>
-      <w:pPr>
-        <w:spacing w:after="0" w:line="360" w:lineRule="auto"/>
-        <w:jc w:val="both"/>
-        <w:rPr>
-          <w:rFonts w:ascii="Times New Roman" w:hAnsi="Times New Roman" w:cs="Times New Roman"/>
-          <w:b/>
-          <w:bCs/>
-          <w:sz w:val="24"/>
-          <w:szCs w:val="24"/>
-        </w:rPr>
-      </w:pPr>
-      <w:r>
-        <w:rPr>
-          <w:rFonts w:ascii="Times New Roman" w:hAnsi="Times New Roman" w:cs="Times New Roman"/>
-          <w:b/>
-          <w:bCs/>
-          <w:sz w:val="24"/>
-          <w:szCs w:val="24"/>
-        </w:rPr>
-        <w:t>Survival analysis involves several key concepts:</w:t>
-      </w:r>
-    </w:p>
-    <w:p>
-      <w:pPr>
-        <w:spacing w:after="0" w:line="360" w:lineRule="auto"/>
-        <w:jc w:val="both"/>
-        <w:rPr>
-          <w:rFonts w:ascii="Times New Roman" w:hAnsi="Times New Roman" w:cs="Times New Roman"/>
-          <w:sz w:val="24"/>
-          <w:szCs w:val="24"/>
-        </w:rPr>
-      </w:pPr>
-      <w:r>
-        <w:rPr>
-          <w:rFonts w:ascii="Times New Roman" w:hAnsi="Times New Roman" w:cs="Times New Roman"/>
-          <w:sz w:val="24"/>
-          <w:szCs w:val="24"/>
-        </w:rPr>
-        <w:t>1.</w:t>
-      </w:r>
-      <w:r>
-        <w:rPr>
-          <w:rFonts w:ascii="Times New Roman" w:hAnsi="Times New Roman" w:cs="Times New Roman"/>
-          <w:sz w:val="24"/>
-          <w:szCs w:val="24"/>
-        </w:rPr>
-        <w:tab/>
-      </w:r>
-      <w:r>
-        <w:rPr>
-          <w:rFonts w:ascii="Times New Roman" w:hAnsi="Times New Roman" w:cs="Times New Roman"/>
-          <w:b/>
-          <w:bCs/>
-          <w:sz w:val="24"/>
-          <w:szCs w:val="24"/>
-        </w:rPr>
-        <w:t>Survival Function (S(t)):</w:t>
-      </w:r>
-      <w:r>
-        <w:rPr>
-          <w:rFonts w:ascii="Times New Roman" w:hAnsi="Times New Roman" w:cs="Times New Roman"/>
-          <w:sz w:val="24"/>
-          <w:szCs w:val="24"/>
-        </w:rPr>
-        <w:t xml:space="preserve"> This function estimates the probability that a customer will survive (not churn) beyond a certain time point t.</w:t>
-      </w:r>
-    </w:p>
-    <w:p>
-      <w:pPr>
-        <w:spacing w:after="0" w:line="360" w:lineRule="auto"/>
-        <w:jc w:val="both"/>
-        <w:rPr>
-          <w:rFonts w:ascii="Times New Roman" w:hAnsi="Times New Roman" w:cs="Times New Roman"/>
-          <w:sz w:val="24"/>
-          <w:szCs w:val="24"/>
-        </w:rPr>
-      </w:pPr>
-      <w:r>
-        <w:rPr>
-          <w:rFonts w:ascii="Times New Roman" w:hAnsi="Times New Roman" w:cs="Times New Roman"/>
-          <w:sz w:val="24"/>
-          <w:szCs w:val="24"/>
-        </w:rPr>
-        <w:t>2.</w:t>
-      </w:r>
-      <w:r>
-        <w:rPr>
-          <w:rFonts w:ascii="Times New Roman" w:hAnsi="Times New Roman" w:cs="Times New Roman"/>
-          <w:sz w:val="24"/>
-          <w:szCs w:val="24"/>
-        </w:rPr>
-        <w:tab/>
-      </w:r>
-      <w:r>
-        <w:rPr>
-          <w:rFonts w:ascii="Times New Roman" w:hAnsi="Times New Roman" w:cs="Times New Roman"/>
-          <w:b/>
-          <w:bCs/>
-          <w:sz w:val="24"/>
-          <w:szCs w:val="24"/>
-        </w:rPr>
-        <w:t>Hazard Function (λ(t)):</w:t>
-      </w:r>
-      <w:r>
-        <w:rPr>
-          <w:rFonts w:ascii="Times New Roman" w:hAnsi="Times New Roman" w:cs="Times New Roman"/>
-          <w:sz w:val="24"/>
-          <w:szCs w:val="24"/>
-        </w:rPr>
-        <w:t xml:space="preserve"> This function estimates the instantaneous rate at which customers are expected to churn at time t, given that they have not churned until that time.</w:t>
-      </w:r>
-    </w:p>
-    <w:p>
-      <w:pPr>
-        <w:spacing w:after="0" w:line="360" w:lineRule="auto"/>
-        <w:jc w:val="both"/>
-        <w:rPr>
-          <w:rFonts w:ascii="Times New Roman" w:hAnsi="Times New Roman" w:cs="Times New Roman"/>
-          <w:sz w:val="24"/>
-          <w:szCs w:val="24"/>
-        </w:rPr>
-      </w:pPr>
-      <w:r>
-        <w:rPr>
-          <w:rFonts w:ascii="Times New Roman" w:hAnsi="Times New Roman" w:cs="Times New Roman"/>
-          <w:sz w:val="24"/>
-          <w:szCs w:val="24"/>
-        </w:rPr>
-        <w:t xml:space="preserve">The Cox proportional hazards model is one of the most widely used survival analysis techniques. It models the hazard function as a product of a baseline hazard function and a set of covariates. </w:t>
-      </w:r>
-    </w:p>
-    <w:p>
-      <w:pPr>
-        <w:spacing w:after="0" w:line="360" w:lineRule="auto"/>
-        <w:jc w:val="both"/>
-        <w:rPr>
-          <w:rFonts w:ascii="Times New Roman" w:hAnsi="Times New Roman" w:cs="Times New Roman"/>
-          <w:sz w:val="24"/>
-          <w:szCs w:val="24"/>
-        </w:rPr>
-      </w:pPr>
-      <w:r>
-        <w:rPr>
-          <w:rFonts w:ascii="Times New Roman" w:hAnsi="Times New Roman" w:cs="Times New Roman"/>
-          <w:sz w:val="24"/>
-          <w:szCs w:val="24"/>
-        </w:rPr>
-        <w:t>The Cox model does not assume any specific distribution for the survival times, making it a flexible choice for churn prediction. It allows for the estimation of the effect of multiple covariates on the hazard rate, providing insights into the factors that influence customer churn (Cox, 1972).</w:t>
-      </w:r>
-    </w:p>
-    <w:p>
-      <w:pPr>
-        <w:spacing w:after="0" w:line="360" w:lineRule="auto"/>
-        <w:jc w:val="both"/>
-        <w:rPr>
-          <w:rFonts w:ascii="Times New Roman" w:hAnsi="Times New Roman" w:cs="Times New Roman"/>
-          <w:b/>
-          <w:bCs/>
-          <w:sz w:val="24"/>
-          <w:szCs w:val="24"/>
-        </w:rPr>
-      </w:pPr>
-      <w:r>
-        <w:rPr>
-          <w:rFonts w:ascii="Times New Roman" w:hAnsi="Times New Roman" w:cs="Times New Roman"/>
-          <w:b/>
-          <w:bCs/>
-          <w:sz w:val="24"/>
-          <w:szCs w:val="24"/>
-        </w:rPr>
-        <w:t>The steps involved in building a survival analysis model are similar to those for logistic regression:</w:t>
-      </w:r>
-    </w:p>
-    <w:p>
-      <w:pPr>
-        <w:spacing w:after="0" w:line="360" w:lineRule="auto"/>
-        <w:jc w:val="both"/>
-        <w:rPr>
-          <w:rFonts w:ascii="Times New Roman" w:hAnsi="Times New Roman" w:cs="Times New Roman"/>
-          <w:sz w:val="24"/>
-          <w:szCs w:val="24"/>
-        </w:rPr>
-      </w:pPr>
-      <w:r>
-        <w:rPr>
-          <w:rFonts w:ascii="Times New Roman" w:hAnsi="Times New Roman" w:cs="Times New Roman"/>
-          <w:sz w:val="24"/>
-          <w:szCs w:val="24"/>
-        </w:rPr>
-        <w:t>1.</w:t>
-      </w:r>
-      <w:r>
-        <w:rPr>
-          <w:rFonts w:ascii="Times New Roman" w:hAnsi="Times New Roman" w:cs="Times New Roman"/>
-          <w:sz w:val="24"/>
-          <w:szCs w:val="24"/>
-        </w:rPr>
-        <w:tab/>
-      </w:r>
-      <w:r>
-        <w:rPr>
-          <w:rFonts w:ascii="Times New Roman" w:hAnsi="Times New Roman" w:cs="Times New Roman"/>
-          <w:b/>
-          <w:bCs/>
-          <w:sz w:val="24"/>
-          <w:szCs w:val="24"/>
-        </w:rPr>
-        <w:t>Data Collection and Preprocessing:</w:t>
-      </w:r>
-      <w:r>
-        <w:rPr>
-          <w:rFonts w:ascii="Times New Roman" w:hAnsi="Times New Roman" w:cs="Times New Roman"/>
-          <w:sz w:val="24"/>
-          <w:szCs w:val="24"/>
-        </w:rPr>
-        <w:t xml:space="preserve"> Gather data on customer characteristics and service usage, and preprocess it to handle missing values and outliers.</w:t>
-      </w:r>
-    </w:p>
-    <w:p>
-      <w:pPr>
-        <w:spacing w:after="0" w:line="360" w:lineRule="auto"/>
-        <w:jc w:val="both"/>
-        <w:rPr>
-          <w:rFonts w:ascii="Times New Roman" w:hAnsi="Times New Roman" w:cs="Times New Roman"/>
-          <w:sz w:val="24"/>
-          <w:szCs w:val="24"/>
-        </w:rPr>
-      </w:pPr>
-      <w:r>
-        <w:rPr>
-          <w:rFonts w:ascii="Times New Roman" w:hAnsi="Times New Roman" w:cs="Times New Roman"/>
-          <w:sz w:val="24"/>
-          <w:szCs w:val="24"/>
-        </w:rPr>
-        <w:t>2.</w:t>
-      </w:r>
-      <w:r>
-        <w:rPr>
-          <w:rFonts w:ascii="Times New Roman" w:hAnsi="Times New Roman" w:cs="Times New Roman"/>
-          <w:sz w:val="24"/>
-          <w:szCs w:val="24"/>
-        </w:rPr>
-        <w:tab/>
-      </w:r>
-      <w:r>
-        <w:rPr>
-          <w:rFonts w:ascii="Times New Roman" w:hAnsi="Times New Roman" w:cs="Times New Roman"/>
-          <w:b/>
-          <w:bCs/>
-          <w:sz w:val="24"/>
-          <w:szCs w:val="24"/>
-        </w:rPr>
-        <w:t>Feature Selection:</w:t>
-      </w:r>
-      <w:r>
-        <w:rPr>
-          <w:rFonts w:ascii="Times New Roman" w:hAnsi="Times New Roman" w:cs="Times New Roman"/>
-          <w:sz w:val="24"/>
-          <w:szCs w:val="24"/>
-        </w:rPr>
-        <w:t xml:space="preserve"> Select relevant features that are expected to influence the time to churn.</w:t>
-      </w:r>
-    </w:p>
-    <w:p>
-      <w:pPr>
-        <w:spacing w:after="0" w:line="360" w:lineRule="auto"/>
-        <w:jc w:val="both"/>
-        <w:rPr>
-          <w:rFonts w:ascii="Times New Roman" w:hAnsi="Times New Roman" w:cs="Times New Roman"/>
-          <w:sz w:val="24"/>
-          <w:szCs w:val="24"/>
-        </w:rPr>
-      </w:pPr>
-      <w:r>
-        <w:rPr>
-          <w:rFonts w:ascii="Times New Roman" w:hAnsi="Times New Roman" w:cs="Times New Roman"/>
-          <w:sz w:val="24"/>
-          <w:szCs w:val="24"/>
-        </w:rPr>
-        <w:t>3.</w:t>
-      </w:r>
-      <w:r>
-        <w:rPr>
-          <w:rFonts w:ascii="Times New Roman" w:hAnsi="Times New Roman" w:cs="Times New Roman"/>
-          <w:sz w:val="24"/>
-          <w:szCs w:val="24"/>
-        </w:rPr>
-        <w:tab/>
-      </w:r>
-      <w:r>
-        <w:rPr>
-          <w:rFonts w:ascii="Times New Roman" w:hAnsi="Times New Roman" w:cs="Times New Roman"/>
-          <w:b/>
-          <w:bCs/>
-          <w:sz w:val="24"/>
-          <w:szCs w:val="24"/>
-        </w:rPr>
-        <w:t>Model Training:</w:t>
-      </w:r>
-      <w:r>
-        <w:rPr>
-          <w:rFonts w:ascii="Times New Roman" w:hAnsi="Times New Roman" w:cs="Times New Roman"/>
-          <w:sz w:val="24"/>
-          <w:szCs w:val="24"/>
-        </w:rPr>
-        <w:t xml:space="preserve"> Train the Cox proportional hazards model using the training dataset. Estimate the coefficients for the covariates and the baseline hazard function.</w:t>
-      </w:r>
-    </w:p>
-    <w:p>
-      <w:pPr>
-        <w:spacing w:after="0" w:line="360" w:lineRule="auto"/>
-        <w:jc w:val="both"/>
-        <w:rPr>
-          <w:rFonts w:ascii="Times New Roman" w:hAnsi="Times New Roman" w:cs="Times New Roman"/>
-          <w:sz w:val="24"/>
-          <w:szCs w:val="24"/>
-        </w:rPr>
-      </w:pPr>
-      <w:r>
-        <w:rPr>
-          <w:rFonts w:ascii="Times New Roman" w:hAnsi="Times New Roman" w:cs="Times New Roman"/>
-          <w:sz w:val="24"/>
-          <w:szCs w:val="24"/>
-        </w:rPr>
         <w:t>4.</w:t>
       </w:r>
       <w:r>
         <w:rPr>
-          <w:rFonts w:ascii="Times New Roman" w:hAnsi="Times New Roman" w:cs="Times New Roman"/>
-          <w:sz w:val="24"/>
-          <w:szCs w:val="24"/>
-        </w:rPr>
-        <w:tab/>
-      </w:r>
-      <w:r>
-        <w:rPr>
-          <w:rFonts w:ascii="Times New Roman" w:hAnsi="Times New Roman" w:cs="Times New Roman"/>
-          <w:b/>
-          <w:bCs/>
+          <w:rFonts w:hint="default" w:ascii="Times New Roman" w:hAnsi="Times New Roman"/>
+          <w:sz w:val="24"/>
+          <w:szCs w:val="24"/>
+          <w:lang w:val="en-US"/>
+        </w:rPr>
+        <w:t></w:t>
+      </w:r>
+      <w:r>
+        <w:rPr>
+          <w:rFonts w:ascii="Times New Roman" w:hAnsi="Times New Roman" w:cs="Times New Roman"/>
+          <w:b w:val="0"/>
+          <w:bCs w:val="0"/>
           <w:sz w:val="24"/>
           <w:szCs w:val="24"/>
         </w:rPr>
@@ -2673,17 +2685,18 @@
       </w:r>
       <w:r>
         <w:rPr>
-          <w:rFonts w:ascii="Times New Roman" w:hAnsi="Times New Roman" w:cs="Times New Roman"/>
-          <w:sz w:val="24"/>
-          <w:szCs w:val="24"/>
-        </w:rPr>
-        <w:tab/>
-      </w:r>
-      <w:r>
-        <w:rPr>
-          <w:rFonts w:ascii="Times New Roman" w:hAnsi="Times New Roman" w:cs="Times New Roman"/>
-          <w:b/>
-          <w:bCs/>
+          <w:rFonts w:hint="default" w:ascii="Times New Roman" w:hAnsi="Times New Roman"/>
+          <w:sz w:val="24"/>
+          <w:szCs w:val="24"/>
+          <w:lang w:val="en-US"/>
+        </w:rPr>
+        <w:t></w:t>
+      </w:r>
+      <w:r>
+        <w:rPr>
+          <w:rFonts w:ascii="Times New Roman" w:hAnsi="Times New Roman" w:cs="Times New Roman"/>
+          <w:b w:val="0"/>
+          <w:bCs w:val="0"/>
           <w:sz w:val="24"/>
           <w:szCs w:val="24"/>
         </w:rPr>
@@ -2718,17 +2731,18 @@
       </w:r>
       <w:r>
         <w:rPr>
-          <w:rFonts w:ascii="Times New Roman" w:hAnsi="Times New Roman" w:cs="Times New Roman"/>
-          <w:sz w:val="24"/>
-          <w:szCs w:val="24"/>
-        </w:rPr>
-        <w:tab/>
-      </w:r>
-      <w:r>
-        <w:rPr>
-          <w:rFonts w:ascii="Times New Roman" w:hAnsi="Times New Roman" w:cs="Times New Roman"/>
-          <w:b/>
-          <w:bCs/>
+          <w:rFonts w:hint="default" w:ascii="Times New Roman" w:hAnsi="Times New Roman"/>
+          <w:sz w:val="24"/>
+          <w:szCs w:val="24"/>
+          <w:lang w:val="en-US"/>
+        </w:rPr>
+        <w:t></w:t>
+      </w:r>
+      <w:r>
+        <w:rPr>
+          <w:rFonts w:ascii="Times New Roman" w:hAnsi="Times New Roman" w:cs="Times New Roman"/>
+          <w:b w:val="0"/>
+          <w:bCs w:val="0"/>
           <w:sz w:val="24"/>
           <w:szCs w:val="24"/>
         </w:rPr>
@@ -2763,17 +2777,18 @@
       </w:r>
       <w:r>
         <w:rPr>
-          <w:rFonts w:ascii="Times New Roman" w:hAnsi="Times New Roman" w:cs="Times New Roman"/>
-          <w:sz w:val="24"/>
-          <w:szCs w:val="24"/>
-        </w:rPr>
-        <w:tab/>
-      </w:r>
-      <w:r>
-        <w:rPr>
-          <w:rFonts w:ascii="Times New Roman" w:hAnsi="Times New Roman" w:cs="Times New Roman"/>
-          <w:b/>
-          <w:bCs/>
+          <w:rFonts w:hint="default" w:ascii="Times New Roman" w:hAnsi="Times New Roman"/>
+          <w:sz w:val="24"/>
+          <w:szCs w:val="24"/>
+          <w:lang w:val="en-US"/>
+        </w:rPr>
+        <w:t></w:t>
+      </w:r>
+      <w:r>
+        <w:rPr>
+          <w:rFonts w:ascii="Times New Roman" w:hAnsi="Times New Roman" w:cs="Times New Roman"/>
+          <w:b w:val="0"/>
+          <w:bCs w:val="0"/>
           <w:sz w:val="24"/>
           <w:szCs w:val="24"/>
         </w:rPr>
@@ -2808,17 +2823,18 @@
       </w:r>
       <w:r>
         <w:rPr>
-          <w:rFonts w:ascii="Times New Roman" w:hAnsi="Times New Roman" w:cs="Times New Roman"/>
-          <w:sz w:val="24"/>
-          <w:szCs w:val="24"/>
-        </w:rPr>
-        <w:tab/>
-      </w:r>
-      <w:r>
-        <w:rPr>
-          <w:rFonts w:ascii="Times New Roman" w:hAnsi="Times New Roman" w:cs="Times New Roman"/>
-          <w:b/>
-          <w:bCs/>
+          <w:rFonts w:hint="default" w:ascii="Times New Roman" w:hAnsi="Times New Roman"/>
+          <w:sz w:val="24"/>
+          <w:szCs w:val="24"/>
+          <w:lang w:val="en-US"/>
+        </w:rPr>
+        <w:t></w:t>
+      </w:r>
+      <w:r>
+        <w:rPr>
+          <w:rFonts w:ascii="Times New Roman" w:hAnsi="Times New Roman" w:cs="Times New Roman"/>
+          <w:b w:val="0"/>
+          <w:bCs w:val="0"/>
           <w:sz w:val="24"/>
           <w:szCs w:val="24"/>
         </w:rPr>
@@ -2853,17 +2869,18 @@
       </w:r>
       <w:r>
         <w:rPr>
-          <w:rFonts w:ascii="Times New Roman" w:hAnsi="Times New Roman" w:cs="Times New Roman"/>
-          <w:sz w:val="24"/>
-          <w:szCs w:val="24"/>
-        </w:rPr>
-        <w:tab/>
-      </w:r>
-      <w:r>
-        <w:rPr>
-          <w:rFonts w:ascii="Times New Roman" w:hAnsi="Times New Roman" w:cs="Times New Roman"/>
-          <w:b/>
-          <w:bCs/>
+          <w:rFonts w:hint="default" w:ascii="Times New Roman" w:hAnsi="Times New Roman"/>
+          <w:sz w:val="24"/>
+          <w:szCs w:val="24"/>
+          <w:lang w:val="en-US"/>
+        </w:rPr>
+        <w:t></w:t>
+      </w:r>
+      <w:r>
+        <w:rPr>
+          <w:rFonts w:ascii="Times New Roman" w:hAnsi="Times New Roman" w:cs="Times New Roman"/>
+          <w:b w:val="0"/>
+          <w:bCs w:val="0"/>
           <w:sz w:val="24"/>
           <w:szCs w:val="24"/>
         </w:rPr>
@@ -2993,11 +3010,141 @@
       </w:r>
       <w:r>
         <w:rPr>
-          <w:rFonts w:ascii="Times New Roman" w:hAnsi="Times New Roman" w:cs="Times New Roman"/>
-          <w:sz w:val="24"/>
-          <w:szCs w:val="24"/>
-        </w:rPr>
-        <w:tab/>
+          <w:rFonts w:hint="default" w:ascii="Times New Roman" w:hAnsi="Times New Roman"/>
+          <w:sz w:val="24"/>
+          <w:szCs w:val="24"/>
+          <w:lang w:val="en-US"/>
+        </w:rPr>
+        <w:t></w:t>
+      </w:r>
+      <w:r>
+        <w:rPr>
+          <w:rFonts w:ascii="Times New Roman" w:hAnsi="Times New Roman" w:cs="Times New Roman"/>
+          <w:b w:val="0"/>
+          <w:bCs w:val="0"/>
+          <w:sz w:val="24"/>
+          <w:szCs w:val="24"/>
+        </w:rPr>
+        <w:t>Supervised Learning:</w:t>
+      </w:r>
+      <w:r>
+        <w:rPr>
+          <w:rFonts w:ascii="Times New Roman" w:hAnsi="Times New Roman" w:cs="Times New Roman"/>
+          <w:sz w:val="24"/>
+          <w:szCs w:val="24"/>
+        </w:rPr>
+        <w:t xml:space="preserve"> In this approach, the algorithm is trained on a labeled dataset, which means the input data is paired with the correct output. The model learns to map inputs to outputs by minimizing the error between its predictions and the actual labels. Examples of supervised learning algorithms include decision trees, support vector machines, and neural networks.</w:t>
+      </w:r>
+    </w:p>
+    <w:p>
+      <w:pPr>
+        <w:spacing w:after="0" w:line="360" w:lineRule="auto"/>
+        <w:jc w:val="both"/>
+        <w:rPr>
+          <w:rFonts w:ascii="Times New Roman" w:hAnsi="Times New Roman" w:cs="Times New Roman"/>
+          <w:sz w:val="24"/>
+          <w:szCs w:val="24"/>
+        </w:rPr>
+      </w:pPr>
+      <w:r>
+        <w:rPr>
+          <w:rFonts w:ascii="Times New Roman" w:hAnsi="Times New Roman" w:cs="Times New Roman"/>
+          <w:sz w:val="24"/>
+          <w:szCs w:val="24"/>
+        </w:rPr>
+        <w:t>2.</w:t>
+      </w:r>
+      <w:r>
+        <w:rPr>
+          <w:rFonts w:hint="default" w:ascii="Times New Roman" w:hAnsi="Times New Roman"/>
+          <w:sz w:val="24"/>
+          <w:szCs w:val="24"/>
+          <w:lang w:val="en-US"/>
+        </w:rPr>
+        <w:t></w:t>
+      </w:r>
+      <w:r>
+        <w:rPr>
+          <w:rFonts w:ascii="Times New Roman" w:hAnsi="Times New Roman" w:cs="Times New Roman"/>
+          <w:b w:val="0"/>
+          <w:bCs w:val="0"/>
+          <w:sz w:val="24"/>
+          <w:szCs w:val="24"/>
+        </w:rPr>
+        <w:t>Unsupervised Learning:</w:t>
+      </w:r>
+      <w:r>
+        <w:rPr>
+          <w:rFonts w:ascii="Times New Roman" w:hAnsi="Times New Roman" w:cs="Times New Roman"/>
+          <w:sz w:val="24"/>
+          <w:szCs w:val="24"/>
+        </w:rPr>
+        <w:t xml:space="preserve"> Unlike supervised learning, unsupervised learning algorithms are trained on data without labeled responses. The goal is to uncover hidden patterns or structures within the data. Common unsupervised learning techniques include clustering (e.g., K-means clustering) and dimensionality reduction (e.g., principal component analysis).</w:t>
+      </w:r>
+    </w:p>
+    <w:p>
+      <w:pPr>
+        <w:spacing w:after="0" w:line="360" w:lineRule="auto"/>
+        <w:jc w:val="both"/>
+        <w:rPr>
+          <w:rFonts w:ascii="Times New Roman" w:hAnsi="Times New Roman" w:cs="Times New Roman"/>
+          <w:sz w:val="24"/>
+          <w:szCs w:val="24"/>
+        </w:rPr>
+      </w:pPr>
+      <w:r>
+        <w:rPr>
+          <w:rFonts w:ascii="Times New Roman" w:hAnsi="Times New Roman" w:cs="Times New Roman"/>
+          <w:sz w:val="24"/>
+          <w:szCs w:val="24"/>
+        </w:rPr>
+        <w:t>3.</w:t>
+      </w:r>
+      <w:r>
+        <w:rPr>
+          <w:rFonts w:hint="default" w:ascii="Times New Roman" w:hAnsi="Times New Roman"/>
+          <w:sz w:val="24"/>
+          <w:szCs w:val="24"/>
+          <w:lang w:val="en-US"/>
+        </w:rPr>
+        <w:t></w:t>
+      </w:r>
+      <w:r>
+        <w:rPr>
+          <w:rFonts w:ascii="Times New Roman" w:hAnsi="Times New Roman" w:cs="Times New Roman"/>
+          <w:b w:val="0"/>
+          <w:bCs w:val="0"/>
+          <w:sz w:val="24"/>
+          <w:szCs w:val="24"/>
+        </w:rPr>
+        <w:t>Reinforcement Learning:</w:t>
+      </w:r>
+      <w:r>
+        <w:rPr>
+          <w:rFonts w:ascii="Times New Roman" w:hAnsi="Times New Roman" w:cs="Times New Roman"/>
+          <w:sz w:val="24"/>
+          <w:szCs w:val="24"/>
+        </w:rPr>
+        <w:t xml:space="preserve"> In reinforcement learning, an agent learns to make decisions by interacting with an environment. The agent receives feedback in the form of rewards or penalties based on its actions and aims to maximize cumulative rewards over time. This approach is often used in applications such as game playing, robotics, and autonomous driving.</w:t>
+      </w:r>
+    </w:p>
+    <w:p>
+      <w:pPr>
+        <w:spacing w:after="0" w:line="360" w:lineRule="auto"/>
+        <w:jc w:val="both"/>
+        <w:rPr>
+          <w:rFonts w:ascii="Times New Roman" w:hAnsi="Times New Roman" w:cs="Times New Roman"/>
+          <w:sz w:val="24"/>
+          <w:szCs w:val="24"/>
+        </w:rPr>
+      </w:pPr>
+      <w:r>
+        <w:rPr>
+          <w:rFonts w:ascii="Times New Roman" w:hAnsi="Times New Roman" w:cs="Times New Roman"/>
+          <w:sz w:val="24"/>
+          <w:szCs w:val="24"/>
+        </w:rPr>
+        <w:t xml:space="preserve">In the telecommunications industry, predicting customer churn is a critical task for maintaining profitability and customer satisfaction. Traditional statistical methods, while useful, have limitations that can be addressed by machine learning techniques. </w:t>
       </w:r>
       <w:r>
         <w:rPr>
@@ -3007,15 +3154,7 @@
           <w:sz w:val="24"/>
           <w:szCs w:val="24"/>
         </w:rPr>
-        <w:t>Supervised Learning:</w:t>
-      </w:r>
-      <w:r>
-        <w:rPr>
-          <w:rFonts w:ascii="Times New Roman" w:hAnsi="Times New Roman" w:cs="Times New Roman"/>
-          <w:sz w:val="24"/>
-          <w:szCs w:val="24"/>
-        </w:rPr>
-        <w:t xml:space="preserve"> In this approach, the algorithm is trained on a labeled dataset, which means the input data is paired with the correct output. The model learns to map inputs to outputs by minimizing the error between its predictions and the actual labels. Examples of supervised learning algorithms include decision trees, support vector machines, and neural networks.</w:t>
+        <w:t>Machine learning offers several advantages in churn prediction:</w:t>
       </w:r>
     </w:p>
     <w:p>
@@ -3034,33 +3173,34 @@
           <w:sz w:val="24"/>
           <w:szCs w:val="24"/>
         </w:rPr>
-        <w:t>2.</w:t>
-      </w:r>
-      <w:r>
-        <w:rPr>
-          <w:rFonts w:ascii="Times New Roman" w:hAnsi="Times New Roman" w:cs="Times New Roman"/>
-          <w:sz w:val="24"/>
-          <w:szCs w:val="24"/>
-        </w:rPr>
-        <w:tab/>
-      </w:r>
-      <w:r>
-        <w:rPr>
-          <w:rFonts w:ascii="Times New Roman" w:hAnsi="Times New Roman" w:cs="Times New Roman"/>
-          <w:b/>
-          <w:bCs/>
-          <w:sz w:val="24"/>
-          <w:szCs w:val="24"/>
-        </w:rPr>
-        <w:t>Unsupervised Learning:</w:t>
-      </w:r>
-      <w:r>
-        <w:rPr>
-          <w:rFonts w:ascii="Times New Roman" w:hAnsi="Times New Roman" w:cs="Times New Roman"/>
-          <w:sz w:val="24"/>
-          <w:szCs w:val="24"/>
-        </w:rPr>
-        <w:t xml:space="preserve"> Unlike supervised learning, unsupervised learning algorithms are trained on data without labeled responses. The goal is to uncover hidden patterns or structures within the data. Common unsupervised learning techniques include clustering (e.g., K-means clustering) and dimensionality reduction (e.g., principal component analysis).</w:t>
+        <w:t>1.</w:t>
+      </w:r>
+      <w:r>
+        <w:rPr>
+          <w:rFonts w:hint="default" w:ascii="Times New Roman" w:hAnsi="Times New Roman"/>
+          <w:sz w:val="24"/>
+          <w:szCs w:val="24"/>
+          <w:lang w:val="en-US"/>
+        </w:rPr>
+        <w:t></w:t>
+      </w:r>
+      <w:r>
+        <w:rPr>
+          <w:rFonts w:ascii="Times New Roman" w:hAnsi="Times New Roman" w:cs="Times New Roman"/>
+          <w:b w:val="0"/>
+          <w:bCs w:val="0"/>
+          <w:sz w:val="24"/>
+          <w:szCs w:val="24"/>
+        </w:rPr>
+        <w:t>Handling Large and Complex Data:</w:t>
+      </w:r>
+      <w:r>
+        <w:rPr>
+          <w:rFonts w:ascii="Times New Roman" w:hAnsi="Times New Roman" w:cs="Times New Roman"/>
+          <w:sz w:val="24"/>
+          <w:szCs w:val="24"/>
+        </w:rPr>
+        <w:t xml:space="preserve"> Telecommunications companies generate vast amounts of data from various sources, including customer demographics, call detail records, service usage patterns, billing information, and customer support interactions. Machine learning algorithms can process and analyze these large, complex datasets more effectively than traditional methods, uncovering intricate patterns and relationships that may not be apparent through simple statistical analysis (Provost and Fawcett, 2013).</w:t>
       </w:r>
     </w:p>
     <w:p>
@@ -3079,33 +3219,34 @@
           <w:sz w:val="24"/>
           <w:szCs w:val="24"/>
         </w:rPr>
-        <w:t>3.</w:t>
-      </w:r>
-      <w:r>
-        <w:rPr>
-          <w:rFonts w:ascii="Times New Roman" w:hAnsi="Times New Roman" w:cs="Times New Roman"/>
-          <w:sz w:val="24"/>
-          <w:szCs w:val="24"/>
-        </w:rPr>
-        <w:tab/>
-      </w:r>
-      <w:r>
-        <w:rPr>
-          <w:rFonts w:ascii="Times New Roman" w:hAnsi="Times New Roman" w:cs="Times New Roman"/>
-          <w:b/>
-          <w:bCs/>
-          <w:sz w:val="24"/>
-          <w:szCs w:val="24"/>
-        </w:rPr>
-        <w:t>Reinforcement Learning:</w:t>
-      </w:r>
-      <w:r>
-        <w:rPr>
-          <w:rFonts w:ascii="Times New Roman" w:hAnsi="Times New Roman" w:cs="Times New Roman"/>
-          <w:sz w:val="24"/>
-          <w:szCs w:val="24"/>
-        </w:rPr>
-        <w:t xml:space="preserve"> In reinforcement learning, an agent learns to make decisions by interacting with an environment. The agent receives feedback in the form of rewards or penalties based on its actions and aims to maximize cumulative rewards over time. This approach is often used in applications such as game playing, robotics, and autonomous driving.</w:t>
+        <w:t>2.</w:t>
+      </w:r>
+      <w:r>
+        <w:rPr>
+          <w:rFonts w:hint="default" w:ascii="Times New Roman" w:hAnsi="Times New Roman"/>
+          <w:sz w:val="24"/>
+          <w:szCs w:val="24"/>
+          <w:lang w:val="en-US"/>
+        </w:rPr>
+        <w:t></w:t>
+      </w:r>
+      <w:r>
+        <w:rPr>
+          <w:rFonts w:ascii="Times New Roman" w:hAnsi="Times New Roman" w:cs="Times New Roman"/>
+          <w:b w:val="0"/>
+          <w:bCs w:val="0"/>
+          <w:sz w:val="24"/>
+          <w:szCs w:val="24"/>
+        </w:rPr>
+        <w:t>Improved Predictive Accuracy:</w:t>
+      </w:r>
+      <w:r>
+        <w:rPr>
+          <w:rFonts w:ascii="Times New Roman" w:hAnsi="Times New Roman" w:cs="Times New Roman"/>
+          <w:sz w:val="24"/>
+          <w:szCs w:val="24"/>
+        </w:rPr>
+        <w:t xml:space="preserve"> Machine learning models, particularly those using ensemble methods and deep learning, often achieve higher predictive accuracy compared to traditional methods. Techniques such as random forests, gradient boosting machines, and neural networks can capture non-linear relationships and interactions between variables, leading to more accurate churn predictions (Breiman, 2001).</w:t>
       </w:r>
     </w:p>
     <w:p>
@@ -3124,17 +3265,34 @@
           <w:sz w:val="24"/>
           <w:szCs w:val="24"/>
         </w:rPr>
-        <w:t xml:space="preserve">In the telecommunications industry, predicting customer churn is a critical task for maintaining profitability and customer satisfaction. Traditional statistical methods, while useful, have limitations that can be addressed by machine learning techniques. </w:t>
-      </w:r>
-      <w:r>
-        <w:rPr>
-          <w:rFonts w:ascii="Times New Roman" w:hAnsi="Times New Roman" w:cs="Times New Roman"/>
-          <w:b/>
-          <w:bCs/>
-          <w:sz w:val="24"/>
-          <w:szCs w:val="24"/>
-        </w:rPr>
-        <w:t>Machine learning offers several advantages in churn prediction:</w:t>
+        <w:t>3.</w:t>
+      </w:r>
+      <w:r>
+        <w:rPr>
+          <w:rFonts w:hint="default" w:ascii="Times New Roman" w:hAnsi="Times New Roman"/>
+          <w:sz w:val="24"/>
+          <w:szCs w:val="24"/>
+          <w:lang w:val="en-US"/>
+        </w:rPr>
+        <w:t></w:t>
+      </w:r>
+      <w:r>
+        <w:rPr>
+          <w:rFonts w:ascii="Times New Roman" w:hAnsi="Times New Roman" w:cs="Times New Roman"/>
+          <w:b w:val="0"/>
+          <w:bCs w:val="0"/>
+          <w:sz w:val="24"/>
+          <w:szCs w:val="24"/>
+        </w:rPr>
+        <w:t>Adaptability and Scalability:</w:t>
+      </w:r>
+      <w:r>
+        <w:rPr>
+          <w:rFonts w:ascii="Times New Roman" w:hAnsi="Times New Roman" w:cs="Times New Roman"/>
+          <w:sz w:val="24"/>
+          <w:szCs w:val="24"/>
+        </w:rPr>
+        <w:t xml:space="preserve"> Machine learning models can adapt to changing customer behavior and market conditions. By continuously updating models with new data, telecommunications companies can maintain the relevance and accuracy of their churn predictions. Additionally, machine learning algorithms can be scaled to handle the growing volume of data, making them suitable for real-time churn prediction and decision-making (Domingos, 2012).</w:t>
       </w:r>
     </w:p>
     <w:p>
@@ -3153,33 +3311,34 @@
           <w:sz w:val="24"/>
           <w:szCs w:val="24"/>
         </w:rPr>
-        <w:t>1.</w:t>
-      </w:r>
-      <w:r>
-        <w:rPr>
-          <w:rFonts w:ascii="Times New Roman" w:hAnsi="Times New Roman" w:cs="Times New Roman"/>
-          <w:sz w:val="24"/>
-          <w:szCs w:val="24"/>
-        </w:rPr>
-        <w:tab/>
-      </w:r>
-      <w:r>
-        <w:rPr>
-          <w:rFonts w:ascii="Times New Roman" w:hAnsi="Times New Roman" w:cs="Times New Roman"/>
-          <w:b/>
-          <w:bCs/>
-          <w:sz w:val="24"/>
-          <w:szCs w:val="24"/>
-        </w:rPr>
-        <w:t>Handling Large and Complex Data:</w:t>
-      </w:r>
-      <w:r>
-        <w:rPr>
-          <w:rFonts w:ascii="Times New Roman" w:hAnsi="Times New Roman" w:cs="Times New Roman"/>
-          <w:sz w:val="24"/>
-          <w:szCs w:val="24"/>
-        </w:rPr>
-        <w:t xml:space="preserve"> Telecommunications companies generate vast amounts of data from various sources, including customer demographics, call detail records, service usage patterns, billing information, and customer support interactions. Machine learning algorithms can process and analyze these large, complex datasets more effectively than traditional methods, uncovering intricate patterns and relationships that may not be apparent through simple statistical analysis (Provost and Fawcett, 2013).</w:t>
+        <w:t>4.</w:t>
+      </w:r>
+      <w:r>
+        <w:rPr>
+          <w:rFonts w:hint="default" w:ascii="Times New Roman" w:hAnsi="Times New Roman"/>
+          <w:sz w:val="24"/>
+          <w:szCs w:val="24"/>
+          <w:lang w:val="en-US"/>
+        </w:rPr>
+        <w:t></w:t>
+      </w:r>
+      <w:r>
+        <w:rPr>
+          <w:rFonts w:ascii="Times New Roman" w:hAnsi="Times New Roman" w:cs="Times New Roman"/>
+          <w:b w:val="0"/>
+          <w:bCs w:val="0"/>
+          <w:sz w:val="24"/>
+          <w:szCs w:val="24"/>
+        </w:rPr>
+        <w:t>Automated Feature Engineering:</w:t>
+      </w:r>
+      <w:r>
+        <w:rPr>
+          <w:rFonts w:ascii="Times New Roman" w:hAnsi="Times New Roman" w:cs="Times New Roman"/>
+          <w:sz w:val="24"/>
+          <w:szCs w:val="24"/>
+        </w:rPr>
+        <w:t xml:space="preserve"> Feature engineering, the process of creating new features from raw data to improve model performance, is a critical step in building predictive models. Machine learning algorithms, particularly deep learning models, can automatically learn relevant features from raw data, reducing the need for manual feature engineering and enabling the discovery of complex, high-dimensional patterns (LeCun, Bengio, and Hinton, 2015).</w:t>
       </w:r>
     </w:p>
     <w:p>
@@ -3198,156 +3357,22 @@
           <w:sz w:val="24"/>
           <w:szCs w:val="24"/>
         </w:rPr>
-        <w:t>2.</w:t>
-      </w:r>
-      <w:r>
-        <w:rPr>
-          <w:rFonts w:ascii="Times New Roman" w:hAnsi="Times New Roman" w:cs="Times New Roman"/>
-          <w:sz w:val="24"/>
-          <w:szCs w:val="24"/>
-        </w:rPr>
-        <w:tab/>
-      </w:r>
-      <w:r>
-        <w:rPr>
-          <w:rFonts w:ascii="Times New Roman" w:hAnsi="Times New Roman" w:cs="Times New Roman"/>
-          <w:b/>
-          <w:bCs/>
-          <w:sz w:val="24"/>
-          <w:szCs w:val="24"/>
-        </w:rPr>
-        <w:t>Improved Predictive Accuracy:</w:t>
-      </w:r>
-      <w:r>
-        <w:rPr>
-          <w:rFonts w:ascii="Times New Roman" w:hAnsi="Times New Roman" w:cs="Times New Roman"/>
-          <w:sz w:val="24"/>
-          <w:szCs w:val="24"/>
-        </w:rPr>
-        <w:t xml:space="preserve"> Machine learning models, particularly those using ensemble methods and deep learning, often achieve higher predictive accuracy compared to traditional methods. Techniques such as random forests, gradient boosting machines, and neural networks can capture non-linear relationships and interactions between variables, leading to more accurate churn predictions (Breiman, 2001).</w:t>
-      </w:r>
-    </w:p>
-    <w:p>
-      <w:pPr>
-        <w:spacing w:after="0" w:line="360" w:lineRule="auto"/>
-        <w:jc w:val="both"/>
-        <w:rPr>
-          <w:rFonts w:ascii="Times New Roman" w:hAnsi="Times New Roman" w:cs="Times New Roman"/>
-          <w:sz w:val="24"/>
-          <w:szCs w:val="24"/>
-        </w:rPr>
-      </w:pPr>
-      <w:r>
-        <w:rPr>
-          <w:rFonts w:ascii="Times New Roman" w:hAnsi="Times New Roman" w:cs="Times New Roman"/>
-          <w:sz w:val="24"/>
-          <w:szCs w:val="24"/>
-        </w:rPr>
-        <w:t>3.</w:t>
-      </w:r>
-      <w:r>
-        <w:rPr>
-          <w:rFonts w:ascii="Times New Roman" w:hAnsi="Times New Roman" w:cs="Times New Roman"/>
-          <w:sz w:val="24"/>
-          <w:szCs w:val="24"/>
-        </w:rPr>
-        <w:tab/>
-      </w:r>
-      <w:r>
-        <w:rPr>
-          <w:rFonts w:ascii="Times New Roman" w:hAnsi="Times New Roman" w:cs="Times New Roman"/>
-          <w:b/>
-          <w:bCs/>
-          <w:sz w:val="24"/>
-          <w:szCs w:val="24"/>
-        </w:rPr>
-        <w:t>Adaptability and Scalability:</w:t>
-      </w:r>
-      <w:r>
-        <w:rPr>
-          <w:rFonts w:ascii="Times New Roman" w:hAnsi="Times New Roman" w:cs="Times New Roman"/>
-          <w:sz w:val="24"/>
-          <w:szCs w:val="24"/>
-        </w:rPr>
-        <w:t xml:space="preserve"> Machine learning models can adapt to changing customer behavior and market conditions. By continuously updating models with new data, telecommunications companies can maintain the relevance and accuracy of their churn predictions. Additionally, machine learning algorithms can be scaled to handle the growing volume of data, making them suitable for real-time churn prediction and decision-making (Domingos, 2012).</w:t>
-      </w:r>
-    </w:p>
-    <w:p>
-      <w:pPr>
-        <w:spacing w:after="0" w:line="360" w:lineRule="auto"/>
-        <w:jc w:val="both"/>
-        <w:rPr>
-          <w:rFonts w:ascii="Times New Roman" w:hAnsi="Times New Roman" w:cs="Times New Roman"/>
-          <w:sz w:val="24"/>
-          <w:szCs w:val="24"/>
-        </w:rPr>
-      </w:pPr>
-      <w:r>
-        <w:rPr>
-          <w:rFonts w:ascii="Times New Roman" w:hAnsi="Times New Roman" w:cs="Times New Roman"/>
-          <w:sz w:val="24"/>
-          <w:szCs w:val="24"/>
-        </w:rPr>
-        <w:t>4.</w:t>
-      </w:r>
-      <w:r>
-        <w:rPr>
-          <w:rFonts w:ascii="Times New Roman" w:hAnsi="Times New Roman" w:cs="Times New Roman"/>
-          <w:sz w:val="24"/>
-          <w:szCs w:val="24"/>
-        </w:rPr>
-        <w:tab/>
-      </w:r>
-      <w:r>
-        <w:rPr>
-          <w:rFonts w:ascii="Times New Roman" w:hAnsi="Times New Roman" w:cs="Times New Roman"/>
-          <w:b/>
-          <w:bCs/>
-          <w:sz w:val="24"/>
-          <w:szCs w:val="24"/>
-        </w:rPr>
-        <w:t>Automated Feature Engineering:</w:t>
-      </w:r>
-      <w:r>
-        <w:rPr>
-          <w:rFonts w:ascii="Times New Roman" w:hAnsi="Times New Roman" w:cs="Times New Roman"/>
-          <w:sz w:val="24"/>
-          <w:szCs w:val="24"/>
-        </w:rPr>
-        <w:t xml:space="preserve"> Feature engineering, the process of creating new features from raw data to improve model performance, is a critical step in building predictive models. Machine learning algorithms, particularly deep learning models, can automatically learn relevant features from raw data, reducing the need for manual feature engineering and enabling the discovery of complex, high-dimensional patterns (LeCun, Bengio, and Hinton, 2015).</w:t>
-      </w:r>
-    </w:p>
-    <w:p>
-      <w:pPr>
-        <w:spacing w:after="0" w:line="360" w:lineRule="auto"/>
-        <w:jc w:val="both"/>
-        <w:rPr>
-          <w:rFonts w:ascii="Times New Roman" w:hAnsi="Times New Roman" w:cs="Times New Roman"/>
-          <w:sz w:val="24"/>
-          <w:szCs w:val="24"/>
-        </w:rPr>
-      </w:pPr>
-      <w:r>
-        <w:rPr>
-          <w:rFonts w:ascii="Times New Roman" w:hAnsi="Times New Roman" w:cs="Times New Roman"/>
-          <w:sz w:val="24"/>
-          <w:szCs w:val="24"/>
-        </w:rPr>
         <w:t>5.</w:t>
       </w:r>
       <w:r>
         <w:rPr>
-          <w:rFonts w:ascii="Times New Roman" w:hAnsi="Times New Roman" w:cs="Times New Roman"/>
-          <w:sz w:val="24"/>
-          <w:szCs w:val="24"/>
-        </w:rPr>
-        <w:tab/>
-      </w:r>
-      <w:r>
-        <w:rPr>
-          <w:rFonts w:ascii="Times New Roman" w:hAnsi="Times New Roman" w:cs="Times New Roman"/>
-          <w:b/>
-          <w:bCs/>
+          <w:rFonts w:hint="default" w:ascii="Times New Roman" w:hAnsi="Times New Roman"/>
+          <w:sz w:val="24"/>
+          <w:szCs w:val="24"/>
+          <w:lang w:val="en-US"/>
+        </w:rPr>
+        <w:t></w:t>
+      </w:r>
+      <w:r>
+        <w:rPr>
+          <w:rFonts w:ascii="Times New Roman" w:hAnsi="Times New Roman" w:cs="Times New Roman"/>
+          <w:b w:val="0"/>
+          <w:bCs w:val="0"/>
           <w:sz w:val="24"/>
           <w:szCs w:val="24"/>
         </w:rPr>
@@ -3508,17 +3533,18 @@
       </w:r>
       <w:r>
         <w:rPr>
-          <w:rFonts w:ascii="Times New Roman" w:hAnsi="Times New Roman" w:cs="Times New Roman"/>
-          <w:sz w:val="24"/>
-          <w:szCs w:val="24"/>
-        </w:rPr>
-        <w:tab/>
-      </w:r>
-      <w:r>
-        <w:rPr>
-          <w:rFonts w:ascii="Times New Roman" w:hAnsi="Times New Roman" w:cs="Times New Roman"/>
-          <w:b/>
-          <w:bCs/>
+          <w:rFonts w:hint="default" w:ascii="Times New Roman" w:hAnsi="Times New Roman"/>
+          <w:sz w:val="24"/>
+          <w:szCs w:val="24"/>
+          <w:lang w:val="en-US"/>
+        </w:rPr>
+        <w:t></w:t>
+      </w:r>
+      <w:r>
+        <w:rPr>
+          <w:rFonts w:ascii="Times New Roman" w:hAnsi="Times New Roman" w:cs="Times New Roman"/>
+          <w:b w:val="0"/>
+          <w:bCs w:val="0"/>
           <w:sz w:val="24"/>
           <w:szCs w:val="24"/>
         </w:rPr>
@@ -3570,17 +3596,18 @@
       </w:r>
       <w:r>
         <w:rPr>
-          <w:rFonts w:ascii="Times New Roman" w:hAnsi="Times New Roman" w:cs="Times New Roman"/>
-          <w:sz w:val="24"/>
-          <w:szCs w:val="24"/>
-        </w:rPr>
-        <w:tab/>
-      </w:r>
-      <w:r>
-        <w:rPr>
-          <w:rFonts w:ascii="Times New Roman" w:hAnsi="Times New Roman" w:cs="Times New Roman"/>
-          <w:b/>
-          <w:bCs/>
+          <w:rFonts w:hint="default" w:ascii="Times New Roman" w:hAnsi="Times New Roman"/>
+          <w:sz w:val="24"/>
+          <w:szCs w:val="24"/>
+          <w:lang w:val="en-US"/>
+        </w:rPr>
+        <w:t></w:t>
+      </w:r>
+      <w:r>
+        <w:rPr>
+          <w:rFonts w:ascii="Times New Roman" w:hAnsi="Times New Roman" w:cs="Times New Roman"/>
+          <w:b w:val="0"/>
+          <w:bCs w:val="0"/>
           <w:sz w:val="24"/>
           <w:szCs w:val="24"/>
         </w:rPr>
@@ -3615,17 +3642,18 @@
       </w:r>
       <w:r>
         <w:rPr>
-          <w:rFonts w:ascii="Times New Roman" w:hAnsi="Times New Roman" w:cs="Times New Roman"/>
-          <w:sz w:val="24"/>
-          <w:szCs w:val="24"/>
-        </w:rPr>
-        <w:tab/>
-      </w:r>
-      <w:r>
-        <w:rPr>
-          <w:rFonts w:ascii="Times New Roman" w:hAnsi="Times New Roman" w:cs="Times New Roman"/>
-          <w:b/>
-          <w:bCs/>
+          <w:rFonts w:hint="default" w:ascii="Times New Roman" w:hAnsi="Times New Roman"/>
+          <w:sz w:val="24"/>
+          <w:szCs w:val="24"/>
+          <w:lang w:val="en-US"/>
+        </w:rPr>
+        <w:t></w:t>
+      </w:r>
+      <w:r>
+        <w:rPr>
+          <w:rFonts w:ascii="Times New Roman" w:hAnsi="Times New Roman" w:cs="Times New Roman"/>
+          <w:b w:val="0"/>
+          <w:bCs w:val="0"/>
           <w:sz w:val="24"/>
           <w:szCs w:val="24"/>
         </w:rPr>
@@ -3660,17 +3688,18 @@
       </w:r>
       <w:r>
         <w:rPr>
-          <w:rFonts w:ascii="Times New Roman" w:hAnsi="Times New Roman" w:cs="Times New Roman"/>
-          <w:sz w:val="24"/>
-          <w:szCs w:val="24"/>
-        </w:rPr>
-        <w:tab/>
-      </w:r>
-      <w:r>
-        <w:rPr>
-          <w:rFonts w:ascii="Times New Roman" w:hAnsi="Times New Roman" w:cs="Times New Roman"/>
-          <w:b/>
-          <w:bCs/>
+          <w:rFonts w:hint="default" w:ascii="Times New Roman" w:hAnsi="Times New Roman"/>
+          <w:sz w:val="24"/>
+          <w:szCs w:val="24"/>
+          <w:lang w:val="en-US"/>
+        </w:rPr>
+        <w:t></w:t>
+      </w:r>
+      <w:r>
+        <w:rPr>
+          <w:rFonts w:ascii="Times New Roman" w:hAnsi="Times New Roman" w:cs="Times New Roman"/>
+          <w:b w:val="0"/>
+          <w:bCs w:val="0"/>
           <w:sz w:val="24"/>
           <w:szCs w:val="24"/>
         </w:rPr>
@@ -3705,17 +3734,18 @@
       </w:r>
       <w:r>
         <w:rPr>
-          <w:rFonts w:ascii="Times New Roman" w:hAnsi="Times New Roman" w:cs="Times New Roman"/>
-          <w:sz w:val="24"/>
-          <w:szCs w:val="24"/>
-        </w:rPr>
-        <w:tab/>
-      </w:r>
-      <w:r>
-        <w:rPr>
-          <w:rFonts w:ascii="Times New Roman" w:hAnsi="Times New Roman" w:cs="Times New Roman"/>
-          <w:b/>
-          <w:bCs/>
+          <w:rFonts w:hint="default" w:ascii="Times New Roman" w:hAnsi="Times New Roman"/>
+          <w:sz w:val="24"/>
+          <w:szCs w:val="24"/>
+          <w:lang w:val="en-US"/>
+        </w:rPr>
+        <w:t></w:t>
+      </w:r>
+      <w:r>
+        <w:rPr>
+          <w:rFonts w:ascii="Times New Roman" w:hAnsi="Times New Roman" w:cs="Times New Roman"/>
+          <w:b w:val="0"/>
+          <w:bCs w:val="0"/>
           <w:sz w:val="24"/>
           <w:szCs w:val="24"/>
         </w:rPr>
@@ -3855,17 +3885,18 @@
       </w:r>
       <w:r>
         <w:rPr>
-          <w:rFonts w:ascii="Times New Roman" w:hAnsi="Times New Roman" w:cs="Times New Roman"/>
-          <w:sz w:val="24"/>
-          <w:szCs w:val="24"/>
-        </w:rPr>
-        <w:tab/>
-      </w:r>
-      <w:r>
-        <w:rPr>
-          <w:rFonts w:ascii="Times New Roman" w:hAnsi="Times New Roman" w:cs="Times New Roman"/>
-          <w:b/>
-          <w:bCs/>
+          <w:rFonts w:hint="default" w:ascii="Times New Roman" w:hAnsi="Times New Roman"/>
+          <w:sz w:val="24"/>
+          <w:szCs w:val="24"/>
+          <w:lang w:val="en-US"/>
+        </w:rPr>
+        <w:t></w:t>
+      </w:r>
+      <w:r>
+        <w:rPr>
+          <w:rFonts w:ascii="Times New Roman" w:hAnsi="Times New Roman" w:cs="Times New Roman"/>
+          <w:b w:val="0"/>
+          <w:bCs w:val="0"/>
           <w:sz w:val="24"/>
           <w:szCs w:val="24"/>
         </w:rPr>
@@ -3905,7 +3936,7 @@
     <w:p>
       <w:pPr>
         <w:spacing w:after="0" w:line="360" w:lineRule="auto"/>
-        <w:jc w:val="center"/>
+        <w:jc w:val="both"/>
         <w:rPr>
           <w:rFonts w:ascii="Times New Roman" w:hAnsi="Times New Roman" w:cs="Times New Roman"/>
           <w:sz w:val="24"/>
@@ -3921,8 +3952,8 @@
         </w:rPr>
         <w:drawing>
           <wp:inline distT="0" distB="0" distL="0" distR="0">
-            <wp:extent cx="5731510" cy="3969385"/>
-            <wp:effectExtent l="0" t="0" r="2540" b="12065"/>
+            <wp:extent cx="5265420" cy="3969385"/>
+            <wp:effectExtent l="0" t="0" r="11430" b="12065"/>
             <wp:docPr id="1289045316" name="Picture 1"/>
             <wp:cNvGraphicFramePr>
               <a:graphicFrameLocks xmlns:a="http://schemas.openxmlformats.org/drawingml/2006/main" noChangeAspect="1"/>
@@ -3951,7 +3982,7 @@
                   <pic:spPr>
                     <a:xfrm>
                       <a:off x="0" y="0"/>
-                      <a:ext cx="5731510" cy="3969385"/>
+                      <a:ext cx="5265420" cy="3969385"/>
                     </a:xfrm>
                     <a:prstGeom prst="rect">
                       <a:avLst/>
@@ -4007,13 +4038,237 @@
       </w:r>
       <w:r>
         <w:rPr>
-          <w:rFonts w:ascii="Times New Roman" w:hAnsi="Times New Roman" w:cs="Times New Roman"/>
-          <w:sz w:val="24"/>
-          <w:szCs w:val="24"/>
-        </w:rPr>
-        <w:tab/>
-      </w:r>
-      <w:r>
+          <w:rFonts w:hint="default" w:ascii="Times New Roman" w:hAnsi="Times New Roman"/>
+          <w:sz w:val="24"/>
+          <w:szCs w:val="24"/>
+          <w:lang w:val="en-US"/>
+        </w:rPr>
+        <w:t></w:t>
+      </w:r>
+      <w:r>
+        <w:rPr>
+          <w:rFonts w:ascii="Times New Roman" w:hAnsi="Times New Roman" w:cs="Times New Roman"/>
+          <w:b w:val="0"/>
+          <w:bCs w:val="0"/>
+          <w:sz w:val="24"/>
+          <w:szCs w:val="24"/>
+        </w:rPr>
+        <w:t>Logistic Regression:</w:t>
+      </w:r>
+      <w:r>
+        <w:rPr>
+          <w:rFonts w:ascii="Times New Roman" w:hAnsi="Times New Roman" w:cs="Times New Roman"/>
+          <w:sz w:val="24"/>
+          <w:szCs w:val="24"/>
+        </w:rPr>
+        <w:t xml:space="preserve"> Used for binary classification problems, logistic regression models the probability of a binary outcome based on one or more predictor variables. It is commonly used in churn prediction to estimate the likelihood that a customer will leave the service.</w:t>
+      </w:r>
+    </w:p>
+    <w:p>
+      <w:pPr>
+        <w:spacing w:after="0" w:line="360" w:lineRule="auto"/>
+        <w:jc w:val="both"/>
+        <w:rPr>
+          <w:rFonts w:ascii="Times New Roman" w:hAnsi="Times New Roman" w:cs="Times New Roman"/>
+          <w:sz w:val="24"/>
+          <w:szCs w:val="24"/>
+        </w:rPr>
+      </w:pPr>
+      <w:r>
+        <w:rPr>
+          <w:rFonts w:ascii="Times New Roman" w:hAnsi="Times New Roman" w:cs="Times New Roman"/>
+          <w:sz w:val="24"/>
+          <w:szCs w:val="24"/>
+        </w:rPr>
+        <w:t>3.</w:t>
+      </w:r>
+      <w:r>
+        <w:rPr>
+          <w:rFonts w:hint="default" w:ascii="Times New Roman" w:hAnsi="Times New Roman"/>
+          <w:sz w:val="24"/>
+          <w:szCs w:val="24"/>
+          <w:lang w:val="en-US"/>
+        </w:rPr>
+        <w:t></w:t>
+      </w:r>
+      <w:r>
+        <w:rPr>
+          <w:rFonts w:ascii="Times New Roman" w:hAnsi="Times New Roman" w:cs="Times New Roman"/>
+          <w:b w:val="0"/>
+          <w:bCs w:val="0"/>
+          <w:sz w:val="24"/>
+          <w:szCs w:val="24"/>
+        </w:rPr>
+        <w:t>Decision Trees:</w:t>
+      </w:r>
+      <w:r>
+        <w:rPr>
+          <w:rFonts w:ascii="Times New Roman" w:hAnsi="Times New Roman" w:cs="Times New Roman"/>
+          <w:sz w:val="24"/>
+          <w:szCs w:val="24"/>
+        </w:rPr>
+        <w:t xml:space="preserve"> These models split the data into subsets based on the value of input features, creating a tree-like structure. Each node represents a feature, each branch represents a decision rule, and each leaf represents an outcome. Decision trees are intuitive and easy to interpret.</w:t>
+      </w:r>
+    </w:p>
+    <w:p>
+      <w:pPr>
+        <w:spacing w:after="0" w:line="360" w:lineRule="auto"/>
+        <w:jc w:val="both"/>
+        <w:rPr>
+          <w:rFonts w:ascii="Times New Roman" w:hAnsi="Times New Roman" w:cs="Times New Roman"/>
+          <w:sz w:val="24"/>
+          <w:szCs w:val="24"/>
+        </w:rPr>
+      </w:pPr>
+      <w:r>
+        <w:rPr>
+          <w:rFonts w:ascii="Times New Roman" w:hAnsi="Times New Roman" w:cs="Times New Roman"/>
+          <w:sz w:val="24"/>
+          <w:szCs w:val="24"/>
+        </w:rPr>
+        <w:t>4.</w:t>
+      </w:r>
+      <w:r>
+        <w:rPr>
+          <w:rFonts w:hint="default" w:ascii="Times New Roman" w:hAnsi="Times New Roman"/>
+          <w:sz w:val="24"/>
+          <w:szCs w:val="24"/>
+          <w:lang w:val="en-US"/>
+        </w:rPr>
+        <w:t></w:t>
+      </w:r>
+      <w:r>
+        <w:rPr>
+          <w:rFonts w:ascii="Times New Roman" w:hAnsi="Times New Roman" w:cs="Times New Roman"/>
+          <w:b w:val="0"/>
+          <w:bCs w:val="0"/>
+          <w:sz w:val="24"/>
+          <w:szCs w:val="24"/>
+        </w:rPr>
+        <w:t>Random Forests:</w:t>
+      </w:r>
+      <w:r>
+        <w:rPr>
+          <w:rFonts w:ascii="Times New Roman" w:hAnsi="Times New Roman" w:cs="Times New Roman"/>
+          <w:sz w:val="24"/>
+          <w:szCs w:val="24"/>
+        </w:rPr>
+        <w:t xml:space="preserve"> An ensemble method that combines multiple decision trees to improve predictive accuracy and control </w:t>
+      </w:r>
+      <w:r>
+        <w:rPr>
+          <w:rFonts w:ascii="Times New Roman" w:hAnsi="Times New Roman" w:cs="Times New Roman"/>
+          <w:sz w:val="24"/>
+          <w:szCs w:val="24"/>
+          <w:lang w:val="en-US"/>
+        </w:rPr>
+        <w:t>over-fitting</w:t>
+      </w:r>
+      <w:r>
+        <w:rPr>
+          <w:rFonts w:ascii="Times New Roman" w:hAnsi="Times New Roman" w:cs="Times New Roman"/>
+          <w:sz w:val="24"/>
+          <w:szCs w:val="24"/>
+        </w:rPr>
+        <w:t>. By aggregating the predictions of many trees, random forests produce more robust and reliable predictions.</w:t>
+      </w:r>
+    </w:p>
+    <w:p>
+      <w:pPr>
+        <w:spacing w:after="0" w:line="360" w:lineRule="auto"/>
+        <w:jc w:val="both"/>
+        <w:rPr>
+          <w:rFonts w:ascii="Times New Roman" w:hAnsi="Times New Roman" w:cs="Times New Roman"/>
+          <w:sz w:val="24"/>
+          <w:szCs w:val="24"/>
+        </w:rPr>
+      </w:pPr>
+      <w:r>
+        <w:rPr>
+          <w:rFonts w:ascii="Times New Roman" w:hAnsi="Times New Roman" w:cs="Times New Roman"/>
+          <w:sz w:val="24"/>
+          <w:szCs w:val="24"/>
+        </w:rPr>
+        <w:t>5.</w:t>
+      </w:r>
+      <w:r>
+        <w:rPr>
+          <w:rFonts w:hint="default" w:ascii="Times New Roman" w:hAnsi="Times New Roman"/>
+          <w:sz w:val="24"/>
+          <w:szCs w:val="24"/>
+          <w:lang w:val="en-US"/>
+        </w:rPr>
+        <w:t></w:t>
+      </w:r>
+      <w:r>
+        <w:rPr>
+          <w:rFonts w:ascii="Times New Roman" w:hAnsi="Times New Roman" w:cs="Times New Roman"/>
+          <w:b w:val="0"/>
+          <w:bCs w:val="0"/>
+          <w:sz w:val="24"/>
+          <w:szCs w:val="24"/>
+        </w:rPr>
+        <w:t>Support Vector Machines (SVMs):</w:t>
+      </w:r>
+      <w:r>
+        <w:rPr>
+          <w:rFonts w:ascii="Times New Roman" w:hAnsi="Times New Roman" w:cs="Times New Roman"/>
+          <w:sz w:val="24"/>
+          <w:szCs w:val="24"/>
+        </w:rPr>
+        <w:t xml:space="preserve"> SVMs find the optimal hyperplane that separates data points of different classes in a high-dimensional space. They are effective in high-dimensional spaces and can handle non-linear decision boundaries using kernel functions.</w:t>
+      </w:r>
+    </w:p>
+    <w:p>
+      <w:pPr>
+        <w:spacing w:after="0" w:line="360" w:lineRule="auto"/>
+        <w:jc w:val="both"/>
+        <w:rPr>
+          <w:rFonts w:ascii="Times New Roman" w:hAnsi="Times New Roman" w:cs="Times New Roman"/>
+          <w:sz w:val="24"/>
+          <w:szCs w:val="24"/>
+        </w:rPr>
+      </w:pPr>
+      <w:r>
+        <w:rPr>
+          <w:rFonts w:ascii="Times New Roman" w:hAnsi="Times New Roman" w:cs="Times New Roman"/>
+          <w:sz w:val="24"/>
+          <w:szCs w:val="24"/>
+        </w:rPr>
+        <w:t>6.</w:t>
+      </w:r>
+      <w:r>
+        <w:rPr>
+          <w:rFonts w:hint="default" w:ascii="Times New Roman" w:hAnsi="Times New Roman"/>
+          <w:sz w:val="24"/>
+          <w:szCs w:val="24"/>
+          <w:lang w:val="en-US"/>
+        </w:rPr>
+        <w:t></w:t>
+      </w:r>
+      <w:r>
+        <w:rPr>
+          <w:rFonts w:ascii="Times New Roman" w:hAnsi="Times New Roman" w:cs="Times New Roman"/>
+          <w:b w:val="0"/>
+          <w:bCs w:val="0"/>
+          <w:sz w:val="24"/>
+          <w:szCs w:val="24"/>
+        </w:rPr>
+        <w:t>Neural Networks:</w:t>
+      </w:r>
+      <w:r>
+        <w:rPr>
+          <w:rFonts w:ascii="Times New Roman" w:hAnsi="Times New Roman" w:cs="Times New Roman"/>
+          <w:sz w:val="24"/>
+          <w:szCs w:val="24"/>
+        </w:rPr>
+        <w:t xml:space="preserve"> Comprising layers of interconnected nodes, neural networks are particularly powerful for capturing complex relationships in data. They are the foundation of deep learning models, which have achieved state-of-the-art performance in tasks such as image and speech recognition.</w:t>
+      </w:r>
+    </w:p>
+    <w:p>
+      <w:pPr>
+        <w:spacing w:after="0" w:line="360" w:lineRule="auto"/>
+        <w:jc w:val="both"/>
         <w:rPr>
           <w:rFonts w:ascii="Times New Roman" w:hAnsi="Times New Roman" w:cs="Times New Roman"/>
           <w:b/>
@@ -4021,15 +4276,16 @@
           <w:sz w:val="24"/>
           <w:szCs w:val="24"/>
         </w:rPr>
-        <w:t>Logistic Regression:</w:t>
-      </w:r>
-      <w:r>
-        <w:rPr>
-          <w:rFonts w:ascii="Times New Roman" w:hAnsi="Times New Roman" w:cs="Times New Roman"/>
-          <w:sz w:val="24"/>
-          <w:szCs w:val="24"/>
-        </w:rPr>
-        <w:t xml:space="preserve"> Used for binary classification problems, logistic regression models the probability of a binary outcome based on one or more predictor variables. It is commonly used in churn prediction to estimate the likelihood that a customer will leave the service.</w:t>
+      </w:pPr>
+      <w:r>
+        <w:rPr>
+          <w:rFonts w:ascii="Times New Roman" w:hAnsi="Times New Roman" w:cs="Times New Roman"/>
+          <w:b/>
+          <w:bCs/>
+          <w:sz w:val="24"/>
+          <w:szCs w:val="24"/>
+        </w:rPr>
+        <w:t>Unsupervised Learning</w:t>
       </w:r>
     </w:p>
     <w:p>
@@ -4048,17 +4304,197 @@
           <w:sz w:val="24"/>
           <w:szCs w:val="24"/>
         </w:rPr>
+        <w:t>Unsupervised learning deals with unlabeled data, aiming to uncover hidden patterns or structures without explicit output labels. This type of learning is particularly useful for exploratory data analysis and dimensionality reduction.</w:t>
+      </w:r>
+    </w:p>
+    <w:p>
+      <w:pPr>
+        <w:spacing w:after="0" w:line="360" w:lineRule="auto"/>
+        <w:jc w:val="both"/>
+        <w:rPr>
+          <w:rFonts w:ascii="Times New Roman" w:hAnsi="Times New Roman" w:cs="Times New Roman"/>
+          <w:sz w:val="24"/>
+          <w:szCs w:val="24"/>
+        </w:rPr>
+      </w:pPr>
+      <w:r>
+        <w:rPr>
+          <w:rFonts w:ascii="Times New Roman" w:hAnsi="Times New Roman" w:cs="Times New Roman"/>
+          <w:sz w:val="24"/>
+          <w:szCs w:val="24"/>
+        </w:rPr>
+        <w:t>1.</w:t>
+      </w:r>
+      <w:r>
+        <w:rPr>
+          <w:rFonts w:hint="default" w:ascii="Times New Roman" w:hAnsi="Times New Roman"/>
+          <w:sz w:val="24"/>
+          <w:szCs w:val="24"/>
+          <w:lang w:val="en-US"/>
+        </w:rPr>
+        <w:t></w:t>
+      </w:r>
+      <w:r>
+        <w:rPr>
+          <w:rFonts w:ascii="Times New Roman" w:hAnsi="Times New Roman" w:cs="Times New Roman"/>
+          <w:b w:val="0"/>
+          <w:bCs w:val="0"/>
+          <w:sz w:val="24"/>
+          <w:szCs w:val="24"/>
+        </w:rPr>
+        <w:t>Clustering:</w:t>
+      </w:r>
+      <w:r>
+        <w:rPr>
+          <w:rFonts w:ascii="Times New Roman" w:hAnsi="Times New Roman" w:cs="Times New Roman"/>
+          <w:sz w:val="24"/>
+          <w:szCs w:val="24"/>
+        </w:rPr>
+        <w:t xml:space="preserve"> Algorithms like K-means, hierarchical clustering, and DBSCAN group data points into clusters based on similarity. Clustering can reveal natural groupings in the data, such as customer segments with similar behavior patterns.</w:t>
+      </w:r>
+    </w:p>
+    <w:p>
+      <w:pPr>
+        <w:spacing w:after="0" w:line="360" w:lineRule="auto"/>
+        <w:jc w:val="both"/>
+        <w:rPr>
+          <w:rFonts w:ascii="Times New Roman" w:hAnsi="Times New Roman" w:cs="Times New Roman"/>
+          <w:sz w:val="24"/>
+          <w:szCs w:val="24"/>
+        </w:rPr>
+      </w:pPr>
+      <w:r>
+        <w:rPr>
+          <w:rFonts w:ascii="Times New Roman" w:hAnsi="Times New Roman" w:cs="Times New Roman"/>
+          <w:sz w:val="24"/>
+          <w:szCs w:val="24"/>
+        </w:rPr>
+        <w:t>2.</w:t>
+      </w:r>
+      <w:r>
+        <w:rPr>
+          <w:rFonts w:hint="default" w:ascii="Times New Roman" w:hAnsi="Times New Roman"/>
+          <w:sz w:val="24"/>
+          <w:szCs w:val="24"/>
+          <w:lang w:val="en-US"/>
+        </w:rPr>
+        <w:t></w:t>
+      </w:r>
+      <w:r>
+        <w:rPr>
+          <w:rFonts w:ascii="Times New Roman" w:hAnsi="Times New Roman" w:cs="Times New Roman"/>
+          <w:b w:val="0"/>
+          <w:bCs w:val="0"/>
+          <w:sz w:val="24"/>
+          <w:szCs w:val="24"/>
+        </w:rPr>
+        <w:t>Dimensionality Reduction:</w:t>
+      </w:r>
+      <w:r>
+        <w:rPr>
+          <w:rFonts w:ascii="Times New Roman" w:hAnsi="Times New Roman" w:cs="Times New Roman"/>
+          <w:sz w:val="24"/>
+          <w:szCs w:val="24"/>
+        </w:rPr>
+        <w:t xml:space="preserve"> Techniques like Principal Component Analysis (PCA) and t-Distributed Stochastic Neighbor Embedding (t-SNE) reduce the number of features in a dataset while preserving its essential structure. This is useful for visualizing high-dimensional data and mitigating the curse of dimensionality.</w:t>
+      </w:r>
+    </w:p>
+    <w:p>
+      <w:pPr>
+        <w:spacing w:after="0" w:line="360" w:lineRule="auto"/>
+        <w:jc w:val="both"/>
+        <w:rPr>
+          <w:rFonts w:ascii="Times New Roman" w:hAnsi="Times New Roman" w:cs="Times New Roman"/>
+          <w:sz w:val="24"/>
+          <w:szCs w:val="24"/>
+        </w:rPr>
+      </w:pPr>
+      <w:r>
+        <w:rPr>
+          <w:rFonts w:ascii="Times New Roman" w:hAnsi="Times New Roman" w:cs="Times New Roman"/>
+          <w:sz w:val="24"/>
+          <w:szCs w:val="24"/>
+        </w:rPr>
         <w:t>3.</w:t>
       </w:r>
       <w:r>
         <w:rPr>
-          <w:rFonts w:ascii="Times New Roman" w:hAnsi="Times New Roman" w:cs="Times New Roman"/>
-          <w:sz w:val="24"/>
-          <w:szCs w:val="24"/>
-        </w:rPr>
-        <w:tab/>
-      </w:r>
-      <w:r>
+          <w:rFonts w:hint="default" w:ascii="Times New Roman" w:hAnsi="Times New Roman"/>
+          <w:sz w:val="24"/>
+          <w:szCs w:val="24"/>
+          <w:lang w:val="en-US"/>
+        </w:rPr>
+        <w:t></w:t>
+      </w:r>
+      <w:r>
+        <w:rPr>
+          <w:rFonts w:ascii="Times New Roman" w:hAnsi="Times New Roman" w:cs="Times New Roman"/>
+          <w:b w:val="0"/>
+          <w:bCs w:val="0"/>
+          <w:sz w:val="24"/>
+          <w:szCs w:val="24"/>
+        </w:rPr>
+        <w:t>Association Rule Learning:</w:t>
+      </w:r>
+      <w:r>
+        <w:rPr>
+          <w:rFonts w:ascii="Times New Roman" w:hAnsi="Times New Roman" w:cs="Times New Roman"/>
+          <w:sz w:val="24"/>
+          <w:szCs w:val="24"/>
+        </w:rPr>
+        <w:t xml:space="preserve"> Methods like the Apriori algorithm and Eclat identify interesting relationships between variables in large datasets. These rules can be used for market basket analysis to discover items frequently bought together.</w:t>
+      </w:r>
+    </w:p>
+    <w:p>
+      <w:pPr>
+        <w:spacing w:after="0" w:line="360" w:lineRule="auto"/>
+        <w:jc w:val="both"/>
+        <w:rPr>
+          <w:rFonts w:ascii="Times New Roman" w:hAnsi="Times New Roman" w:cs="Times New Roman"/>
+          <w:sz w:val="24"/>
+          <w:szCs w:val="24"/>
+        </w:rPr>
+      </w:pPr>
+      <w:r>
+        <w:rPr>
+          <w:rFonts w:ascii="Times New Roman" w:hAnsi="Times New Roman" w:cs="Times New Roman"/>
+          <w:sz w:val="24"/>
+          <w:szCs w:val="24"/>
+        </w:rPr>
+        <w:t>4.</w:t>
+      </w:r>
+      <w:r>
+        <w:rPr>
+          <w:rFonts w:hint="default" w:ascii="Times New Roman" w:hAnsi="Times New Roman"/>
+          <w:sz w:val="24"/>
+          <w:szCs w:val="24"/>
+          <w:lang w:val="en-US"/>
+        </w:rPr>
+        <w:t></w:t>
+      </w:r>
+      <w:r>
+        <w:rPr>
+          <w:rFonts w:ascii="Times New Roman" w:hAnsi="Times New Roman" w:cs="Times New Roman"/>
+          <w:b w:val="0"/>
+          <w:bCs w:val="0"/>
+          <w:sz w:val="24"/>
+          <w:szCs w:val="24"/>
+        </w:rPr>
+        <w:t>Anomaly Detection:</w:t>
+      </w:r>
+      <w:r>
+        <w:rPr>
+          <w:rFonts w:ascii="Times New Roman" w:hAnsi="Times New Roman" w:cs="Times New Roman"/>
+          <w:sz w:val="24"/>
+          <w:szCs w:val="24"/>
+        </w:rPr>
+        <w:t xml:space="preserve"> Unsupervised methods can identify unusual data points that do not fit the general pattern of the dataset. Techniques such as isolation forests and autoencoders are used for fraud detection and identifying rare events.</w:t>
+      </w:r>
+    </w:p>
+    <w:p>
+      <w:pPr>
+        <w:spacing w:after="0" w:line="360" w:lineRule="auto"/>
+        <w:jc w:val="both"/>
         <w:rPr>
           <w:rFonts w:ascii="Times New Roman" w:hAnsi="Times New Roman" w:cs="Times New Roman"/>
           <w:b/>
@@ -4066,15 +4502,16 @@
           <w:sz w:val="24"/>
           <w:szCs w:val="24"/>
         </w:rPr>
-        <w:t>Decision Trees:</w:t>
-      </w:r>
-      <w:r>
-        <w:rPr>
-          <w:rFonts w:ascii="Times New Roman" w:hAnsi="Times New Roman" w:cs="Times New Roman"/>
-          <w:sz w:val="24"/>
-          <w:szCs w:val="24"/>
-        </w:rPr>
-        <w:t xml:space="preserve"> These models split the data into subsets based on the value of input features, creating a tree-like structure. Each node represents a feature, each branch represents a decision rule, and each leaf represents an outcome. Decision trees are intuitive and easy to interpret.</w:t>
+      </w:pPr>
+      <w:r>
+        <w:rPr>
+          <w:rFonts w:ascii="Times New Roman" w:hAnsi="Times New Roman" w:cs="Times New Roman"/>
+          <w:b/>
+          <w:bCs/>
+          <w:sz w:val="24"/>
+          <w:szCs w:val="24"/>
+        </w:rPr>
+        <w:t>Reinforcement Learning</w:t>
       </w:r>
     </w:p>
     <w:p>
@@ -4093,50 +4530,7 @@
           <w:sz w:val="24"/>
           <w:szCs w:val="24"/>
         </w:rPr>
-        <w:t>4.</w:t>
-      </w:r>
-      <w:r>
-        <w:rPr>
-          <w:rFonts w:ascii="Times New Roman" w:hAnsi="Times New Roman" w:cs="Times New Roman"/>
-          <w:sz w:val="24"/>
-          <w:szCs w:val="24"/>
-        </w:rPr>
-        <w:tab/>
-      </w:r>
-      <w:r>
-        <w:rPr>
-          <w:rFonts w:ascii="Times New Roman" w:hAnsi="Times New Roman" w:cs="Times New Roman"/>
-          <w:b/>
-          <w:bCs/>
-          <w:sz w:val="24"/>
-          <w:szCs w:val="24"/>
-        </w:rPr>
-        <w:t>Random Forests:</w:t>
-      </w:r>
-      <w:r>
-        <w:rPr>
-          <w:rFonts w:ascii="Times New Roman" w:hAnsi="Times New Roman" w:cs="Times New Roman"/>
-          <w:sz w:val="24"/>
-          <w:szCs w:val="24"/>
-        </w:rPr>
-        <w:t xml:space="preserve"> An ensemble method that combines multiple decision trees to improve predictive accuracy and control </w:t>
-      </w:r>
-      <w:r>
-        <w:rPr>
-          <w:rFonts w:ascii="Times New Roman" w:hAnsi="Times New Roman" w:cs="Times New Roman"/>
-          <w:sz w:val="24"/>
-          <w:szCs w:val="24"/>
-          <w:lang w:val="en-US"/>
-        </w:rPr>
-        <w:t>over-fitting</w:t>
-      </w:r>
-      <w:r>
-        <w:rPr>
-          <w:rFonts w:ascii="Times New Roman" w:hAnsi="Times New Roman" w:cs="Times New Roman"/>
-          <w:sz w:val="24"/>
-          <w:szCs w:val="24"/>
-        </w:rPr>
-        <w:t>. By aggregating the predictions of many trees, random forests produce more robust and reliable predictions.</w:t>
+        <w:t>Reinforcement learning (RL) is a type of machine learning where an agent learns to make decisions by interacting with an environment. The agent receives feedback in the form of rewards or penalties and aims to maximize the cumulative reward over time. This approach is inspired by behavioral psychology and is well-suited for sequential decision-making problems.</w:t>
       </w:r>
     </w:p>
     <w:p>
@@ -4155,33 +4549,34 @@
           <w:sz w:val="24"/>
           <w:szCs w:val="24"/>
         </w:rPr>
-        <w:t>5.</w:t>
-      </w:r>
-      <w:r>
-        <w:rPr>
-          <w:rFonts w:ascii="Times New Roman" w:hAnsi="Times New Roman" w:cs="Times New Roman"/>
-          <w:sz w:val="24"/>
-          <w:szCs w:val="24"/>
-        </w:rPr>
-        <w:tab/>
-      </w:r>
-      <w:r>
-        <w:rPr>
-          <w:rFonts w:ascii="Times New Roman" w:hAnsi="Times New Roman" w:cs="Times New Roman"/>
-          <w:b/>
-          <w:bCs/>
-          <w:sz w:val="24"/>
-          <w:szCs w:val="24"/>
-        </w:rPr>
-        <w:t>Support Vector Machines (SVMs):</w:t>
-      </w:r>
-      <w:r>
-        <w:rPr>
-          <w:rFonts w:ascii="Times New Roman" w:hAnsi="Times New Roman" w:cs="Times New Roman"/>
-          <w:sz w:val="24"/>
-          <w:szCs w:val="24"/>
-        </w:rPr>
-        <w:t xml:space="preserve"> SVMs find the optimal hyperplane that separates data points of different classes in a high-dimensional space. They are effective in high-dimensional spaces and can handle non-linear decision boundaries using kernel functions.</w:t>
+        <w:t>1.</w:t>
+      </w:r>
+      <w:r>
+        <w:rPr>
+          <w:rFonts w:hint="default" w:ascii="Times New Roman" w:hAnsi="Times New Roman"/>
+          <w:sz w:val="24"/>
+          <w:szCs w:val="24"/>
+          <w:lang w:val="en-US"/>
+        </w:rPr>
+        <w:t></w:t>
+      </w:r>
+      <w:r>
+        <w:rPr>
+          <w:rFonts w:ascii="Times New Roman" w:hAnsi="Times New Roman" w:cs="Times New Roman"/>
+          <w:b w:val="0"/>
+          <w:bCs w:val="0"/>
+          <w:sz w:val="24"/>
+          <w:szCs w:val="24"/>
+        </w:rPr>
+        <w:t>Markov Decision Processes (MDPs):</w:t>
+      </w:r>
+      <w:r>
+        <w:rPr>
+          <w:rFonts w:ascii="Times New Roman" w:hAnsi="Times New Roman" w:cs="Times New Roman"/>
+          <w:sz w:val="24"/>
+          <w:szCs w:val="24"/>
+        </w:rPr>
+        <w:t xml:space="preserve"> MDPs provide a mathematical framework for modeling decision-making in environments where outcomes are partly random and partly under the control of the decision-maker. They define states, actions, transition probabilities, and rewards.</w:t>
       </w:r>
     </w:p>
     <w:p>
@@ -4200,33 +4595,34 @@
           <w:sz w:val="24"/>
           <w:szCs w:val="24"/>
         </w:rPr>
-        <w:t>6.</w:t>
-      </w:r>
-      <w:r>
-        <w:rPr>
-          <w:rFonts w:ascii="Times New Roman" w:hAnsi="Times New Roman" w:cs="Times New Roman"/>
-          <w:sz w:val="24"/>
-          <w:szCs w:val="24"/>
-        </w:rPr>
-        <w:tab/>
-      </w:r>
-      <w:r>
-        <w:rPr>
-          <w:rFonts w:ascii="Times New Roman" w:hAnsi="Times New Roman" w:cs="Times New Roman"/>
-          <w:b/>
-          <w:bCs/>
-          <w:sz w:val="24"/>
-          <w:szCs w:val="24"/>
-        </w:rPr>
-        <w:t>Neural Networks:</w:t>
-      </w:r>
-      <w:r>
-        <w:rPr>
-          <w:rFonts w:ascii="Times New Roman" w:hAnsi="Times New Roman" w:cs="Times New Roman"/>
-          <w:sz w:val="24"/>
-          <w:szCs w:val="24"/>
-        </w:rPr>
-        <w:t xml:space="preserve"> Comprising layers of interconnected nodes, neural networks are particularly powerful for capturing complex relationships in data. They are the foundation of deep learning models, which have achieved state-of-the-art performance in tasks such as image and speech recognition.</w:t>
+        <w:t>2.</w:t>
+      </w:r>
+      <w:r>
+        <w:rPr>
+          <w:rFonts w:hint="default" w:ascii="Times New Roman" w:hAnsi="Times New Roman"/>
+          <w:sz w:val="24"/>
+          <w:szCs w:val="24"/>
+          <w:lang w:val="en-US"/>
+        </w:rPr>
+        <w:t></w:t>
+      </w:r>
+      <w:r>
+        <w:rPr>
+          <w:rFonts w:ascii="Times New Roman" w:hAnsi="Times New Roman" w:cs="Times New Roman"/>
+          <w:b w:val="0"/>
+          <w:bCs w:val="0"/>
+          <w:sz w:val="24"/>
+          <w:szCs w:val="24"/>
+        </w:rPr>
+        <w:t>Q-Learning:</w:t>
+      </w:r>
+      <w:r>
+        <w:rPr>
+          <w:rFonts w:ascii="Times New Roman" w:hAnsi="Times New Roman" w:cs="Times New Roman"/>
+          <w:sz w:val="24"/>
+          <w:szCs w:val="24"/>
+        </w:rPr>
+        <w:t xml:space="preserve"> A popular RL algorithm that aims to learn the value of action-state pairs, representing the expected future rewards of taking a particular action in a given state. Q-learning is used in applications like game playing and robotics.</w:t>
       </w:r>
     </w:p>
     <w:p>
@@ -4235,21 +4631,44 @@
         <w:jc w:val="both"/>
         <w:rPr>
           <w:rFonts w:ascii="Times New Roman" w:hAnsi="Times New Roman" w:cs="Times New Roman"/>
-          <w:b/>
-          <w:bCs/>
-          <w:sz w:val="24"/>
-          <w:szCs w:val="24"/>
-        </w:rPr>
-      </w:pPr>
-      <w:r>
-        <w:rPr>
-          <w:rFonts w:ascii="Times New Roman" w:hAnsi="Times New Roman" w:cs="Times New Roman"/>
-          <w:b/>
-          <w:bCs/>
-          <w:sz w:val="24"/>
-          <w:szCs w:val="24"/>
-        </w:rPr>
-        <w:t>Unsupervised Learning</w:t>
+          <w:sz w:val="24"/>
+          <w:szCs w:val="24"/>
+        </w:rPr>
+      </w:pPr>
+      <w:r>
+        <w:rPr>
+          <w:rFonts w:ascii="Times New Roman" w:hAnsi="Times New Roman" w:cs="Times New Roman"/>
+          <w:sz w:val="24"/>
+          <w:szCs w:val="24"/>
+        </w:rPr>
+        <w:t>3.</w:t>
+      </w:r>
+      <w:r>
+        <w:rPr>
+          <w:rFonts w:hint="default" w:ascii="Times New Roman" w:hAnsi="Times New Roman"/>
+          <w:sz w:val="24"/>
+          <w:szCs w:val="24"/>
+          <w:lang w:val="en-US"/>
+        </w:rPr>
+        <w:t></w:t>
+      </w:r>
+      <w:r>
+        <w:rPr>
+          <w:rFonts w:ascii="Times New Roman" w:hAnsi="Times New Roman" w:cs="Times New Roman"/>
+          <w:b w:val="0"/>
+          <w:bCs w:val="0"/>
+          <w:sz w:val="24"/>
+          <w:szCs w:val="24"/>
+        </w:rPr>
+        <w:t>Deep Q-Networks (DQNs):</w:t>
+      </w:r>
+      <w:r>
+        <w:rPr>
+          <w:rFonts w:ascii="Times New Roman" w:hAnsi="Times New Roman" w:cs="Times New Roman"/>
+          <w:sz w:val="24"/>
+          <w:szCs w:val="24"/>
+        </w:rPr>
+        <w:t xml:space="preserve"> An extension of Q-learning that uses deep neural networks to approximate the Q-values for high-dimensional state spaces. DQNs have been successfully applied in complex environments, such as playing Atari games.</w:t>
       </w:r>
     </w:p>
     <w:p>
@@ -4268,397 +4687,22 @@
           <w:sz w:val="24"/>
           <w:szCs w:val="24"/>
         </w:rPr>
-        <w:t>Unsupervised learning deals with unlabeled data, aiming to uncover hidden patterns or structures without explicit output labels. This type of learning is particularly useful for exploratory data analysis and dimensionality reduction.</w:t>
-      </w:r>
-    </w:p>
-    <w:p>
-      <w:pPr>
-        <w:spacing w:after="0" w:line="360" w:lineRule="auto"/>
-        <w:jc w:val="both"/>
-        <w:rPr>
-          <w:rFonts w:ascii="Times New Roman" w:hAnsi="Times New Roman" w:cs="Times New Roman"/>
-          <w:sz w:val="24"/>
-          <w:szCs w:val="24"/>
-        </w:rPr>
-      </w:pPr>
-      <w:r>
-        <w:rPr>
-          <w:rFonts w:ascii="Times New Roman" w:hAnsi="Times New Roman" w:cs="Times New Roman"/>
-          <w:sz w:val="24"/>
-          <w:szCs w:val="24"/>
-        </w:rPr>
-        <w:t>1.</w:t>
-      </w:r>
-      <w:r>
-        <w:rPr>
-          <w:rFonts w:ascii="Times New Roman" w:hAnsi="Times New Roman" w:cs="Times New Roman"/>
-          <w:sz w:val="24"/>
-          <w:szCs w:val="24"/>
-        </w:rPr>
-        <w:tab/>
-      </w:r>
-      <w:r>
-        <w:rPr>
-          <w:rFonts w:ascii="Times New Roman" w:hAnsi="Times New Roman" w:cs="Times New Roman"/>
-          <w:b/>
-          <w:bCs/>
-          <w:sz w:val="24"/>
-          <w:szCs w:val="24"/>
-        </w:rPr>
-        <w:t>Clustering:</w:t>
-      </w:r>
-      <w:r>
-        <w:rPr>
-          <w:rFonts w:ascii="Times New Roman" w:hAnsi="Times New Roman" w:cs="Times New Roman"/>
-          <w:sz w:val="24"/>
-          <w:szCs w:val="24"/>
-        </w:rPr>
-        <w:t xml:space="preserve"> Algorithms like K-means, hierarchical clustering, and DBSCAN group data points into clusters based on similarity. Clustering can reveal natural groupings in the data, such as customer segments with similar behavior patterns.</w:t>
-      </w:r>
-    </w:p>
-    <w:p>
-      <w:pPr>
-        <w:spacing w:after="0" w:line="360" w:lineRule="auto"/>
-        <w:jc w:val="both"/>
-        <w:rPr>
-          <w:rFonts w:ascii="Times New Roman" w:hAnsi="Times New Roman" w:cs="Times New Roman"/>
-          <w:sz w:val="24"/>
-          <w:szCs w:val="24"/>
-        </w:rPr>
-      </w:pPr>
-      <w:r>
-        <w:rPr>
-          <w:rFonts w:ascii="Times New Roman" w:hAnsi="Times New Roman" w:cs="Times New Roman"/>
-          <w:sz w:val="24"/>
-          <w:szCs w:val="24"/>
-        </w:rPr>
-        <w:t>2.</w:t>
-      </w:r>
-      <w:r>
-        <w:rPr>
-          <w:rFonts w:ascii="Times New Roman" w:hAnsi="Times New Roman" w:cs="Times New Roman"/>
-          <w:sz w:val="24"/>
-          <w:szCs w:val="24"/>
-        </w:rPr>
-        <w:tab/>
-      </w:r>
-      <w:r>
-        <w:rPr>
-          <w:rFonts w:ascii="Times New Roman" w:hAnsi="Times New Roman" w:cs="Times New Roman"/>
-          <w:b/>
-          <w:bCs/>
-          <w:sz w:val="24"/>
-          <w:szCs w:val="24"/>
-        </w:rPr>
-        <w:t>Dimensionality Reduction:</w:t>
-      </w:r>
-      <w:r>
-        <w:rPr>
-          <w:rFonts w:ascii="Times New Roman" w:hAnsi="Times New Roman" w:cs="Times New Roman"/>
-          <w:sz w:val="24"/>
-          <w:szCs w:val="24"/>
-        </w:rPr>
-        <w:t xml:space="preserve"> Techniques like Principal Component Analysis (PCA) and t-Distributed Stochastic Neighbor Embedding (t-SNE) reduce the number of features in a dataset while preserving its essential structure. This is useful for visualizing high-dimensional data and mitigating the curse of dimensionality.</w:t>
-      </w:r>
-    </w:p>
-    <w:p>
-      <w:pPr>
-        <w:spacing w:after="0" w:line="360" w:lineRule="auto"/>
-        <w:jc w:val="both"/>
-        <w:rPr>
-          <w:rFonts w:ascii="Times New Roman" w:hAnsi="Times New Roman" w:cs="Times New Roman"/>
-          <w:sz w:val="24"/>
-          <w:szCs w:val="24"/>
-        </w:rPr>
-      </w:pPr>
-      <w:r>
-        <w:rPr>
-          <w:rFonts w:ascii="Times New Roman" w:hAnsi="Times New Roman" w:cs="Times New Roman"/>
-          <w:sz w:val="24"/>
-          <w:szCs w:val="24"/>
-        </w:rPr>
-        <w:t>3.</w:t>
-      </w:r>
-      <w:r>
-        <w:rPr>
-          <w:rFonts w:ascii="Times New Roman" w:hAnsi="Times New Roman" w:cs="Times New Roman"/>
-          <w:sz w:val="24"/>
-          <w:szCs w:val="24"/>
-        </w:rPr>
-        <w:tab/>
-      </w:r>
-      <w:r>
-        <w:rPr>
-          <w:rFonts w:ascii="Times New Roman" w:hAnsi="Times New Roman" w:cs="Times New Roman"/>
-          <w:b/>
-          <w:bCs/>
-          <w:sz w:val="24"/>
-          <w:szCs w:val="24"/>
-        </w:rPr>
-        <w:t>Association Rule Learning:</w:t>
-      </w:r>
-      <w:r>
-        <w:rPr>
-          <w:rFonts w:ascii="Times New Roman" w:hAnsi="Times New Roman" w:cs="Times New Roman"/>
-          <w:sz w:val="24"/>
-          <w:szCs w:val="24"/>
-        </w:rPr>
-        <w:t xml:space="preserve"> Methods like the Apriori algorithm and Eclat identify interesting relationships between variables in large datasets. These rules can be used for market basket analysis to discover items frequently bought together.</w:t>
-      </w:r>
-    </w:p>
-    <w:p>
-      <w:pPr>
-        <w:spacing w:after="0" w:line="360" w:lineRule="auto"/>
-        <w:jc w:val="both"/>
-        <w:rPr>
-          <w:rFonts w:ascii="Times New Roman" w:hAnsi="Times New Roman" w:cs="Times New Roman"/>
-          <w:sz w:val="24"/>
-          <w:szCs w:val="24"/>
-        </w:rPr>
-      </w:pPr>
-      <w:r>
-        <w:rPr>
-          <w:rFonts w:ascii="Times New Roman" w:hAnsi="Times New Roman" w:cs="Times New Roman"/>
-          <w:sz w:val="24"/>
-          <w:szCs w:val="24"/>
-        </w:rPr>
         <w:t>4.</w:t>
       </w:r>
       <w:r>
         <w:rPr>
-          <w:rFonts w:ascii="Times New Roman" w:hAnsi="Times New Roman" w:cs="Times New Roman"/>
-          <w:sz w:val="24"/>
-          <w:szCs w:val="24"/>
-        </w:rPr>
-        <w:tab/>
-      </w:r>
-      <w:r>
-        <w:rPr>
-          <w:rFonts w:ascii="Times New Roman" w:hAnsi="Times New Roman" w:cs="Times New Roman"/>
-          <w:b/>
-          <w:bCs/>
-          <w:sz w:val="24"/>
-          <w:szCs w:val="24"/>
-        </w:rPr>
-        <w:t>Anomaly Detection:</w:t>
-      </w:r>
-      <w:r>
-        <w:rPr>
-          <w:rFonts w:ascii="Times New Roman" w:hAnsi="Times New Roman" w:cs="Times New Roman"/>
-          <w:sz w:val="24"/>
-          <w:szCs w:val="24"/>
-        </w:rPr>
-        <w:t xml:space="preserve"> Unsupervised methods can identify unusual data points that do not fit the general pattern of the dataset. Techniques such as isolation forests and autoencoders are used for fraud detection and identifying rare events.</w:t>
-      </w:r>
-    </w:p>
-    <w:p>
-      <w:pPr>
-        <w:spacing w:after="0" w:line="360" w:lineRule="auto"/>
-        <w:jc w:val="both"/>
-        <w:rPr>
-          <w:rFonts w:ascii="Times New Roman" w:hAnsi="Times New Roman" w:cs="Times New Roman"/>
-          <w:b/>
-          <w:bCs/>
-          <w:sz w:val="24"/>
-          <w:szCs w:val="24"/>
-        </w:rPr>
-      </w:pPr>
-      <w:r>
-        <w:rPr>
-          <w:rFonts w:ascii="Times New Roman" w:hAnsi="Times New Roman" w:cs="Times New Roman"/>
-          <w:b/>
-          <w:bCs/>
-          <w:sz w:val="24"/>
-          <w:szCs w:val="24"/>
-        </w:rPr>
-        <w:t>Reinforcement Learning</w:t>
-      </w:r>
-    </w:p>
-    <w:p>
-      <w:pPr>
-        <w:spacing w:after="0" w:line="360" w:lineRule="auto"/>
-        <w:jc w:val="both"/>
-        <w:rPr>
-          <w:rFonts w:ascii="Times New Roman" w:hAnsi="Times New Roman" w:cs="Times New Roman"/>
-          <w:sz w:val="24"/>
-          <w:szCs w:val="24"/>
-        </w:rPr>
-      </w:pPr>
-      <w:r>
-        <w:rPr>
-          <w:rFonts w:ascii="Times New Roman" w:hAnsi="Times New Roman" w:cs="Times New Roman"/>
-          <w:sz w:val="24"/>
-          <w:szCs w:val="24"/>
-        </w:rPr>
-        <w:t>Reinforcement learning (RL) is a type of machine learning where an agent learns to make decisions by interacting with an environment. The agent receives feedback in the form of rewards or penalties and aims to maximize the cumulative reward over time. This approach is inspired by behavioral psychology and is well-suited for sequential decision-making problems.</w:t>
-      </w:r>
-    </w:p>
-    <w:p>
-      <w:pPr>
-        <w:spacing w:after="0" w:line="360" w:lineRule="auto"/>
-        <w:jc w:val="both"/>
-        <w:rPr>
-          <w:rFonts w:ascii="Times New Roman" w:hAnsi="Times New Roman" w:cs="Times New Roman"/>
-          <w:sz w:val="24"/>
-          <w:szCs w:val="24"/>
-        </w:rPr>
-      </w:pPr>
-      <w:r>
-        <w:rPr>
-          <w:rFonts w:ascii="Times New Roman" w:hAnsi="Times New Roman" w:cs="Times New Roman"/>
-          <w:sz w:val="24"/>
-          <w:szCs w:val="24"/>
-        </w:rPr>
-        <w:t>1.</w:t>
-      </w:r>
-      <w:r>
-        <w:rPr>
-          <w:rFonts w:ascii="Times New Roman" w:hAnsi="Times New Roman" w:cs="Times New Roman"/>
-          <w:sz w:val="24"/>
-          <w:szCs w:val="24"/>
-        </w:rPr>
-        <w:tab/>
-      </w:r>
-      <w:r>
-        <w:rPr>
-          <w:rFonts w:ascii="Times New Roman" w:hAnsi="Times New Roman" w:cs="Times New Roman"/>
-          <w:b/>
-          <w:bCs/>
-          <w:sz w:val="24"/>
-          <w:szCs w:val="24"/>
-        </w:rPr>
-        <w:t>Markov Decision Processes (MDPs):</w:t>
-      </w:r>
-      <w:r>
-        <w:rPr>
-          <w:rFonts w:ascii="Times New Roman" w:hAnsi="Times New Roman" w:cs="Times New Roman"/>
-          <w:sz w:val="24"/>
-          <w:szCs w:val="24"/>
-        </w:rPr>
-        <w:t xml:space="preserve"> MDPs provide a mathematical framework for modeling decision-making in environments where outcomes are partly random and partly under the control of the decision-maker. They define states, actions, transition probabilities, and rewards.</w:t>
-      </w:r>
-    </w:p>
-    <w:p>
-      <w:pPr>
-        <w:spacing w:after="0" w:line="360" w:lineRule="auto"/>
-        <w:jc w:val="both"/>
-        <w:rPr>
-          <w:rFonts w:ascii="Times New Roman" w:hAnsi="Times New Roman" w:cs="Times New Roman"/>
-          <w:sz w:val="24"/>
-          <w:szCs w:val="24"/>
-        </w:rPr>
-      </w:pPr>
-      <w:r>
-        <w:rPr>
-          <w:rFonts w:ascii="Times New Roman" w:hAnsi="Times New Roman" w:cs="Times New Roman"/>
-          <w:sz w:val="24"/>
-          <w:szCs w:val="24"/>
-        </w:rPr>
-        <w:t>2.</w:t>
-      </w:r>
-      <w:r>
-        <w:rPr>
-          <w:rFonts w:ascii="Times New Roman" w:hAnsi="Times New Roman" w:cs="Times New Roman"/>
-          <w:sz w:val="24"/>
-          <w:szCs w:val="24"/>
-        </w:rPr>
-        <w:tab/>
-      </w:r>
-      <w:r>
-        <w:rPr>
-          <w:rFonts w:ascii="Times New Roman" w:hAnsi="Times New Roman" w:cs="Times New Roman"/>
-          <w:b/>
-          <w:bCs/>
-          <w:sz w:val="24"/>
-          <w:szCs w:val="24"/>
-        </w:rPr>
-        <w:t>Q-Learning:</w:t>
-      </w:r>
-      <w:r>
-        <w:rPr>
-          <w:rFonts w:ascii="Times New Roman" w:hAnsi="Times New Roman" w:cs="Times New Roman"/>
-          <w:sz w:val="24"/>
-          <w:szCs w:val="24"/>
-        </w:rPr>
-        <w:t xml:space="preserve"> A popular RL algorithm that aims to learn the value of action-state pairs, representing the expected future rewards of taking a particular action in a given state. Q-learning is used in applications like game playing and robotics.</w:t>
-      </w:r>
-    </w:p>
-    <w:p>
-      <w:pPr>
-        <w:spacing w:after="0" w:line="360" w:lineRule="auto"/>
-        <w:jc w:val="both"/>
-        <w:rPr>
-          <w:rFonts w:ascii="Times New Roman" w:hAnsi="Times New Roman" w:cs="Times New Roman"/>
-          <w:sz w:val="24"/>
-          <w:szCs w:val="24"/>
-        </w:rPr>
-      </w:pPr>
-      <w:r>
-        <w:rPr>
-          <w:rFonts w:ascii="Times New Roman" w:hAnsi="Times New Roman" w:cs="Times New Roman"/>
-          <w:sz w:val="24"/>
-          <w:szCs w:val="24"/>
-        </w:rPr>
-        <w:t>3.</w:t>
-      </w:r>
-      <w:r>
-        <w:rPr>
-          <w:rFonts w:ascii="Times New Roman" w:hAnsi="Times New Roman" w:cs="Times New Roman"/>
-          <w:sz w:val="24"/>
-          <w:szCs w:val="24"/>
-        </w:rPr>
-        <w:tab/>
-      </w:r>
-      <w:r>
-        <w:rPr>
-          <w:rFonts w:ascii="Times New Roman" w:hAnsi="Times New Roman" w:cs="Times New Roman"/>
-          <w:b/>
-          <w:bCs/>
-          <w:sz w:val="24"/>
-          <w:szCs w:val="24"/>
-        </w:rPr>
-        <w:t>Deep Q-Networks (DQNs):</w:t>
-      </w:r>
-      <w:r>
-        <w:rPr>
-          <w:rFonts w:ascii="Times New Roman" w:hAnsi="Times New Roman" w:cs="Times New Roman"/>
-          <w:sz w:val="24"/>
-          <w:szCs w:val="24"/>
-        </w:rPr>
-        <w:t xml:space="preserve"> An extension of Q-learning that uses deep neural networks to approximate the Q-values for high-dimensional state spaces. DQNs have been successfully applied in complex environments, such as playing Atari games.</w:t>
-      </w:r>
-    </w:p>
-    <w:p>
-      <w:pPr>
-        <w:spacing w:after="0" w:line="360" w:lineRule="auto"/>
-        <w:jc w:val="both"/>
-        <w:rPr>
-          <w:rFonts w:ascii="Times New Roman" w:hAnsi="Times New Roman" w:cs="Times New Roman"/>
-          <w:sz w:val="24"/>
-          <w:szCs w:val="24"/>
-        </w:rPr>
-      </w:pPr>
-      <w:r>
-        <w:rPr>
-          <w:rFonts w:ascii="Times New Roman" w:hAnsi="Times New Roman" w:cs="Times New Roman"/>
-          <w:sz w:val="24"/>
-          <w:szCs w:val="24"/>
-        </w:rPr>
-        <w:t>4.</w:t>
-      </w:r>
-      <w:r>
-        <w:rPr>
-          <w:rFonts w:ascii="Times New Roman" w:hAnsi="Times New Roman" w:cs="Times New Roman"/>
-          <w:sz w:val="24"/>
-          <w:szCs w:val="24"/>
-        </w:rPr>
-        <w:tab/>
-      </w:r>
-      <w:r>
-        <w:rPr>
-          <w:rFonts w:ascii="Times New Roman" w:hAnsi="Times New Roman" w:cs="Times New Roman"/>
-          <w:b/>
-          <w:bCs/>
+          <w:rFonts w:hint="default" w:ascii="Times New Roman" w:hAnsi="Times New Roman"/>
+          <w:sz w:val="24"/>
+          <w:szCs w:val="24"/>
+          <w:lang w:val="en-US"/>
+        </w:rPr>
+        <w:t></w:t>
+      </w:r>
+      <w:r>
+        <w:rPr>
+          <w:rFonts w:ascii="Times New Roman" w:hAnsi="Times New Roman" w:cs="Times New Roman"/>
+          <w:b w:val="0"/>
+          <w:bCs w:val="0"/>
           <w:sz w:val="24"/>
           <w:szCs w:val="24"/>
         </w:rPr>
@@ -4832,17 +4876,18 @@
       </w:r>
       <w:r>
         <w:rPr>
-          <w:rFonts w:ascii="Times New Roman" w:hAnsi="Times New Roman" w:cs="Times New Roman"/>
-          <w:sz w:val="24"/>
-          <w:szCs w:val="24"/>
-        </w:rPr>
-        <w:tab/>
-      </w:r>
-      <w:r>
-        <w:rPr>
-          <w:rFonts w:ascii="Times New Roman" w:hAnsi="Times New Roman" w:cs="Times New Roman"/>
-          <w:b/>
-          <w:bCs/>
+          <w:rFonts w:hint="default" w:ascii="Times New Roman" w:hAnsi="Times New Roman"/>
+          <w:sz w:val="24"/>
+          <w:szCs w:val="24"/>
+          <w:lang w:val="en-US"/>
+        </w:rPr>
+        <w:t></w:t>
+      </w:r>
+      <w:r>
+        <w:rPr>
+          <w:rFonts w:ascii="Times New Roman" w:hAnsi="Times New Roman" w:cs="Times New Roman"/>
+          <w:b w:val="0"/>
+          <w:bCs w:val="0"/>
           <w:sz w:val="24"/>
           <w:szCs w:val="24"/>
         </w:rPr>
@@ -4877,17 +4922,18 @@
       </w:r>
       <w:r>
         <w:rPr>
-          <w:rFonts w:ascii="Times New Roman" w:hAnsi="Times New Roman" w:cs="Times New Roman"/>
-          <w:sz w:val="24"/>
-          <w:szCs w:val="24"/>
-        </w:rPr>
-        <w:tab/>
-      </w:r>
-      <w:r>
-        <w:rPr>
-          <w:rFonts w:ascii="Times New Roman" w:hAnsi="Times New Roman" w:cs="Times New Roman"/>
-          <w:b/>
-          <w:bCs/>
+          <w:rFonts w:hint="default" w:ascii="Times New Roman" w:hAnsi="Times New Roman"/>
+          <w:sz w:val="24"/>
+          <w:szCs w:val="24"/>
+          <w:lang w:val="en-US"/>
+        </w:rPr>
+        <w:t></w:t>
+      </w:r>
+      <w:r>
+        <w:rPr>
+          <w:rFonts w:ascii="Times New Roman" w:hAnsi="Times New Roman" w:cs="Times New Roman"/>
+          <w:b w:val="0"/>
+          <w:bCs w:val="0"/>
           <w:sz w:val="24"/>
           <w:szCs w:val="24"/>
         </w:rPr>
@@ -4922,17 +4968,18 @@
       </w:r>
       <w:r>
         <w:rPr>
-          <w:rFonts w:ascii="Times New Roman" w:hAnsi="Times New Roman" w:cs="Times New Roman"/>
-          <w:sz w:val="24"/>
-          <w:szCs w:val="24"/>
-        </w:rPr>
-        <w:tab/>
-      </w:r>
-      <w:r>
-        <w:rPr>
-          <w:rFonts w:ascii="Times New Roman" w:hAnsi="Times New Roman" w:cs="Times New Roman"/>
-          <w:b/>
-          <w:bCs/>
+          <w:rFonts w:hint="default" w:ascii="Times New Roman" w:hAnsi="Times New Roman"/>
+          <w:sz w:val="24"/>
+          <w:szCs w:val="24"/>
+          <w:lang w:val="en-US"/>
+        </w:rPr>
+        <w:t></w:t>
+      </w:r>
+      <w:r>
+        <w:rPr>
+          <w:rFonts w:ascii="Times New Roman" w:hAnsi="Times New Roman" w:cs="Times New Roman"/>
+          <w:b w:val="0"/>
+          <w:bCs w:val="0"/>
           <w:sz w:val="24"/>
           <w:szCs w:val="24"/>
         </w:rPr>
@@ -5046,17 +5093,18 @@
       </w:r>
       <w:r>
         <w:rPr>
-          <w:rFonts w:ascii="Times New Roman" w:hAnsi="Times New Roman" w:cs="Times New Roman"/>
-          <w:sz w:val="24"/>
-          <w:szCs w:val="24"/>
-        </w:rPr>
-        <w:tab/>
-      </w:r>
-      <w:r>
-        <w:rPr>
-          <w:rFonts w:ascii="Times New Roman" w:hAnsi="Times New Roman" w:cs="Times New Roman"/>
-          <w:b/>
-          <w:bCs/>
+          <w:rFonts w:hint="default" w:ascii="Times New Roman" w:hAnsi="Times New Roman"/>
+          <w:sz w:val="24"/>
+          <w:szCs w:val="24"/>
+          <w:lang w:val="en-US"/>
+        </w:rPr>
+        <w:t></w:t>
+      </w:r>
+      <w:r>
+        <w:rPr>
+          <w:rFonts w:ascii="Times New Roman" w:hAnsi="Times New Roman" w:cs="Times New Roman"/>
+          <w:b w:val="0"/>
+          <w:bCs w:val="0"/>
           <w:sz w:val="24"/>
           <w:szCs w:val="24"/>
         </w:rPr>
@@ -5091,17 +5139,18 @@
       </w:r>
       <w:r>
         <w:rPr>
-          <w:rFonts w:ascii="Times New Roman" w:hAnsi="Times New Roman" w:cs="Times New Roman"/>
-          <w:sz w:val="24"/>
-          <w:szCs w:val="24"/>
-        </w:rPr>
-        <w:tab/>
-      </w:r>
-      <w:r>
-        <w:rPr>
-          <w:rFonts w:ascii="Times New Roman" w:hAnsi="Times New Roman" w:cs="Times New Roman"/>
-          <w:b/>
-          <w:bCs/>
+          <w:rFonts w:hint="default" w:ascii="Times New Roman" w:hAnsi="Times New Roman"/>
+          <w:sz w:val="24"/>
+          <w:szCs w:val="24"/>
+          <w:lang w:val="en-US"/>
+        </w:rPr>
+        <w:t></w:t>
+      </w:r>
+      <w:r>
+        <w:rPr>
+          <w:rFonts w:ascii="Times New Roman" w:hAnsi="Times New Roman" w:cs="Times New Roman"/>
+          <w:b w:val="0"/>
+          <w:bCs w:val="0"/>
           <w:sz w:val="24"/>
           <w:szCs w:val="24"/>
         </w:rPr>
@@ -5136,17 +5185,18 @@
       </w:r>
       <w:r>
         <w:rPr>
-          <w:rFonts w:ascii="Times New Roman" w:hAnsi="Times New Roman" w:cs="Times New Roman"/>
-          <w:sz w:val="24"/>
-          <w:szCs w:val="24"/>
-        </w:rPr>
-        <w:tab/>
-      </w:r>
-      <w:r>
-        <w:rPr>
-          <w:rFonts w:ascii="Times New Roman" w:hAnsi="Times New Roman" w:cs="Times New Roman"/>
-          <w:b/>
-          <w:bCs/>
+          <w:rFonts w:hint="default" w:ascii="Times New Roman" w:hAnsi="Times New Roman"/>
+          <w:sz w:val="24"/>
+          <w:szCs w:val="24"/>
+          <w:lang w:val="en-US"/>
+        </w:rPr>
+        <w:t></w:t>
+      </w:r>
+      <w:r>
+        <w:rPr>
+          <w:rFonts w:ascii="Times New Roman" w:hAnsi="Times New Roman" w:cs="Times New Roman"/>
+          <w:b w:val="0"/>
+          <w:bCs w:val="0"/>
           <w:sz w:val="24"/>
           <w:szCs w:val="24"/>
         </w:rPr>
@@ -5181,17 +5231,18 @@
       </w:r>
       <w:r>
         <w:rPr>
-          <w:rFonts w:ascii="Times New Roman" w:hAnsi="Times New Roman" w:cs="Times New Roman"/>
-          <w:sz w:val="24"/>
-          <w:szCs w:val="24"/>
-        </w:rPr>
-        <w:tab/>
-      </w:r>
-      <w:r>
-        <w:rPr>
-          <w:rFonts w:ascii="Times New Roman" w:hAnsi="Times New Roman" w:cs="Times New Roman"/>
-          <w:b/>
-          <w:bCs/>
+          <w:rFonts w:hint="default" w:ascii="Times New Roman" w:hAnsi="Times New Roman"/>
+          <w:sz w:val="24"/>
+          <w:szCs w:val="24"/>
+          <w:lang w:val="en-US"/>
+        </w:rPr>
+        <w:t></w:t>
+      </w:r>
+      <w:r>
+        <w:rPr>
+          <w:rFonts w:ascii="Times New Roman" w:hAnsi="Times New Roman" w:cs="Times New Roman"/>
+          <w:b w:val="0"/>
+          <w:bCs w:val="0"/>
           <w:sz w:val="24"/>
           <w:szCs w:val="24"/>
         </w:rPr>
@@ -5312,13 +5363,174 @@
       </w:r>
       <w:r>
         <w:rPr>
-          <w:rFonts w:ascii="Times New Roman" w:hAnsi="Times New Roman" w:cs="Times New Roman"/>
-          <w:sz w:val="24"/>
-          <w:szCs w:val="24"/>
-        </w:rPr>
-        <w:tab/>
-      </w:r>
-      <w:r>
+          <w:rFonts w:hint="default" w:ascii="Times New Roman" w:hAnsi="Times New Roman"/>
+          <w:sz w:val="24"/>
+          <w:szCs w:val="24"/>
+          <w:lang w:val="en-US"/>
+        </w:rPr>
+        <w:t></w:t>
+      </w:r>
+      <w:r>
+        <w:rPr>
+          <w:rFonts w:ascii="Times New Roman" w:hAnsi="Times New Roman" w:cs="Times New Roman"/>
+          <w:b w:val="0"/>
+          <w:bCs w:val="0"/>
+          <w:sz w:val="24"/>
+          <w:szCs w:val="24"/>
+        </w:rPr>
+        <w:t>Call and Data Usage:</w:t>
+      </w:r>
+      <w:r>
+        <w:rPr>
+          <w:rFonts w:ascii="Times New Roman" w:hAnsi="Times New Roman" w:cs="Times New Roman"/>
+          <w:sz w:val="24"/>
+          <w:szCs w:val="24"/>
+        </w:rPr>
+        <w:t xml:space="preserve"> One of the most significant predictors of churn is how customers use their telecommunication services. Metrics like the number of calls made, call duration, data usage volume, and frequency of service usage can provide insights into customer engagement and satisfaction. For instance, a sudden drop in call duration or data usage might indicate dissatisfaction or a shift to a competitor's service.</w:t>
+      </w:r>
+    </w:p>
+    <w:p>
+      <w:pPr>
+        <w:spacing w:after="0" w:line="360" w:lineRule="auto"/>
+        <w:jc w:val="both"/>
+        <w:rPr>
+          <w:rFonts w:ascii="Times New Roman" w:hAnsi="Times New Roman" w:cs="Times New Roman"/>
+          <w:sz w:val="24"/>
+          <w:szCs w:val="24"/>
+        </w:rPr>
+      </w:pPr>
+      <w:r>
+        <w:rPr>
+          <w:rFonts w:ascii="Times New Roman" w:hAnsi="Times New Roman" w:cs="Times New Roman"/>
+          <w:sz w:val="24"/>
+          <w:szCs w:val="24"/>
+        </w:rPr>
+        <w:t>2.</w:t>
+      </w:r>
+      <w:r>
+        <w:rPr>
+          <w:rFonts w:hint="default" w:ascii="Times New Roman" w:hAnsi="Times New Roman"/>
+          <w:sz w:val="24"/>
+          <w:szCs w:val="24"/>
+          <w:lang w:val="en-US"/>
+        </w:rPr>
+        <w:t></w:t>
+      </w:r>
+      <w:r>
+        <w:rPr>
+          <w:rFonts w:ascii="Times New Roman" w:hAnsi="Times New Roman" w:cs="Times New Roman"/>
+          <w:b w:val="0"/>
+          <w:bCs w:val="0"/>
+          <w:sz w:val="24"/>
+          <w:szCs w:val="24"/>
+        </w:rPr>
+        <w:t>Service Interactions:</w:t>
+      </w:r>
+      <w:r>
+        <w:rPr>
+          <w:rFonts w:ascii="Times New Roman" w:hAnsi="Times New Roman" w:cs="Times New Roman"/>
+          <w:sz w:val="24"/>
+          <w:szCs w:val="24"/>
+        </w:rPr>
+        <w:t xml:space="preserve"> The frequency and nature of interactions with customer service can be indicative of churn risk. High volumes of complaint calls or frequent requests for support can signal dissatisfaction. Conversely, proactive service interactions, such as seeking information about new services, might indicate customer engagement.</w:t>
+      </w:r>
+    </w:p>
+    <w:p>
+      <w:pPr>
+        <w:spacing w:after="0" w:line="360" w:lineRule="auto"/>
+        <w:jc w:val="both"/>
+        <w:rPr>
+          <w:rFonts w:ascii="Times New Roman" w:hAnsi="Times New Roman" w:cs="Times New Roman"/>
+          <w:sz w:val="24"/>
+          <w:szCs w:val="24"/>
+        </w:rPr>
+      </w:pPr>
+      <w:r>
+        <w:rPr>
+          <w:rFonts w:ascii="Times New Roman" w:hAnsi="Times New Roman" w:cs="Times New Roman"/>
+          <w:sz w:val="24"/>
+          <w:szCs w:val="24"/>
+        </w:rPr>
+        <w:t>3.</w:t>
+      </w:r>
+      <w:r>
+        <w:rPr>
+          <w:rFonts w:hint="default" w:ascii="Times New Roman" w:hAnsi="Times New Roman"/>
+          <w:sz w:val="24"/>
+          <w:szCs w:val="24"/>
+          <w:lang w:val="en-US"/>
+        </w:rPr>
+        <w:t></w:t>
+      </w:r>
+      <w:r>
+        <w:rPr>
+          <w:rFonts w:ascii="Times New Roman" w:hAnsi="Times New Roman" w:cs="Times New Roman"/>
+          <w:b w:val="0"/>
+          <w:bCs w:val="0"/>
+          <w:sz w:val="24"/>
+          <w:szCs w:val="24"/>
+        </w:rPr>
+        <w:t>Usage Trends:</w:t>
+      </w:r>
+      <w:r>
+        <w:rPr>
+          <w:rFonts w:ascii="Times New Roman" w:hAnsi="Times New Roman" w:cs="Times New Roman"/>
+          <w:sz w:val="24"/>
+          <w:szCs w:val="24"/>
+        </w:rPr>
+        <w:t xml:space="preserve"> Analyzing trends over time can help detect changes in behavior that precede churn. For example, if a customer's usage gradually declines over several months, it might indicate that they are considering switching providers. Seasonal variations and patterns in usage can also be important; for example, higher usage during certain times of the year might be typical for some customers, and deviations from this pattern could be significant.</w:t>
+      </w:r>
+    </w:p>
+    <w:p>
+      <w:pPr>
+        <w:spacing w:after="0" w:line="360" w:lineRule="auto"/>
+        <w:jc w:val="both"/>
+        <w:rPr>
+          <w:rFonts w:ascii="Times New Roman" w:hAnsi="Times New Roman" w:cs="Times New Roman"/>
+          <w:sz w:val="24"/>
+          <w:szCs w:val="24"/>
+        </w:rPr>
+      </w:pPr>
+      <w:r>
+        <w:rPr>
+          <w:rFonts w:ascii="Times New Roman" w:hAnsi="Times New Roman" w:cs="Times New Roman"/>
+          <w:sz w:val="24"/>
+          <w:szCs w:val="24"/>
+        </w:rPr>
+        <w:t>4.</w:t>
+      </w:r>
+      <w:r>
+        <w:rPr>
+          <w:rFonts w:hint="default" w:ascii="Times New Roman" w:hAnsi="Times New Roman"/>
+          <w:sz w:val="24"/>
+          <w:szCs w:val="24"/>
+          <w:lang w:val="en-US"/>
+        </w:rPr>
+        <w:t></w:t>
+      </w:r>
+      <w:r>
+        <w:rPr>
+          <w:rFonts w:ascii="Times New Roman" w:hAnsi="Times New Roman" w:cs="Times New Roman"/>
+          <w:b w:val="0"/>
+          <w:bCs w:val="0"/>
+          <w:sz w:val="24"/>
+          <w:szCs w:val="24"/>
+        </w:rPr>
+        <w:t>Feature Adoption:</w:t>
+      </w:r>
+      <w:r>
+        <w:rPr>
+          <w:rFonts w:ascii="Times New Roman" w:hAnsi="Times New Roman" w:cs="Times New Roman"/>
+          <w:sz w:val="24"/>
+          <w:szCs w:val="24"/>
+        </w:rPr>
+        <w:t xml:space="preserve"> The adoption of new features or services can indicate customer satisfaction and engagement. Customers who frequently try out new services or upgrade their plans are generally more engaged and less likely to churn. Conversely, those who do not adopt new features might be at a higher risk of leaving.</w:t>
+      </w:r>
+    </w:p>
+    <w:p>
+      <w:pPr>
+        <w:spacing w:after="0" w:line="360" w:lineRule="auto"/>
+        <w:jc w:val="both"/>
         <w:rPr>
           <w:rFonts w:ascii="Times New Roman" w:hAnsi="Times New Roman" w:cs="Times New Roman"/>
           <w:b/>
@@ -5326,15 +5538,16 @@
           <w:sz w:val="24"/>
           <w:szCs w:val="24"/>
         </w:rPr>
-        <w:t>Call and Data Usage:</w:t>
-      </w:r>
-      <w:r>
-        <w:rPr>
-          <w:rFonts w:ascii="Times New Roman" w:hAnsi="Times New Roman" w:cs="Times New Roman"/>
-          <w:sz w:val="24"/>
-          <w:szCs w:val="24"/>
-        </w:rPr>
-        <w:t xml:space="preserve"> One of the most significant predictors of churn is how customers use their telecommunication services. Metrics like the number of calls made, call duration, data usage volume, and frequency of service usage can provide insights into customer engagement and satisfaction. For instance, a sudden drop in call duration or data usage might indicate dissatisfaction or a shift to a competitor's service.</w:t>
+      </w:pPr>
+      <w:r>
+        <w:rPr>
+          <w:rFonts w:ascii="Times New Roman" w:hAnsi="Times New Roman" w:cs="Times New Roman"/>
+          <w:b/>
+          <w:bCs/>
+          <w:sz w:val="24"/>
+          <w:szCs w:val="24"/>
+        </w:rPr>
+        <w:t>Customer Demographics</w:t>
       </w:r>
     </w:p>
     <w:p>
@@ -5353,17 +5566,178 @@
           <w:sz w:val="24"/>
           <w:szCs w:val="24"/>
         </w:rPr>
+        <w:t>1.</w:t>
+      </w:r>
+      <w:r>
+        <w:rPr>
+          <w:rFonts w:hint="default" w:ascii="Times New Roman" w:hAnsi="Times New Roman"/>
+          <w:sz w:val="24"/>
+          <w:szCs w:val="24"/>
+          <w:lang w:val="en-US"/>
+        </w:rPr>
+        <w:t></w:t>
+      </w:r>
+      <w:r>
+        <w:rPr>
+          <w:rFonts w:ascii="Times New Roman" w:hAnsi="Times New Roman" w:cs="Times New Roman"/>
+          <w:b w:val="0"/>
+          <w:bCs w:val="0"/>
+          <w:sz w:val="24"/>
+          <w:szCs w:val="24"/>
+        </w:rPr>
+        <w:t>Age and Gender:</w:t>
+      </w:r>
+      <w:r>
+        <w:rPr>
+          <w:rFonts w:ascii="Times New Roman" w:hAnsi="Times New Roman" w:cs="Times New Roman"/>
+          <w:sz w:val="24"/>
+          <w:szCs w:val="24"/>
+        </w:rPr>
+        <w:t xml:space="preserve"> Demographic factors such as age and gender can influence churn behavior. Different age groups and genders may have varying preferences and levels of satisfaction with services. For example, younger customers might prioritize data services for social media and streaming, while older customers might value call quality more.</w:t>
+      </w:r>
+    </w:p>
+    <w:p>
+      <w:pPr>
+        <w:spacing w:after="0" w:line="360" w:lineRule="auto"/>
+        <w:jc w:val="both"/>
+        <w:rPr>
+          <w:rFonts w:ascii="Times New Roman" w:hAnsi="Times New Roman" w:cs="Times New Roman"/>
+          <w:sz w:val="24"/>
+          <w:szCs w:val="24"/>
+        </w:rPr>
+      </w:pPr>
+      <w:r>
+        <w:rPr>
+          <w:rFonts w:ascii="Times New Roman" w:hAnsi="Times New Roman" w:cs="Times New Roman"/>
+          <w:sz w:val="24"/>
+          <w:szCs w:val="24"/>
+        </w:rPr>
         <w:t>2.</w:t>
       </w:r>
       <w:r>
         <w:rPr>
-          <w:rFonts w:ascii="Times New Roman" w:hAnsi="Times New Roman" w:cs="Times New Roman"/>
-          <w:sz w:val="24"/>
-          <w:szCs w:val="24"/>
-        </w:rPr>
-        <w:tab/>
-      </w:r>
-      <w:r>
+          <w:rFonts w:hint="default" w:ascii="Times New Roman" w:hAnsi="Times New Roman"/>
+          <w:sz w:val="24"/>
+          <w:szCs w:val="24"/>
+          <w:lang w:val="en-US"/>
+        </w:rPr>
+        <w:t></w:t>
+      </w:r>
+      <w:r>
+        <w:rPr>
+          <w:rFonts w:ascii="Times New Roman" w:hAnsi="Times New Roman" w:cs="Times New Roman"/>
+          <w:b w:val="0"/>
+          <w:bCs w:val="0"/>
+          <w:sz w:val="24"/>
+          <w:szCs w:val="24"/>
+        </w:rPr>
+        <w:t>Location:</w:t>
+      </w:r>
+      <w:r>
+        <w:rPr>
+          <w:rFonts w:ascii="Times New Roman" w:hAnsi="Times New Roman" w:cs="Times New Roman"/>
+          <w:sz w:val="24"/>
+          <w:szCs w:val="24"/>
+        </w:rPr>
+        <w:t xml:space="preserve"> Geographic information can provide insights into service availability and competition. Customers in urban areas might have more alternatives and be more likely to churn if they experience poor service quality. Rural customers might have fewer options and different usage patterns, affecting their churn behavior.</w:t>
+      </w:r>
+    </w:p>
+    <w:p>
+      <w:pPr>
+        <w:spacing w:after="0" w:line="360" w:lineRule="auto"/>
+        <w:jc w:val="both"/>
+        <w:rPr>
+          <w:rFonts w:ascii="Times New Roman" w:hAnsi="Times New Roman" w:cs="Times New Roman"/>
+          <w:sz w:val="24"/>
+          <w:szCs w:val="24"/>
+        </w:rPr>
+      </w:pPr>
+      <w:r>
+        <w:rPr>
+          <w:rFonts w:ascii="Times New Roman" w:hAnsi="Times New Roman" w:cs="Times New Roman"/>
+          <w:sz w:val="24"/>
+          <w:szCs w:val="24"/>
+        </w:rPr>
+        <w:t>3.</w:t>
+      </w:r>
+      <w:r>
+        <w:rPr>
+          <w:rFonts w:hint="default" w:ascii="Times New Roman" w:hAnsi="Times New Roman"/>
+          <w:sz w:val="24"/>
+          <w:szCs w:val="24"/>
+          <w:lang w:val="en-US"/>
+        </w:rPr>
+        <w:t></w:t>
+      </w:r>
+      <w:r>
+        <w:rPr>
+          <w:rFonts w:ascii="Times New Roman" w:hAnsi="Times New Roman" w:cs="Times New Roman"/>
+          <w:b w:val="0"/>
+          <w:bCs w:val="0"/>
+          <w:sz w:val="24"/>
+          <w:szCs w:val="24"/>
+        </w:rPr>
+        <w:t>Income and Occupation:</w:t>
+      </w:r>
+      <w:r>
+        <w:rPr>
+          <w:rFonts w:ascii="Times New Roman" w:hAnsi="Times New Roman" w:cs="Times New Roman"/>
+          <w:sz w:val="24"/>
+          <w:szCs w:val="24"/>
+        </w:rPr>
+        <w:t xml:space="preserve"> Socioeconomic status can affect customers' ability to pay for services and their sensitivity to price changes. Higher-income customers might be less price-sensitive and more focused on service quality, while lower-income customers might be more likely to churn due to financial constraints.</w:t>
+      </w:r>
+    </w:p>
+    <w:p>
+      <w:pPr>
+        <w:spacing w:after="0" w:line="360" w:lineRule="auto"/>
+        <w:jc w:val="both"/>
+        <w:rPr>
+          <w:rFonts w:ascii="Times New Roman" w:hAnsi="Times New Roman" w:cs="Times New Roman"/>
+          <w:sz w:val="24"/>
+          <w:szCs w:val="24"/>
+        </w:rPr>
+      </w:pPr>
+      <w:r>
+        <w:rPr>
+          <w:rFonts w:ascii="Times New Roman" w:hAnsi="Times New Roman" w:cs="Times New Roman"/>
+          <w:sz w:val="24"/>
+          <w:szCs w:val="24"/>
+        </w:rPr>
+        <w:t>4.</w:t>
+      </w:r>
+      <w:r>
+        <w:rPr>
+          <w:rFonts w:hint="default" w:ascii="Times New Roman" w:hAnsi="Times New Roman"/>
+          <w:sz w:val="24"/>
+          <w:szCs w:val="24"/>
+          <w:lang w:val="en-US"/>
+        </w:rPr>
+        <w:t></w:t>
+      </w:r>
+      <w:r>
+        <w:rPr>
+          <w:rFonts w:ascii="Times New Roman" w:hAnsi="Times New Roman" w:cs="Times New Roman"/>
+          <w:b w:val="0"/>
+          <w:bCs w:val="0"/>
+          <w:sz w:val="24"/>
+          <w:szCs w:val="24"/>
+        </w:rPr>
+        <w:t>Education Level:</w:t>
+      </w:r>
+      <w:r>
+        <w:rPr>
+          <w:rFonts w:ascii="Times New Roman" w:hAnsi="Times New Roman" w:cs="Times New Roman"/>
+          <w:sz w:val="24"/>
+          <w:szCs w:val="24"/>
+        </w:rPr>
+        <w:t xml:space="preserve"> Education can impact customers' awareness of available services and their propensity to seek better deals. More educated customers might be more proactive in exploring alternatives and switching providers if they find better offers.</w:t>
+      </w:r>
+    </w:p>
+    <w:p>
+      <w:pPr>
+        <w:spacing w:after="0" w:line="360" w:lineRule="auto"/>
+        <w:jc w:val="both"/>
         <w:rPr>
           <w:rFonts w:ascii="Times New Roman" w:hAnsi="Times New Roman" w:cs="Times New Roman"/>
           <w:b/>
@@ -5371,16 +5745,7 @@
           <w:sz w:val="24"/>
           <w:szCs w:val="24"/>
         </w:rPr>
-        <w:t>Service Interactions:</w:t>
-      </w:r>
-      <w:r>
-        <w:rPr>
-          <w:rFonts w:ascii="Times New Roman" w:hAnsi="Times New Roman" w:cs="Times New Roman"/>
-          <w:sz w:val="24"/>
-          <w:szCs w:val="24"/>
-        </w:rPr>
-        <w:t xml:space="preserve"> The frequency and nature of interactions with customer service can be indicative of churn risk. High volumes of complaint calls or frequent requests for support can signal dissatisfaction. Conversely, proactive service interactions, such as seeking information about new services, might indicate customer engagement.</w:t>
-      </w:r>
+      </w:pPr>
     </w:p>
     <w:p>
       <w:pPr>
@@ -5388,43 +5753,21 @@
         <w:jc w:val="both"/>
         <w:rPr>
           <w:rFonts w:ascii="Times New Roman" w:hAnsi="Times New Roman" w:cs="Times New Roman"/>
-          <w:sz w:val="24"/>
-          <w:szCs w:val="24"/>
-        </w:rPr>
-      </w:pPr>
-      <w:r>
-        <w:rPr>
-          <w:rFonts w:ascii="Times New Roman" w:hAnsi="Times New Roman" w:cs="Times New Roman"/>
-          <w:sz w:val="24"/>
-          <w:szCs w:val="24"/>
-        </w:rPr>
-        <w:t>3.</w:t>
-      </w:r>
-      <w:r>
-        <w:rPr>
-          <w:rFonts w:ascii="Times New Roman" w:hAnsi="Times New Roman" w:cs="Times New Roman"/>
-          <w:sz w:val="24"/>
-          <w:szCs w:val="24"/>
-        </w:rPr>
-        <w:tab/>
-      </w:r>
-      <w:r>
-        <w:rPr>
-          <w:rFonts w:ascii="Times New Roman" w:hAnsi="Times New Roman" w:cs="Times New Roman"/>
           <w:b/>
           <w:bCs/>
           <w:sz w:val="24"/>
           <w:szCs w:val="24"/>
         </w:rPr>
-        <w:t>Usage Trends:</w:t>
-      </w:r>
-      <w:r>
-        <w:rPr>
-          <w:rFonts w:ascii="Times New Roman" w:hAnsi="Times New Roman" w:cs="Times New Roman"/>
-          <w:sz w:val="24"/>
-          <w:szCs w:val="24"/>
-        </w:rPr>
-        <w:t xml:space="preserve"> Analyzing trends over time can help detect changes in behavior that precede churn. For example, if a customer's usage gradually declines over several months, it might indicate that they are considering switching providers. Seasonal variations and patterns in usage can also be important; for example, higher usage during certain times of the year might be typical for some customers, and deviations from this pattern could be significant.</w:t>
+      </w:pPr>
+      <w:r>
+        <w:rPr>
+          <w:rFonts w:ascii="Times New Roman" w:hAnsi="Times New Roman" w:cs="Times New Roman"/>
+          <w:b/>
+          <w:bCs/>
+          <w:sz w:val="24"/>
+          <w:szCs w:val="24"/>
+        </w:rPr>
+        <w:t>Billing Information</w:t>
       </w:r>
     </w:p>
     <w:p>
@@ -5443,17 +5786,178 @@
           <w:sz w:val="24"/>
           <w:szCs w:val="24"/>
         </w:rPr>
+        <w:t>1.</w:t>
+      </w:r>
+      <w:r>
+        <w:rPr>
+          <w:rFonts w:hint="default" w:ascii="Times New Roman" w:hAnsi="Times New Roman"/>
+          <w:sz w:val="24"/>
+          <w:szCs w:val="24"/>
+          <w:lang w:val="en-US"/>
+        </w:rPr>
+        <w:t></w:t>
+      </w:r>
+      <w:r>
+        <w:rPr>
+          <w:rFonts w:ascii="Times New Roman" w:hAnsi="Times New Roman" w:cs="Times New Roman"/>
+          <w:b w:val="0"/>
+          <w:bCs w:val="0"/>
+          <w:sz w:val="24"/>
+          <w:szCs w:val="24"/>
+        </w:rPr>
+        <w:t>Payment History:</w:t>
+      </w:r>
+      <w:r>
+        <w:rPr>
+          <w:rFonts w:ascii="Times New Roman" w:hAnsi="Times New Roman" w:cs="Times New Roman"/>
+          <w:sz w:val="24"/>
+          <w:szCs w:val="24"/>
+        </w:rPr>
+        <w:t xml:space="preserve"> Timely payments and the presence of overdue bills can indicate financial stability and customer satisfaction. Customers who frequently miss payments or have a history of overdue bills might be at a higher risk of churning due to financial difficulties or dissatisfaction with the service.</w:t>
+      </w:r>
+    </w:p>
+    <w:p>
+      <w:pPr>
+        <w:spacing w:after="0" w:line="360" w:lineRule="auto"/>
+        <w:jc w:val="both"/>
+        <w:rPr>
+          <w:rFonts w:ascii="Times New Roman" w:hAnsi="Times New Roman" w:cs="Times New Roman"/>
+          <w:sz w:val="24"/>
+          <w:szCs w:val="24"/>
+        </w:rPr>
+      </w:pPr>
+      <w:r>
+        <w:rPr>
+          <w:rFonts w:ascii="Times New Roman" w:hAnsi="Times New Roman" w:cs="Times New Roman"/>
+          <w:sz w:val="24"/>
+          <w:szCs w:val="24"/>
+        </w:rPr>
+        <w:t>2.</w:t>
+      </w:r>
+      <w:r>
+        <w:rPr>
+          <w:rFonts w:hint="default" w:ascii="Times New Roman" w:hAnsi="Times New Roman"/>
+          <w:sz w:val="24"/>
+          <w:szCs w:val="24"/>
+          <w:lang w:val="en-US"/>
+        </w:rPr>
+        <w:t></w:t>
+      </w:r>
+      <w:r>
+        <w:rPr>
+          <w:rFonts w:ascii="Times New Roman" w:hAnsi="Times New Roman" w:cs="Times New Roman"/>
+          <w:b w:val="0"/>
+          <w:bCs w:val="0"/>
+          <w:sz w:val="24"/>
+          <w:szCs w:val="24"/>
+        </w:rPr>
+        <w:t>Billing Cycle and Amount:</w:t>
+      </w:r>
+      <w:r>
+        <w:rPr>
+          <w:rFonts w:ascii="Times New Roman" w:hAnsi="Times New Roman" w:cs="Times New Roman"/>
+          <w:sz w:val="24"/>
+          <w:szCs w:val="24"/>
+        </w:rPr>
+        <w:t xml:space="preserve"> The frequency and amount of bills can affect churn risk. Customers with high monthly bills might be more inclined to switch providers if they perceive they are not getting value for their money. Additionally, those on longer billing cycles might be less engaged and more likely to churn.</w:t>
+      </w:r>
+    </w:p>
+    <w:p>
+      <w:pPr>
+        <w:spacing w:after="0" w:line="360" w:lineRule="auto"/>
+        <w:jc w:val="both"/>
+        <w:rPr>
+          <w:rFonts w:ascii="Times New Roman" w:hAnsi="Times New Roman" w:cs="Times New Roman"/>
+          <w:sz w:val="24"/>
+          <w:szCs w:val="24"/>
+        </w:rPr>
+      </w:pPr>
+      <w:r>
+        <w:rPr>
+          <w:rFonts w:ascii="Times New Roman" w:hAnsi="Times New Roman" w:cs="Times New Roman"/>
+          <w:sz w:val="24"/>
+          <w:szCs w:val="24"/>
+        </w:rPr>
+        <w:t>3.</w:t>
+      </w:r>
+      <w:r>
+        <w:rPr>
+          <w:rFonts w:hint="default" w:ascii="Times New Roman" w:hAnsi="Times New Roman"/>
+          <w:sz w:val="24"/>
+          <w:szCs w:val="24"/>
+          <w:lang w:val="en-US"/>
+        </w:rPr>
+        <w:t></w:t>
+      </w:r>
+      <w:r>
+        <w:rPr>
+          <w:rFonts w:ascii="Times New Roman" w:hAnsi="Times New Roman" w:cs="Times New Roman"/>
+          <w:b w:val="0"/>
+          <w:bCs w:val="0"/>
+          <w:sz w:val="24"/>
+          <w:szCs w:val="24"/>
+        </w:rPr>
+        <w:t>Payment Method:</w:t>
+      </w:r>
+      <w:r>
+        <w:rPr>
+          <w:rFonts w:ascii="Times New Roman" w:hAnsi="Times New Roman" w:cs="Times New Roman"/>
+          <w:sz w:val="24"/>
+          <w:szCs w:val="24"/>
+        </w:rPr>
+        <w:t xml:space="preserve"> The method of payment (e.g., credit card, direct debit, prepaid) can provide insights into customer preferences and financial behavior. Prepaid customers might churn more frequently due to the flexibility to switch providers without penalty, while postpaid customers with long-term contracts might have lower churn rates.</w:t>
+      </w:r>
+    </w:p>
+    <w:p>
+      <w:pPr>
+        <w:spacing w:after="0" w:line="360" w:lineRule="auto"/>
+        <w:jc w:val="both"/>
+        <w:rPr>
+          <w:rFonts w:ascii="Times New Roman" w:hAnsi="Times New Roman" w:cs="Times New Roman"/>
+          <w:sz w:val="24"/>
+          <w:szCs w:val="24"/>
+        </w:rPr>
+      </w:pPr>
+      <w:r>
+        <w:rPr>
+          <w:rFonts w:ascii="Times New Roman" w:hAnsi="Times New Roman" w:cs="Times New Roman"/>
+          <w:sz w:val="24"/>
+          <w:szCs w:val="24"/>
+        </w:rPr>
         <w:t>4.</w:t>
       </w:r>
       <w:r>
         <w:rPr>
-          <w:rFonts w:ascii="Times New Roman" w:hAnsi="Times New Roman" w:cs="Times New Roman"/>
-          <w:sz w:val="24"/>
-          <w:szCs w:val="24"/>
-        </w:rPr>
-        <w:tab/>
-      </w:r>
-      <w:r>
+          <w:rFonts w:hint="default" w:ascii="Times New Roman" w:hAnsi="Times New Roman"/>
+          <w:sz w:val="24"/>
+          <w:szCs w:val="24"/>
+          <w:lang w:val="en-US"/>
+        </w:rPr>
+        <w:t></w:t>
+      </w:r>
+      <w:r>
+        <w:rPr>
+          <w:rFonts w:ascii="Times New Roman" w:hAnsi="Times New Roman" w:cs="Times New Roman"/>
+          <w:b w:val="0"/>
+          <w:bCs w:val="0"/>
+          <w:sz w:val="24"/>
+          <w:szCs w:val="24"/>
+        </w:rPr>
+        <w:t>Discounts and Promotions:</w:t>
+      </w:r>
+      <w:r>
+        <w:rPr>
+          <w:rFonts w:ascii="Times New Roman" w:hAnsi="Times New Roman" w:cs="Times New Roman"/>
+          <w:sz w:val="24"/>
+          <w:szCs w:val="24"/>
+        </w:rPr>
+        <w:t xml:space="preserve"> The use of discounts and promotional offers can affect customer retention. Customers who frequently take advantage of promotions might be more price-sensitive and prone to churn if these offers are discontinued.</w:t>
+      </w:r>
+    </w:p>
+    <w:p>
+      <w:pPr>
+        <w:spacing w:after="0" w:line="360" w:lineRule="auto"/>
+        <w:jc w:val="both"/>
         <w:rPr>
           <w:rFonts w:ascii="Times New Roman" w:hAnsi="Times New Roman" w:cs="Times New Roman"/>
           <w:b/>
@@ -5461,15 +5965,16 @@
           <w:sz w:val="24"/>
           <w:szCs w:val="24"/>
         </w:rPr>
-        <w:t>Feature Adoption:</w:t>
-      </w:r>
-      <w:r>
-        <w:rPr>
-          <w:rFonts w:ascii="Times New Roman" w:hAnsi="Times New Roman" w:cs="Times New Roman"/>
-          <w:sz w:val="24"/>
-          <w:szCs w:val="24"/>
-        </w:rPr>
-        <w:t xml:space="preserve"> The adoption of new features or services can indicate customer satisfaction and engagement. Customers who frequently try out new services or upgrade their plans are generally more engaged and less likely to churn. Conversely, those who do not adopt new features might be at a higher risk of leaving.</w:t>
+      </w:pPr>
+      <w:r>
+        <w:rPr>
+          <w:rFonts w:ascii="Times New Roman" w:hAnsi="Times New Roman" w:cs="Times New Roman"/>
+          <w:b/>
+          <w:bCs/>
+          <w:sz w:val="24"/>
+          <w:szCs w:val="24"/>
+        </w:rPr>
+        <w:t>Other Relevant Features</w:t>
       </w:r>
     </w:p>
     <w:p>
@@ -5478,6 +5983,328 @@
         <w:jc w:val="both"/>
         <w:rPr>
           <w:rFonts w:ascii="Times New Roman" w:hAnsi="Times New Roman" w:cs="Times New Roman"/>
+          <w:sz w:val="24"/>
+          <w:szCs w:val="24"/>
+        </w:rPr>
+      </w:pPr>
+      <w:r>
+        <w:rPr>
+          <w:rFonts w:ascii="Times New Roman" w:hAnsi="Times New Roman" w:cs="Times New Roman"/>
+          <w:sz w:val="24"/>
+          <w:szCs w:val="24"/>
+        </w:rPr>
+        <w:t>1.</w:t>
+      </w:r>
+      <w:r>
+        <w:rPr>
+          <w:rFonts w:hint="default" w:ascii="Times New Roman" w:hAnsi="Times New Roman"/>
+          <w:sz w:val="24"/>
+          <w:szCs w:val="24"/>
+          <w:lang w:val="en-US"/>
+        </w:rPr>
+        <w:t></w:t>
+      </w:r>
+      <w:r>
+        <w:rPr>
+          <w:rFonts w:ascii="Times New Roman" w:hAnsi="Times New Roman" w:cs="Times New Roman"/>
+          <w:b w:val="0"/>
+          <w:bCs w:val="0"/>
+          <w:sz w:val="24"/>
+          <w:szCs w:val="24"/>
+        </w:rPr>
+        <w:t>Contract Type and Duration:</w:t>
+      </w:r>
+      <w:r>
+        <w:rPr>
+          <w:rFonts w:ascii="Times New Roman" w:hAnsi="Times New Roman" w:cs="Times New Roman"/>
+          <w:sz w:val="24"/>
+          <w:szCs w:val="24"/>
+        </w:rPr>
+        <w:t xml:space="preserve"> The type and length of the contract can significantly influence churn behavior. Customers on long-term contracts with penalties for early termination might be less likely to churn compared to those on month-to-month plans. The approach of contract renewal dates can also be a critical period for churn risk.</w:t>
+      </w:r>
+    </w:p>
+    <w:p>
+      <w:pPr>
+        <w:spacing w:after="0" w:line="360" w:lineRule="auto"/>
+        <w:jc w:val="both"/>
+        <w:rPr>
+          <w:rFonts w:ascii="Times New Roman" w:hAnsi="Times New Roman" w:cs="Times New Roman"/>
+          <w:sz w:val="24"/>
+          <w:szCs w:val="24"/>
+        </w:rPr>
+      </w:pPr>
+      <w:r>
+        <w:rPr>
+          <w:rFonts w:ascii="Times New Roman" w:hAnsi="Times New Roman" w:cs="Times New Roman"/>
+          <w:sz w:val="24"/>
+          <w:szCs w:val="24"/>
+        </w:rPr>
+        <w:t>2.</w:t>
+      </w:r>
+      <w:r>
+        <w:rPr>
+          <w:rFonts w:hint="default" w:ascii="Times New Roman" w:hAnsi="Times New Roman"/>
+          <w:sz w:val="24"/>
+          <w:szCs w:val="24"/>
+          <w:lang w:val="en-US"/>
+        </w:rPr>
+        <w:t></w:t>
+      </w:r>
+      <w:r>
+        <w:rPr>
+          <w:rFonts w:ascii="Times New Roman" w:hAnsi="Times New Roman" w:cs="Times New Roman"/>
+          <w:b w:val="0"/>
+          <w:bCs w:val="0"/>
+          <w:sz w:val="24"/>
+          <w:szCs w:val="24"/>
+        </w:rPr>
+        <w:t>Customer Satisfaction Scores:</w:t>
+      </w:r>
+      <w:r>
+        <w:rPr>
+          <w:rFonts w:ascii="Times New Roman" w:hAnsi="Times New Roman" w:cs="Times New Roman"/>
+          <w:sz w:val="24"/>
+          <w:szCs w:val="24"/>
+        </w:rPr>
+        <w:t xml:space="preserve"> Surveys and feedback mechanisms that measure customer satisfaction can provide direct insights into churn risk. Low satisfaction scores are often correlated with higher churn rates. Net Promoter Score (NPS) and Customer Satisfaction Score (CSAT) are commonly used metrics.</w:t>
+      </w:r>
+    </w:p>
+    <w:p>
+      <w:pPr>
+        <w:spacing w:after="0" w:line="360" w:lineRule="auto"/>
+        <w:jc w:val="both"/>
+        <w:rPr>
+          <w:rFonts w:ascii="Times New Roman" w:hAnsi="Times New Roman" w:cs="Times New Roman"/>
+          <w:sz w:val="24"/>
+          <w:szCs w:val="24"/>
+        </w:rPr>
+      </w:pPr>
+      <w:r>
+        <w:rPr>
+          <w:rFonts w:ascii="Times New Roman" w:hAnsi="Times New Roman" w:cs="Times New Roman"/>
+          <w:sz w:val="24"/>
+          <w:szCs w:val="24"/>
+        </w:rPr>
+        <w:t>3.</w:t>
+      </w:r>
+      <w:r>
+        <w:rPr>
+          <w:rFonts w:hint="default" w:ascii="Times New Roman" w:hAnsi="Times New Roman"/>
+          <w:sz w:val="24"/>
+          <w:szCs w:val="24"/>
+          <w:lang w:val="en-US"/>
+        </w:rPr>
+        <w:t></w:t>
+      </w:r>
+      <w:r>
+        <w:rPr>
+          <w:rFonts w:ascii="Times New Roman" w:hAnsi="Times New Roman" w:cs="Times New Roman"/>
+          <w:b w:val="0"/>
+          <w:bCs w:val="0"/>
+          <w:sz w:val="24"/>
+          <w:szCs w:val="24"/>
+        </w:rPr>
+        <w:t>Service Quality Metrics:</w:t>
+      </w:r>
+      <w:r>
+        <w:rPr>
+          <w:rFonts w:ascii="Times New Roman" w:hAnsi="Times New Roman" w:cs="Times New Roman"/>
+          <w:sz w:val="24"/>
+          <w:szCs w:val="24"/>
+        </w:rPr>
+        <w:t xml:space="preserve"> Network performance indicators, such as call drop rates, data speed, and network coverage, are crucial for understanding customer satisfaction. Poor service quality can drive customers to switch providers. Monitoring these metrics can help identify at-risk customers.</w:t>
+      </w:r>
+    </w:p>
+    <w:p>
+      <w:pPr>
+        <w:spacing w:after="0" w:line="360" w:lineRule="auto"/>
+        <w:jc w:val="both"/>
+        <w:rPr>
+          <w:rFonts w:ascii="Times New Roman" w:hAnsi="Times New Roman" w:cs="Times New Roman"/>
+          <w:sz w:val="24"/>
+          <w:szCs w:val="24"/>
+        </w:rPr>
+      </w:pPr>
+      <w:r>
+        <w:rPr>
+          <w:rFonts w:ascii="Times New Roman" w:hAnsi="Times New Roman" w:cs="Times New Roman"/>
+          <w:sz w:val="24"/>
+          <w:szCs w:val="24"/>
+        </w:rPr>
+        <w:t>4.</w:t>
+      </w:r>
+      <w:r>
+        <w:rPr>
+          <w:rFonts w:hint="default" w:ascii="Times New Roman" w:hAnsi="Times New Roman"/>
+          <w:sz w:val="24"/>
+          <w:szCs w:val="24"/>
+          <w:lang w:val="en-US"/>
+        </w:rPr>
+        <w:t></w:t>
+      </w:r>
+      <w:r>
+        <w:rPr>
+          <w:rFonts w:ascii="Times New Roman" w:hAnsi="Times New Roman" w:cs="Times New Roman"/>
+          <w:b w:val="0"/>
+          <w:bCs w:val="0"/>
+          <w:sz w:val="24"/>
+          <w:szCs w:val="24"/>
+        </w:rPr>
+        <w:t>Engagement with Marketing Campaigns:</w:t>
+      </w:r>
+      <w:r>
+        <w:rPr>
+          <w:rFonts w:ascii="Times New Roman" w:hAnsi="Times New Roman" w:cs="Times New Roman"/>
+          <w:sz w:val="24"/>
+          <w:szCs w:val="24"/>
+        </w:rPr>
+        <w:t xml:space="preserve"> Interaction with marketing efforts, such as opening emails, clicking on ads, or participating in loyalty programs, can indicate customer engagement. Higher engagement levels generally correlate with lower churn rates, as these customers feel more connected to the brand.</w:t>
+      </w:r>
+    </w:p>
+    <w:p>
+      <w:pPr>
+        <w:spacing w:after="0" w:line="360" w:lineRule="auto"/>
+        <w:jc w:val="both"/>
+        <w:rPr>
+          <w:rFonts w:ascii="Times New Roman" w:hAnsi="Times New Roman" w:cs="Times New Roman"/>
+          <w:sz w:val="24"/>
+          <w:szCs w:val="24"/>
+        </w:rPr>
+      </w:pPr>
+      <w:r>
+        <w:rPr>
+          <w:rFonts w:ascii="Times New Roman" w:hAnsi="Times New Roman" w:cs="Times New Roman"/>
+          <w:sz w:val="24"/>
+          <w:szCs w:val="24"/>
+        </w:rPr>
+        <w:t>5.</w:t>
+      </w:r>
+      <w:r>
+        <w:rPr>
+          <w:rFonts w:hint="default" w:ascii="Times New Roman" w:hAnsi="Times New Roman"/>
+          <w:sz w:val="24"/>
+          <w:szCs w:val="24"/>
+          <w:lang w:val="en-US"/>
+        </w:rPr>
+        <w:t></w:t>
+      </w:r>
+      <w:r>
+        <w:rPr>
+          <w:rFonts w:ascii="Times New Roman" w:hAnsi="Times New Roman" w:cs="Times New Roman"/>
+          <w:b w:val="0"/>
+          <w:bCs w:val="0"/>
+          <w:sz w:val="24"/>
+          <w:szCs w:val="24"/>
+        </w:rPr>
+        <w:t>Churn History:</w:t>
+      </w:r>
+      <w:r>
+        <w:rPr>
+          <w:rFonts w:ascii="Times New Roman" w:hAnsi="Times New Roman" w:cs="Times New Roman"/>
+          <w:sz w:val="24"/>
+          <w:szCs w:val="24"/>
+        </w:rPr>
+        <w:t xml:space="preserve"> Historical churn behavior can be predictive of future churn. Customers who have previously churned and returned may exhibit patterns that indicate higher churn risk. Understanding these patterns can help tailor retention strategies.</w:t>
+      </w:r>
+    </w:p>
+    <w:p>
+      <w:pPr>
+        <w:spacing w:after="0" w:line="360" w:lineRule="auto"/>
+        <w:jc w:val="both"/>
+        <w:rPr>
+          <w:rFonts w:ascii="Times New Roman" w:hAnsi="Times New Roman" w:cs="Times New Roman"/>
+          <w:sz w:val="24"/>
+          <w:szCs w:val="24"/>
+        </w:rPr>
+      </w:pPr>
+      <w:r>
+        <w:rPr>
+          <w:rFonts w:ascii="Times New Roman" w:hAnsi="Times New Roman" w:cs="Times New Roman"/>
+          <w:sz w:val="24"/>
+          <w:szCs w:val="24"/>
+        </w:rPr>
+        <w:t>6.</w:t>
+      </w:r>
+      <w:r>
+        <w:rPr>
+          <w:rFonts w:hint="default" w:ascii="Times New Roman" w:hAnsi="Times New Roman"/>
+          <w:sz w:val="24"/>
+          <w:szCs w:val="24"/>
+          <w:lang w:val="en-US"/>
+        </w:rPr>
+        <w:t></w:t>
+      </w:r>
+      <w:r>
+        <w:rPr>
+          <w:rFonts w:ascii="Times New Roman" w:hAnsi="Times New Roman" w:cs="Times New Roman"/>
+          <w:b w:val="0"/>
+          <w:bCs w:val="0"/>
+          <w:sz w:val="24"/>
+          <w:szCs w:val="24"/>
+        </w:rPr>
+        <w:t>Competitor Activity:</w:t>
+      </w:r>
+      <w:r>
+        <w:rPr>
+          <w:rFonts w:ascii="Times New Roman" w:hAnsi="Times New Roman" w:cs="Times New Roman"/>
+          <w:sz w:val="24"/>
+          <w:szCs w:val="24"/>
+        </w:rPr>
+        <w:t xml:space="preserve"> Market conditions and competitor actions, such as new service launches or aggressive pricing strategies, can influence churn. Customers might switch providers in response to better offers or innovative services from competitors.</w:t>
+      </w:r>
+    </w:p>
+    <w:p>
+      <w:pPr>
+        <w:spacing w:after="0" w:line="360" w:lineRule="auto"/>
+        <w:jc w:val="both"/>
+        <w:rPr>
+          <w:rFonts w:ascii="Times New Roman" w:hAnsi="Times New Roman" w:cs="Times New Roman"/>
+          <w:sz w:val="24"/>
+          <w:szCs w:val="24"/>
+        </w:rPr>
+      </w:pPr>
+      <w:r>
+        <w:rPr>
+          <w:rFonts w:ascii="Times New Roman" w:hAnsi="Times New Roman" w:cs="Times New Roman"/>
+          <w:sz w:val="24"/>
+          <w:szCs w:val="24"/>
+        </w:rPr>
+        <w:t>7.</w:t>
+      </w:r>
+      <w:r>
+        <w:rPr>
+          <w:rFonts w:hint="default" w:ascii="Times New Roman" w:hAnsi="Times New Roman"/>
+          <w:sz w:val="24"/>
+          <w:szCs w:val="24"/>
+          <w:lang w:val="en-US"/>
+        </w:rPr>
+        <w:t></w:t>
+      </w:r>
+      <w:r>
+        <w:rPr>
+          <w:rFonts w:ascii="Times New Roman" w:hAnsi="Times New Roman" w:cs="Times New Roman"/>
+          <w:b w:val="0"/>
+          <w:bCs w:val="0"/>
+          <w:sz w:val="24"/>
+          <w:szCs w:val="24"/>
+        </w:rPr>
+        <w:t>Customer Tenure:</w:t>
+      </w:r>
+      <w:r>
+        <w:rPr>
+          <w:rFonts w:ascii="Times New Roman" w:hAnsi="Times New Roman" w:cs="Times New Roman"/>
+          <w:sz w:val="24"/>
+          <w:szCs w:val="24"/>
+        </w:rPr>
+        <w:t xml:space="preserve"> The length of time a customer has been with the service provider can impact churn behavior. Long-term customers might have higher loyalty and lower churn rates, while new customers might be more prone to switch providers if their initial experience is unsatisfactory.</w:t>
+      </w:r>
+    </w:p>
+    <w:p>
+      <w:pPr>
+        <w:spacing w:after="0" w:line="360" w:lineRule="auto"/>
+        <w:jc w:val="both"/>
+        <w:rPr>
+          <w:rFonts w:ascii="Times New Roman" w:hAnsi="Times New Roman" w:cs="Times New Roman"/>
           <w:b/>
           <w:bCs/>
           <w:sz w:val="24"/>
@@ -5492,7 +6319,7 @@
           <w:sz w:val="24"/>
           <w:szCs w:val="24"/>
         </w:rPr>
-        <w:t>Customer Demographics</w:t>
+        <w:t>Integrating Features for Churn Prediction Models</w:t>
       </w:r>
     </w:p>
     <w:p>
@@ -5515,29 +6342,30 @@
       </w:r>
       <w:r>
         <w:rPr>
-          <w:rFonts w:ascii="Times New Roman" w:hAnsi="Times New Roman" w:cs="Times New Roman"/>
-          <w:sz w:val="24"/>
-          <w:szCs w:val="24"/>
-        </w:rPr>
-        <w:tab/>
-      </w:r>
-      <w:r>
-        <w:rPr>
-          <w:rFonts w:ascii="Times New Roman" w:hAnsi="Times New Roman" w:cs="Times New Roman"/>
-          <w:b/>
-          <w:bCs/>
-          <w:sz w:val="24"/>
-          <w:szCs w:val="24"/>
-        </w:rPr>
-        <w:t>Age and Gender:</w:t>
-      </w:r>
-      <w:r>
-        <w:rPr>
-          <w:rFonts w:ascii="Times New Roman" w:hAnsi="Times New Roman" w:cs="Times New Roman"/>
-          <w:sz w:val="24"/>
-          <w:szCs w:val="24"/>
-        </w:rPr>
-        <w:t xml:space="preserve"> Demographic factors such as age and gender can influence churn behavior. Different age groups and genders may have varying preferences and levels of satisfaction with services. For example, younger customers might prioritize data services for social media and streaming, while older customers might value call quality more.</w:t>
+          <w:rFonts w:hint="default" w:ascii="Times New Roman" w:hAnsi="Times New Roman"/>
+          <w:sz w:val="24"/>
+          <w:szCs w:val="24"/>
+          <w:lang w:val="en-US"/>
+        </w:rPr>
+        <w:t></w:t>
+      </w:r>
+      <w:r>
+        <w:rPr>
+          <w:rFonts w:ascii="Times New Roman" w:hAnsi="Times New Roman" w:cs="Times New Roman"/>
+          <w:b w:val="0"/>
+          <w:bCs w:val="0"/>
+          <w:sz w:val="24"/>
+          <w:szCs w:val="24"/>
+        </w:rPr>
+        <w:t>Feature Engineering:</w:t>
+      </w:r>
+      <w:r>
+        <w:rPr>
+          <w:rFonts w:ascii="Times New Roman" w:hAnsi="Times New Roman" w:cs="Times New Roman"/>
+          <w:sz w:val="24"/>
+          <w:szCs w:val="24"/>
+        </w:rPr>
+        <w:t xml:space="preserve"> Combining and transforming raw data into meaningful features is crucial for building effective churn prediction models. Techniques such as creating interaction terms, aggregating data over different time periods, and scaling features to a common range can enhance model performance.</w:t>
       </w:r>
     </w:p>
     <w:p>
@@ -5560,29 +6388,30 @@
       </w:r>
       <w:r>
         <w:rPr>
-          <w:rFonts w:ascii="Times New Roman" w:hAnsi="Times New Roman" w:cs="Times New Roman"/>
-          <w:sz w:val="24"/>
-          <w:szCs w:val="24"/>
-        </w:rPr>
-        <w:tab/>
-      </w:r>
-      <w:r>
-        <w:rPr>
-          <w:rFonts w:ascii="Times New Roman" w:hAnsi="Times New Roman" w:cs="Times New Roman"/>
-          <w:b/>
-          <w:bCs/>
-          <w:sz w:val="24"/>
-          <w:szCs w:val="24"/>
-        </w:rPr>
-        <w:t>Location:</w:t>
-      </w:r>
-      <w:r>
-        <w:rPr>
-          <w:rFonts w:ascii="Times New Roman" w:hAnsi="Times New Roman" w:cs="Times New Roman"/>
-          <w:sz w:val="24"/>
-          <w:szCs w:val="24"/>
-        </w:rPr>
-        <w:t xml:space="preserve"> Geographic information can provide insights into service availability and competition. Customers in urban areas might have more alternatives and be more likely to churn if they experience poor service quality. Rural customers might have fewer options and different usage patterns, affecting their churn behavior.</w:t>
+          <w:rFonts w:hint="default" w:ascii="Times New Roman" w:hAnsi="Times New Roman"/>
+          <w:sz w:val="24"/>
+          <w:szCs w:val="24"/>
+          <w:lang w:val="en-US"/>
+        </w:rPr>
+        <w:t></w:t>
+      </w:r>
+      <w:r>
+        <w:rPr>
+          <w:rFonts w:ascii="Times New Roman" w:hAnsi="Times New Roman" w:cs="Times New Roman"/>
+          <w:b w:val="0"/>
+          <w:bCs w:val="0"/>
+          <w:sz w:val="24"/>
+          <w:szCs w:val="24"/>
+        </w:rPr>
+        <w:t>Feature Selection:</w:t>
+      </w:r>
+      <w:r>
+        <w:rPr>
+          <w:rFonts w:ascii="Times New Roman" w:hAnsi="Times New Roman" w:cs="Times New Roman"/>
+          <w:sz w:val="24"/>
+          <w:szCs w:val="24"/>
+        </w:rPr>
+        <w:t xml:space="preserve"> Selecting the most relevant features helps in building models that are both accurate and interpretable. Techniques like correlation analysis, mutual information, and recursive feature elimination (RFE) can identify the features that contribute most to predicting churn.</w:t>
       </w:r>
     </w:p>
     <w:p>
@@ -5605,774 +6434,18 @@
       </w:r>
       <w:r>
         <w:rPr>
-          <w:rFonts w:ascii="Times New Roman" w:hAnsi="Times New Roman" w:cs="Times New Roman"/>
-          <w:sz w:val="24"/>
-          <w:szCs w:val="24"/>
-        </w:rPr>
-        <w:tab/>
-      </w:r>
-      <w:r>
-        <w:rPr>
-          <w:rFonts w:ascii="Times New Roman" w:hAnsi="Times New Roman" w:cs="Times New Roman"/>
-          <w:b/>
-          <w:bCs/>
-          <w:sz w:val="24"/>
-          <w:szCs w:val="24"/>
-        </w:rPr>
-        <w:t>Income and Occupation:</w:t>
-      </w:r>
-      <w:r>
-        <w:rPr>
-          <w:rFonts w:ascii="Times New Roman" w:hAnsi="Times New Roman" w:cs="Times New Roman"/>
-          <w:sz w:val="24"/>
-          <w:szCs w:val="24"/>
-        </w:rPr>
-        <w:t xml:space="preserve"> Socioeconomic status can affect customers' ability to pay for services and their sensitivity to price changes. Higher-income customers might be less price-sensitive and more focused on service quality, while lower-income customers might be more likely to churn due to financial constraints.</w:t>
-      </w:r>
-    </w:p>
-    <w:p>
-      <w:pPr>
-        <w:spacing w:after="0" w:line="360" w:lineRule="auto"/>
-        <w:jc w:val="both"/>
-        <w:rPr>
-          <w:rFonts w:ascii="Times New Roman" w:hAnsi="Times New Roman" w:cs="Times New Roman"/>
-          <w:sz w:val="24"/>
-          <w:szCs w:val="24"/>
-        </w:rPr>
-      </w:pPr>
-      <w:r>
-        <w:rPr>
-          <w:rFonts w:ascii="Times New Roman" w:hAnsi="Times New Roman" w:cs="Times New Roman"/>
-          <w:sz w:val="24"/>
-          <w:szCs w:val="24"/>
-        </w:rPr>
-        <w:t>4.</w:t>
-      </w:r>
-      <w:r>
-        <w:rPr>
-          <w:rFonts w:ascii="Times New Roman" w:hAnsi="Times New Roman" w:cs="Times New Roman"/>
-          <w:sz w:val="24"/>
-          <w:szCs w:val="24"/>
-        </w:rPr>
-        <w:tab/>
-      </w:r>
-      <w:r>
-        <w:rPr>
-          <w:rFonts w:ascii="Times New Roman" w:hAnsi="Times New Roman" w:cs="Times New Roman"/>
-          <w:b/>
-          <w:bCs/>
-          <w:sz w:val="24"/>
-          <w:szCs w:val="24"/>
-        </w:rPr>
-        <w:t>Education Level:</w:t>
-      </w:r>
-      <w:r>
-        <w:rPr>
-          <w:rFonts w:ascii="Times New Roman" w:hAnsi="Times New Roman" w:cs="Times New Roman"/>
-          <w:sz w:val="24"/>
-          <w:szCs w:val="24"/>
-        </w:rPr>
-        <w:t xml:space="preserve"> Education can impact customers' awareness of available services and their propensity to seek better deals. More educated customers might be more proactive in exploring alternatives and switching providers if they find better offers.</w:t>
-      </w:r>
-    </w:p>
-    <w:p>
-      <w:pPr>
-        <w:spacing w:after="0" w:line="360" w:lineRule="auto"/>
-        <w:jc w:val="both"/>
-        <w:rPr>
-          <w:rFonts w:ascii="Times New Roman" w:hAnsi="Times New Roman" w:cs="Times New Roman"/>
-          <w:b/>
-          <w:bCs/>
-          <w:sz w:val="24"/>
-          <w:szCs w:val="24"/>
-        </w:rPr>
-      </w:pPr>
-    </w:p>
-    <w:p>
-      <w:pPr>
-        <w:spacing w:after="0" w:line="360" w:lineRule="auto"/>
-        <w:jc w:val="both"/>
-        <w:rPr>
-          <w:rFonts w:ascii="Times New Roman" w:hAnsi="Times New Roman" w:cs="Times New Roman"/>
-          <w:b/>
-          <w:bCs/>
-          <w:sz w:val="24"/>
-          <w:szCs w:val="24"/>
-        </w:rPr>
-      </w:pPr>
-      <w:r>
-        <w:rPr>
-          <w:rFonts w:ascii="Times New Roman" w:hAnsi="Times New Roman" w:cs="Times New Roman"/>
-          <w:b/>
-          <w:bCs/>
-          <w:sz w:val="24"/>
-          <w:szCs w:val="24"/>
-        </w:rPr>
-        <w:t>Billing Information</w:t>
-      </w:r>
-    </w:p>
-    <w:p>
-      <w:pPr>
-        <w:spacing w:after="0" w:line="360" w:lineRule="auto"/>
-        <w:jc w:val="both"/>
-        <w:rPr>
-          <w:rFonts w:ascii="Times New Roman" w:hAnsi="Times New Roman" w:cs="Times New Roman"/>
-          <w:sz w:val="24"/>
-          <w:szCs w:val="24"/>
-        </w:rPr>
-      </w:pPr>
-      <w:r>
-        <w:rPr>
-          <w:rFonts w:ascii="Times New Roman" w:hAnsi="Times New Roman" w:cs="Times New Roman"/>
-          <w:sz w:val="24"/>
-          <w:szCs w:val="24"/>
-        </w:rPr>
-        <w:t>1.</w:t>
-      </w:r>
-      <w:r>
-        <w:rPr>
-          <w:rFonts w:ascii="Times New Roman" w:hAnsi="Times New Roman" w:cs="Times New Roman"/>
-          <w:sz w:val="24"/>
-          <w:szCs w:val="24"/>
-        </w:rPr>
-        <w:tab/>
-      </w:r>
-      <w:r>
-        <w:rPr>
-          <w:rFonts w:ascii="Times New Roman" w:hAnsi="Times New Roman" w:cs="Times New Roman"/>
-          <w:b/>
-          <w:bCs/>
-          <w:sz w:val="24"/>
-          <w:szCs w:val="24"/>
-        </w:rPr>
-        <w:t>Payment History:</w:t>
-      </w:r>
-      <w:r>
-        <w:rPr>
-          <w:rFonts w:ascii="Times New Roman" w:hAnsi="Times New Roman" w:cs="Times New Roman"/>
-          <w:sz w:val="24"/>
-          <w:szCs w:val="24"/>
-        </w:rPr>
-        <w:t xml:space="preserve"> Timely payments and the presence of overdue bills can indicate financial stability and customer satisfaction. Customers who frequently miss payments or have a history of overdue bills might be at a higher risk of churning due to financial difficulties or dissatisfaction with the service.</w:t>
-      </w:r>
-    </w:p>
-    <w:p>
-      <w:pPr>
-        <w:spacing w:after="0" w:line="360" w:lineRule="auto"/>
-        <w:jc w:val="both"/>
-        <w:rPr>
-          <w:rFonts w:ascii="Times New Roman" w:hAnsi="Times New Roman" w:cs="Times New Roman"/>
-          <w:sz w:val="24"/>
-          <w:szCs w:val="24"/>
-        </w:rPr>
-      </w:pPr>
-      <w:r>
-        <w:rPr>
-          <w:rFonts w:ascii="Times New Roman" w:hAnsi="Times New Roman" w:cs="Times New Roman"/>
-          <w:sz w:val="24"/>
-          <w:szCs w:val="24"/>
-        </w:rPr>
-        <w:t>2.</w:t>
-      </w:r>
-      <w:r>
-        <w:rPr>
-          <w:rFonts w:ascii="Times New Roman" w:hAnsi="Times New Roman" w:cs="Times New Roman"/>
-          <w:sz w:val="24"/>
-          <w:szCs w:val="24"/>
-        </w:rPr>
-        <w:tab/>
-      </w:r>
-      <w:r>
-        <w:rPr>
-          <w:rFonts w:ascii="Times New Roman" w:hAnsi="Times New Roman" w:cs="Times New Roman"/>
-          <w:b/>
-          <w:bCs/>
-          <w:sz w:val="24"/>
-          <w:szCs w:val="24"/>
-        </w:rPr>
-        <w:t>Billing Cycle and Amount:</w:t>
-      </w:r>
-      <w:r>
-        <w:rPr>
-          <w:rFonts w:ascii="Times New Roman" w:hAnsi="Times New Roman" w:cs="Times New Roman"/>
-          <w:sz w:val="24"/>
-          <w:szCs w:val="24"/>
-        </w:rPr>
-        <w:t xml:space="preserve"> The frequency and amount of bills can affect churn risk. Customers with high monthly bills might be more inclined to switch providers if they perceive they are not getting value for their money. Additionally, those on longer billing cycles might be less engaged and more likely to churn.</w:t>
-      </w:r>
-    </w:p>
-    <w:p>
-      <w:pPr>
-        <w:spacing w:after="0" w:line="360" w:lineRule="auto"/>
-        <w:jc w:val="both"/>
-        <w:rPr>
-          <w:rFonts w:ascii="Times New Roman" w:hAnsi="Times New Roman" w:cs="Times New Roman"/>
-          <w:sz w:val="24"/>
-          <w:szCs w:val="24"/>
-        </w:rPr>
-      </w:pPr>
-      <w:r>
-        <w:rPr>
-          <w:rFonts w:ascii="Times New Roman" w:hAnsi="Times New Roman" w:cs="Times New Roman"/>
-          <w:sz w:val="24"/>
-          <w:szCs w:val="24"/>
-        </w:rPr>
-        <w:t>3.</w:t>
-      </w:r>
-      <w:r>
-        <w:rPr>
-          <w:rFonts w:ascii="Times New Roman" w:hAnsi="Times New Roman" w:cs="Times New Roman"/>
-          <w:sz w:val="24"/>
-          <w:szCs w:val="24"/>
-        </w:rPr>
-        <w:tab/>
-      </w:r>
-      <w:r>
-        <w:rPr>
-          <w:rFonts w:ascii="Times New Roman" w:hAnsi="Times New Roman" w:cs="Times New Roman"/>
-          <w:b/>
-          <w:bCs/>
-          <w:sz w:val="24"/>
-          <w:szCs w:val="24"/>
-        </w:rPr>
-        <w:t>Payment Method:</w:t>
-      </w:r>
-      <w:r>
-        <w:rPr>
-          <w:rFonts w:ascii="Times New Roman" w:hAnsi="Times New Roman" w:cs="Times New Roman"/>
-          <w:sz w:val="24"/>
-          <w:szCs w:val="24"/>
-        </w:rPr>
-        <w:t xml:space="preserve"> The method of payment (e.g., credit card, direct debit, prepaid) can provide insights into customer preferences and financial behavior. Prepaid customers might churn more frequently due to the flexibility to switch providers without penalty, while postpaid customers with long-term contracts might have lower churn rates.</w:t>
-      </w:r>
-    </w:p>
-    <w:p>
-      <w:pPr>
-        <w:spacing w:after="0" w:line="360" w:lineRule="auto"/>
-        <w:jc w:val="both"/>
-        <w:rPr>
-          <w:rFonts w:ascii="Times New Roman" w:hAnsi="Times New Roman" w:cs="Times New Roman"/>
-          <w:sz w:val="24"/>
-          <w:szCs w:val="24"/>
-        </w:rPr>
-      </w:pPr>
-      <w:r>
-        <w:rPr>
-          <w:rFonts w:ascii="Times New Roman" w:hAnsi="Times New Roman" w:cs="Times New Roman"/>
-          <w:sz w:val="24"/>
-          <w:szCs w:val="24"/>
-        </w:rPr>
-        <w:t>4.</w:t>
-      </w:r>
-      <w:r>
-        <w:rPr>
-          <w:rFonts w:ascii="Times New Roman" w:hAnsi="Times New Roman" w:cs="Times New Roman"/>
-          <w:sz w:val="24"/>
-          <w:szCs w:val="24"/>
-        </w:rPr>
-        <w:tab/>
-      </w:r>
-      <w:r>
-        <w:rPr>
-          <w:rFonts w:ascii="Times New Roman" w:hAnsi="Times New Roman" w:cs="Times New Roman"/>
-          <w:b/>
-          <w:bCs/>
-          <w:sz w:val="24"/>
-          <w:szCs w:val="24"/>
-        </w:rPr>
-        <w:t>Discounts and Promotions:</w:t>
-      </w:r>
-      <w:r>
-        <w:rPr>
-          <w:rFonts w:ascii="Times New Roman" w:hAnsi="Times New Roman" w:cs="Times New Roman"/>
-          <w:sz w:val="24"/>
-          <w:szCs w:val="24"/>
-        </w:rPr>
-        <w:t xml:space="preserve"> The use of discounts and promotional offers can affect customer retention. Customers who frequently take advantage of promotions might be more price-sensitive and prone to churn if these offers are discontinued.</w:t>
-      </w:r>
-    </w:p>
-    <w:p>
-      <w:pPr>
-        <w:spacing w:after="0" w:line="360" w:lineRule="auto"/>
-        <w:jc w:val="both"/>
-        <w:rPr>
-          <w:rFonts w:ascii="Times New Roman" w:hAnsi="Times New Roman" w:cs="Times New Roman"/>
-          <w:b/>
-          <w:bCs/>
-          <w:sz w:val="24"/>
-          <w:szCs w:val="24"/>
-        </w:rPr>
-      </w:pPr>
-      <w:r>
-        <w:rPr>
-          <w:rFonts w:ascii="Times New Roman" w:hAnsi="Times New Roman" w:cs="Times New Roman"/>
-          <w:b/>
-          <w:bCs/>
-          <w:sz w:val="24"/>
-          <w:szCs w:val="24"/>
-        </w:rPr>
-        <w:t>Other Relevant Features</w:t>
-      </w:r>
-    </w:p>
-    <w:p>
-      <w:pPr>
-        <w:spacing w:after="0" w:line="360" w:lineRule="auto"/>
-        <w:jc w:val="both"/>
-        <w:rPr>
-          <w:rFonts w:ascii="Times New Roman" w:hAnsi="Times New Roman" w:cs="Times New Roman"/>
-          <w:sz w:val="24"/>
-          <w:szCs w:val="24"/>
-        </w:rPr>
-      </w:pPr>
-      <w:r>
-        <w:rPr>
-          <w:rFonts w:ascii="Times New Roman" w:hAnsi="Times New Roman" w:cs="Times New Roman"/>
-          <w:sz w:val="24"/>
-          <w:szCs w:val="24"/>
-        </w:rPr>
-        <w:t>1.</w:t>
-      </w:r>
-      <w:r>
-        <w:rPr>
-          <w:rFonts w:ascii="Times New Roman" w:hAnsi="Times New Roman" w:cs="Times New Roman"/>
-          <w:sz w:val="24"/>
-          <w:szCs w:val="24"/>
-        </w:rPr>
-        <w:tab/>
-      </w:r>
-      <w:r>
-        <w:rPr>
-          <w:rFonts w:ascii="Times New Roman" w:hAnsi="Times New Roman" w:cs="Times New Roman"/>
-          <w:b/>
-          <w:bCs/>
-          <w:sz w:val="24"/>
-          <w:szCs w:val="24"/>
-        </w:rPr>
-        <w:t>Contract Type and Duration:</w:t>
-      </w:r>
-      <w:r>
-        <w:rPr>
-          <w:rFonts w:ascii="Times New Roman" w:hAnsi="Times New Roman" w:cs="Times New Roman"/>
-          <w:sz w:val="24"/>
-          <w:szCs w:val="24"/>
-        </w:rPr>
-        <w:t xml:space="preserve"> The type and length of the contract can significantly influence churn behavior. Customers on long-term contracts with penalties for early termination might be less likely to churn compared to those on month-to-month plans. The approach of contract renewal dates can also be a critical period for churn risk.</w:t>
-      </w:r>
-    </w:p>
-    <w:p>
-      <w:pPr>
-        <w:spacing w:after="0" w:line="360" w:lineRule="auto"/>
-        <w:jc w:val="both"/>
-        <w:rPr>
-          <w:rFonts w:ascii="Times New Roman" w:hAnsi="Times New Roman" w:cs="Times New Roman"/>
-          <w:sz w:val="24"/>
-          <w:szCs w:val="24"/>
-        </w:rPr>
-      </w:pPr>
-      <w:r>
-        <w:rPr>
-          <w:rFonts w:ascii="Times New Roman" w:hAnsi="Times New Roman" w:cs="Times New Roman"/>
-          <w:sz w:val="24"/>
-          <w:szCs w:val="24"/>
-        </w:rPr>
-        <w:t>2.</w:t>
-      </w:r>
-      <w:r>
-        <w:rPr>
-          <w:rFonts w:ascii="Times New Roman" w:hAnsi="Times New Roman" w:cs="Times New Roman"/>
-          <w:sz w:val="24"/>
-          <w:szCs w:val="24"/>
-        </w:rPr>
-        <w:tab/>
-      </w:r>
-      <w:r>
-        <w:rPr>
-          <w:rFonts w:ascii="Times New Roman" w:hAnsi="Times New Roman" w:cs="Times New Roman"/>
-          <w:b/>
-          <w:bCs/>
-          <w:sz w:val="24"/>
-          <w:szCs w:val="24"/>
-        </w:rPr>
-        <w:t>Customer Satisfaction Scores:</w:t>
-      </w:r>
-      <w:r>
-        <w:rPr>
-          <w:rFonts w:ascii="Times New Roman" w:hAnsi="Times New Roman" w:cs="Times New Roman"/>
-          <w:sz w:val="24"/>
-          <w:szCs w:val="24"/>
-        </w:rPr>
-        <w:t xml:space="preserve"> Surveys and feedback mechanisms that measure customer satisfaction can provide direct insights into churn risk. Low satisfaction scores are often correlated with higher churn rates. Net Promoter Score (NPS) and Customer Satisfaction Score (CSAT) are commonly used metrics.</w:t>
-      </w:r>
-    </w:p>
-    <w:p>
-      <w:pPr>
-        <w:spacing w:after="0" w:line="360" w:lineRule="auto"/>
-        <w:jc w:val="both"/>
-        <w:rPr>
-          <w:rFonts w:ascii="Times New Roman" w:hAnsi="Times New Roman" w:cs="Times New Roman"/>
-          <w:sz w:val="24"/>
-          <w:szCs w:val="24"/>
-        </w:rPr>
-      </w:pPr>
-      <w:r>
-        <w:rPr>
-          <w:rFonts w:ascii="Times New Roman" w:hAnsi="Times New Roman" w:cs="Times New Roman"/>
-          <w:sz w:val="24"/>
-          <w:szCs w:val="24"/>
-        </w:rPr>
-        <w:t>3.</w:t>
-      </w:r>
-      <w:r>
-        <w:rPr>
-          <w:rFonts w:ascii="Times New Roman" w:hAnsi="Times New Roman" w:cs="Times New Roman"/>
-          <w:sz w:val="24"/>
-          <w:szCs w:val="24"/>
-        </w:rPr>
-        <w:tab/>
-      </w:r>
-      <w:r>
-        <w:rPr>
-          <w:rFonts w:ascii="Times New Roman" w:hAnsi="Times New Roman" w:cs="Times New Roman"/>
-          <w:b/>
-          <w:bCs/>
-          <w:sz w:val="24"/>
-          <w:szCs w:val="24"/>
-        </w:rPr>
-        <w:t>Service Quality Metrics:</w:t>
-      </w:r>
-      <w:r>
-        <w:rPr>
-          <w:rFonts w:ascii="Times New Roman" w:hAnsi="Times New Roman" w:cs="Times New Roman"/>
-          <w:sz w:val="24"/>
-          <w:szCs w:val="24"/>
-        </w:rPr>
-        <w:t xml:space="preserve"> Network performance indicators, such as call drop rates, data speed, and network coverage, are crucial for understanding customer satisfaction. Poor service quality can drive customers to switch providers. Monitoring these metrics can help identify at-risk customers.</w:t>
-      </w:r>
-    </w:p>
-    <w:p>
-      <w:pPr>
-        <w:spacing w:after="0" w:line="360" w:lineRule="auto"/>
-        <w:jc w:val="both"/>
-        <w:rPr>
-          <w:rFonts w:ascii="Times New Roman" w:hAnsi="Times New Roman" w:cs="Times New Roman"/>
-          <w:sz w:val="24"/>
-          <w:szCs w:val="24"/>
-        </w:rPr>
-      </w:pPr>
-      <w:r>
-        <w:rPr>
-          <w:rFonts w:ascii="Times New Roman" w:hAnsi="Times New Roman" w:cs="Times New Roman"/>
-          <w:sz w:val="24"/>
-          <w:szCs w:val="24"/>
-        </w:rPr>
-        <w:t>4.</w:t>
-      </w:r>
-      <w:r>
-        <w:rPr>
-          <w:rFonts w:ascii="Times New Roman" w:hAnsi="Times New Roman" w:cs="Times New Roman"/>
-          <w:sz w:val="24"/>
-          <w:szCs w:val="24"/>
-        </w:rPr>
-        <w:tab/>
-      </w:r>
-      <w:r>
-        <w:rPr>
-          <w:rFonts w:ascii="Times New Roman" w:hAnsi="Times New Roman" w:cs="Times New Roman"/>
-          <w:b/>
-          <w:bCs/>
-          <w:sz w:val="24"/>
-          <w:szCs w:val="24"/>
-        </w:rPr>
-        <w:t>Engagement with Marketing Campaigns:</w:t>
-      </w:r>
-      <w:r>
-        <w:rPr>
-          <w:rFonts w:ascii="Times New Roman" w:hAnsi="Times New Roman" w:cs="Times New Roman"/>
-          <w:sz w:val="24"/>
-          <w:szCs w:val="24"/>
-        </w:rPr>
-        <w:t xml:space="preserve"> Interaction with marketing efforts, such as opening emails, clicking on ads, or participating in loyalty programs, can indicate customer engagement. Higher engagement levels generally correlate with lower churn rates, as these customers feel more connected to the brand.</w:t>
-      </w:r>
-    </w:p>
-    <w:p>
-      <w:pPr>
-        <w:spacing w:after="0" w:line="360" w:lineRule="auto"/>
-        <w:jc w:val="both"/>
-        <w:rPr>
-          <w:rFonts w:ascii="Times New Roman" w:hAnsi="Times New Roman" w:cs="Times New Roman"/>
-          <w:sz w:val="24"/>
-          <w:szCs w:val="24"/>
-        </w:rPr>
-      </w:pPr>
-      <w:r>
-        <w:rPr>
-          <w:rFonts w:ascii="Times New Roman" w:hAnsi="Times New Roman" w:cs="Times New Roman"/>
-          <w:sz w:val="24"/>
-          <w:szCs w:val="24"/>
-        </w:rPr>
-        <w:t>5.</w:t>
-      </w:r>
-      <w:r>
-        <w:rPr>
-          <w:rFonts w:ascii="Times New Roman" w:hAnsi="Times New Roman" w:cs="Times New Roman"/>
-          <w:sz w:val="24"/>
-          <w:szCs w:val="24"/>
-        </w:rPr>
-        <w:tab/>
-      </w:r>
-      <w:r>
-        <w:rPr>
-          <w:rFonts w:ascii="Times New Roman" w:hAnsi="Times New Roman" w:cs="Times New Roman"/>
-          <w:b/>
-          <w:bCs/>
-          <w:sz w:val="24"/>
-          <w:szCs w:val="24"/>
-        </w:rPr>
-        <w:t>Churn History:</w:t>
-      </w:r>
-      <w:r>
-        <w:rPr>
-          <w:rFonts w:ascii="Times New Roman" w:hAnsi="Times New Roman" w:cs="Times New Roman"/>
-          <w:sz w:val="24"/>
-          <w:szCs w:val="24"/>
-        </w:rPr>
-        <w:t xml:space="preserve"> Historical churn behavior can be predictive of future churn. Customers who have previously churned and returned may exhibit patterns that indicate higher churn risk. Understanding these patterns can help tailor retention strategies.</w:t>
-      </w:r>
-    </w:p>
-    <w:p>
-      <w:pPr>
-        <w:spacing w:after="0" w:line="360" w:lineRule="auto"/>
-        <w:jc w:val="both"/>
-        <w:rPr>
-          <w:rFonts w:ascii="Times New Roman" w:hAnsi="Times New Roman" w:cs="Times New Roman"/>
-          <w:sz w:val="24"/>
-          <w:szCs w:val="24"/>
-        </w:rPr>
-      </w:pPr>
-      <w:r>
-        <w:rPr>
-          <w:rFonts w:ascii="Times New Roman" w:hAnsi="Times New Roman" w:cs="Times New Roman"/>
-          <w:sz w:val="24"/>
-          <w:szCs w:val="24"/>
-        </w:rPr>
-        <w:t>6.</w:t>
-      </w:r>
-      <w:r>
-        <w:rPr>
-          <w:rFonts w:ascii="Times New Roman" w:hAnsi="Times New Roman" w:cs="Times New Roman"/>
-          <w:sz w:val="24"/>
-          <w:szCs w:val="24"/>
-        </w:rPr>
-        <w:tab/>
-      </w:r>
-      <w:r>
-        <w:rPr>
-          <w:rFonts w:ascii="Times New Roman" w:hAnsi="Times New Roman" w:cs="Times New Roman"/>
-          <w:b/>
-          <w:bCs/>
-          <w:sz w:val="24"/>
-          <w:szCs w:val="24"/>
-        </w:rPr>
-        <w:t>Competitor Activity:</w:t>
-      </w:r>
-      <w:r>
-        <w:rPr>
-          <w:rFonts w:ascii="Times New Roman" w:hAnsi="Times New Roman" w:cs="Times New Roman"/>
-          <w:sz w:val="24"/>
-          <w:szCs w:val="24"/>
-        </w:rPr>
-        <w:t xml:space="preserve"> Market conditions and competitor actions, such as new service launches or aggressive pricing strategies, can influence churn. Customers might switch providers in response to better offers or innovative services from competitors.</w:t>
-      </w:r>
-    </w:p>
-    <w:p>
-      <w:pPr>
-        <w:spacing w:after="0" w:line="360" w:lineRule="auto"/>
-        <w:jc w:val="both"/>
-        <w:rPr>
-          <w:rFonts w:ascii="Times New Roman" w:hAnsi="Times New Roman" w:cs="Times New Roman"/>
-          <w:sz w:val="24"/>
-          <w:szCs w:val="24"/>
-        </w:rPr>
-      </w:pPr>
-      <w:r>
-        <w:rPr>
-          <w:rFonts w:ascii="Times New Roman" w:hAnsi="Times New Roman" w:cs="Times New Roman"/>
-          <w:sz w:val="24"/>
-          <w:szCs w:val="24"/>
-        </w:rPr>
-        <w:t>7.</w:t>
-      </w:r>
-      <w:r>
-        <w:rPr>
-          <w:rFonts w:ascii="Times New Roman" w:hAnsi="Times New Roman" w:cs="Times New Roman"/>
-          <w:sz w:val="24"/>
-          <w:szCs w:val="24"/>
-        </w:rPr>
-        <w:tab/>
-      </w:r>
-      <w:r>
-        <w:rPr>
-          <w:rFonts w:ascii="Times New Roman" w:hAnsi="Times New Roman" w:cs="Times New Roman"/>
-          <w:b/>
-          <w:bCs/>
-          <w:sz w:val="24"/>
-          <w:szCs w:val="24"/>
-        </w:rPr>
-        <w:t>Customer Tenure:</w:t>
-      </w:r>
-      <w:r>
-        <w:rPr>
-          <w:rFonts w:ascii="Times New Roman" w:hAnsi="Times New Roman" w:cs="Times New Roman"/>
-          <w:sz w:val="24"/>
-          <w:szCs w:val="24"/>
-        </w:rPr>
-        <w:t xml:space="preserve"> The length of time a customer has been with the service provider can impact churn behavior. Long-term customers might have higher loyalty and lower churn rates, while new customers might be more prone to switch providers if their initial experience is unsatisfactory.</w:t>
-      </w:r>
-    </w:p>
-    <w:p>
-      <w:pPr>
-        <w:spacing w:after="0" w:line="360" w:lineRule="auto"/>
-        <w:jc w:val="both"/>
-        <w:rPr>
-          <w:rFonts w:ascii="Times New Roman" w:hAnsi="Times New Roman" w:cs="Times New Roman"/>
-          <w:b/>
-          <w:bCs/>
-          <w:sz w:val="24"/>
-          <w:szCs w:val="24"/>
-        </w:rPr>
-      </w:pPr>
-      <w:r>
-        <w:rPr>
-          <w:rFonts w:ascii="Times New Roman" w:hAnsi="Times New Roman" w:cs="Times New Roman"/>
-          <w:b/>
-          <w:bCs/>
-          <w:sz w:val="24"/>
-          <w:szCs w:val="24"/>
-        </w:rPr>
-        <w:t>Integrating Features for Churn Prediction Models</w:t>
-      </w:r>
-    </w:p>
-    <w:p>
-      <w:pPr>
-        <w:spacing w:after="0" w:line="360" w:lineRule="auto"/>
-        <w:jc w:val="both"/>
-        <w:rPr>
-          <w:rFonts w:ascii="Times New Roman" w:hAnsi="Times New Roman" w:cs="Times New Roman"/>
-          <w:sz w:val="24"/>
-          <w:szCs w:val="24"/>
-        </w:rPr>
-      </w:pPr>
-      <w:r>
-        <w:rPr>
-          <w:rFonts w:ascii="Times New Roman" w:hAnsi="Times New Roman" w:cs="Times New Roman"/>
-          <w:sz w:val="24"/>
-          <w:szCs w:val="24"/>
-        </w:rPr>
-        <w:t>1.</w:t>
-      </w:r>
-      <w:r>
-        <w:rPr>
-          <w:rFonts w:ascii="Times New Roman" w:hAnsi="Times New Roman" w:cs="Times New Roman"/>
-          <w:sz w:val="24"/>
-          <w:szCs w:val="24"/>
-        </w:rPr>
-        <w:tab/>
-      </w:r>
-      <w:r>
-        <w:rPr>
-          <w:rFonts w:ascii="Times New Roman" w:hAnsi="Times New Roman" w:cs="Times New Roman"/>
-          <w:b/>
-          <w:bCs/>
-          <w:sz w:val="24"/>
-          <w:szCs w:val="24"/>
-        </w:rPr>
-        <w:t>Feature Engineering:</w:t>
-      </w:r>
-      <w:r>
-        <w:rPr>
-          <w:rFonts w:ascii="Times New Roman" w:hAnsi="Times New Roman" w:cs="Times New Roman"/>
-          <w:sz w:val="24"/>
-          <w:szCs w:val="24"/>
-        </w:rPr>
-        <w:t xml:space="preserve"> Combining and transforming raw data into meaningful features is crucial for building effective churn prediction models. Techniques such as creating interaction terms, aggregating data over different time periods, and scaling features to a common range can enhance model performance.</w:t>
-      </w:r>
-    </w:p>
-    <w:p>
-      <w:pPr>
-        <w:spacing w:after="0" w:line="360" w:lineRule="auto"/>
-        <w:jc w:val="both"/>
-        <w:rPr>
-          <w:rFonts w:ascii="Times New Roman" w:hAnsi="Times New Roman" w:cs="Times New Roman"/>
-          <w:sz w:val="24"/>
-          <w:szCs w:val="24"/>
-        </w:rPr>
-      </w:pPr>
-      <w:r>
-        <w:rPr>
-          <w:rFonts w:ascii="Times New Roman" w:hAnsi="Times New Roman" w:cs="Times New Roman"/>
-          <w:sz w:val="24"/>
-          <w:szCs w:val="24"/>
-        </w:rPr>
-        <w:t>2.</w:t>
-      </w:r>
-      <w:r>
-        <w:rPr>
-          <w:rFonts w:ascii="Times New Roman" w:hAnsi="Times New Roman" w:cs="Times New Roman"/>
-          <w:sz w:val="24"/>
-          <w:szCs w:val="24"/>
-        </w:rPr>
-        <w:tab/>
-      </w:r>
-      <w:r>
-        <w:rPr>
-          <w:rFonts w:ascii="Times New Roman" w:hAnsi="Times New Roman" w:cs="Times New Roman"/>
-          <w:b/>
-          <w:bCs/>
-          <w:sz w:val="24"/>
-          <w:szCs w:val="24"/>
-        </w:rPr>
-        <w:t>Feature Selection:</w:t>
-      </w:r>
-      <w:r>
-        <w:rPr>
-          <w:rFonts w:ascii="Times New Roman" w:hAnsi="Times New Roman" w:cs="Times New Roman"/>
-          <w:sz w:val="24"/>
-          <w:szCs w:val="24"/>
-        </w:rPr>
-        <w:t xml:space="preserve"> Selecting the most relevant features helps in building models that are both accurate and interpretable. Techniques like correlation analysis, mutual information, and recursive feature elimination (RFE) can identify the features that contribute most to predicting churn.</w:t>
-      </w:r>
-    </w:p>
-    <w:p>
-      <w:pPr>
-        <w:spacing w:after="0" w:line="360" w:lineRule="auto"/>
-        <w:jc w:val="both"/>
-        <w:rPr>
-          <w:rFonts w:ascii="Times New Roman" w:hAnsi="Times New Roman" w:cs="Times New Roman"/>
-          <w:sz w:val="24"/>
-          <w:szCs w:val="24"/>
-        </w:rPr>
-      </w:pPr>
-      <w:r>
-        <w:rPr>
-          <w:rFonts w:ascii="Times New Roman" w:hAnsi="Times New Roman" w:cs="Times New Roman"/>
-          <w:sz w:val="24"/>
-          <w:szCs w:val="24"/>
-        </w:rPr>
-        <w:t>3.</w:t>
-      </w:r>
-      <w:r>
-        <w:rPr>
-          <w:rFonts w:ascii="Times New Roman" w:hAnsi="Times New Roman" w:cs="Times New Roman"/>
-          <w:sz w:val="24"/>
-          <w:szCs w:val="24"/>
-        </w:rPr>
-        <w:tab/>
-      </w:r>
-      <w:r>
-        <w:rPr>
-          <w:rFonts w:ascii="Times New Roman" w:hAnsi="Times New Roman" w:cs="Times New Roman"/>
-          <w:b/>
-          <w:bCs/>
+          <w:rFonts w:hint="default" w:ascii="Times New Roman" w:hAnsi="Times New Roman"/>
+          <w:sz w:val="24"/>
+          <w:szCs w:val="24"/>
+          <w:lang w:val="en-US"/>
+        </w:rPr>
+        <w:t></w:t>
+      </w:r>
+      <w:r>
+        <w:rPr>
+          <w:rFonts w:ascii="Times New Roman" w:hAnsi="Times New Roman" w:cs="Times New Roman"/>
+          <w:b w:val="0"/>
+          <w:bCs w:val="0"/>
           <w:sz w:val="24"/>
           <w:szCs w:val="24"/>
         </w:rPr>
@@ -6508,17 +6581,18 @@
       </w:r>
       <w:r>
         <w:rPr>
-          <w:rFonts w:ascii="Times New Roman" w:hAnsi="Times New Roman" w:cs="Times New Roman"/>
-          <w:sz w:val="24"/>
-          <w:szCs w:val="24"/>
-        </w:rPr>
-        <w:tab/>
-      </w:r>
-      <w:r>
-        <w:rPr>
-          <w:rFonts w:ascii="Times New Roman" w:hAnsi="Times New Roman" w:cs="Times New Roman"/>
-          <w:b/>
-          <w:bCs/>
+          <w:rFonts w:hint="default" w:ascii="Times New Roman" w:hAnsi="Times New Roman"/>
+          <w:sz w:val="24"/>
+          <w:szCs w:val="24"/>
+          <w:lang w:val="en-US"/>
+        </w:rPr>
+        <w:t></w:t>
+      </w:r>
+      <w:r>
+        <w:rPr>
+          <w:rFonts w:ascii="Times New Roman" w:hAnsi="Times New Roman" w:cs="Times New Roman"/>
+          <w:b w:val="0"/>
+          <w:bCs w:val="0"/>
           <w:sz w:val="24"/>
           <w:szCs w:val="24"/>
         </w:rPr>
@@ -6749,17 +6823,18 @@
       </w:r>
       <w:r>
         <w:rPr>
-          <w:rFonts w:ascii="Times New Roman" w:hAnsi="Times New Roman" w:cs="Times New Roman"/>
-          <w:sz w:val="24"/>
-          <w:szCs w:val="24"/>
-        </w:rPr>
-        <w:tab/>
-      </w:r>
-      <w:r>
-        <w:rPr>
-          <w:rFonts w:ascii="Times New Roman" w:hAnsi="Times New Roman" w:cs="Times New Roman"/>
-          <w:b/>
-          <w:bCs/>
+          <w:rFonts w:hint="default" w:ascii="Times New Roman" w:hAnsi="Times New Roman"/>
+          <w:sz w:val="24"/>
+          <w:szCs w:val="24"/>
+          <w:lang w:val="en-US"/>
+        </w:rPr>
+        <w:t></w:t>
+      </w:r>
+      <w:r>
+        <w:rPr>
+          <w:rFonts w:ascii="Times New Roman" w:hAnsi="Times New Roman" w:cs="Times New Roman"/>
+          <w:b w:val="0"/>
+          <w:bCs w:val="0"/>
           <w:sz w:val="24"/>
           <w:szCs w:val="24"/>
         </w:rPr>
@@ -7031,17 +7106,18 @@
       </w:r>
       <w:r>
         <w:rPr>
-          <w:rFonts w:ascii="Times New Roman" w:hAnsi="Times New Roman" w:cs="Times New Roman"/>
-          <w:sz w:val="24"/>
-          <w:szCs w:val="24"/>
-        </w:rPr>
-        <w:tab/>
-      </w:r>
-      <w:r>
-        <w:rPr>
-          <w:rFonts w:ascii="Times New Roman" w:hAnsi="Times New Roman" w:cs="Times New Roman"/>
-          <w:b/>
-          <w:bCs/>
+          <w:rFonts w:hint="default" w:ascii="Times New Roman" w:hAnsi="Times New Roman"/>
+          <w:sz w:val="24"/>
+          <w:szCs w:val="24"/>
+          <w:lang w:val="en-US"/>
+        </w:rPr>
+        <w:t></w:t>
+      </w:r>
+      <w:r>
+        <w:rPr>
+          <w:rFonts w:ascii="Times New Roman" w:hAnsi="Times New Roman" w:cs="Times New Roman"/>
+          <w:b w:val="0"/>
+          <w:bCs w:val="0"/>
           <w:sz w:val="24"/>
           <w:szCs w:val="24"/>
         </w:rPr>
@@ -7222,17 +7298,18 @@
       </w:r>
       <w:r>
         <w:rPr>
-          <w:rFonts w:ascii="Times New Roman" w:hAnsi="Times New Roman" w:cs="Times New Roman"/>
-          <w:sz w:val="24"/>
-          <w:szCs w:val="24"/>
-        </w:rPr>
-        <w:tab/>
-      </w:r>
-      <w:r>
-        <w:rPr>
-          <w:rFonts w:ascii="Times New Roman" w:hAnsi="Times New Roman" w:cs="Times New Roman"/>
-          <w:b/>
-          <w:bCs/>
+          <w:rFonts w:hint="default" w:ascii="Times New Roman" w:hAnsi="Times New Roman"/>
+          <w:sz w:val="24"/>
+          <w:szCs w:val="24"/>
+          <w:lang w:val="en-US"/>
+        </w:rPr>
+        <w:t></w:t>
+      </w:r>
+      <w:r>
+        <w:rPr>
+          <w:rFonts w:ascii="Times New Roman" w:hAnsi="Times New Roman" w:cs="Times New Roman"/>
+          <w:b w:val="0"/>
+          <w:bCs w:val="0"/>
           <w:sz w:val="24"/>
           <w:szCs w:val="24"/>
         </w:rPr>
@@ -7536,17 +7613,18 @@
       </w:r>
       <w:r>
         <w:rPr>
-          <w:rFonts w:ascii="Times New Roman" w:hAnsi="Times New Roman" w:cs="Times New Roman"/>
-          <w:sz w:val="24"/>
-          <w:szCs w:val="24"/>
-        </w:rPr>
-        <w:tab/>
-      </w:r>
-      <w:r>
-        <w:rPr>
-          <w:rFonts w:ascii="Times New Roman" w:hAnsi="Times New Roman" w:cs="Times New Roman"/>
-          <w:b/>
-          <w:bCs/>
+          <w:rFonts w:hint="default" w:ascii="Times New Roman" w:hAnsi="Times New Roman"/>
+          <w:sz w:val="24"/>
+          <w:szCs w:val="24"/>
+          <w:lang w:val="en-US"/>
+        </w:rPr>
+        <w:t></w:t>
+      </w:r>
+      <w:r>
+        <w:rPr>
+          <w:rFonts w:ascii="Times New Roman" w:hAnsi="Times New Roman" w:cs="Times New Roman"/>
+          <w:b w:val="0"/>
+          <w:bCs w:val="0"/>
           <w:sz w:val="24"/>
           <w:szCs w:val="24"/>
         </w:rPr>
@@ -7592,17 +7670,18 @@
       </w:r>
       <w:r>
         <w:rPr>
-          <w:rFonts w:ascii="Times New Roman" w:hAnsi="Times New Roman" w:cs="Times New Roman"/>
-          <w:sz w:val="24"/>
-          <w:szCs w:val="24"/>
-        </w:rPr>
-        <w:tab/>
-      </w:r>
-      <w:r>
-        <w:rPr>
-          <w:rFonts w:ascii="Times New Roman" w:hAnsi="Times New Roman" w:cs="Times New Roman"/>
-          <w:b/>
-          <w:bCs/>
+          <w:rFonts w:hint="default" w:ascii="Times New Roman" w:hAnsi="Times New Roman"/>
+          <w:sz w:val="24"/>
+          <w:szCs w:val="24"/>
+          <w:lang w:val="en-US"/>
+        </w:rPr>
+        <w:t></w:t>
+      </w:r>
+      <w:r>
+        <w:rPr>
+          <w:rFonts w:ascii="Times New Roman" w:hAnsi="Times New Roman" w:cs="Times New Roman"/>
+          <w:b w:val="0"/>
+          <w:bCs w:val="0"/>
           <w:sz w:val="24"/>
           <w:szCs w:val="24"/>
         </w:rPr>
@@ -7892,17 +7971,18 @@
       </w:r>
       <w:r>
         <w:rPr>
-          <w:rFonts w:ascii="Times New Roman" w:hAnsi="Times New Roman" w:cs="Times New Roman"/>
-          <w:sz w:val="24"/>
-          <w:szCs w:val="24"/>
-        </w:rPr>
-        <w:tab/>
-      </w:r>
-      <w:r>
-        <w:rPr>
-          <w:rFonts w:ascii="Times New Roman" w:hAnsi="Times New Roman" w:cs="Times New Roman"/>
-          <w:b/>
-          <w:bCs/>
+          <w:rFonts w:hint="default" w:ascii="Times New Roman" w:hAnsi="Times New Roman"/>
+          <w:sz w:val="24"/>
+          <w:szCs w:val="24"/>
+          <w:lang w:val="en-US"/>
+        </w:rPr>
+        <w:t></w:t>
+      </w:r>
+      <w:r>
+        <w:rPr>
+          <w:rFonts w:ascii="Times New Roman" w:hAnsi="Times New Roman" w:cs="Times New Roman"/>
+          <w:b w:val="0"/>
+          <w:bCs w:val="0"/>
           <w:sz w:val="24"/>
           <w:szCs w:val="24"/>
         </w:rPr>
@@ -8225,17 +8305,18 @@
       </w:r>
       <w:r>
         <w:rPr>
-          <w:rFonts w:ascii="Times New Roman" w:hAnsi="Times New Roman" w:cs="Times New Roman"/>
-          <w:sz w:val="24"/>
-          <w:szCs w:val="24"/>
-        </w:rPr>
-        <w:tab/>
-      </w:r>
-      <w:r>
-        <w:rPr>
-          <w:rFonts w:ascii="Times New Roman" w:hAnsi="Times New Roman" w:cs="Times New Roman"/>
-          <w:b/>
-          <w:bCs/>
+          <w:rFonts w:hint="default" w:ascii="Times New Roman" w:hAnsi="Times New Roman"/>
+          <w:sz w:val="24"/>
+          <w:szCs w:val="24"/>
+          <w:lang w:val="en-US"/>
+        </w:rPr>
+        <w:t></w:t>
+      </w:r>
+      <w:r>
+        <w:rPr>
+          <w:rFonts w:ascii="Times New Roman" w:hAnsi="Times New Roman" w:cs="Times New Roman"/>
+          <w:b w:val="0"/>
+          <w:bCs w:val="0"/>
           <w:sz w:val="24"/>
           <w:szCs w:val="24"/>
         </w:rPr>
@@ -8267,6 +8348,8 @@
         <w:jc w:val="both"/>
         <w:rPr>
           <w:rFonts w:ascii="Times New Roman" w:hAnsi="Times New Roman" w:cs="Times New Roman"/>
+          <w:b w:val="0"/>
+          <w:bCs w:val="0"/>
           <w:sz w:val="24"/>
           <w:szCs w:val="24"/>
         </w:rPr>
@@ -8281,17 +8364,18 @@
       </w:r>
       <w:r>
         <w:rPr>
-          <w:rFonts w:ascii="Times New Roman" w:hAnsi="Times New Roman" w:cs="Times New Roman"/>
-          <w:sz w:val="24"/>
-          <w:szCs w:val="24"/>
-        </w:rPr>
-        <w:tab/>
-      </w:r>
-      <w:r>
-        <w:rPr>
-          <w:rFonts w:ascii="Times New Roman" w:hAnsi="Times New Roman" w:cs="Times New Roman"/>
-          <w:b/>
-          <w:bCs/>
+          <w:rFonts w:hint="default" w:ascii="Times New Roman" w:hAnsi="Times New Roman"/>
+          <w:sz w:val="24"/>
+          <w:szCs w:val="24"/>
+          <w:lang w:val="en-US"/>
+        </w:rPr>
+        <w:t></w:t>
+      </w:r>
+      <w:r>
+        <w:rPr>
+          <w:rFonts w:ascii="Times New Roman" w:hAnsi="Times New Roman" w:cs="Times New Roman"/>
+          <w:b w:val="0"/>
+          <w:bCs w:val="0"/>
           <w:sz w:val="24"/>
           <w:szCs w:val="24"/>
         </w:rPr>
@@ -8337,17 +8421,18 @@
       </w:r>
       <w:r>
         <w:rPr>
-          <w:rFonts w:ascii="Times New Roman" w:hAnsi="Times New Roman" w:cs="Times New Roman"/>
-          <w:sz w:val="24"/>
-          <w:szCs w:val="24"/>
-        </w:rPr>
-        <w:tab/>
-      </w:r>
-      <w:r>
-        <w:rPr>
-          <w:rFonts w:ascii="Times New Roman" w:hAnsi="Times New Roman" w:cs="Times New Roman"/>
-          <w:b/>
-          <w:bCs/>
+          <w:rFonts w:hint="default" w:ascii="Times New Roman" w:hAnsi="Times New Roman"/>
+          <w:sz w:val="24"/>
+          <w:szCs w:val="24"/>
+          <w:lang w:val="en-US"/>
+        </w:rPr>
+        <w:t></w:t>
+      </w:r>
+      <w:r>
+        <w:rPr>
+          <w:rFonts w:ascii="Times New Roman" w:hAnsi="Times New Roman" w:cs="Times New Roman"/>
+          <w:b w:val="0"/>
+          <w:bCs w:val="0"/>
           <w:sz w:val="24"/>
           <w:szCs w:val="24"/>
         </w:rPr>
@@ -8393,17 +8478,18 @@
       </w:r>
       <w:r>
         <w:rPr>
-          <w:rFonts w:ascii="Times New Roman" w:hAnsi="Times New Roman" w:cs="Times New Roman"/>
-          <w:sz w:val="24"/>
-          <w:szCs w:val="24"/>
-        </w:rPr>
-        <w:tab/>
-      </w:r>
-      <w:r>
-        <w:rPr>
-          <w:rFonts w:ascii="Times New Roman" w:hAnsi="Times New Roman" w:cs="Times New Roman"/>
-          <w:b/>
-          <w:bCs/>
+          <w:rFonts w:hint="default" w:ascii="Times New Roman" w:hAnsi="Times New Roman"/>
+          <w:sz w:val="24"/>
+          <w:szCs w:val="24"/>
+          <w:lang w:val="en-US"/>
+        </w:rPr>
+        <w:t></w:t>
+      </w:r>
+      <w:r>
+        <w:rPr>
+          <w:rFonts w:ascii="Times New Roman" w:hAnsi="Times New Roman" w:cs="Times New Roman"/>
+          <w:b w:val="0"/>
+          <w:bCs w:val="0"/>
           <w:sz w:val="24"/>
           <w:szCs w:val="24"/>
         </w:rPr>
@@ -8535,13 +8621,174 @@
       </w:r>
       <w:r>
         <w:rPr>
-          <w:rFonts w:ascii="Times New Roman" w:hAnsi="Times New Roman" w:cs="Times New Roman"/>
-          <w:sz w:val="24"/>
-          <w:szCs w:val="24"/>
-        </w:rPr>
-        <w:tab/>
-      </w:r>
-      <w:r>
+          <w:rFonts w:hint="default" w:ascii="Times New Roman" w:hAnsi="Times New Roman"/>
+          <w:sz w:val="24"/>
+          <w:szCs w:val="24"/>
+          <w:lang w:val="en-US"/>
+        </w:rPr>
+        <w:t></w:t>
+      </w:r>
+      <w:r>
+        <w:rPr>
+          <w:rFonts w:ascii="Times New Roman" w:hAnsi="Times New Roman" w:cs="Times New Roman"/>
+          <w:b w:val="0"/>
+          <w:bCs w:val="0"/>
+          <w:sz w:val="24"/>
+          <w:szCs w:val="24"/>
+        </w:rPr>
+        <w:t>Incomplete and Inconsistent Data:</w:t>
+      </w:r>
+      <w:r>
+        <w:rPr>
+          <w:rFonts w:ascii="Times New Roman" w:hAnsi="Times New Roman" w:cs="Times New Roman"/>
+          <w:sz w:val="24"/>
+          <w:szCs w:val="24"/>
+        </w:rPr>
+        <w:t xml:space="preserve"> One of the primary challenges in churn prediction is ensuring high-quality data. Data collected from various sources may be incomplete or inconsistent. For instance, customer data might have missing values for important attributes like billing information or usage patterns. Incomplete data can lead to inaccurate predictions, as the model may not have enough information to accurately classify customers as likely churners or non-churners (Xu et al., 2020).</w:t>
+      </w:r>
+    </w:p>
+    <w:p>
+      <w:pPr>
+        <w:spacing w:after="0" w:line="360" w:lineRule="auto"/>
+        <w:jc w:val="both"/>
+        <w:rPr>
+          <w:rFonts w:ascii="Times New Roman" w:hAnsi="Times New Roman" w:cs="Times New Roman"/>
+          <w:sz w:val="24"/>
+          <w:szCs w:val="24"/>
+        </w:rPr>
+      </w:pPr>
+      <w:r>
+        <w:rPr>
+          <w:rFonts w:ascii="Times New Roman" w:hAnsi="Times New Roman" w:cs="Times New Roman"/>
+          <w:sz w:val="24"/>
+          <w:szCs w:val="24"/>
+        </w:rPr>
+        <w:t>2.</w:t>
+      </w:r>
+      <w:r>
+        <w:rPr>
+          <w:rFonts w:hint="default" w:ascii="Times New Roman" w:hAnsi="Times New Roman"/>
+          <w:sz w:val="24"/>
+          <w:szCs w:val="24"/>
+          <w:lang w:val="en-US"/>
+        </w:rPr>
+        <w:t></w:t>
+      </w:r>
+      <w:r>
+        <w:rPr>
+          <w:rFonts w:ascii="Times New Roman" w:hAnsi="Times New Roman" w:cs="Times New Roman"/>
+          <w:b w:val="0"/>
+          <w:bCs w:val="0"/>
+          <w:sz w:val="24"/>
+          <w:szCs w:val="24"/>
+        </w:rPr>
+        <w:t>Data Integration from Multiple Sources:</w:t>
+      </w:r>
+      <w:r>
+        <w:rPr>
+          <w:rFonts w:ascii="Times New Roman" w:hAnsi="Times New Roman" w:cs="Times New Roman"/>
+          <w:sz w:val="24"/>
+          <w:szCs w:val="24"/>
+        </w:rPr>
+        <w:t xml:space="preserve"> Telecommunications companies often collect data from multiple sources such as call records, billing systems, customer service interactions, and social media. Integrating this data into a single cohesive dataset is complex and can introduce errors if not managed properly. Discrepancies between different data sources can lead to inconsistencies that affect the model’s performance (Moro et al., 2019).</w:t>
+      </w:r>
+    </w:p>
+    <w:p>
+      <w:pPr>
+        <w:spacing w:after="0" w:line="360" w:lineRule="auto"/>
+        <w:jc w:val="both"/>
+        <w:rPr>
+          <w:rFonts w:ascii="Times New Roman" w:hAnsi="Times New Roman" w:cs="Times New Roman"/>
+          <w:sz w:val="24"/>
+          <w:szCs w:val="24"/>
+        </w:rPr>
+      </w:pPr>
+      <w:r>
+        <w:rPr>
+          <w:rFonts w:ascii="Times New Roman" w:hAnsi="Times New Roman" w:cs="Times New Roman"/>
+          <w:sz w:val="24"/>
+          <w:szCs w:val="24"/>
+        </w:rPr>
+        <w:t>3.</w:t>
+      </w:r>
+      <w:r>
+        <w:rPr>
+          <w:rFonts w:hint="default" w:ascii="Times New Roman" w:hAnsi="Times New Roman"/>
+          <w:sz w:val="24"/>
+          <w:szCs w:val="24"/>
+          <w:lang w:val="en-US"/>
+        </w:rPr>
+        <w:t></w:t>
+      </w:r>
+      <w:r>
+        <w:rPr>
+          <w:rFonts w:ascii="Times New Roman" w:hAnsi="Times New Roman" w:cs="Times New Roman"/>
+          <w:b w:val="0"/>
+          <w:bCs w:val="0"/>
+          <w:sz w:val="24"/>
+          <w:szCs w:val="24"/>
+        </w:rPr>
+        <w:t>Timeliness of Data:</w:t>
+      </w:r>
+      <w:r>
+        <w:rPr>
+          <w:rFonts w:ascii="Times New Roman" w:hAnsi="Times New Roman" w:cs="Times New Roman"/>
+          <w:sz w:val="24"/>
+          <w:szCs w:val="24"/>
+        </w:rPr>
+        <w:t xml:space="preserve"> The predictive power of churn models is highly dependent on the timeliness of the data. Data that is outdated may not accurately reflect current customer behavior. For instance, a customer’s usage patterns may have changed significantly since the data was collected, leading to incorrect predictions. Ensuring real-time or near-real-time data availability is crucial for accurate churn prediction (Amin et al., 2019).</w:t>
+      </w:r>
+    </w:p>
+    <w:p>
+      <w:pPr>
+        <w:spacing w:after="0" w:line="360" w:lineRule="auto"/>
+        <w:jc w:val="both"/>
+        <w:rPr>
+          <w:rFonts w:ascii="Times New Roman" w:hAnsi="Times New Roman" w:cs="Times New Roman"/>
+          <w:sz w:val="24"/>
+          <w:szCs w:val="24"/>
+        </w:rPr>
+      </w:pPr>
+      <w:r>
+        <w:rPr>
+          <w:rFonts w:ascii="Times New Roman" w:hAnsi="Times New Roman" w:cs="Times New Roman"/>
+          <w:sz w:val="24"/>
+          <w:szCs w:val="24"/>
+        </w:rPr>
+        <w:t>4.</w:t>
+      </w:r>
+      <w:r>
+        <w:rPr>
+          <w:rFonts w:hint="default" w:ascii="Times New Roman" w:hAnsi="Times New Roman"/>
+          <w:sz w:val="24"/>
+          <w:szCs w:val="24"/>
+          <w:lang w:val="en-US"/>
+        </w:rPr>
+        <w:t></w:t>
+      </w:r>
+      <w:r>
+        <w:rPr>
+          <w:rFonts w:ascii="Times New Roman" w:hAnsi="Times New Roman" w:cs="Times New Roman"/>
+          <w:b w:val="0"/>
+          <w:bCs w:val="0"/>
+          <w:sz w:val="24"/>
+          <w:szCs w:val="24"/>
+        </w:rPr>
+        <w:t>Data Privacy and Security:</w:t>
+      </w:r>
+      <w:r>
+        <w:rPr>
+          <w:rFonts w:ascii="Times New Roman" w:hAnsi="Times New Roman" w:cs="Times New Roman"/>
+          <w:sz w:val="24"/>
+          <w:szCs w:val="24"/>
+        </w:rPr>
+        <w:t xml:space="preserve"> Collecting and utilizing customer data for churn prediction raises privacy and security concerns. Companies must ensure compliance with data protection regulations such as the General Data Protection Regulation (GDPR) in Europe or the Nigeria Data Protection Regulation (NDPR) in Nigeria. These regulations impose strict requirements on data collection, storage, and usage, which can limit the availability of data for churn prediction models (Kantarcioglu et al., 2020).</w:t>
+      </w:r>
+    </w:p>
+    <w:p>
+      <w:pPr>
+        <w:spacing w:after="0" w:line="360" w:lineRule="auto"/>
+        <w:jc w:val="both"/>
         <w:rPr>
           <w:rFonts w:ascii="Times New Roman" w:hAnsi="Times New Roman" w:cs="Times New Roman"/>
           <w:b/>
@@ -8549,15 +8796,16 @@
           <w:sz w:val="24"/>
           <w:szCs w:val="24"/>
         </w:rPr>
-        <w:t>Incomplete and Inconsistent Data:</w:t>
-      </w:r>
-      <w:r>
-        <w:rPr>
-          <w:rFonts w:ascii="Times New Roman" w:hAnsi="Times New Roman" w:cs="Times New Roman"/>
-          <w:sz w:val="24"/>
-          <w:szCs w:val="24"/>
-        </w:rPr>
-        <w:t xml:space="preserve"> One of the primary challenges in churn prediction is ensuring high-quality data. Data collected from various sources may be incomplete or inconsistent. For instance, customer data might have missing values for important attributes like billing information or usage patterns. Incomplete data can lead to inaccurate predictions, as the model may not have enough information to accurately classify customers as likely churners or non-churners (Xu et al., 2020).</w:t>
+      </w:pPr>
+      <w:r>
+        <w:rPr>
+          <w:rFonts w:ascii="Times New Roman" w:hAnsi="Times New Roman" w:cs="Times New Roman"/>
+          <w:b/>
+          <w:bCs/>
+          <w:sz w:val="24"/>
+          <w:szCs w:val="24"/>
+        </w:rPr>
+        <w:t>Model Interpretability</w:t>
       </w:r>
     </w:p>
     <w:p>
@@ -8576,17 +8824,132 @@
           <w:sz w:val="24"/>
           <w:szCs w:val="24"/>
         </w:rPr>
+        <w:t>1.</w:t>
+      </w:r>
+      <w:r>
+        <w:rPr>
+          <w:rFonts w:hint="default" w:ascii="Times New Roman" w:hAnsi="Times New Roman"/>
+          <w:sz w:val="24"/>
+          <w:szCs w:val="24"/>
+          <w:lang w:val="en-US"/>
+        </w:rPr>
+        <w:t></w:t>
+      </w:r>
+      <w:r>
+        <w:rPr>
+          <w:rFonts w:ascii="Times New Roman" w:hAnsi="Times New Roman" w:cs="Times New Roman"/>
+          <w:b w:val="0"/>
+          <w:bCs w:val="0"/>
+          <w:sz w:val="24"/>
+          <w:szCs w:val="24"/>
+        </w:rPr>
+        <w:t>Complexity of Machine Learning Models:</w:t>
+      </w:r>
+      <w:r>
+        <w:rPr>
+          <w:rFonts w:ascii="Times New Roman" w:hAnsi="Times New Roman" w:cs="Times New Roman"/>
+          <w:sz w:val="24"/>
+          <w:szCs w:val="24"/>
+        </w:rPr>
+        <w:t xml:space="preserve"> Advanced machine learning models like deep learning and ensemble methods are often seen as "black boxes" due to their complexity. These models can capture intricate patterns in the data, but their decision-making process is not easily interpretable. For instance, a neural network with multiple hidden layers can provide accurate predictions but understanding why a particular customer is predicted to churn can be challenging (Rudin, 2019).</w:t>
+      </w:r>
+    </w:p>
+    <w:p>
+      <w:pPr>
+        <w:spacing w:after="0" w:line="360" w:lineRule="auto"/>
+        <w:jc w:val="both"/>
+        <w:rPr>
+          <w:rFonts w:ascii="Times New Roman" w:hAnsi="Times New Roman" w:cs="Times New Roman"/>
+          <w:sz w:val="24"/>
+          <w:szCs w:val="24"/>
+        </w:rPr>
+      </w:pPr>
+      <w:r>
+        <w:rPr>
+          <w:rFonts w:ascii="Times New Roman" w:hAnsi="Times New Roman" w:cs="Times New Roman"/>
+          <w:sz w:val="24"/>
+          <w:szCs w:val="24"/>
+        </w:rPr>
         <w:t>2.</w:t>
       </w:r>
       <w:r>
         <w:rPr>
-          <w:rFonts w:ascii="Times New Roman" w:hAnsi="Times New Roman" w:cs="Times New Roman"/>
-          <w:sz w:val="24"/>
-          <w:szCs w:val="24"/>
-        </w:rPr>
-        <w:tab/>
-      </w:r>
-      <w:r>
+          <w:rFonts w:hint="default" w:ascii="Times New Roman" w:hAnsi="Times New Roman"/>
+          <w:sz w:val="24"/>
+          <w:szCs w:val="24"/>
+          <w:lang w:val="en-US"/>
+        </w:rPr>
+        <w:t></w:t>
+      </w:r>
+      <w:r>
+        <w:rPr>
+          <w:rFonts w:ascii="Times New Roman" w:hAnsi="Times New Roman" w:cs="Times New Roman"/>
+          <w:b w:val="0"/>
+          <w:bCs w:val="0"/>
+          <w:sz w:val="24"/>
+          <w:szCs w:val="24"/>
+        </w:rPr>
+        <w:t>Regulatory Requirements:</w:t>
+      </w:r>
+      <w:r>
+        <w:rPr>
+          <w:rFonts w:ascii="Times New Roman" w:hAnsi="Times New Roman" w:cs="Times New Roman"/>
+          <w:sz w:val="24"/>
+          <w:szCs w:val="24"/>
+        </w:rPr>
+        <w:t xml:space="preserve"> In industries like telecommunications, regulatory bodies may require explanations for automated decisions, especially those affecting customer relations. Lack of interpretability in churn prediction models can make it difficult for companies to comply with these regulations. Transparent models, such as decision trees, are preferred in such scenarios, but they may not always provide the best predictive performance (Molnar, 2020).</w:t>
+      </w:r>
+    </w:p>
+    <w:p>
+      <w:pPr>
+        <w:spacing w:after="0" w:line="360" w:lineRule="auto"/>
+        <w:jc w:val="both"/>
+        <w:rPr>
+          <w:rFonts w:ascii="Times New Roman" w:hAnsi="Times New Roman" w:cs="Times New Roman"/>
+          <w:sz w:val="24"/>
+          <w:szCs w:val="24"/>
+        </w:rPr>
+      </w:pPr>
+      <w:r>
+        <w:rPr>
+          <w:rFonts w:ascii="Times New Roman" w:hAnsi="Times New Roman" w:cs="Times New Roman"/>
+          <w:sz w:val="24"/>
+          <w:szCs w:val="24"/>
+        </w:rPr>
+        <w:t>3.</w:t>
+      </w:r>
+      <w:r>
+        <w:rPr>
+          <w:rFonts w:hint="default" w:ascii="Times New Roman" w:hAnsi="Times New Roman"/>
+          <w:sz w:val="24"/>
+          <w:szCs w:val="24"/>
+          <w:lang w:val="en-US"/>
+        </w:rPr>
+        <w:t></w:t>
+      </w:r>
+      <w:r>
+        <w:rPr>
+          <w:rFonts w:ascii="Times New Roman" w:hAnsi="Times New Roman" w:cs="Times New Roman"/>
+          <w:b w:val="0"/>
+          <w:bCs w:val="0"/>
+          <w:sz w:val="24"/>
+          <w:szCs w:val="24"/>
+        </w:rPr>
+        <w:t>Trust and Adoption by Stakeholders:</w:t>
+      </w:r>
+      <w:r>
+        <w:rPr>
+          <w:rFonts w:ascii="Times New Roman" w:hAnsi="Times New Roman" w:cs="Times New Roman"/>
+          <w:sz w:val="24"/>
+          <w:szCs w:val="24"/>
+        </w:rPr>
+        <w:t xml:space="preserve"> For churn prediction models to be effectively used by marketing and customer service teams, they need to be trusted by these stakeholders. If the model's predictions and underlying logic are not transparent, stakeholders may be hesitant to rely on the model's recommendations. Ensuring that the models are interpretable can help build trust and facilitate adoption (Lipton, 2018).</w:t>
+      </w:r>
+    </w:p>
+    <w:p>
+      <w:pPr>
+        <w:spacing w:after="0" w:line="360" w:lineRule="auto"/>
+        <w:jc w:val="both"/>
         <w:rPr>
           <w:rFonts w:ascii="Times New Roman" w:hAnsi="Times New Roman" w:cs="Times New Roman"/>
           <w:b/>
@@ -8594,15 +8957,16 @@
           <w:sz w:val="24"/>
           <w:szCs w:val="24"/>
         </w:rPr>
-        <w:t>Data Integration from Multiple Sources:</w:t>
-      </w:r>
-      <w:r>
-        <w:rPr>
-          <w:rFonts w:ascii="Times New Roman" w:hAnsi="Times New Roman" w:cs="Times New Roman"/>
-          <w:sz w:val="24"/>
-          <w:szCs w:val="24"/>
-        </w:rPr>
-        <w:t xml:space="preserve"> Telecommunications companies often collect data from multiple sources such as call records, billing systems, customer service interactions, and social media. Integrating this data into a single cohesive dataset is complex and can introduce errors if not managed properly. Discrepancies between different data sources can lead to inconsistencies that affect the model’s performance (Moro et al., 2019).</w:t>
+      </w:pPr>
+      <w:r>
+        <w:rPr>
+          <w:rFonts w:ascii="Times New Roman" w:hAnsi="Times New Roman" w:cs="Times New Roman"/>
+          <w:b/>
+          <w:bCs/>
+          <w:sz w:val="24"/>
+          <w:szCs w:val="24"/>
+        </w:rPr>
+        <w:t>Handling Class Imbalance</w:t>
       </w:r>
     </w:p>
     <w:p>
@@ -8621,33 +8985,34 @@
           <w:sz w:val="24"/>
           <w:szCs w:val="24"/>
         </w:rPr>
-        <w:t>3.</w:t>
-      </w:r>
-      <w:r>
-        <w:rPr>
-          <w:rFonts w:ascii="Times New Roman" w:hAnsi="Times New Roman" w:cs="Times New Roman"/>
-          <w:sz w:val="24"/>
-          <w:szCs w:val="24"/>
-        </w:rPr>
-        <w:tab/>
-      </w:r>
-      <w:r>
-        <w:rPr>
-          <w:rFonts w:ascii="Times New Roman" w:hAnsi="Times New Roman" w:cs="Times New Roman"/>
-          <w:b/>
-          <w:bCs/>
-          <w:sz w:val="24"/>
-          <w:szCs w:val="24"/>
-        </w:rPr>
-        <w:t>Timeliness of Data:</w:t>
-      </w:r>
-      <w:r>
-        <w:rPr>
-          <w:rFonts w:ascii="Times New Roman" w:hAnsi="Times New Roman" w:cs="Times New Roman"/>
-          <w:sz w:val="24"/>
-          <w:szCs w:val="24"/>
-        </w:rPr>
-        <w:t xml:space="preserve"> The predictive power of churn models is highly dependent on the timeliness of the data. Data that is outdated may not accurately reflect current customer behavior. For instance, a customer’s usage patterns may have changed significantly since the data was collected, leading to incorrect predictions. Ensuring real-time or near-real-time data availability is crucial for accurate churn prediction (Amin et al., 2019).</w:t>
+        <w:t>1.</w:t>
+      </w:r>
+      <w:r>
+        <w:rPr>
+          <w:rFonts w:hint="default" w:ascii="Times New Roman" w:hAnsi="Times New Roman"/>
+          <w:sz w:val="24"/>
+          <w:szCs w:val="24"/>
+          <w:lang w:val="en-US"/>
+        </w:rPr>
+        <w:t></w:t>
+      </w:r>
+      <w:r>
+        <w:rPr>
+          <w:rFonts w:ascii="Times New Roman" w:hAnsi="Times New Roman" w:cs="Times New Roman"/>
+          <w:b w:val="0"/>
+          <w:bCs w:val="0"/>
+          <w:sz w:val="24"/>
+          <w:szCs w:val="24"/>
+        </w:rPr>
+        <w:t>Imbalance in Churn Data:</w:t>
+      </w:r>
+      <w:r>
+        <w:rPr>
+          <w:rFonts w:ascii="Times New Roman" w:hAnsi="Times New Roman" w:cs="Times New Roman"/>
+          <w:sz w:val="24"/>
+          <w:szCs w:val="24"/>
+        </w:rPr>
+        <w:t xml:space="preserve"> Customer churn datasets are often imbalanced, with a small percentage of customers actually churning compared to the majority who stay. This imbalance poses a significant challenge for machine learning models, which may become biased towards the majority class and fail to accurately identify churners (He and Garcia, 2019).</w:t>
       </w:r>
     </w:p>
     <w:p>
@@ -8666,292 +9031,22 @@
           <w:sz w:val="24"/>
           <w:szCs w:val="24"/>
         </w:rPr>
-        <w:t>4.</w:t>
-      </w:r>
-      <w:r>
-        <w:rPr>
-          <w:rFonts w:ascii="Times New Roman" w:hAnsi="Times New Roman" w:cs="Times New Roman"/>
-          <w:sz w:val="24"/>
-          <w:szCs w:val="24"/>
-        </w:rPr>
-        <w:tab/>
-      </w:r>
-      <w:r>
-        <w:rPr>
-          <w:rFonts w:ascii="Times New Roman" w:hAnsi="Times New Roman" w:cs="Times New Roman"/>
-          <w:b/>
-          <w:bCs/>
-          <w:sz w:val="24"/>
-          <w:szCs w:val="24"/>
-        </w:rPr>
-        <w:t>Data Privacy and Security:</w:t>
-      </w:r>
-      <w:r>
-        <w:rPr>
-          <w:rFonts w:ascii="Times New Roman" w:hAnsi="Times New Roman" w:cs="Times New Roman"/>
-          <w:sz w:val="24"/>
-          <w:szCs w:val="24"/>
-        </w:rPr>
-        <w:t xml:space="preserve"> Collecting and utilizing customer data for churn prediction raises privacy and security concerns. Companies must ensure compliance with data protection regulations such as the General Data Protection Regulation (GDPR) in Europe or the Nigeria Data Protection Regulation (NDPR) in Nigeria. These regulations impose strict requirements on data collection, storage, and usage, which can limit the availability of data for churn prediction models (Kantarcioglu et al., 2020).</w:t>
-      </w:r>
-    </w:p>
-    <w:p>
-      <w:pPr>
-        <w:spacing w:after="0" w:line="360" w:lineRule="auto"/>
-        <w:jc w:val="both"/>
-        <w:rPr>
-          <w:rFonts w:ascii="Times New Roman" w:hAnsi="Times New Roman" w:cs="Times New Roman"/>
-          <w:b/>
-          <w:bCs/>
-          <w:sz w:val="24"/>
-          <w:szCs w:val="24"/>
-        </w:rPr>
-      </w:pPr>
-      <w:r>
-        <w:rPr>
-          <w:rFonts w:ascii="Times New Roman" w:hAnsi="Times New Roman" w:cs="Times New Roman"/>
-          <w:b/>
-          <w:bCs/>
-          <w:sz w:val="24"/>
-          <w:szCs w:val="24"/>
-        </w:rPr>
-        <w:t>Model Interpretability</w:t>
-      </w:r>
-    </w:p>
-    <w:p>
-      <w:pPr>
-        <w:spacing w:after="0" w:line="360" w:lineRule="auto"/>
-        <w:jc w:val="both"/>
-        <w:rPr>
-          <w:rFonts w:ascii="Times New Roman" w:hAnsi="Times New Roman" w:cs="Times New Roman"/>
-          <w:sz w:val="24"/>
-          <w:szCs w:val="24"/>
-        </w:rPr>
-      </w:pPr>
-      <w:r>
-        <w:rPr>
-          <w:rFonts w:ascii="Times New Roman" w:hAnsi="Times New Roman" w:cs="Times New Roman"/>
-          <w:sz w:val="24"/>
-          <w:szCs w:val="24"/>
-        </w:rPr>
-        <w:t>1.</w:t>
-      </w:r>
-      <w:r>
-        <w:rPr>
-          <w:rFonts w:ascii="Times New Roman" w:hAnsi="Times New Roman" w:cs="Times New Roman"/>
-          <w:sz w:val="24"/>
-          <w:szCs w:val="24"/>
-        </w:rPr>
-        <w:tab/>
-      </w:r>
-      <w:r>
-        <w:rPr>
-          <w:rFonts w:ascii="Times New Roman" w:hAnsi="Times New Roman" w:cs="Times New Roman"/>
-          <w:b/>
-          <w:bCs/>
-          <w:sz w:val="24"/>
-          <w:szCs w:val="24"/>
-        </w:rPr>
-        <w:t>Complexity of Machine Learning Models:</w:t>
-      </w:r>
-      <w:r>
-        <w:rPr>
-          <w:rFonts w:ascii="Times New Roman" w:hAnsi="Times New Roman" w:cs="Times New Roman"/>
-          <w:sz w:val="24"/>
-          <w:szCs w:val="24"/>
-        </w:rPr>
-        <w:t xml:space="preserve"> Advanced machine learning models like deep learning and ensemble methods are often seen as "black boxes" due to their complexity. These models can capture intricate patterns in the data, but their decision-making process is not easily interpretable. For instance, a neural network with multiple hidden layers can provide accurate predictions but understanding why a particular customer is predicted to churn can be challenging (Rudin, 2019).</w:t>
-      </w:r>
-    </w:p>
-    <w:p>
-      <w:pPr>
-        <w:spacing w:after="0" w:line="360" w:lineRule="auto"/>
-        <w:jc w:val="both"/>
-        <w:rPr>
-          <w:rFonts w:ascii="Times New Roman" w:hAnsi="Times New Roman" w:cs="Times New Roman"/>
-          <w:sz w:val="24"/>
-          <w:szCs w:val="24"/>
-        </w:rPr>
-      </w:pPr>
-      <w:r>
-        <w:rPr>
-          <w:rFonts w:ascii="Times New Roman" w:hAnsi="Times New Roman" w:cs="Times New Roman"/>
-          <w:sz w:val="24"/>
-          <w:szCs w:val="24"/>
-        </w:rPr>
         <w:t>2.</w:t>
       </w:r>
       <w:r>
         <w:rPr>
-          <w:rFonts w:ascii="Times New Roman" w:hAnsi="Times New Roman" w:cs="Times New Roman"/>
-          <w:sz w:val="24"/>
-          <w:szCs w:val="24"/>
-        </w:rPr>
-        <w:tab/>
-      </w:r>
-      <w:r>
-        <w:rPr>
-          <w:rFonts w:ascii="Times New Roman" w:hAnsi="Times New Roman" w:cs="Times New Roman"/>
-          <w:b/>
-          <w:bCs/>
-          <w:sz w:val="24"/>
-          <w:szCs w:val="24"/>
-        </w:rPr>
-        <w:t>Regulatory Requirements:</w:t>
-      </w:r>
-      <w:r>
-        <w:rPr>
-          <w:rFonts w:ascii="Times New Roman" w:hAnsi="Times New Roman" w:cs="Times New Roman"/>
-          <w:sz w:val="24"/>
-          <w:szCs w:val="24"/>
-        </w:rPr>
-        <w:t xml:space="preserve"> In industries like telecommunications, regulatory bodies may require explanations for automated decisions, especially those affecting customer relations. Lack of interpretability in churn prediction models can make it difficult for companies to comply with these regulations. Transparent models, such as decision trees, are preferred in such scenarios, but they may not always provide the best predictive performance (Molnar, 2020).</w:t>
-      </w:r>
-    </w:p>
-    <w:p>
-      <w:pPr>
-        <w:spacing w:after="0" w:line="360" w:lineRule="auto"/>
-        <w:jc w:val="both"/>
-        <w:rPr>
-          <w:rFonts w:ascii="Times New Roman" w:hAnsi="Times New Roman" w:cs="Times New Roman"/>
-          <w:sz w:val="24"/>
-          <w:szCs w:val="24"/>
-        </w:rPr>
-      </w:pPr>
-      <w:r>
-        <w:rPr>
-          <w:rFonts w:ascii="Times New Roman" w:hAnsi="Times New Roman" w:cs="Times New Roman"/>
-          <w:sz w:val="24"/>
-          <w:szCs w:val="24"/>
-        </w:rPr>
-        <w:t>3.</w:t>
-      </w:r>
-      <w:r>
-        <w:rPr>
-          <w:rFonts w:ascii="Times New Roman" w:hAnsi="Times New Roman" w:cs="Times New Roman"/>
-          <w:sz w:val="24"/>
-          <w:szCs w:val="24"/>
-        </w:rPr>
-        <w:tab/>
-      </w:r>
-      <w:r>
-        <w:rPr>
-          <w:rFonts w:ascii="Times New Roman" w:hAnsi="Times New Roman" w:cs="Times New Roman"/>
-          <w:b/>
-          <w:bCs/>
-          <w:sz w:val="24"/>
-          <w:szCs w:val="24"/>
-        </w:rPr>
-        <w:t>Trust and Adoption by Stakeholders:</w:t>
-      </w:r>
-      <w:r>
-        <w:rPr>
-          <w:rFonts w:ascii="Times New Roman" w:hAnsi="Times New Roman" w:cs="Times New Roman"/>
-          <w:sz w:val="24"/>
-          <w:szCs w:val="24"/>
-        </w:rPr>
-        <w:t xml:space="preserve"> For churn prediction models to be effectively used by marketing and customer service teams, they need to be trusted by these stakeholders. If the model's predictions and underlying logic are not transparent, stakeholders may be hesitant to rely on the model's recommendations. Ensuring that the models are interpretable can help build trust and facilitate adoption (Lipton, 2018).</w:t>
-      </w:r>
-    </w:p>
-    <w:p>
-      <w:pPr>
-        <w:spacing w:after="0" w:line="360" w:lineRule="auto"/>
-        <w:jc w:val="both"/>
-        <w:rPr>
-          <w:rFonts w:ascii="Times New Roman" w:hAnsi="Times New Roman" w:cs="Times New Roman"/>
-          <w:b/>
-          <w:bCs/>
-          <w:sz w:val="24"/>
-          <w:szCs w:val="24"/>
-        </w:rPr>
-      </w:pPr>
-      <w:r>
-        <w:rPr>
-          <w:rFonts w:ascii="Times New Roman" w:hAnsi="Times New Roman" w:cs="Times New Roman"/>
-          <w:b/>
-          <w:bCs/>
-          <w:sz w:val="24"/>
-          <w:szCs w:val="24"/>
-        </w:rPr>
-        <w:t>Handling Class Imbalance</w:t>
-      </w:r>
-    </w:p>
-    <w:p>
-      <w:pPr>
-        <w:spacing w:after="0" w:line="360" w:lineRule="auto"/>
-        <w:jc w:val="both"/>
-        <w:rPr>
-          <w:rFonts w:ascii="Times New Roman" w:hAnsi="Times New Roman" w:cs="Times New Roman"/>
-          <w:sz w:val="24"/>
-          <w:szCs w:val="24"/>
-        </w:rPr>
-      </w:pPr>
-      <w:r>
-        <w:rPr>
-          <w:rFonts w:ascii="Times New Roman" w:hAnsi="Times New Roman" w:cs="Times New Roman"/>
-          <w:sz w:val="24"/>
-          <w:szCs w:val="24"/>
-        </w:rPr>
-        <w:t>1.</w:t>
-      </w:r>
-      <w:r>
-        <w:rPr>
-          <w:rFonts w:ascii="Times New Roman" w:hAnsi="Times New Roman" w:cs="Times New Roman"/>
-          <w:sz w:val="24"/>
-          <w:szCs w:val="24"/>
-        </w:rPr>
-        <w:tab/>
-      </w:r>
-      <w:r>
-        <w:rPr>
-          <w:rFonts w:ascii="Times New Roman" w:hAnsi="Times New Roman" w:cs="Times New Roman"/>
-          <w:b/>
-          <w:bCs/>
-          <w:sz w:val="24"/>
-          <w:szCs w:val="24"/>
-        </w:rPr>
-        <w:t>Imbalance in Churn Data:</w:t>
-      </w:r>
-      <w:r>
-        <w:rPr>
-          <w:rFonts w:ascii="Times New Roman" w:hAnsi="Times New Roman" w:cs="Times New Roman"/>
-          <w:sz w:val="24"/>
-          <w:szCs w:val="24"/>
-        </w:rPr>
-        <w:t xml:space="preserve"> Customer churn datasets are often imbalanced, with a small percentage of customers actually churning compared to the majority who stay. This imbalance poses a significant challenge for machine learning models, which may become biased towards the majority class and fail to accurately identify churners (He and Garcia, 2019).</w:t>
-      </w:r>
-    </w:p>
-    <w:p>
-      <w:pPr>
-        <w:spacing w:after="0" w:line="360" w:lineRule="auto"/>
-        <w:jc w:val="both"/>
-        <w:rPr>
-          <w:rFonts w:ascii="Times New Roman" w:hAnsi="Times New Roman" w:cs="Times New Roman"/>
-          <w:sz w:val="24"/>
-          <w:szCs w:val="24"/>
-        </w:rPr>
-      </w:pPr>
-      <w:r>
-        <w:rPr>
-          <w:rFonts w:ascii="Times New Roman" w:hAnsi="Times New Roman" w:cs="Times New Roman"/>
-          <w:sz w:val="24"/>
-          <w:szCs w:val="24"/>
-        </w:rPr>
-        <w:t>2.</w:t>
-      </w:r>
-      <w:r>
-        <w:rPr>
-          <w:rFonts w:ascii="Times New Roman" w:hAnsi="Times New Roman" w:cs="Times New Roman"/>
-          <w:sz w:val="24"/>
-          <w:szCs w:val="24"/>
-        </w:rPr>
-        <w:tab/>
-      </w:r>
-      <w:r>
-        <w:rPr>
-          <w:rFonts w:ascii="Times New Roman" w:hAnsi="Times New Roman" w:cs="Times New Roman"/>
-          <w:b/>
-          <w:bCs/>
+          <w:rFonts w:hint="default" w:ascii="Times New Roman" w:hAnsi="Times New Roman"/>
+          <w:sz w:val="24"/>
+          <w:szCs w:val="24"/>
+          <w:lang w:val="en-US"/>
+        </w:rPr>
+        <w:t></w:t>
+      </w:r>
+      <w:r>
+        <w:rPr>
+          <w:rFonts w:ascii="Times New Roman" w:hAnsi="Times New Roman" w:cs="Times New Roman"/>
+          <w:b w:val="0"/>
+          <w:bCs w:val="0"/>
           <w:sz w:val="24"/>
           <w:szCs w:val="24"/>
         </w:rPr>
@@ -9118,13 +9213,66 @@
       </w:r>
       <w:r>
         <w:rPr>
-          <w:rFonts w:ascii="Times New Roman" w:hAnsi="Times New Roman" w:cs="Times New Roman"/>
-          <w:sz w:val="24"/>
-          <w:szCs w:val="24"/>
-        </w:rPr>
-        <w:tab/>
-      </w:r>
-      <w:r>
+          <w:rFonts w:hint="default" w:ascii="Times New Roman" w:hAnsi="Times New Roman"/>
+          <w:sz w:val="24"/>
+          <w:szCs w:val="24"/>
+          <w:lang w:val="en-US"/>
+        </w:rPr>
+        <w:t></w:t>
+      </w:r>
+      <w:r>
+        <w:rPr>
+          <w:rFonts w:ascii="Times New Roman" w:hAnsi="Times New Roman" w:cs="Times New Roman"/>
+          <w:b w:val="0"/>
+          <w:bCs w:val="0"/>
+          <w:sz w:val="24"/>
+          <w:szCs w:val="24"/>
+        </w:rPr>
+        <w:t>Case Study 1: Vodafone’s Churn Prediction Model</w:t>
+      </w:r>
+    </w:p>
+    <w:p>
+      <w:pPr>
+        <w:spacing w:after="0" w:line="360" w:lineRule="auto"/>
+        <w:jc w:val="both"/>
+        <w:rPr>
+          <w:rFonts w:ascii="Times New Roman" w:hAnsi="Times New Roman" w:cs="Times New Roman"/>
+          <w:sz w:val="24"/>
+          <w:szCs w:val="24"/>
+        </w:rPr>
+      </w:pPr>
+      <w:r>
+        <w:rPr>
+          <w:rFonts w:ascii="Times New Roman" w:hAnsi="Times New Roman" w:cs="Times New Roman"/>
+          <w:sz w:val="24"/>
+          <w:szCs w:val="24"/>
+        </w:rPr>
+        <w:t>Vodafone, a leading global telecommunications provider, implemented a churn prediction model to better understand and mitigate customer attrition. The model utilized a range of machine learning techniques, including logistic regression, decision trees, and random forests, to predict customer churn based on features such as customer demographics, service usage patterns, and billing information (Kshetri, 2017).</w:t>
+      </w:r>
+    </w:p>
+    <w:p>
+      <w:pPr>
+        <w:spacing w:after="0" w:line="360" w:lineRule="auto"/>
+        <w:jc w:val="both"/>
+        <w:rPr>
+          <w:rFonts w:ascii="Times New Roman" w:hAnsi="Times New Roman" w:cs="Times New Roman"/>
+          <w:sz w:val="24"/>
+          <w:szCs w:val="24"/>
+        </w:rPr>
+      </w:pPr>
+      <w:r>
+        <w:rPr>
+          <w:rFonts w:ascii="Times New Roman" w:hAnsi="Times New Roman" w:cs="Times New Roman"/>
+          <w:sz w:val="24"/>
+          <w:szCs w:val="24"/>
+        </w:rPr>
+        <w:t>Vodafone’s approach focused on integrating data from multiple sources, including customer service interactions, billing records, and network usage data. They employed ensemble methods to combine the predictions from various models, improving the accuracy of their churn forecasts. The key findings from Vodafone’s experience include the importance of data integration and the effectiveness of ensemble methods in achieving high predictive performance. The company successfully used these insights to develop targeted retention strategies, resulting in a reduction in churn rates by approximately 10% (Kshetri, 2017).</w:t>
+      </w:r>
+    </w:p>
+    <w:p>
+      <w:pPr>
+        <w:spacing w:after="0" w:line="360" w:lineRule="auto"/>
+        <w:jc w:val="both"/>
         <w:rPr>
           <w:rFonts w:ascii="Times New Roman" w:hAnsi="Times New Roman" w:cs="Times New Roman"/>
           <w:b/>
@@ -9132,7 +9280,33 @@
           <w:sz w:val="24"/>
           <w:szCs w:val="24"/>
         </w:rPr>
-        <w:t>Case Study 1: Vodafone’s Churn Prediction Model</w:t>
+      </w:pPr>
+      <w:r>
+        <w:rPr>
+          <w:rFonts w:ascii="Times New Roman" w:hAnsi="Times New Roman" w:cs="Times New Roman"/>
+          <w:sz w:val="24"/>
+          <w:szCs w:val="24"/>
+        </w:rPr>
+        <w:t>2.</w:t>
+      </w:r>
+      <w:r>
+        <w:rPr>
+          <w:rFonts w:hint="default" w:ascii="Times New Roman" w:hAnsi="Times New Roman"/>
+          <w:sz w:val="24"/>
+          <w:szCs w:val="24"/>
+          <w:lang w:val="en-US"/>
+        </w:rPr>
+        <w:t></w:t>
+      </w:r>
+      <w:r>
+        <w:rPr>
+          <w:rFonts w:ascii="Times New Roman" w:hAnsi="Times New Roman" w:cs="Times New Roman"/>
+          <w:b w:val="0"/>
+          <w:bCs w:val="0"/>
+          <w:sz w:val="24"/>
+          <w:szCs w:val="24"/>
+        </w:rPr>
+        <w:t>Case Study 2: AT&amp;T’s Use of Machine Learning for Churn Prediction</w:t>
       </w:r>
     </w:p>
     <w:p>
@@ -9151,7 +9325,7 @@
           <w:sz w:val="24"/>
           <w:szCs w:val="24"/>
         </w:rPr>
-        <w:t>Vodafone, a leading global telecommunications provider, implemented a churn prediction model to better understand and mitigate customer attrition. The model utilized a range of machine learning techniques, including logistic regression, decision trees, and random forests, to predict customer churn based on features such as customer demographics, service usage patterns, and billing information (Kshetri, 2017).</w:t>
+        <w:t>AT&amp;T, another major player in the telecommunications industry, implemented a machine learning-based churn prediction system to address high customer attrition rates. Their model employed techniques such as support vector machines (SVM) and gradient boosting to analyze customer behavior and predict churn risk (Nguyen and Simkin, 2017).</w:t>
       </w:r>
     </w:p>
     <w:p>
@@ -9170,7 +9344,7 @@
           <w:sz w:val="24"/>
           <w:szCs w:val="24"/>
         </w:rPr>
-        <w:t>Vodafone’s approach focused on integrating data from multiple sources, including customer service interactions, billing records, and network usage data. They employed ensemble methods to combine the predictions from various models, improving the accuracy of their churn forecasts. The key findings from Vodafone’s experience include the importance of data integration and the effectiveness of ensemble methods in achieving high predictive performance. The company successfully used these insights to develop targeted retention strategies, resulting in a reduction in churn rates by approximately 10% (Kshetri, 2017).</w:t>
+        <w:t>AT&amp;T’s system was designed to analyze large volumes of data, including customer feedback, service usage metrics, and transaction history. The model incorporated feature engineering techniques to extract relevant features from raw data, such as changes in service usage and customer complaints. The application of machine learning methods allowed AT&amp;T to identify at-risk customers more accurately and implement targeted retention initiatives. As a result, AT&amp;T saw a significant improvement in their customer retention efforts and a reduction in churn rates by approximately 12% (Nguyen and Simkin, 2017).</w:t>
       </w:r>
     </w:p>
     <w:p>
@@ -9179,6 +9353,160 @@
         <w:jc w:val="both"/>
         <w:rPr>
           <w:rFonts w:ascii="Times New Roman" w:hAnsi="Times New Roman" w:cs="Times New Roman"/>
+          <w:b w:val="0"/>
+          <w:bCs w:val="0"/>
+          <w:sz w:val="24"/>
+          <w:szCs w:val="24"/>
+        </w:rPr>
+      </w:pPr>
+      <w:r>
+        <w:rPr>
+          <w:rFonts w:ascii="Times New Roman" w:hAnsi="Times New Roman" w:cs="Times New Roman"/>
+          <w:sz w:val="24"/>
+          <w:szCs w:val="24"/>
+        </w:rPr>
+        <w:t>3.</w:t>
+      </w:r>
+      <w:r>
+        <w:rPr>
+          <w:rFonts w:hint="default" w:ascii="Times New Roman" w:hAnsi="Times New Roman"/>
+          <w:sz w:val="24"/>
+          <w:szCs w:val="24"/>
+          <w:lang w:val="en-US"/>
+        </w:rPr>
+        <w:t></w:t>
+      </w:r>
+      <w:r>
+        <w:rPr>
+          <w:rFonts w:ascii="Times New Roman" w:hAnsi="Times New Roman" w:cs="Times New Roman"/>
+          <w:b w:val="0"/>
+          <w:bCs w:val="0"/>
+          <w:sz w:val="24"/>
+          <w:szCs w:val="24"/>
+        </w:rPr>
+        <w:t>Case Study 3: T-Mobile’s Predictive Analytics for Churn Management</w:t>
+      </w:r>
+    </w:p>
+    <w:p>
+      <w:pPr>
+        <w:spacing w:after="0" w:line="360" w:lineRule="auto"/>
+        <w:jc w:val="both"/>
+        <w:rPr>
+          <w:rFonts w:ascii="Times New Roman" w:hAnsi="Times New Roman" w:cs="Times New Roman"/>
+          <w:sz w:val="24"/>
+          <w:szCs w:val="24"/>
+        </w:rPr>
+      </w:pPr>
+      <w:r>
+        <w:rPr>
+          <w:rFonts w:ascii="Times New Roman" w:hAnsi="Times New Roman" w:cs="Times New Roman"/>
+          <w:sz w:val="24"/>
+          <w:szCs w:val="24"/>
+        </w:rPr>
+        <w:t>T-Mobile, a leading telecommunications provider in the United States and Europe, implemented a predictive analytics model to manage customer churn. T-Mobile’s model utilized various machine learning algorithms, including decision trees, random forests, and neural networks, to predict churn and identify key factors influencing customer decisions (Verhoef et al., 2016).</w:t>
+      </w:r>
+    </w:p>
+    <w:p>
+      <w:pPr>
+        <w:spacing w:after="0" w:line="360" w:lineRule="auto"/>
+        <w:jc w:val="both"/>
+        <w:rPr>
+          <w:rFonts w:ascii="Times New Roman" w:hAnsi="Times New Roman" w:cs="Times New Roman"/>
+          <w:sz w:val="24"/>
+          <w:szCs w:val="24"/>
+        </w:rPr>
+      </w:pPr>
+      <w:r>
+        <w:rPr>
+          <w:rFonts w:ascii="Times New Roman" w:hAnsi="Times New Roman" w:cs="Times New Roman"/>
+          <w:sz w:val="24"/>
+          <w:szCs w:val="24"/>
+        </w:rPr>
+        <w:t>The study revealed that the integration of predictive analytics into T-Mobile’s customer management processes led to the development of effective retention strategies, such as personalized offers and targeted marketing campaigns. T-Mobile’s success in reducing churn rates by 15% demonstrated the value of advanced analytics in managing customer relationships and highlighted the importance of continuous model refinement and feature selection (Verhoef et al., 2016).</w:t>
+      </w:r>
+    </w:p>
+    <w:p>
+      <w:pPr>
+        <w:spacing w:after="0" w:line="360" w:lineRule="auto"/>
+        <w:jc w:val="both"/>
+        <w:rPr>
+          <w:rFonts w:ascii="Times New Roman" w:hAnsi="Times New Roman" w:cs="Times New Roman"/>
+          <w:sz w:val="24"/>
+          <w:szCs w:val="24"/>
+        </w:rPr>
+      </w:pPr>
+      <w:r>
+        <w:rPr>
+          <w:rFonts w:ascii="Times New Roman" w:hAnsi="Times New Roman" w:cs="Times New Roman"/>
+          <w:sz w:val="24"/>
+          <w:szCs w:val="24"/>
+        </w:rPr>
+        <w:t>4.</w:t>
+      </w:r>
+      <w:r>
+        <w:rPr>
+          <w:rFonts w:hint="default" w:ascii="Times New Roman" w:hAnsi="Times New Roman"/>
+          <w:sz w:val="24"/>
+          <w:szCs w:val="24"/>
+          <w:lang w:val="en-US"/>
+        </w:rPr>
+        <w:t></w:t>
+      </w:r>
+      <w:r>
+        <w:rPr>
+          <w:rFonts w:ascii="Times New Roman" w:hAnsi="Times New Roman" w:cs="Times New Roman"/>
+          <w:b w:val="0"/>
+          <w:bCs w:val="0"/>
+          <w:sz w:val="24"/>
+          <w:szCs w:val="24"/>
+        </w:rPr>
+        <w:t>Case Study 4: O2’s Customer Retention Strategies</w:t>
+      </w:r>
+    </w:p>
+    <w:p>
+      <w:pPr>
+        <w:spacing w:after="0" w:line="360" w:lineRule="auto"/>
+        <w:jc w:val="both"/>
+        <w:rPr>
+          <w:rFonts w:ascii="Times New Roman" w:hAnsi="Times New Roman" w:cs="Times New Roman"/>
+          <w:sz w:val="24"/>
+          <w:szCs w:val="24"/>
+        </w:rPr>
+      </w:pPr>
+      <w:r>
+        <w:rPr>
+          <w:rFonts w:ascii="Times New Roman" w:hAnsi="Times New Roman" w:cs="Times New Roman"/>
+          <w:sz w:val="24"/>
+          <w:szCs w:val="24"/>
+        </w:rPr>
+        <w:t>O2, a major telecommunications company in the UK and Ireland, employed a churn prediction model using machine learning techniques such as logistic regression and random forests. The focus of O2’s model was on understanding customer churn patterns and developing retention strategies based on predictive insights (Li and Liu, 2018).</w:t>
+      </w:r>
+    </w:p>
+    <w:p>
+      <w:pPr>
+        <w:spacing w:after="0" w:line="360" w:lineRule="auto"/>
+        <w:jc w:val="both"/>
+        <w:rPr>
+          <w:rFonts w:ascii="Times New Roman" w:hAnsi="Times New Roman" w:cs="Times New Roman"/>
+          <w:sz w:val="24"/>
+          <w:szCs w:val="24"/>
+        </w:rPr>
+      </w:pPr>
+      <w:r>
+        <w:rPr>
+          <w:rFonts w:ascii="Times New Roman" w:hAnsi="Times New Roman" w:cs="Times New Roman"/>
+          <w:sz w:val="24"/>
+          <w:szCs w:val="24"/>
+        </w:rPr>
+        <w:t>O2’s approach involved analyzing customer data to identify churn triggers, such as service disruptions and billing issues. The company used the insights gained from the churn prediction model to develop proactive retention strategies, including targeted promotions and improved customer service. O2’s implementation of these strategies led to a 7% decrease in churn rates and provided valuable lessons on the importance of customer-centric retention efforts (Li and Liu, 2018).</w:t>
+      </w:r>
+    </w:p>
+    <w:p>
+      <w:pPr>
+        <w:spacing w:after="0" w:line="360" w:lineRule="auto"/>
+        <w:jc w:val="both"/>
+        <w:rPr>
+          <w:rFonts w:ascii="Times New Roman" w:hAnsi="Times New Roman" w:cs="Times New Roman"/>
           <w:b/>
           <w:bCs/>
           <w:sz w:val="24"/>
@@ -9188,28 +9516,12 @@
       <w:r>
         <w:rPr>
           <w:rFonts w:ascii="Times New Roman" w:hAnsi="Times New Roman" w:cs="Times New Roman"/>
-          <w:sz w:val="24"/>
-          <w:szCs w:val="24"/>
-        </w:rPr>
-        <w:t>2.</w:t>
-      </w:r>
-      <w:r>
-        <w:rPr>
-          <w:rFonts w:ascii="Times New Roman" w:hAnsi="Times New Roman" w:cs="Times New Roman"/>
-          <w:sz w:val="24"/>
-          <w:szCs w:val="24"/>
-        </w:rPr>
-        <w:tab/>
-      </w:r>
-      <w:r>
-        <w:rPr>
-          <w:rFonts w:ascii="Times New Roman" w:hAnsi="Times New Roman" w:cs="Times New Roman"/>
           <w:b/>
           <w:bCs/>
           <w:sz w:val="24"/>
           <w:szCs w:val="24"/>
         </w:rPr>
-        <w:t>Case Study 2: AT&amp;T’s Use of Machine Learning for Churn Prediction</w:t>
+        <w:t>Successful Implementations and Lessons Learned</w:t>
       </w:r>
     </w:p>
     <w:p>
@@ -9228,7 +9540,7 @@
           <w:sz w:val="24"/>
           <w:szCs w:val="24"/>
         </w:rPr>
-        <w:t>AT&amp;T, another major player in the telecommunications industry, implemented a machine learning-based churn prediction system to address high customer attrition rates. Their model employed techniques such as support vector machines (SVM) and gradient boosting to analyze customer behavior and predict churn risk (Nguyen and Simkin, 2017).</w:t>
+        <w:t>The case studies reviewed highlight several key lessons for successful churn prediction implementations:</w:t>
       </w:r>
     </w:p>
     <w:p>
@@ -9247,7 +9559,34 @@
           <w:sz w:val="24"/>
           <w:szCs w:val="24"/>
         </w:rPr>
-        <w:t>AT&amp;T’s system was designed to analyze large volumes of data, including customer feedback, service usage metrics, and transaction history. The model incorporated feature engineering techniques to extract relevant features from raw data, such as changes in service usage and customer complaints. The application of machine learning methods allowed AT&amp;T to identify at-risk customers more accurately and implement targeted retention initiatives. As a result, AT&amp;T saw a significant improvement in their customer retention efforts and a reduction in churn rates by approximately 12% (Nguyen and Simkin, 2017).</w:t>
+        <w:t>1.</w:t>
+      </w:r>
+      <w:r>
+        <w:rPr>
+          <w:rFonts w:hint="default" w:ascii="Times New Roman" w:hAnsi="Times New Roman"/>
+          <w:sz w:val="24"/>
+          <w:szCs w:val="24"/>
+          <w:lang w:val="en-US"/>
+        </w:rPr>
+        <w:t></w:t>
+      </w:r>
+      <w:r>
+        <w:rPr>
+          <w:rFonts w:ascii="Times New Roman" w:hAnsi="Times New Roman" w:cs="Times New Roman"/>
+          <w:b w:val="0"/>
+          <w:bCs w:val="0"/>
+          <w:sz w:val="24"/>
+          <w:szCs w:val="24"/>
+        </w:rPr>
+        <w:t>Importance of Data Quality and Integration:</w:t>
+      </w:r>
+      <w:r>
+        <w:rPr>
+          <w:rFonts w:ascii="Times New Roman" w:hAnsi="Times New Roman" w:cs="Times New Roman"/>
+          <w:sz w:val="24"/>
+          <w:szCs w:val="24"/>
+        </w:rPr>
+        <w:t xml:space="preserve"> All case studies emphasize the necessity of high-quality, integrated data for effective churn prediction. Ensuring data completeness, consistency, and timeliness is critical for developing accurate models and implementing successful retention strategies (Kshetri, 2017; Nguyen and Simkin, 2017).</w:t>
       </w:r>
     </w:p>
     <w:p>
@@ -9266,25 +9605,34 @@
           <w:sz w:val="24"/>
           <w:szCs w:val="24"/>
         </w:rPr>
-        <w:t>3.</w:t>
-      </w:r>
-      <w:r>
-        <w:rPr>
-          <w:rFonts w:ascii="Times New Roman" w:hAnsi="Times New Roman" w:cs="Times New Roman"/>
-          <w:sz w:val="24"/>
-          <w:szCs w:val="24"/>
-        </w:rPr>
-        <w:tab/>
-      </w:r>
-      <w:r>
-        <w:rPr>
-          <w:rFonts w:ascii="Times New Roman" w:hAnsi="Times New Roman" w:cs="Times New Roman"/>
-          <w:b/>
-          <w:bCs/>
-          <w:sz w:val="24"/>
-          <w:szCs w:val="24"/>
-        </w:rPr>
-        <w:t>Case Study 3: T-Mobile’s Predictive Analytics for Churn Management</w:t>
+        <w:t>2.</w:t>
+      </w:r>
+      <w:r>
+        <w:rPr>
+          <w:rFonts w:hint="default" w:ascii="Times New Roman" w:hAnsi="Times New Roman"/>
+          <w:sz w:val="24"/>
+          <w:szCs w:val="24"/>
+          <w:lang w:val="en-US"/>
+        </w:rPr>
+        <w:t></w:t>
+      </w:r>
+      <w:r>
+        <w:rPr>
+          <w:rFonts w:ascii="Times New Roman" w:hAnsi="Times New Roman" w:cs="Times New Roman"/>
+          <w:b w:val="0"/>
+          <w:bCs w:val="0"/>
+          <w:sz w:val="24"/>
+          <w:szCs w:val="24"/>
+        </w:rPr>
+        <w:t>Value of Ensemble Methods and Advanced Algorithms:</w:t>
+      </w:r>
+      <w:r>
+        <w:rPr>
+          <w:rFonts w:ascii="Times New Roman" w:hAnsi="Times New Roman" w:cs="Times New Roman"/>
+          <w:sz w:val="24"/>
+          <w:szCs w:val="24"/>
+        </w:rPr>
+        <w:t xml:space="preserve"> The use of ensemble methods and advanced machine learning algorithms, such as random forests and gradient boosting, has been a common theme in successful churn prediction models. These techniques provide robust performance and help improve prediction accuracy by combining the strengths of multiple models (Nguyen and Simkin, 2017; Verhoef et al., 2016).</w:t>
       </w:r>
     </w:p>
     <w:p>
@@ -9303,7 +9651,34 @@
           <w:sz w:val="24"/>
           <w:szCs w:val="24"/>
         </w:rPr>
-        <w:t>T-Mobile, a leading telecommunications provider in the United States and Europe, implemented a predictive analytics model to manage customer churn. T-Mobile’s model utilized various machine learning algorithms, including decision trees, random forests, and neural networks, to predict churn and identify key factors influencing customer decisions (Verhoef et al., 2016).</w:t>
+        <w:t>3.</w:t>
+      </w:r>
+      <w:r>
+        <w:rPr>
+          <w:rFonts w:hint="default" w:ascii="Times New Roman" w:hAnsi="Times New Roman"/>
+          <w:sz w:val="24"/>
+          <w:szCs w:val="24"/>
+          <w:lang w:val="en-US"/>
+        </w:rPr>
+        <w:t></w:t>
+      </w:r>
+      <w:r>
+        <w:rPr>
+          <w:rFonts w:ascii="Times New Roman" w:hAnsi="Times New Roman" w:cs="Times New Roman"/>
+          <w:b w:val="0"/>
+          <w:bCs w:val="0"/>
+          <w:sz w:val="24"/>
+          <w:szCs w:val="24"/>
+        </w:rPr>
+        <w:t>Role of Feature Engineering:</w:t>
+      </w:r>
+      <w:r>
+        <w:rPr>
+          <w:rFonts w:ascii="Times New Roman" w:hAnsi="Times New Roman" w:cs="Times New Roman"/>
+          <w:sz w:val="24"/>
+          <w:szCs w:val="24"/>
+        </w:rPr>
+        <w:t xml:space="preserve"> Effective feature engineering is crucial for developing accurate churn prediction models. The case studies demonstrate that selecting and engineering relevant features, such as service usage patterns and customer complaints, can significantly enhance model performance (Li and Liu, 2018; Verhoef et al., 2016).</w:t>
       </w:r>
     </w:p>
     <w:p>
@@ -9322,7 +9697,34 @@
           <w:sz w:val="24"/>
           <w:szCs w:val="24"/>
         </w:rPr>
-        <w:t>The study revealed that the integration of predictive analytics into T-Mobile’s customer management processes led to the development of effective retention strategies, such as personalized offers and targeted marketing campaigns. T-Mobile’s success in reducing churn rates by 15% demonstrated the value of advanced analytics in managing customer relationships and highlighted the importance of continuous model refinement and feature selection (Verhoef et al., 2016).</w:t>
+        <w:t>4.</w:t>
+      </w:r>
+      <w:r>
+        <w:rPr>
+          <w:rFonts w:hint="default" w:ascii="Times New Roman" w:hAnsi="Times New Roman"/>
+          <w:sz w:val="24"/>
+          <w:szCs w:val="24"/>
+          <w:lang w:val="en-US"/>
+        </w:rPr>
+        <w:t></w:t>
+      </w:r>
+      <w:r>
+        <w:rPr>
+          <w:rFonts w:ascii="Times New Roman" w:hAnsi="Times New Roman" w:cs="Times New Roman"/>
+          <w:b w:val="0"/>
+          <w:bCs w:val="0"/>
+          <w:sz w:val="24"/>
+          <w:szCs w:val="24"/>
+        </w:rPr>
+        <w:t>Need for Continuous Model Improvement:</w:t>
+      </w:r>
+      <w:r>
+        <w:rPr>
+          <w:rFonts w:ascii="Times New Roman" w:hAnsi="Times New Roman" w:cs="Times New Roman"/>
+          <w:sz w:val="24"/>
+          <w:szCs w:val="24"/>
+        </w:rPr>
+        <w:t xml:space="preserve"> Successful churn prediction efforts require ongoing model refinement and adaptation to changing customer behaviors. Regular updates and adjustments to the models ensure that they remain effective in predicting churn and supporting retention strategies (Kshetri, 2017).</w:t>
       </w:r>
     </w:p>
     <w:p>
@@ -9341,318 +9743,22 @@
           <w:sz w:val="24"/>
           <w:szCs w:val="24"/>
         </w:rPr>
-        <w:t>4.</w:t>
-      </w:r>
-      <w:r>
-        <w:rPr>
-          <w:rFonts w:ascii="Times New Roman" w:hAnsi="Times New Roman" w:cs="Times New Roman"/>
-          <w:sz w:val="24"/>
-          <w:szCs w:val="24"/>
-        </w:rPr>
-        <w:tab/>
-      </w:r>
-      <w:r>
-        <w:rPr>
-          <w:rFonts w:ascii="Times New Roman" w:hAnsi="Times New Roman" w:cs="Times New Roman"/>
-          <w:b/>
-          <w:bCs/>
-          <w:sz w:val="24"/>
-          <w:szCs w:val="24"/>
-        </w:rPr>
-        <w:t>Case Study 4: O2’s Customer Retention Strategies</w:t>
-      </w:r>
-    </w:p>
-    <w:p>
-      <w:pPr>
-        <w:spacing w:after="0" w:line="360" w:lineRule="auto"/>
-        <w:jc w:val="both"/>
-        <w:rPr>
-          <w:rFonts w:ascii="Times New Roman" w:hAnsi="Times New Roman" w:cs="Times New Roman"/>
-          <w:sz w:val="24"/>
-          <w:szCs w:val="24"/>
-        </w:rPr>
-      </w:pPr>
-      <w:r>
-        <w:rPr>
-          <w:rFonts w:ascii="Times New Roman" w:hAnsi="Times New Roman" w:cs="Times New Roman"/>
-          <w:sz w:val="24"/>
-          <w:szCs w:val="24"/>
-        </w:rPr>
-        <w:t>O2, a major telecommunications company in the UK and Ireland, employed a churn prediction model using machine learning techniques such as logistic regression and random forests. The focus of O2’s model was on understanding customer churn patterns and developing retention strategies based on predictive insights (Li and Liu, 2018).</w:t>
-      </w:r>
-    </w:p>
-    <w:p>
-      <w:pPr>
-        <w:spacing w:after="0" w:line="360" w:lineRule="auto"/>
-        <w:jc w:val="both"/>
-        <w:rPr>
-          <w:rFonts w:ascii="Times New Roman" w:hAnsi="Times New Roman" w:cs="Times New Roman"/>
-          <w:sz w:val="24"/>
-          <w:szCs w:val="24"/>
-        </w:rPr>
-      </w:pPr>
-      <w:r>
-        <w:rPr>
-          <w:rFonts w:ascii="Times New Roman" w:hAnsi="Times New Roman" w:cs="Times New Roman"/>
-          <w:sz w:val="24"/>
-          <w:szCs w:val="24"/>
-        </w:rPr>
-        <w:t>O2’s approach involved analyzing customer data to identify churn triggers, such as service disruptions and billing issues. The company used the insights gained from the churn prediction model to develop proactive retention strategies, including targeted promotions and improved customer service. O2’s implementation of these strategies led to a 7% decrease in churn rates and provided valuable lessons on the importance of customer-centric retention efforts (Li and Liu, 2018).</w:t>
-      </w:r>
-    </w:p>
-    <w:p>
-      <w:pPr>
-        <w:spacing w:after="0" w:line="360" w:lineRule="auto"/>
-        <w:jc w:val="both"/>
-        <w:rPr>
-          <w:rFonts w:ascii="Times New Roman" w:hAnsi="Times New Roman" w:cs="Times New Roman"/>
-          <w:b/>
-          <w:bCs/>
-          <w:sz w:val="24"/>
-          <w:szCs w:val="24"/>
-        </w:rPr>
-      </w:pPr>
-      <w:r>
-        <w:rPr>
-          <w:rFonts w:ascii="Times New Roman" w:hAnsi="Times New Roman" w:cs="Times New Roman"/>
-          <w:b/>
-          <w:bCs/>
-          <w:sz w:val="24"/>
-          <w:szCs w:val="24"/>
-        </w:rPr>
-        <w:t>Successful Implementations and Lessons Learned</w:t>
-      </w:r>
-    </w:p>
-    <w:p>
-      <w:pPr>
-        <w:spacing w:after="0" w:line="360" w:lineRule="auto"/>
-        <w:jc w:val="both"/>
-        <w:rPr>
-          <w:rFonts w:ascii="Times New Roman" w:hAnsi="Times New Roman" w:cs="Times New Roman"/>
-          <w:sz w:val="24"/>
-          <w:szCs w:val="24"/>
-        </w:rPr>
-      </w:pPr>
-      <w:r>
-        <w:rPr>
-          <w:rFonts w:ascii="Times New Roman" w:hAnsi="Times New Roman" w:cs="Times New Roman"/>
-          <w:sz w:val="24"/>
-          <w:szCs w:val="24"/>
-        </w:rPr>
-        <w:t>The case studies reviewed highlight several key lessons for successful churn prediction implementations:</w:t>
-      </w:r>
-    </w:p>
-    <w:p>
-      <w:pPr>
-        <w:spacing w:after="0" w:line="360" w:lineRule="auto"/>
-        <w:jc w:val="both"/>
-        <w:rPr>
-          <w:rFonts w:ascii="Times New Roman" w:hAnsi="Times New Roman" w:cs="Times New Roman"/>
-          <w:sz w:val="24"/>
-          <w:szCs w:val="24"/>
-        </w:rPr>
-      </w:pPr>
-      <w:r>
-        <w:rPr>
-          <w:rFonts w:ascii="Times New Roman" w:hAnsi="Times New Roman" w:cs="Times New Roman"/>
-          <w:sz w:val="24"/>
-          <w:szCs w:val="24"/>
-        </w:rPr>
-        <w:t>1.</w:t>
-      </w:r>
-      <w:r>
-        <w:rPr>
-          <w:rFonts w:ascii="Times New Roman" w:hAnsi="Times New Roman" w:cs="Times New Roman"/>
-          <w:sz w:val="24"/>
-          <w:szCs w:val="24"/>
-        </w:rPr>
-        <w:tab/>
-      </w:r>
-      <w:r>
-        <w:rPr>
-          <w:rFonts w:ascii="Times New Roman" w:hAnsi="Times New Roman" w:cs="Times New Roman"/>
-          <w:b/>
-          <w:bCs/>
-          <w:sz w:val="24"/>
-          <w:szCs w:val="24"/>
-        </w:rPr>
-        <w:t>Importance of Data Quality and Integration:</w:t>
-      </w:r>
-      <w:r>
-        <w:rPr>
-          <w:rFonts w:ascii="Times New Roman" w:hAnsi="Times New Roman" w:cs="Times New Roman"/>
-          <w:sz w:val="24"/>
-          <w:szCs w:val="24"/>
-        </w:rPr>
-        <w:t xml:space="preserve"> All case studies emphasize the necessity of high-quality, integrated data for effective churn prediction. Ensuring data completeness, consistency, and timeliness is critical for developing accurate models and implementing successful retention strategies (Kshetri, 2017; Nguyen and Simkin, 2017).</w:t>
-      </w:r>
-    </w:p>
-    <w:p>
-      <w:pPr>
-        <w:spacing w:after="0" w:line="360" w:lineRule="auto"/>
-        <w:jc w:val="both"/>
-        <w:rPr>
-          <w:rFonts w:ascii="Times New Roman" w:hAnsi="Times New Roman" w:cs="Times New Roman"/>
-          <w:sz w:val="24"/>
-          <w:szCs w:val="24"/>
-        </w:rPr>
-      </w:pPr>
-      <w:r>
-        <w:rPr>
-          <w:rFonts w:ascii="Times New Roman" w:hAnsi="Times New Roman" w:cs="Times New Roman"/>
-          <w:sz w:val="24"/>
-          <w:szCs w:val="24"/>
-        </w:rPr>
-        <w:t>2.</w:t>
-      </w:r>
-      <w:r>
-        <w:rPr>
-          <w:rFonts w:ascii="Times New Roman" w:hAnsi="Times New Roman" w:cs="Times New Roman"/>
-          <w:sz w:val="24"/>
-          <w:szCs w:val="24"/>
-        </w:rPr>
-        <w:tab/>
-      </w:r>
-      <w:r>
-        <w:rPr>
-          <w:rFonts w:ascii="Times New Roman" w:hAnsi="Times New Roman" w:cs="Times New Roman"/>
-          <w:b/>
-          <w:bCs/>
-          <w:sz w:val="24"/>
-          <w:szCs w:val="24"/>
-        </w:rPr>
-        <w:t>Value of Ensemble Methods and Advanced Algorithms:</w:t>
-      </w:r>
-      <w:r>
-        <w:rPr>
-          <w:rFonts w:ascii="Times New Roman" w:hAnsi="Times New Roman" w:cs="Times New Roman"/>
-          <w:sz w:val="24"/>
-          <w:szCs w:val="24"/>
-        </w:rPr>
-        <w:t xml:space="preserve"> The use of ensemble methods and advanced machine learning algorithms, such as random forests and gradient boosting, has been a common theme in successful churn prediction models. These techniques provide robust performance and help improve prediction accuracy by combining the strengths of multiple models (Nguyen and Simkin, 2017; Verhoef et al., 2016).</w:t>
-      </w:r>
-    </w:p>
-    <w:p>
-      <w:pPr>
-        <w:spacing w:after="0" w:line="360" w:lineRule="auto"/>
-        <w:jc w:val="both"/>
-        <w:rPr>
-          <w:rFonts w:ascii="Times New Roman" w:hAnsi="Times New Roman" w:cs="Times New Roman"/>
-          <w:sz w:val="24"/>
-          <w:szCs w:val="24"/>
-        </w:rPr>
-      </w:pPr>
-      <w:r>
-        <w:rPr>
-          <w:rFonts w:ascii="Times New Roman" w:hAnsi="Times New Roman" w:cs="Times New Roman"/>
-          <w:sz w:val="24"/>
-          <w:szCs w:val="24"/>
-        </w:rPr>
-        <w:t>3.</w:t>
-      </w:r>
-      <w:r>
-        <w:rPr>
-          <w:rFonts w:ascii="Times New Roman" w:hAnsi="Times New Roman" w:cs="Times New Roman"/>
-          <w:sz w:val="24"/>
-          <w:szCs w:val="24"/>
-        </w:rPr>
-        <w:tab/>
-      </w:r>
-      <w:r>
-        <w:rPr>
-          <w:rFonts w:ascii="Times New Roman" w:hAnsi="Times New Roman" w:cs="Times New Roman"/>
-          <w:b/>
-          <w:bCs/>
-          <w:sz w:val="24"/>
-          <w:szCs w:val="24"/>
-        </w:rPr>
-        <w:t>Role of Feature Engineering:</w:t>
-      </w:r>
-      <w:r>
-        <w:rPr>
-          <w:rFonts w:ascii="Times New Roman" w:hAnsi="Times New Roman" w:cs="Times New Roman"/>
-          <w:sz w:val="24"/>
-          <w:szCs w:val="24"/>
-        </w:rPr>
-        <w:t xml:space="preserve"> Effective feature engineering is crucial for developing accurate churn prediction models. The case studies demonstrate that selecting and engineering relevant features, such as service usage patterns and customer complaints, can significantly enhance model performance (Li and Liu, 2018; Verhoef et al., 2016).</w:t>
-      </w:r>
-    </w:p>
-    <w:p>
-      <w:pPr>
-        <w:spacing w:after="0" w:line="360" w:lineRule="auto"/>
-        <w:jc w:val="both"/>
-        <w:rPr>
-          <w:rFonts w:ascii="Times New Roman" w:hAnsi="Times New Roman" w:cs="Times New Roman"/>
-          <w:sz w:val="24"/>
-          <w:szCs w:val="24"/>
-        </w:rPr>
-      </w:pPr>
-      <w:r>
-        <w:rPr>
-          <w:rFonts w:ascii="Times New Roman" w:hAnsi="Times New Roman" w:cs="Times New Roman"/>
-          <w:sz w:val="24"/>
-          <w:szCs w:val="24"/>
-        </w:rPr>
-        <w:t>4.</w:t>
-      </w:r>
-      <w:r>
-        <w:rPr>
-          <w:rFonts w:ascii="Times New Roman" w:hAnsi="Times New Roman" w:cs="Times New Roman"/>
-          <w:sz w:val="24"/>
-          <w:szCs w:val="24"/>
-        </w:rPr>
-        <w:tab/>
-      </w:r>
-      <w:r>
-        <w:rPr>
-          <w:rFonts w:ascii="Times New Roman" w:hAnsi="Times New Roman" w:cs="Times New Roman"/>
-          <w:b/>
-          <w:bCs/>
-          <w:sz w:val="24"/>
-          <w:szCs w:val="24"/>
-        </w:rPr>
-        <w:t>Need for Continuous Model Improvement:</w:t>
-      </w:r>
-      <w:r>
-        <w:rPr>
-          <w:rFonts w:ascii="Times New Roman" w:hAnsi="Times New Roman" w:cs="Times New Roman"/>
-          <w:sz w:val="24"/>
-          <w:szCs w:val="24"/>
-        </w:rPr>
-        <w:t xml:space="preserve"> Successful churn prediction efforts require ongoing model refinement and adaptation to changing customer behaviors. Regular updates and adjustments to the models ensure that they remain effective in predicting churn and supporting retention strategies (Kshetri, 2017).</w:t>
-      </w:r>
-    </w:p>
-    <w:p>
-      <w:pPr>
-        <w:spacing w:after="0" w:line="360" w:lineRule="auto"/>
-        <w:jc w:val="both"/>
-        <w:rPr>
-          <w:rFonts w:ascii="Times New Roman" w:hAnsi="Times New Roman" w:cs="Times New Roman"/>
-          <w:sz w:val="24"/>
-          <w:szCs w:val="24"/>
-        </w:rPr>
-      </w:pPr>
-      <w:r>
-        <w:rPr>
-          <w:rFonts w:ascii="Times New Roman" w:hAnsi="Times New Roman" w:cs="Times New Roman"/>
-          <w:sz w:val="24"/>
-          <w:szCs w:val="24"/>
-        </w:rPr>
         <w:t>5.</w:t>
       </w:r>
       <w:r>
         <w:rPr>
-          <w:rFonts w:ascii="Times New Roman" w:hAnsi="Times New Roman" w:cs="Times New Roman"/>
-          <w:sz w:val="24"/>
-          <w:szCs w:val="24"/>
-        </w:rPr>
-        <w:tab/>
-      </w:r>
-      <w:r>
-        <w:rPr>
-          <w:rFonts w:ascii="Times New Roman" w:hAnsi="Times New Roman" w:cs="Times New Roman"/>
-          <w:b/>
-          <w:bCs/>
+          <w:rFonts w:hint="default" w:ascii="Times New Roman" w:hAnsi="Times New Roman"/>
+          <w:sz w:val="24"/>
+          <w:szCs w:val="24"/>
+          <w:lang w:val="en-US"/>
+        </w:rPr>
+        <w:t></w:t>
+      </w:r>
+      <w:r>
+        <w:rPr>
+          <w:rFonts w:ascii="Times New Roman" w:hAnsi="Times New Roman" w:cs="Times New Roman"/>
+          <w:b w:val="0"/>
+          <w:bCs w:val="0"/>
           <w:sz w:val="24"/>
           <w:szCs w:val="24"/>
         </w:rPr>
@@ -11726,9 +11832,18 @@
       </w:pPr>
       <w:r>
         <w:rPr>
-          <w:rFonts w:ascii="Times New Roman" w:hAnsi="Times New Roman" w:cs="Times New Roman"/>
-          <w:b/>
-          <w:bCs/>
+          <w:rFonts w:hint="default" w:ascii="Times New Roman" w:hAnsi="Times New Roman"/>
+          <w:sz w:val="24"/>
+          <w:szCs w:val="24"/>
+          <w:lang w:val="en-US"/>
+        </w:rPr>
+        <w:t></w:t>
+      </w:r>
+      <w:r>
+        <w:rPr>
+          <w:rFonts w:ascii="Times New Roman" w:hAnsi="Times New Roman" w:cs="Times New Roman"/>
+          <w:b w:val="0"/>
+          <w:bCs w:val="0"/>
           <w:sz w:val="24"/>
           <w:szCs w:val="24"/>
         </w:rPr>
@@ -11759,9 +11874,18 @@
       </w:pPr>
       <w:r>
         <w:rPr>
-          <w:rFonts w:ascii="Times New Roman" w:hAnsi="Times New Roman" w:cs="Times New Roman"/>
-          <w:b/>
-          <w:bCs/>
+          <w:rFonts w:hint="default" w:ascii="Times New Roman" w:hAnsi="Times New Roman"/>
+          <w:sz w:val="24"/>
+          <w:szCs w:val="24"/>
+          <w:lang w:val="en-US"/>
+        </w:rPr>
+        <w:t></w:t>
+      </w:r>
+      <w:r>
+        <w:rPr>
+          <w:rFonts w:ascii="Times New Roman" w:hAnsi="Times New Roman" w:cs="Times New Roman"/>
+          <w:b w:val="0"/>
+          <w:bCs w:val="0"/>
           <w:sz w:val="24"/>
           <w:szCs w:val="24"/>
         </w:rPr>
@@ -11792,9 +11916,18 @@
       </w:pPr>
       <w:r>
         <w:rPr>
-          <w:rFonts w:ascii="Times New Roman" w:hAnsi="Times New Roman" w:cs="Times New Roman"/>
-          <w:b/>
-          <w:bCs/>
+          <w:rFonts w:hint="default" w:ascii="Times New Roman" w:hAnsi="Times New Roman"/>
+          <w:sz w:val="24"/>
+          <w:szCs w:val="24"/>
+          <w:lang w:val="en-US"/>
+        </w:rPr>
+        <w:t></w:t>
+      </w:r>
+      <w:r>
+        <w:rPr>
+          <w:rFonts w:ascii="Times New Roman" w:hAnsi="Times New Roman" w:cs="Times New Roman"/>
+          <w:b w:val="0"/>
+          <w:bCs w:val="0"/>
           <w:sz w:val="24"/>
           <w:szCs w:val="24"/>
         </w:rPr>
@@ -11825,14 +11958,25 @@
       </w:pPr>
       <w:r>
         <w:rPr>
-          <w:rFonts w:ascii="Times New Roman" w:hAnsi="Times New Roman" w:cs="Times New Roman"/>
-          <w:b/>
-          <w:bCs/>
+          <w:rFonts w:hint="default" w:ascii="Times New Roman" w:hAnsi="Times New Roman"/>
+          <w:sz w:val="24"/>
+          <w:szCs w:val="24"/>
+          <w:lang w:val="en-US"/>
+        </w:rPr>
+        <w:t></w:t>
+      </w:r>
+      <w:bookmarkStart w:id="20" w:name="_GoBack"/>
+      <w:r>
+        <w:rPr>
+          <w:rFonts w:ascii="Times New Roman" w:hAnsi="Times New Roman" w:cs="Times New Roman"/>
+          <w:b w:val="0"/>
+          <w:bCs w:val="0"/>
           <w:sz w:val="24"/>
           <w:szCs w:val="24"/>
         </w:rPr>
         <w:t>Performance Evaluation Metrics:</w:t>
       </w:r>
+      <w:bookmarkEnd w:id="20"/>
       <w:r>
         <w:rPr>
           <w:rFonts w:ascii="Times New Roman" w:hAnsi="Times New Roman" w:cs="Times New Roman"/>
@@ -12239,8 +12383,8 @@
     <w:lsdException w:qFormat="1" w:uiPriority="0" w:name="heading 7"/>
     <w:lsdException w:qFormat="1" w:uiPriority="0" w:name="heading 8"/>
     <w:lsdException w:qFormat="1" w:uiPriority="0" w:name="heading 9"/>
-    <w:lsdException w:unhideWhenUsed="0" w:uiPriority="0" w:semiHidden="0" w:name="index 1"/>
-    <w:lsdException w:unhideWhenUsed="0" w:uiPriority="0" w:semiHidden="0" w:name="index 2"/>
+    <w:lsdException w:qFormat="1" w:unhideWhenUsed="0" w:uiPriority="0" w:semiHidden="0" w:name="index 1"/>
+    <w:lsdException w:qFormat="1" w:unhideWhenUsed="0" w:uiPriority="0" w:semiHidden="0" w:name="index 2"/>
     <w:lsdException w:unhideWhenUsed="0" w:uiPriority="0" w:semiHidden="0" w:name="index 3"/>
     <w:lsdException w:unhideWhenUsed="0" w:uiPriority="0" w:semiHidden="0" w:name="index 4"/>
     <w:lsdException w:unhideWhenUsed="0" w:uiPriority="0" w:semiHidden="0" w:name="index 5"/>
@@ -12249,60 +12393,60 @@
     <w:lsdException w:unhideWhenUsed="0" w:uiPriority="0" w:semiHidden="0" w:name="index 8"/>
     <w:lsdException w:unhideWhenUsed="0" w:uiPriority="0" w:semiHidden="0" w:name="index 9"/>
     <w:lsdException w:qFormat="1" w:unhideWhenUsed="0" w:uiPriority="0" w:semiHidden="0" w:name="toc 1"/>
-    <w:lsdException w:unhideWhenUsed="0" w:uiPriority="0" w:semiHidden="0" w:name="toc 2"/>
-    <w:lsdException w:unhideWhenUsed="0" w:uiPriority="0" w:semiHidden="0" w:name="toc 3"/>
+    <w:lsdException w:qFormat="1" w:unhideWhenUsed="0" w:uiPriority="0" w:semiHidden="0" w:name="toc 2"/>
+    <w:lsdException w:qFormat="1" w:unhideWhenUsed="0" w:uiPriority="0" w:semiHidden="0" w:name="toc 3"/>
     <w:lsdException w:unhideWhenUsed="0" w:uiPriority="0" w:semiHidden="0" w:name="toc 4"/>
     <w:lsdException w:unhideWhenUsed="0" w:uiPriority="0" w:semiHidden="0" w:name="toc 5"/>
     <w:lsdException w:unhideWhenUsed="0" w:uiPriority="0" w:semiHidden="0" w:name="toc 6"/>
-    <w:lsdException w:unhideWhenUsed="0" w:uiPriority="0" w:semiHidden="0" w:name="toc 7"/>
-    <w:lsdException w:unhideWhenUsed="0" w:uiPriority="0" w:semiHidden="0" w:name="toc 8"/>
-    <w:lsdException w:unhideWhenUsed="0" w:uiPriority="0" w:semiHidden="0" w:name="toc 9"/>
-    <w:lsdException w:unhideWhenUsed="0" w:uiPriority="0" w:semiHidden="0" w:name="Normal Indent"/>
-    <w:lsdException w:unhideWhenUsed="0" w:uiPriority="0" w:semiHidden="0" w:name="footnote text"/>
+    <w:lsdException w:qFormat="1" w:unhideWhenUsed="0" w:uiPriority="0" w:semiHidden="0" w:name="toc 7"/>
+    <w:lsdException w:qFormat="1" w:unhideWhenUsed="0" w:uiPriority="0" w:semiHidden="0" w:name="toc 8"/>
+    <w:lsdException w:qFormat="1" w:unhideWhenUsed="0" w:uiPriority="0" w:semiHidden="0" w:name="toc 9"/>
+    <w:lsdException w:qFormat="1" w:unhideWhenUsed="0" w:uiPriority="0" w:semiHidden="0" w:name="Normal Indent"/>
+    <w:lsdException w:qFormat="1" w:unhideWhenUsed="0" w:uiPriority="0" w:semiHidden="0" w:name="footnote text"/>
     <w:lsdException w:qFormat="1" w:unhideWhenUsed="0" w:uiPriority="0" w:semiHidden="0" w:name="annotation text"/>
     <w:lsdException w:unhideWhenUsed="0" w:uiPriority="0" w:semiHidden="0" w:name="header"/>
-    <w:lsdException w:unhideWhenUsed="0" w:uiPriority="0" w:semiHidden="0" w:name="footer"/>
-    <w:lsdException w:unhideWhenUsed="0" w:uiPriority="0" w:semiHidden="0" w:name="index heading"/>
+    <w:lsdException w:qFormat="1" w:unhideWhenUsed="0" w:uiPriority="0" w:semiHidden="0" w:name="footer"/>
+    <w:lsdException w:qFormat="1" w:unhideWhenUsed="0" w:uiPriority="0" w:semiHidden="0" w:name="index heading"/>
     <w:lsdException w:qFormat="1" w:uiPriority="0" w:name="caption"/>
-    <w:lsdException w:unhideWhenUsed="0" w:uiPriority="0" w:semiHidden="0" w:name="table of figures"/>
-    <w:lsdException w:unhideWhenUsed="0" w:uiPriority="0" w:semiHidden="0" w:name="envelope address"/>
-    <w:lsdException w:unhideWhenUsed="0" w:uiPriority="0" w:semiHidden="0" w:name="envelope return"/>
-    <w:lsdException w:unhideWhenUsed="0" w:uiPriority="0" w:semiHidden="0" w:name="footnote reference"/>
+    <w:lsdException w:qFormat="1" w:unhideWhenUsed="0" w:uiPriority="0" w:semiHidden="0" w:name="table of figures"/>
+    <w:lsdException w:qFormat="1" w:unhideWhenUsed="0" w:uiPriority="0" w:semiHidden="0" w:name="envelope address"/>
+    <w:lsdException w:qFormat="1" w:unhideWhenUsed="0" w:uiPriority="0" w:semiHidden="0" w:name="envelope return"/>
+    <w:lsdException w:qFormat="1" w:unhideWhenUsed="0" w:uiPriority="0" w:semiHidden="0" w:name="footnote reference"/>
     <w:lsdException w:qFormat="1" w:unhideWhenUsed="0" w:uiPriority="0" w:semiHidden="0" w:name="annotation reference"/>
     <w:lsdException w:unhideWhenUsed="0" w:uiPriority="0" w:semiHidden="0" w:name="line number"/>
-    <w:lsdException w:unhideWhenUsed="0" w:uiPriority="0" w:semiHidden="0" w:name="page number"/>
+    <w:lsdException w:qFormat="1" w:unhideWhenUsed="0" w:uiPriority="0" w:semiHidden="0" w:name="page number"/>
     <w:lsdException w:qFormat="1" w:unhideWhenUsed="0" w:uiPriority="0" w:semiHidden="0" w:name="endnote reference"/>
     <w:lsdException w:qFormat="1" w:unhideWhenUsed="0" w:uiPriority="0" w:semiHidden="0" w:name="endnote text"/>
-    <w:lsdException w:unhideWhenUsed="0" w:uiPriority="0" w:semiHidden="0" w:name="table of authorities"/>
-    <w:lsdException w:unhideWhenUsed="0" w:uiPriority="0" w:semiHidden="0" w:name="macro"/>
-    <w:lsdException w:unhideWhenUsed="0" w:uiPriority="0" w:semiHidden="0" w:name="toa heading"/>
+    <w:lsdException w:qFormat="1" w:unhideWhenUsed="0" w:uiPriority="0" w:semiHidden="0" w:name="table of authorities"/>
+    <w:lsdException w:qFormat="1" w:unhideWhenUsed="0" w:uiPriority="0" w:semiHidden="0" w:name="macro"/>
+    <w:lsdException w:qFormat="1" w:unhideWhenUsed="0" w:uiPriority="0" w:semiHidden="0" w:name="toa heading"/>
     <w:lsdException w:unhideWhenUsed="0" w:uiPriority="0" w:semiHidden="0" w:name="List"/>
-    <w:lsdException w:unhideWhenUsed="0" w:uiPriority="0" w:semiHidden="0" w:name="List Bullet"/>
-    <w:lsdException w:unhideWhenUsed="0" w:uiPriority="0" w:semiHidden="0" w:name="List Number"/>
+    <w:lsdException w:qFormat="1" w:unhideWhenUsed="0" w:uiPriority="0" w:semiHidden="0" w:name="List Bullet"/>
+    <w:lsdException w:qFormat="1" w:unhideWhenUsed="0" w:uiPriority="0" w:semiHidden="0" w:name="List Number"/>
     <w:lsdException w:unhideWhenUsed="0" w:uiPriority="0" w:semiHidden="0" w:name="List 2"/>
-    <w:lsdException w:unhideWhenUsed="0" w:uiPriority="0" w:semiHidden="0" w:name="List 3"/>
-    <w:lsdException w:unhideWhenUsed="0" w:uiPriority="0" w:semiHidden="0" w:name="List 4"/>
-    <w:lsdException w:unhideWhenUsed="0" w:uiPriority="0" w:semiHidden="0" w:name="List 5"/>
-    <w:lsdException w:unhideWhenUsed="0" w:uiPriority="0" w:semiHidden="0" w:name="List Bullet 2"/>
-    <w:lsdException w:unhideWhenUsed="0" w:uiPriority="0" w:semiHidden="0" w:name="List Bullet 3"/>
-    <w:lsdException w:unhideWhenUsed="0" w:uiPriority="0" w:semiHidden="0" w:name="List Bullet 4"/>
-    <w:lsdException w:unhideWhenUsed="0" w:uiPriority="0" w:semiHidden="0" w:name="List Bullet 5"/>
-    <w:lsdException w:unhideWhenUsed="0" w:uiPriority="0" w:semiHidden="0" w:name="List Number 2"/>
-    <w:lsdException w:unhideWhenUsed="0" w:uiPriority="0" w:semiHidden="0" w:name="List Number 3"/>
-    <w:lsdException w:unhideWhenUsed="0" w:uiPriority="0" w:semiHidden="0" w:name="List Number 4"/>
-    <w:lsdException w:unhideWhenUsed="0" w:uiPriority="0" w:semiHidden="0" w:name="List Number 5"/>
+    <w:lsdException w:qFormat="1" w:unhideWhenUsed="0" w:uiPriority="0" w:semiHidden="0" w:name="List 3"/>
+    <w:lsdException w:qFormat="1" w:unhideWhenUsed="0" w:uiPriority="0" w:semiHidden="0" w:name="List 4"/>
+    <w:lsdException w:qFormat="1" w:unhideWhenUsed="0" w:uiPriority="0" w:semiHidden="0" w:name="List 5"/>
+    <w:lsdException w:qFormat="1" w:unhideWhenUsed="0" w:uiPriority="0" w:semiHidden="0" w:name="List Bullet 2"/>
+    <w:lsdException w:qFormat="1" w:unhideWhenUsed="0" w:uiPriority="0" w:semiHidden="0" w:name="List Bullet 3"/>
+    <w:lsdException w:qFormat="1" w:unhideWhenUsed="0" w:uiPriority="0" w:semiHidden="0" w:name="List Bullet 4"/>
+    <w:lsdException w:qFormat="1" w:unhideWhenUsed="0" w:uiPriority="0" w:semiHidden="0" w:name="List Bullet 5"/>
+    <w:lsdException w:qFormat="1" w:unhideWhenUsed="0" w:uiPriority="0" w:semiHidden="0" w:name="List Number 2"/>
+    <w:lsdException w:qFormat="1" w:unhideWhenUsed="0" w:uiPriority="0" w:semiHidden="0" w:name="List Number 3"/>
+    <w:lsdException w:qFormat="1" w:unhideWhenUsed="0" w:uiPriority="0" w:semiHidden="0" w:name="List Number 4"/>
+    <w:lsdException w:qFormat="1" w:unhideWhenUsed="0" w:uiPriority="0" w:semiHidden="0" w:name="List Number 5"/>
     <w:lsdException w:qFormat="1" w:unhideWhenUsed="0" w:uiPriority="0" w:semiHidden="0" w:name="Title"/>
     <w:lsdException w:qFormat="1" w:unhideWhenUsed="0" w:uiPriority="0" w:semiHidden="0" w:name="Closing"/>
-    <w:lsdException w:unhideWhenUsed="0" w:uiPriority="0" w:semiHidden="0" w:name="Signature"/>
-    <w:lsdException w:uiPriority="1" w:name="Default Paragraph Font"/>
+    <w:lsdException w:qFormat="1" w:unhideWhenUsed="0" w:uiPriority="0" w:semiHidden="0" w:name="Signature"/>
+    <w:lsdException w:qFormat="1" w:uiPriority="1" w:name="Default Paragraph Font"/>
     <w:lsdException w:qFormat="1" w:unhideWhenUsed="0" w:uiPriority="0" w:semiHidden="0" w:name="Body Text"/>
-    <w:lsdException w:unhideWhenUsed="0" w:uiPriority="0" w:semiHidden="0" w:name="Body Text Indent"/>
-    <w:lsdException w:unhideWhenUsed="0" w:uiPriority="0" w:semiHidden="0" w:name="List Continue"/>
-    <w:lsdException w:unhideWhenUsed="0" w:uiPriority="0" w:semiHidden="0" w:name="List Continue 2"/>
-    <w:lsdException w:unhideWhenUsed="0" w:uiPriority="0" w:semiHidden="0" w:name="List Continue 3"/>
-    <w:lsdException w:unhideWhenUsed="0" w:uiPriority="0" w:semiHidden="0" w:name="List Continue 4"/>
-    <w:lsdException w:unhideWhenUsed="0" w:uiPriority="0" w:semiHidden="0" w:name="List Continue 5"/>
-    <w:lsdException w:unhideWhenUsed="0" w:uiPriority="0" w:semiHidden="0" w:name="Message Header"/>
+    <w:lsdException w:qFormat="1" w:unhideWhenUsed="0" w:uiPriority="0" w:semiHidden="0" w:name="Body Text Indent"/>
+    <w:lsdException w:qFormat="1" w:unhideWhenUsed="0" w:uiPriority="0" w:semiHidden="0" w:name="List Continue"/>
+    <w:lsdException w:qFormat="1" w:unhideWhenUsed="0" w:uiPriority="0" w:semiHidden="0" w:name="List Continue 2"/>
+    <w:lsdException w:qFormat="1" w:unhideWhenUsed="0" w:uiPriority="0" w:semiHidden="0" w:name="List Continue 3"/>
+    <w:lsdException w:qFormat="1" w:unhideWhenUsed="0" w:uiPriority="0" w:semiHidden="0" w:name="List Continue 4"/>
+    <w:lsdException w:qFormat="1" w:unhideWhenUsed="0" w:uiPriority="0" w:semiHidden="0" w:name="List Continue 5"/>
+    <w:lsdException w:qFormat="1" w:unhideWhenUsed="0" w:uiPriority="0" w:semiHidden="0" w:name="Message Header"/>
     <w:lsdException w:qFormat="1" w:unhideWhenUsed="0" w:uiPriority="0" w:semiHidden="0" w:name="Subtitle"/>
     <w:lsdException w:unhideWhenUsed="0" w:uiPriority="0" w:semiHidden="0" w:name="Salutation"/>
     <w:lsdException w:qFormat="1" w:unhideWhenUsed="0" w:uiPriority="0" w:semiHidden="0" w:name="Date"/>
@@ -12315,86 +12459,86 @@
     <w:lsdException w:qFormat="1" w:unhideWhenUsed="0" w:uiPriority="0" w:semiHidden="0" w:name="Body Text Indent 3"/>
     <w:lsdException w:qFormat="1" w:unhideWhenUsed="0" w:uiPriority="0" w:semiHidden="0" w:name="Block Text"/>
     <w:lsdException w:unhideWhenUsed="0" w:uiPriority="0" w:semiHidden="0" w:name="Hyperlink"/>
-    <w:lsdException w:unhideWhenUsed="0" w:uiPriority="0" w:semiHidden="0" w:name="FollowedHyperlink"/>
+    <w:lsdException w:qFormat="1" w:unhideWhenUsed="0" w:uiPriority="0" w:semiHidden="0" w:name="FollowedHyperlink"/>
     <w:lsdException w:qFormat="1" w:unhideWhenUsed="0" w:uiPriority="0" w:semiHidden="0" w:name="Strong"/>
     <w:lsdException w:qFormat="1" w:unhideWhenUsed="0" w:uiPriority="0" w:semiHidden="0" w:name="Emphasis"/>
     <w:lsdException w:qFormat="1" w:unhideWhenUsed="0" w:uiPriority="0" w:semiHidden="0" w:name="Document Map"/>
-    <w:lsdException w:unhideWhenUsed="0" w:uiPriority="0" w:semiHidden="0" w:name="Plain Text"/>
+    <w:lsdException w:qFormat="1" w:unhideWhenUsed="0" w:uiPriority="0" w:semiHidden="0" w:name="Plain Text"/>
     <w:lsdException w:qFormat="1" w:unhideWhenUsed="0" w:uiPriority="0" w:semiHidden="0" w:name="E-mail Signature"/>
-    <w:lsdException w:unhideWhenUsed="0" w:uiPriority="0" w:semiHidden="0" w:name="Normal (Web)"/>
-    <w:lsdException w:unhideWhenUsed="0" w:uiPriority="0" w:semiHidden="0" w:name="HTML Acronym"/>
+    <w:lsdException w:qFormat="1" w:unhideWhenUsed="0" w:uiPriority="0" w:semiHidden="0" w:name="Normal (Web)"/>
+    <w:lsdException w:qFormat="1" w:unhideWhenUsed="0" w:uiPriority="0" w:semiHidden="0" w:name="HTML Acronym"/>
     <w:lsdException w:unhideWhenUsed="0" w:uiPriority="0" w:semiHidden="0" w:name="HTML Address"/>
     <w:lsdException w:unhideWhenUsed="0" w:uiPriority="0" w:semiHidden="0" w:name="HTML Cite"/>
     <w:lsdException w:unhideWhenUsed="0" w:uiPriority="0" w:semiHidden="0" w:name="HTML Code"/>
     <w:lsdException w:unhideWhenUsed="0" w:uiPriority="0" w:semiHidden="0" w:name="HTML Definition"/>
     <w:lsdException w:unhideWhenUsed="0" w:uiPriority="0" w:semiHidden="0" w:name="HTML Keyboard"/>
-    <w:lsdException w:unhideWhenUsed="0" w:uiPriority="0" w:semiHidden="0" w:name="HTML Preformatted"/>
+    <w:lsdException w:qFormat="1" w:unhideWhenUsed="0" w:uiPriority="0" w:semiHidden="0" w:name="HTML Preformatted"/>
     <w:lsdException w:unhideWhenUsed="0" w:uiPriority="0" w:semiHidden="0" w:name="HTML Sample"/>
     <w:lsdException w:unhideWhenUsed="0" w:uiPriority="0" w:semiHidden="0" w:name="HTML Typewriter"/>
-    <w:lsdException w:unhideWhenUsed="0" w:uiPriority="0" w:semiHidden="0" w:name="HTML Variable"/>
+    <w:lsdException w:qFormat="1" w:unhideWhenUsed="0" w:uiPriority="0" w:semiHidden="0" w:name="HTML Variable"/>
     <w:lsdException w:qFormat="1" w:unhideWhenUsed="0" w:uiPriority="0" w:name="Normal Table"/>
     <w:lsdException w:qFormat="1" w:unhideWhenUsed="0" w:uiPriority="0" w:semiHidden="0" w:name="annotation subject"/>
-    <w:lsdException w:unhideWhenUsed="0" w:uiPriority="0" w:semiHidden="0" w:name="Table Simple 1"/>
-    <w:lsdException w:unhideWhenUsed="0" w:uiPriority="0" w:semiHidden="0" w:name="Table Simple 2"/>
-    <w:lsdException w:unhideWhenUsed="0" w:uiPriority="0" w:semiHidden="0" w:name="Table Simple 3"/>
-    <w:lsdException w:unhideWhenUsed="0" w:uiPriority="0" w:semiHidden="0" w:name="Table Classic 1"/>
-    <w:lsdException w:unhideWhenUsed="0" w:uiPriority="0" w:semiHidden="0" w:name="Table Classic 2"/>
-    <w:lsdException w:unhideWhenUsed="0" w:uiPriority="0" w:semiHidden="0" w:name="Table Classic 3"/>
+    <w:lsdException w:qFormat="1" w:unhideWhenUsed="0" w:uiPriority="0" w:semiHidden="0" w:name="Table Simple 1"/>
+    <w:lsdException w:qFormat="1" w:unhideWhenUsed="0" w:uiPriority="0" w:semiHidden="0" w:name="Table Simple 2"/>
+    <w:lsdException w:qFormat="1" w:unhideWhenUsed="0" w:uiPriority="0" w:semiHidden="0" w:name="Table Simple 3"/>
+    <w:lsdException w:qFormat="1" w:unhideWhenUsed="0" w:uiPriority="0" w:semiHidden="0" w:name="Table Classic 1"/>
+    <w:lsdException w:qFormat="1" w:unhideWhenUsed="0" w:uiPriority="0" w:semiHidden="0" w:name="Table Classic 2"/>
+    <w:lsdException w:qFormat="1" w:unhideWhenUsed="0" w:uiPriority="0" w:semiHidden="0" w:name="Table Classic 3"/>
     <w:lsdException w:unhideWhenUsed="0" w:uiPriority="0" w:semiHidden="0" w:name="Table Classic 4"/>
-    <w:lsdException w:unhideWhenUsed="0" w:uiPriority="0" w:semiHidden="0" w:name="Table Colorful 1"/>
+    <w:lsdException w:qFormat="1" w:unhideWhenUsed="0" w:uiPriority="0" w:semiHidden="0" w:name="Table Colorful 1"/>
     <w:lsdException w:unhideWhenUsed="0" w:uiPriority="0" w:semiHidden="0" w:name="Table Colorful 2"/>
-    <w:lsdException w:unhideWhenUsed="0" w:uiPriority="0" w:semiHidden="0" w:name="Table Colorful 3"/>
+    <w:lsdException w:qFormat="1" w:unhideWhenUsed="0" w:uiPriority="0" w:semiHidden="0" w:name="Table Colorful 3"/>
     <w:lsdException w:qFormat="1" w:unhideWhenUsed="0" w:uiPriority="0" w:semiHidden="0" w:name="Table Columns 1"/>
     <w:lsdException w:unhideWhenUsed="0" w:uiPriority="0" w:semiHidden="0" w:name="Table Columns 2"/>
-    <w:lsdException w:unhideWhenUsed="0" w:uiPriority="0" w:semiHidden="0" w:name="Table Columns 3"/>
-    <w:lsdException w:unhideWhenUsed="0" w:uiPriority="0" w:semiHidden="0" w:name="Table Columns 4"/>
-    <w:lsdException w:unhideWhenUsed="0" w:uiPriority="0" w:semiHidden="0" w:name="Table Columns 5"/>
-    <w:lsdException w:unhideWhenUsed="0" w:uiPriority="0" w:semiHidden="0" w:name="Table Grid 1"/>
+    <w:lsdException w:qFormat="1" w:unhideWhenUsed="0" w:uiPriority="0" w:semiHidden="0" w:name="Table Columns 3"/>
+    <w:lsdException w:qFormat="1" w:unhideWhenUsed="0" w:uiPriority="0" w:semiHidden="0" w:name="Table Columns 4"/>
+    <w:lsdException w:qFormat="1" w:unhideWhenUsed="0" w:uiPriority="0" w:semiHidden="0" w:name="Table Columns 5"/>
+    <w:lsdException w:qFormat="1" w:unhideWhenUsed="0" w:uiPriority="0" w:semiHidden="0" w:name="Table Grid 1"/>
     <w:lsdException w:qFormat="1" w:unhideWhenUsed="0" w:uiPriority="0" w:semiHidden="0" w:name="Table Grid 2"/>
-    <w:lsdException w:unhideWhenUsed="0" w:uiPriority="0" w:semiHidden="0" w:name="Table Grid 3"/>
-    <w:lsdException w:unhideWhenUsed="0" w:uiPriority="0" w:semiHidden="0" w:name="Table Grid 4"/>
-    <w:lsdException w:unhideWhenUsed="0" w:uiPriority="0" w:semiHidden="0" w:name="Table Grid 5"/>
+    <w:lsdException w:qFormat="1" w:unhideWhenUsed="0" w:uiPriority="0" w:semiHidden="0" w:name="Table Grid 3"/>
+    <w:lsdException w:qFormat="1" w:unhideWhenUsed="0" w:uiPriority="0" w:semiHidden="0" w:name="Table Grid 4"/>
+    <w:lsdException w:qFormat="1" w:unhideWhenUsed="0" w:uiPriority="0" w:semiHidden="0" w:name="Table Grid 5"/>
     <w:lsdException w:qFormat="1" w:unhideWhenUsed="0" w:uiPriority="0" w:semiHidden="0" w:name="Table Grid 6"/>
-    <w:lsdException w:unhideWhenUsed="0" w:uiPriority="0" w:semiHidden="0" w:name="Table Grid 7"/>
-    <w:lsdException w:unhideWhenUsed="0" w:uiPriority="0" w:semiHidden="0" w:name="Table Grid 8"/>
-    <w:lsdException w:unhideWhenUsed="0" w:uiPriority="0" w:semiHidden="0" w:name="Table List 1"/>
-    <w:lsdException w:unhideWhenUsed="0" w:uiPriority="0" w:semiHidden="0" w:name="Table List 2"/>
-    <w:lsdException w:unhideWhenUsed="0" w:uiPriority="0" w:semiHidden="0" w:name="Table List 3"/>
-    <w:lsdException w:unhideWhenUsed="0" w:uiPriority="0" w:semiHidden="0" w:name="Table List 4"/>
-    <w:lsdException w:unhideWhenUsed="0" w:uiPriority="0" w:semiHidden="0" w:name="Table List 5"/>
+    <w:lsdException w:qFormat="1" w:unhideWhenUsed="0" w:uiPriority="0" w:semiHidden="0" w:name="Table Grid 7"/>
+    <w:lsdException w:qFormat="1" w:unhideWhenUsed="0" w:uiPriority="0" w:semiHidden="0" w:name="Table Grid 8"/>
+    <w:lsdException w:qFormat="1" w:unhideWhenUsed="0" w:uiPriority="0" w:semiHidden="0" w:name="Table List 1"/>
+    <w:lsdException w:qFormat="1" w:unhideWhenUsed="0" w:uiPriority="0" w:semiHidden="0" w:name="Table List 2"/>
+    <w:lsdException w:qFormat="1" w:unhideWhenUsed="0" w:uiPriority="0" w:semiHidden="0" w:name="Table List 3"/>
+    <w:lsdException w:qFormat="1" w:unhideWhenUsed="0" w:uiPriority="0" w:semiHidden="0" w:name="Table List 4"/>
+    <w:lsdException w:qFormat="1" w:unhideWhenUsed="0" w:uiPriority="0" w:semiHidden="0" w:name="Table List 5"/>
     <w:lsdException w:qFormat="1" w:unhideWhenUsed="0" w:uiPriority="0" w:semiHidden="0" w:name="Table List 6"/>
     <w:lsdException w:qFormat="1" w:unhideWhenUsed="0" w:uiPriority="0" w:semiHidden="0" w:name="Table List 7"/>
-    <w:lsdException w:unhideWhenUsed="0" w:uiPriority="0" w:semiHidden="0" w:name="Table List 8"/>
+    <w:lsdException w:qFormat="1" w:unhideWhenUsed="0" w:uiPriority="0" w:semiHidden="0" w:name="Table List 8"/>
     <w:lsdException w:unhideWhenUsed="0" w:uiPriority="0" w:semiHidden="0" w:name="Table 3D effects 1"/>
     <w:lsdException w:unhideWhenUsed="0" w:uiPriority="0" w:semiHidden="0" w:name="Table 3D effects 2"/>
-    <w:lsdException w:unhideWhenUsed="0" w:uiPriority="0" w:semiHidden="0" w:name="Table 3D effects 3"/>
-    <w:lsdException w:unhideWhenUsed="0" w:uiPriority="0" w:semiHidden="0" w:name="Table Contemporary"/>
+    <w:lsdException w:qFormat="1" w:unhideWhenUsed="0" w:uiPriority="0" w:semiHidden="0" w:name="Table 3D effects 3"/>
+    <w:lsdException w:qFormat="1" w:unhideWhenUsed="0" w:uiPriority="0" w:semiHidden="0" w:name="Table Contemporary"/>
     <w:lsdException w:qFormat="1" w:unhideWhenUsed="0" w:uiPriority="0" w:semiHidden="0" w:name="Table Elegant"/>
-    <w:lsdException w:unhideWhenUsed="0" w:uiPriority="0" w:semiHidden="0" w:name="Table Professional"/>
-    <w:lsdException w:unhideWhenUsed="0" w:uiPriority="0" w:semiHidden="0" w:name="Table Subtle 1"/>
-    <w:lsdException w:unhideWhenUsed="0" w:uiPriority="0" w:semiHidden="0" w:name="Table Subtle 2"/>
-    <w:lsdException w:unhideWhenUsed="0" w:uiPriority="0" w:semiHidden="0" w:name="Table Web 1"/>
-    <w:lsdException w:unhideWhenUsed="0" w:uiPriority="0" w:semiHidden="0" w:name="Table Web 2"/>
-    <w:lsdException w:unhideWhenUsed="0" w:uiPriority="0" w:semiHidden="0" w:name="Table Web 3"/>
+    <w:lsdException w:qFormat="1" w:unhideWhenUsed="0" w:uiPriority="0" w:semiHidden="0" w:name="Table Professional"/>
+    <w:lsdException w:qFormat="1" w:unhideWhenUsed="0" w:uiPriority="0" w:semiHidden="0" w:name="Table Subtle 1"/>
+    <w:lsdException w:qFormat="1" w:unhideWhenUsed="0" w:uiPriority="0" w:semiHidden="0" w:name="Table Subtle 2"/>
+    <w:lsdException w:qFormat="1" w:unhideWhenUsed="0" w:uiPriority="0" w:semiHidden="0" w:name="Table Web 1"/>
+    <w:lsdException w:qFormat="1" w:unhideWhenUsed="0" w:uiPriority="0" w:semiHidden="0" w:name="Table Web 2"/>
+    <w:lsdException w:qFormat="1" w:unhideWhenUsed="0" w:uiPriority="0" w:semiHidden="0" w:name="Table Web 3"/>
     <w:lsdException w:qFormat="1" w:unhideWhenUsed="0" w:uiPriority="0" w:semiHidden="0" w:name="Balloon Text"/>
-    <w:lsdException w:unhideWhenUsed="0" w:uiPriority="0" w:semiHidden="0" w:name="Table Grid"/>
-    <w:lsdException w:unhideWhenUsed="0" w:uiPriority="0" w:semiHidden="0" w:name="Table Theme"/>
-    <w:lsdException w:unhideWhenUsed="0" w:uiPriority="60" w:semiHidden="0" w:name="Light Shading"/>
-    <w:lsdException w:unhideWhenUsed="0" w:uiPriority="61" w:semiHidden="0" w:name="Light List"/>
+    <w:lsdException w:qFormat="1" w:unhideWhenUsed="0" w:uiPriority="0" w:semiHidden="0" w:name="Table Grid"/>
+    <w:lsdException w:qFormat="1" w:unhideWhenUsed="0" w:uiPriority="0" w:semiHidden="0" w:name="Table Theme"/>
+    <w:lsdException w:qFormat="1" w:unhideWhenUsed="0" w:uiPriority="60" w:semiHidden="0" w:name="Light Shading"/>
+    <w:lsdException w:qFormat="1" w:unhideWhenUsed="0" w:uiPriority="61" w:semiHidden="0" w:name="Light List"/>
     <w:lsdException w:qFormat="1" w:unhideWhenUsed="0" w:uiPriority="62" w:semiHidden="0" w:name="Light Grid"/>
     <w:lsdException w:qFormat="1" w:unhideWhenUsed="0" w:uiPriority="63" w:semiHidden="0" w:name="Medium Shading 1"/>
     <w:lsdException w:qFormat="1" w:unhideWhenUsed="0" w:uiPriority="64" w:semiHidden="0" w:name="Medium Shading 2"/>
     <w:lsdException w:qFormat="1" w:unhideWhenUsed="0" w:uiPriority="65" w:semiHidden="0" w:name="Medium List 1"/>
     <w:lsdException w:qFormat="1" w:unhideWhenUsed="0" w:uiPriority="66" w:semiHidden="0" w:name="Medium List 2"/>
     <w:lsdException w:unhideWhenUsed="0" w:uiPriority="67" w:semiHidden="0" w:name="Medium Grid 1"/>
-    <w:lsdException w:unhideWhenUsed="0" w:uiPriority="68" w:semiHidden="0" w:name="Medium Grid 2"/>
-    <w:lsdException w:unhideWhenUsed="0" w:uiPriority="69" w:semiHidden="0" w:name="Medium Grid 3"/>
-    <w:lsdException w:unhideWhenUsed="0" w:uiPriority="70" w:semiHidden="0" w:name="Dark List"/>
-    <w:lsdException w:unhideWhenUsed="0" w:uiPriority="71" w:semiHidden="0" w:name="Colorful Shading"/>
-    <w:lsdException w:unhideWhenUsed="0" w:uiPriority="72" w:semiHidden="0" w:name="Colorful List"/>
-    <w:lsdException w:unhideWhenUsed="0" w:uiPriority="73" w:semiHidden="0" w:name="Colorful Grid"/>
-    <w:lsdException w:unhideWhenUsed="0" w:uiPriority="60" w:semiHidden="0" w:name="Light Shading Accent 1"/>
-    <w:lsdException w:unhideWhenUsed="0" w:uiPriority="61" w:semiHidden="0" w:name="Light List Accent 1"/>
+    <w:lsdException w:qFormat="1" w:unhideWhenUsed="0" w:uiPriority="68" w:semiHidden="0" w:name="Medium Grid 2"/>
+    <w:lsdException w:qFormat="1" w:unhideWhenUsed="0" w:uiPriority="69" w:semiHidden="0" w:name="Medium Grid 3"/>
+    <w:lsdException w:qFormat="1" w:unhideWhenUsed="0" w:uiPriority="70" w:semiHidden="0" w:name="Dark List"/>
+    <w:lsdException w:qFormat="1" w:unhideWhenUsed="0" w:uiPriority="71" w:semiHidden="0" w:name="Colorful Shading"/>
+    <w:lsdException w:qFormat="1" w:unhideWhenUsed="0" w:uiPriority="72" w:semiHidden="0" w:name="Colorful List"/>
+    <w:lsdException w:qFormat="1" w:unhideWhenUsed="0" w:uiPriority="73" w:semiHidden="0" w:name="Colorful Grid"/>
+    <w:lsdException w:qFormat="1" w:unhideWhenUsed="0" w:uiPriority="60" w:semiHidden="0" w:name="Light Shading Accent 1"/>
+    <w:lsdException w:qFormat="1" w:unhideWhenUsed="0" w:uiPriority="61" w:semiHidden="0" w:name="Light List Accent 1"/>
     <w:lsdException w:qFormat="1" w:unhideWhenUsed="0" w:uiPriority="62" w:semiHidden="0" w:name="Light Grid Accent 1"/>
     <w:lsdException w:qFormat="1" w:unhideWhenUsed="0" w:uiPriority="63" w:semiHidden="0" w:name="Medium Shading 1 Accent 1"/>
     <w:lsdException w:qFormat="1" w:unhideWhenUsed="0" w:uiPriority="64" w:semiHidden="0" w:name="Medium Shading 2 Accent 1"/>
@@ -12402,12 +12546,12 @@
     <w:lsdException w:qFormat="1" w:unhideWhenUsed="0" w:uiPriority="34" w:semiHidden="0" w:name="List Paragraph"/>
     <w:lsdException w:qFormat="1" w:unhideWhenUsed="0" w:uiPriority="66" w:semiHidden="0" w:name="Medium List 2 Accent 1"/>
     <w:lsdException w:unhideWhenUsed="0" w:uiPriority="67" w:semiHidden="0" w:name="Medium Grid 1 Accent 1"/>
-    <w:lsdException w:unhideWhenUsed="0" w:uiPriority="68" w:semiHidden="0" w:name="Medium Grid 2 Accent 1"/>
+    <w:lsdException w:qFormat="1" w:unhideWhenUsed="0" w:uiPriority="68" w:semiHidden="0" w:name="Medium Grid 2 Accent 1"/>
     <w:lsdException w:unhideWhenUsed="0" w:uiPriority="69" w:semiHidden="0" w:name="Medium Grid 3 Accent 1"/>
-    <w:lsdException w:unhideWhenUsed="0" w:uiPriority="70" w:semiHidden="0" w:name="Dark List Accent 1"/>
-    <w:lsdException w:unhideWhenUsed="0" w:uiPriority="71" w:semiHidden="0" w:name="Colorful Shading Accent 1"/>
-    <w:lsdException w:unhideWhenUsed="0" w:uiPriority="72" w:semiHidden="0" w:name="Colorful List Accent 1"/>
-    <w:lsdException w:unhideWhenUsed="0" w:uiPriority="73" w:semiHidden="0" w:name="Colorful Grid Accent 1"/>
+    <w:lsdException w:qFormat="1" w:unhideWhenUsed="0" w:uiPriority="70" w:semiHidden="0" w:name="Dark List Accent 1"/>
+    <w:lsdException w:qFormat="1" w:unhideWhenUsed="0" w:uiPriority="71" w:semiHidden="0" w:name="Colorful Shading Accent 1"/>
+    <w:lsdException w:qFormat="1" w:unhideWhenUsed="0" w:uiPriority="72" w:semiHidden="0" w:name="Colorful List Accent 1"/>
+    <w:lsdException w:qFormat="1" w:unhideWhenUsed="0" w:uiPriority="73" w:semiHidden="0" w:name="Colorful Grid Accent 1"/>
     <w:lsdException w:unhideWhenUsed="0" w:uiPriority="60" w:semiHidden="0" w:name="Light Shading Accent 2"/>
     <w:lsdException w:qFormat="1" w:unhideWhenUsed="0" w:uiPriority="61" w:semiHidden="0" w:name="Light List Accent 2"/>
     <w:lsdException w:qFormat="1" w:unhideWhenUsed="0" w:uiPriority="62" w:semiHidden="0" w:name="Light Grid Accent 2"/>
@@ -12416,68 +12560,68 @@
     <w:lsdException w:qFormat="1" w:unhideWhenUsed="0" w:uiPriority="65" w:semiHidden="0" w:name="Medium List 1 Accent 2"/>
     <w:lsdException w:qFormat="1" w:unhideWhenUsed="0" w:uiPriority="66" w:semiHidden="0" w:name="Medium List 2 Accent 2"/>
     <w:lsdException w:unhideWhenUsed="0" w:uiPriority="67" w:semiHidden="0" w:name="Medium Grid 1 Accent 2"/>
-    <w:lsdException w:unhideWhenUsed="0" w:uiPriority="68" w:semiHidden="0" w:name="Medium Grid 2 Accent 2"/>
-    <w:lsdException w:unhideWhenUsed="0" w:uiPriority="69" w:semiHidden="0" w:name="Medium Grid 3 Accent 2"/>
-    <w:lsdException w:unhideWhenUsed="0" w:uiPriority="70" w:semiHidden="0" w:name="Dark List Accent 2"/>
-    <w:lsdException w:unhideWhenUsed="0" w:uiPriority="71" w:semiHidden="0" w:name="Colorful Shading Accent 2"/>
-    <w:lsdException w:unhideWhenUsed="0" w:uiPriority="72" w:semiHidden="0" w:name="Colorful List Accent 2"/>
-    <w:lsdException w:unhideWhenUsed="0" w:uiPriority="73" w:semiHidden="0" w:name="Colorful Grid Accent 2"/>
+    <w:lsdException w:qFormat="1" w:unhideWhenUsed="0" w:uiPriority="68" w:semiHidden="0" w:name="Medium Grid 2 Accent 2"/>
+    <w:lsdException w:qFormat="1" w:unhideWhenUsed="0" w:uiPriority="69" w:semiHidden="0" w:name="Medium Grid 3 Accent 2"/>
+    <w:lsdException w:qFormat="1" w:unhideWhenUsed="0" w:uiPriority="70" w:semiHidden="0" w:name="Dark List Accent 2"/>
+    <w:lsdException w:qFormat="1" w:unhideWhenUsed="0" w:uiPriority="71" w:semiHidden="0" w:name="Colorful Shading Accent 2"/>
+    <w:lsdException w:qFormat="1" w:unhideWhenUsed="0" w:uiPriority="72" w:semiHidden="0" w:name="Colorful List Accent 2"/>
+    <w:lsdException w:qFormat="1" w:unhideWhenUsed="0" w:uiPriority="73" w:semiHidden="0" w:name="Colorful Grid Accent 2"/>
     <w:lsdException w:qFormat="1" w:unhideWhenUsed="0" w:uiPriority="60" w:semiHidden="0" w:name="Light Shading Accent 3"/>
-    <w:lsdException w:unhideWhenUsed="0" w:uiPriority="61" w:semiHidden="0" w:name="Light List Accent 3"/>
+    <w:lsdException w:qFormat="1" w:unhideWhenUsed="0" w:uiPriority="61" w:semiHidden="0" w:name="Light List Accent 3"/>
     <w:lsdException w:qFormat="1" w:unhideWhenUsed="0" w:uiPriority="62" w:semiHidden="0" w:name="Light Grid Accent 3"/>
     <w:lsdException w:qFormat="1" w:unhideWhenUsed="0" w:uiPriority="63" w:semiHidden="0" w:name="Medium Shading 1 Accent 3"/>
     <w:lsdException w:qFormat="1" w:unhideWhenUsed="0" w:uiPriority="64" w:semiHidden="0" w:name="Medium Shading 2 Accent 3"/>
     <w:lsdException w:qFormat="1" w:unhideWhenUsed="0" w:uiPriority="65" w:semiHidden="0" w:name="Medium List 1 Accent 3"/>
     <w:lsdException w:qFormat="1" w:unhideWhenUsed="0" w:uiPriority="66" w:semiHidden="0" w:name="Medium List 2 Accent 3"/>
     <w:lsdException w:unhideWhenUsed="0" w:uiPriority="67" w:semiHidden="0" w:name="Medium Grid 1 Accent 3"/>
-    <w:lsdException w:unhideWhenUsed="0" w:uiPriority="68" w:semiHidden="0" w:name="Medium Grid 2 Accent 3"/>
+    <w:lsdException w:qFormat="1" w:unhideWhenUsed="0" w:uiPriority="68" w:semiHidden="0" w:name="Medium Grid 2 Accent 3"/>
     <w:lsdException w:unhideWhenUsed="0" w:uiPriority="69" w:semiHidden="0" w:name="Medium Grid 3 Accent 3"/>
-    <w:lsdException w:unhideWhenUsed="0" w:uiPriority="70" w:semiHidden="0" w:name="Dark List Accent 3"/>
-    <w:lsdException w:unhideWhenUsed="0" w:uiPriority="71" w:semiHidden="0" w:name="Colorful Shading Accent 3"/>
-    <w:lsdException w:unhideWhenUsed="0" w:uiPriority="72" w:semiHidden="0" w:name="Colorful List Accent 3"/>
-    <w:lsdException w:unhideWhenUsed="0" w:uiPriority="73" w:semiHidden="0" w:name="Colorful Grid Accent 3"/>
-    <w:lsdException w:unhideWhenUsed="0" w:uiPriority="60" w:semiHidden="0" w:name="Light Shading Accent 4"/>
+    <w:lsdException w:qFormat="1" w:unhideWhenUsed="0" w:uiPriority="70" w:semiHidden="0" w:name="Dark List Accent 3"/>
+    <w:lsdException w:qFormat="1" w:unhideWhenUsed="0" w:uiPriority="71" w:semiHidden="0" w:name="Colorful Shading Accent 3"/>
+    <w:lsdException w:qFormat="1" w:unhideWhenUsed="0" w:uiPriority="72" w:semiHidden="0" w:name="Colorful List Accent 3"/>
+    <w:lsdException w:qFormat="1" w:unhideWhenUsed="0" w:uiPriority="73" w:semiHidden="0" w:name="Colorful Grid Accent 3"/>
+    <w:lsdException w:qFormat="1" w:unhideWhenUsed="0" w:uiPriority="60" w:semiHidden="0" w:name="Light Shading Accent 4"/>
     <w:lsdException w:unhideWhenUsed="0" w:uiPriority="61" w:semiHidden="0" w:name="Light List Accent 4"/>
     <w:lsdException w:qFormat="1" w:unhideWhenUsed="0" w:uiPriority="62" w:semiHidden="0" w:name="Light Grid Accent 4"/>
     <w:lsdException w:qFormat="1" w:unhideWhenUsed="0" w:uiPriority="63" w:semiHidden="0" w:name="Medium Shading 1 Accent 4"/>
     <w:lsdException w:qFormat="1" w:unhideWhenUsed="0" w:uiPriority="64" w:semiHidden="0" w:name="Medium Shading 2 Accent 4"/>
     <w:lsdException w:qFormat="1" w:unhideWhenUsed="0" w:uiPriority="65" w:semiHidden="0" w:name="Medium List 1 Accent 4"/>
-    <w:lsdException w:unhideWhenUsed="0" w:uiPriority="66" w:semiHidden="0" w:name="Medium List 2 Accent 4"/>
+    <w:lsdException w:qFormat="1" w:unhideWhenUsed="0" w:uiPriority="66" w:semiHidden="0" w:name="Medium List 2 Accent 4"/>
     <w:lsdException w:unhideWhenUsed="0" w:uiPriority="67" w:semiHidden="0" w:name="Medium Grid 1 Accent 4"/>
-    <w:lsdException w:unhideWhenUsed="0" w:uiPriority="68" w:semiHidden="0" w:name="Medium Grid 2 Accent 4"/>
-    <w:lsdException w:unhideWhenUsed="0" w:uiPriority="69" w:semiHidden="0" w:name="Medium Grid 3 Accent 4"/>
-    <w:lsdException w:unhideWhenUsed="0" w:uiPriority="70" w:semiHidden="0" w:name="Dark List Accent 4"/>
-    <w:lsdException w:unhideWhenUsed="0" w:uiPriority="71" w:semiHidden="0" w:name="Colorful Shading Accent 4"/>
-    <w:lsdException w:unhideWhenUsed="0" w:uiPriority="72" w:semiHidden="0" w:name="Colorful List Accent 4"/>
+    <w:lsdException w:qFormat="1" w:unhideWhenUsed="0" w:uiPriority="68" w:semiHidden="0" w:name="Medium Grid 2 Accent 4"/>
+    <w:lsdException w:qFormat="1" w:unhideWhenUsed="0" w:uiPriority="69" w:semiHidden="0" w:name="Medium Grid 3 Accent 4"/>
+    <w:lsdException w:qFormat="1" w:unhideWhenUsed="0" w:uiPriority="70" w:semiHidden="0" w:name="Dark List Accent 4"/>
+    <w:lsdException w:qFormat="1" w:unhideWhenUsed="0" w:uiPriority="71" w:semiHidden="0" w:name="Colorful Shading Accent 4"/>
+    <w:lsdException w:qFormat="1" w:unhideWhenUsed="0" w:uiPriority="72" w:semiHidden="0" w:name="Colorful List Accent 4"/>
     <w:lsdException w:unhideWhenUsed="0" w:uiPriority="73" w:semiHidden="0" w:name="Colorful Grid Accent 4"/>
-    <w:lsdException w:unhideWhenUsed="0" w:uiPriority="60" w:semiHidden="0" w:name="Light Shading Accent 5"/>
-    <w:lsdException w:unhideWhenUsed="0" w:uiPriority="61" w:semiHidden="0" w:name="Light List Accent 5"/>
+    <w:lsdException w:qFormat="1" w:unhideWhenUsed="0" w:uiPriority="60" w:semiHidden="0" w:name="Light Shading Accent 5"/>
+    <w:lsdException w:qFormat="1" w:unhideWhenUsed="0" w:uiPriority="61" w:semiHidden="0" w:name="Light List Accent 5"/>
     <w:lsdException w:qFormat="1" w:unhideWhenUsed="0" w:uiPriority="62" w:semiHidden="0" w:name="Light Grid Accent 5"/>
     <w:lsdException w:qFormat="1" w:unhideWhenUsed="0" w:uiPriority="63" w:semiHidden="0" w:name="Medium Shading 1 Accent 5"/>
     <w:lsdException w:qFormat="1" w:unhideWhenUsed="0" w:uiPriority="64" w:semiHidden="0" w:name="Medium Shading 2 Accent 5"/>
     <w:lsdException w:qFormat="1" w:unhideWhenUsed="0" w:uiPriority="65" w:semiHidden="0" w:name="Medium List 1 Accent 5"/>
     <w:lsdException w:unhideWhenUsed="0" w:uiPriority="66" w:semiHidden="0" w:name="Medium List 2 Accent 5"/>
     <w:lsdException w:unhideWhenUsed="0" w:uiPriority="67" w:semiHidden="0" w:name="Medium Grid 1 Accent 5"/>
-    <w:lsdException w:unhideWhenUsed="0" w:uiPriority="68" w:semiHidden="0" w:name="Medium Grid 2 Accent 5"/>
-    <w:lsdException w:unhideWhenUsed="0" w:uiPriority="69" w:semiHidden="0" w:name="Medium Grid 3 Accent 5"/>
-    <w:lsdException w:unhideWhenUsed="0" w:uiPriority="70" w:semiHidden="0" w:name="Dark List Accent 5"/>
-    <w:lsdException w:unhideWhenUsed="0" w:uiPriority="71" w:semiHidden="0" w:name="Colorful Shading Accent 5"/>
-    <w:lsdException w:unhideWhenUsed="0" w:uiPriority="72" w:semiHidden="0" w:name="Colorful List Accent 5"/>
-    <w:lsdException w:unhideWhenUsed="0" w:uiPriority="73" w:semiHidden="0" w:name="Colorful Grid Accent 5"/>
-    <w:lsdException w:unhideWhenUsed="0" w:uiPriority="60" w:semiHidden="0" w:name="Light Shading Accent 6"/>
+    <w:lsdException w:qFormat="1" w:unhideWhenUsed="0" w:uiPriority="68" w:semiHidden="0" w:name="Medium Grid 2 Accent 5"/>
+    <w:lsdException w:qFormat="1" w:unhideWhenUsed="0" w:uiPriority="69" w:semiHidden="0" w:name="Medium Grid 3 Accent 5"/>
+    <w:lsdException w:qFormat="1" w:unhideWhenUsed="0" w:uiPriority="70" w:semiHidden="0" w:name="Dark List Accent 5"/>
+    <w:lsdException w:qFormat="1" w:unhideWhenUsed="0" w:uiPriority="71" w:semiHidden="0" w:name="Colorful Shading Accent 5"/>
+    <w:lsdException w:qFormat="1" w:unhideWhenUsed="0" w:uiPriority="72" w:semiHidden="0" w:name="Colorful List Accent 5"/>
+    <w:lsdException w:qFormat="1" w:unhideWhenUsed="0" w:uiPriority="73" w:semiHidden="0" w:name="Colorful Grid Accent 5"/>
+    <w:lsdException w:qFormat="1" w:unhideWhenUsed="0" w:uiPriority="60" w:semiHidden="0" w:name="Light Shading Accent 6"/>
     <w:lsdException w:qFormat="1" w:unhideWhenUsed="0" w:uiPriority="61" w:semiHidden="0" w:name="Light List Accent 6"/>
     <w:lsdException w:qFormat="1" w:unhideWhenUsed="0" w:uiPriority="62" w:semiHidden="0" w:name="Light Grid Accent 6"/>
     <w:lsdException w:qFormat="1" w:unhideWhenUsed="0" w:uiPriority="63" w:semiHidden="0" w:name="Medium Shading 1 Accent 6"/>
     <w:lsdException w:qFormat="1" w:unhideWhenUsed="0" w:uiPriority="64" w:semiHidden="0" w:name="Medium Shading 2 Accent 6"/>
     <w:lsdException w:qFormat="1" w:unhideWhenUsed="0" w:uiPriority="65" w:semiHidden="0" w:name="Medium List 1 Accent 6"/>
-    <w:lsdException w:unhideWhenUsed="0" w:uiPriority="66" w:semiHidden="0" w:name="Medium List 2 Accent 6"/>
+    <w:lsdException w:qFormat="1" w:unhideWhenUsed="0" w:uiPriority="66" w:semiHidden="0" w:name="Medium List 2 Accent 6"/>
     <w:lsdException w:qFormat="1" w:unhideWhenUsed="0" w:uiPriority="67" w:semiHidden="0" w:name="Medium Grid 1 Accent 6"/>
     <w:lsdException w:unhideWhenUsed="0" w:uiPriority="68" w:semiHidden="0" w:name="Medium Grid 2 Accent 6"/>
     <w:lsdException w:unhideWhenUsed="0" w:uiPriority="69" w:semiHidden="0" w:name="Medium Grid 3 Accent 6"/>
-    <w:lsdException w:unhideWhenUsed="0" w:uiPriority="70" w:semiHidden="0" w:name="Dark List Accent 6"/>
-    <w:lsdException w:unhideWhenUsed="0" w:uiPriority="71" w:semiHidden="0" w:name="Colorful Shading Accent 6"/>
-    <w:lsdException w:unhideWhenUsed="0" w:uiPriority="72" w:semiHidden="0" w:name="Colorful List Accent 6"/>
-    <w:lsdException w:unhideWhenUsed="0" w:uiPriority="73" w:semiHidden="0" w:name="Colorful Grid Accent 6"/>
+    <w:lsdException w:qFormat="1" w:unhideWhenUsed="0" w:uiPriority="70" w:semiHidden="0" w:name="Dark List Accent 6"/>
+    <w:lsdException w:qFormat="1" w:unhideWhenUsed="0" w:uiPriority="71" w:semiHidden="0" w:name="Colorful Shading Accent 6"/>
+    <w:lsdException w:qFormat="1" w:unhideWhenUsed="0" w:uiPriority="72" w:semiHidden="0" w:name="Colorful List Accent 6"/>
+    <w:lsdException w:qFormat="1" w:unhideWhenUsed="0" w:uiPriority="73" w:semiHidden="0" w:name="Colorful Grid Accent 6"/>
   </w:latentStyles>
   <w:style w:type="paragraph" w:default="1" w:styleId="1">
     <w:name w:val="Normal"/>
@@ -12735,6 +12879,7 @@
     <w:name w:val="Default Paragraph Font"/>
     <w:semiHidden/>
     <w:unhideWhenUsed/>
+    <w:qFormat/>
     <w:uiPriority w:val="1"/>
   </w:style>
   <w:style w:type="table" w:default="1" w:styleId="12">
@@ -12814,6 +12959,7 @@
   <w:style w:type="paragraph" w:styleId="19">
     <w:name w:val="Body Text Indent"/>
     <w:basedOn w:val="1"/>
+    <w:qFormat/>
     <w:uiPriority w:val="0"/>
     <w:pPr>
       <w:spacing w:after="120"/>
@@ -12962,6 +13108,7 @@
   <w:style w:type="paragraph" w:styleId="34">
     <w:name w:val="envelope address"/>
     <w:basedOn w:val="1"/>
+    <w:qFormat/>
     <w:uiPriority w:val="0"/>
     <w:pPr>
       <w:framePr w:w="7920" w:h="1980" w:hRule="exact" w:hSpace="180" w:wrap="auto" w:vAnchor="margin" w:hAnchor="page" w:xAlign="center" w:yAlign="bottom"/>
@@ -12977,6 +13124,7 @@
   <w:style w:type="paragraph" w:styleId="35">
     <w:name w:val="envelope return"/>
     <w:basedOn w:val="1"/>
+    <w:qFormat/>
     <w:uiPriority w:val="0"/>
     <w:pPr>
       <w:snapToGrid w:val="0"/>
@@ -12988,6 +13136,7 @@
   <w:style w:type="character" w:styleId="36">
     <w:name w:val="FollowedHyperlink"/>
     <w:basedOn w:val="11"/>
+    <w:qFormat/>
     <w:uiPriority w:val="0"/>
     <w:rPr>
       <w:color w:val="800080"/>
@@ -12997,6 +13146,7 @@
   <w:style w:type="paragraph" w:styleId="37">
     <w:name w:val="footer"/>
     <w:basedOn w:val="1"/>
+    <w:qFormat/>
     <w:uiPriority w:val="0"/>
     <w:pPr>
       <w:tabs>
@@ -13014,6 +13164,7 @@
   <w:style w:type="character" w:styleId="38">
     <w:name w:val="footnote reference"/>
     <w:basedOn w:val="11"/>
+    <w:qFormat/>
     <w:uiPriority w:val="0"/>
     <w:rPr>
       <w:vertAlign w:val="superscript"/>
@@ -13022,6 +13173,7 @@
   <w:style w:type="paragraph" w:styleId="39">
     <w:name w:val="footnote text"/>
     <w:basedOn w:val="1"/>
+    <w:qFormat/>
     <w:uiPriority w:val="0"/>
     <w:pPr>
       <w:snapToGrid w:val="0"/>
@@ -13051,6 +13203,7 @@
   <w:style w:type="character" w:styleId="41">
     <w:name w:val="HTML Acronym"/>
     <w:basedOn w:val="11"/>
+    <w:qFormat/>
     <w:uiPriority w:val="0"/>
   </w:style>
   <w:style w:type="paragraph" w:styleId="42">
@@ -13103,6 +13256,7 @@
   <w:style w:type="paragraph" w:styleId="47">
     <w:name w:val="HTML Preformatted"/>
     <w:basedOn w:val="1"/>
+    <w:qFormat/>
     <w:uiPriority w:val="0"/>
     <w:rPr>
       <w:rFonts w:ascii="Courier New" w:hAnsi="Courier New" w:cs="Courier New"/>
@@ -13130,6 +13284,7 @@
   <w:style w:type="character" w:styleId="50">
     <w:name w:val="HTML Variable"/>
     <w:basedOn w:val="11"/>
+    <w:qFormat/>
     <w:uiPriority w:val="0"/>
     <w:rPr>
       <w:i/>
@@ -13149,12 +13304,14 @@
     <w:name w:val="index 1"/>
     <w:basedOn w:val="1"/>
     <w:next w:val="1"/>
+    <w:qFormat/>
     <w:uiPriority w:val="0"/>
   </w:style>
   <w:style w:type="paragraph" w:styleId="53">
     <w:name w:val="index 2"/>
     <w:basedOn w:val="1"/>
     <w:next w:val="1"/>
+    <w:qFormat/>
     <w:uiPriority w:val="0"/>
     <w:pPr>
       <w:ind w:left="200" w:leftChars="200"/>
@@ -13227,6 +13384,7 @@
     <w:name w:val="index heading"/>
     <w:basedOn w:val="1"/>
     <w:next w:val="52"/>
+    <w:qFormat/>
     <w:uiPriority w:val="0"/>
     <w:rPr>
       <w:rFonts w:ascii="Arial" w:hAnsi="Arial" w:cs="Arial"/>
@@ -13258,6 +13416,7 @@
   <w:style w:type="paragraph" w:styleId="65">
     <w:name w:val="List 3"/>
     <w:basedOn w:val="1"/>
+    <w:qFormat/>
     <w:uiPriority w:val="0"/>
     <w:pPr>
       <w:ind w:left="100" w:leftChars="400" w:hanging="200" w:hangingChars="200"/>
@@ -13266,6 +13425,7 @@
   <w:style w:type="paragraph" w:styleId="66">
     <w:name w:val="List 4"/>
     <w:basedOn w:val="1"/>
+    <w:qFormat/>
     <w:uiPriority w:val="0"/>
     <w:pPr>
       <w:ind w:left="100" w:leftChars="600" w:hanging="200" w:hangingChars="200"/>
@@ -13274,6 +13434,7 @@
   <w:style w:type="paragraph" w:styleId="67">
     <w:name w:val="List 5"/>
     <w:basedOn w:val="1"/>
+    <w:qFormat/>
     <w:uiPriority w:val="0"/>
     <w:pPr>
       <w:ind w:left="100" w:leftChars="800" w:hanging="200" w:hangingChars="200"/>
@@ -13282,6 +13443,7 @@
   <w:style w:type="paragraph" w:styleId="68">
     <w:name w:val="List Bullet"/>
     <w:basedOn w:val="1"/>
+    <w:qFormat/>
     <w:uiPriority w:val="0"/>
     <w:pPr>
       <w:numPr>
@@ -13293,6 +13455,7 @@
   <w:style w:type="paragraph" w:styleId="69">
     <w:name w:val="List Bullet 2"/>
     <w:basedOn w:val="1"/>
+    <w:qFormat/>
     <w:uiPriority w:val="0"/>
     <w:pPr>
       <w:numPr>
@@ -13304,6 +13467,7 @@
   <w:style w:type="paragraph" w:styleId="70">
     <w:name w:val="List Bullet 3"/>
     <w:basedOn w:val="1"/>
+    <w:qFormat/>
     <w:uiPriority w:val="0"/>
     <w:pPr>
       <w:numPr>
@@ -13315,6 +13479,7 @@
   <w:style w:type="paragraph" w:styleId="71">
     <w:name w:val="List Bullet 4"/>
     <w:basedOn w:val="1"/>
+    <w:qFormat/>
     <w:uiPriority w:val="0"/>
     <w:pPr>
       <w:numPr>
@@ -13326,6 +13491,7 @@
   <w:style w:type="paragraph" w:styleId="72">
     <w:name w:val="List Bullet 5"/>
     <w:basedOn w:val="1"/>
+    <w:qFormat/>
     <w:uiPriority w:val="0"/>
     <w:pPr>
       <w:numPr>
@@ -13337,6 +13503,7 @@
   <w:style w:type="paragraph" w:styleId="73">
     <w:name w:val="List Continue"/>
     <w:basedOn w:val="1"/>
+    <w:qFormat/>
     <w:uiPriority w:val="0"/>
     <w:pPr>
       <w:spacing w:after="120"/>
@@ -13346,6 +13513,7 @@
   <w:style w:type="paragraph" w:styleId="74">
     <w:name w:val="List Continue 2"/>
     <w:basedOn w:val="1"/>
+    <w:qFormat/>
     <w:uiPriority w:val="0"/>
     <w:pPr>
       <w:spacing w:after="120"/>
@@ -13355,6 +13523,7 @@
   <w:style w:type="paragraph" w:styleId="75">
     <w:name w:val="List Continue 3"/>
     <w:basedOn w:val="1"/>
+    <w:qFormat/>
     <w:uiPriority w:val="0"/>
     <w:pPr>
       <w:spacing w:after="120"/>
@@ -13364,6 +13533,7 @@
   <w:style w:type="paragraph" w:styleId="76">
     <w:name w:val="List Continue 4"/>
     <w:basedOn w:val="1"/>
+    <w:qFormat/>
     <w:uiPriority w:val="0"/>
     <w:pPr>
       <w:spacing w:after="120"/>
@@ -13373,6 +13543,7 @@
   <w:style w:type="paragraph" w:styleId="77">
     <w:name w:val="List Continue 5"/>
     <w:basedOn w:val="1"/>
+    <w:qFormat/>
     <w:uiPriority w:val="0"/>
     <w:pPr>
       <w:spacing w:after="120"/>
@@ -13382,6 +13553,7 @@
   <w:style w:type="paragraph" w:styleId="78">
     <w:name w:val="List Number"/>
     <w:basedOn w:val="1"/>
+    <w:qFormat/>
     <w:uiPriority w:val="0"/>
     <w:pPr>
       <w:numPr>
@@ -13393,6 +13565,7 @@
   <w:style w:type="paragraph" w:styleId="79">
     <w:name w:val="List Number 2"/>
     <w:basedOn w:val="1"/>
+    <w:qFormat/>
     <w:uiPriority w:val="0"/>
     <w:pPr>
       <w:numPr>
@@ -13404,6 +13577,7 @@
   <w:style w:type="paragraph" w:styleId="80">
     <w:name w:val="List Number 3"/>
     <w:basedOn w:val="1"/>
+    <w:qFormat/>
     <w:uiPriority w:val="0"/>
     <w:pPr>
       <w:numPr>
@@ -13415,6 +13589,7 @@
   <w:style w:type="paragraph" w:styleId="81">
     <w:name w:val="List Number 4"/>
     <w:basedOn w:val="1"/>
+    <w:qFormat/>
     <w:uiPriority w:val="0"/>
     <w:pPr>
       <w:numPr>
@@ -13426,6 +13601,7 @@
   <w:style w:type="paragraph" w:styleId="82">
     <w:name w:val="List Number 5"/>
     <w:basedOn w:val="1"/>
+    <w:qFormat/>
     <w:uiPriority w:val="0"/>
     <w:pPr>
       <w:numPr>
@@ -13436,6 +13612,7 @@
   </w:style>
   <w:style w:type="paragraph" w:styleId="83">
     <w:name w:val="macro"/>
+    <w:qFormat/>
     <w:uiPriority w:val="0"/>
     <w:pPr>
       <w:widowControl w:val="0"/>
@@ -13467,6 +13644,7 @@
   <w:style w:type="paragraph" w:styleId="84">
     <w:name w:val="Message Header"/>
     <w:basedOn w:val="1"/>
+    <w:qFormat/>
     <w:uiPriority w:val="0"/>
     <w:pPr>
       <w:pBdr>
@@ -13487,6 +13665,7 @@
   <w:style w:type="paragraph" w:styleId="85">
     <w:name w:val="Normal (Web)"/>
     <w:basedOn w:val="1"/>
+    <w:qFormat/>
     <w:uiPriority w:val="0"/>
     <w:rPr>
       <w:sz w:val="24"/>
@@ -13496,6 +13675,7 @@
   <w:style w:type="paragraph" w:styleId="86">
     <w:name w:val="Normal Indent"/>
     <w:basedOn w:val="1"/>
+    <w:qFormat/>
     <w:uiPriority w:val="0"/>
     <w:pPr>
       <w:ind w:firstLine="420" w:firstLineChars="200"/>
@@ -13513,11 +13693,13 @@
   <w:style w:type="character" w:styleId="88">
     <w:name w:val="page number"/>
     <w:basedOn w:val="11"/>
+    <w:qFormat/>
     <w:uiPriority w:val="0"/>
   </w:style>
   <w:style w:type="paragraph" w:styleId="89">
     <w:name w:val="Plain Text"/>
     <w:basedOn w:val="1"/>
+    <w:qFormat/>
     <w:uiPriority w:val="0"/>
     <w:rPr>
       <w:rFonts w:ascii="SimSun" w:hAnsi="Courier New" w:cs="Courier New"/>
@@ -13533,6 +13715,7 @@
   <w:style w:type="paragraph" w:styleId="91">
     <w:name w:val="Signature"/>
     <w:basedOn w:val="1"/>
+    <w:qFormat/>
     <w:uiPriority w:val="0"/>
     <w:pPr>
       <w:ind w:left="100" w:leftChars="2100"/>
@@ -13753,6 +13936,7 @@
   <w:style w:type="table" w:styleId="96">
     <w:name w:val="Table 3D effects 3"/>
     <w:basedOn w:val="12"/>
+    <w:qFormat/>
     <w:uiPriority w:val="0"/>
     <w:pPr>
       <w:widowControl w:val="0"/>
@@ -13843,6 +14027,7 @@
   <w:style w:type="table" w:styleId="97">
     <w:name w:val="Table Classic 1"/>
     <w:basedOn w:val="12"/>
+    <w:qFormat/>
     <w:uiPriority w:val="0"/>
     <w:pPr>
       <w:widowControl w:val="0"/>
@@ -13926,6 +14111,7 @@
   <w:style w:type="table" w:styleId="98">
     <w:name w:val="Table Classic 2"/>
     <w:basedOn w:val="12"/>
+    <w:qFormat/>
     <w:uiPriority w:val="0"/>
     <w:pPr>
       <w:widowControl w:val="0"/>
@@ -14017,6 +14203,7 @@
   <w:style w:type="table" w:styleId="99">
     <w:name w:val="Table Classic 3"/>
     <w:basedOn w:val="12"/>
+    <w:qFormat/>
     <w:uiPriority w:val="0"/>
     <w:pPr>
       <w:widowControl w:val="0"/>
@@ -14176,6 +14363,7 @@
   <w:style w:type="table" w:styleId="101">
     <w:name w:val="Table Colorful 1"/>
     <w:basedOn w:val="12"/>
+    <w:qFormat/>
     <w:uiPriority w:val="0"/>
     <w:pPr>
       <w:widowControl w:val="0"/>
@@ -14332,6 +14520,7 @@
   <w:style w:type="table" w:styleId="103">
     <w:name w:val="Table Colorful 3"/>
     <w:basedOn w:val="12"/>
+    <w:qFormat/>
     <w:uiPriority w:val="0"/>
     <w:pPr>
       <w:widowControl w:val="0"/>
@@ -14623,6 +14812,7 @@
   <w:style w:type="table" w:styleId="106">
     <w:name w:val="Table Columns 3"/>
     <w:basedOn w:val="12"/>
+    <w:qFormat/>
     <w:uiPriority w:val="0"/>
     <w:pPr>
       <w:widowControl w:val="0"/>
@@ -14729,6 +14919,7 @@
   <w:style w:type="table" w:styleId="107">
     <w:name w:val="Table Columns 4"/>
     <w:basedOn w:val="12"/>
+    <w:qFormat/>
     <w:uiPriority w:val="0"/>
     <w:pPr>
       <w:widowControl w:val="0"/>
@@ -14798,6 +14989,7 @@
   <w:style w:type="table" w:styleId="108">
     <w:name w:val="Table Columns 5"/>
     <w:basedOn w:val="12"/>
+    <w:qFormat/>
     <w:uiPriority w:val="0"/>
     <w:pPr>
       <w:widowControl w:val="0"/>
@@ -14886,6 +15078,7 @@
   <w:style w:type="table" w:styleId="109">
     <w:name w:val="Table Contemporary"/>
     <w:basedOn w:val="12"/>
+    <w:qFormat/>
     <w:uiPriority w:val="0"/>
     <w:pPr>
       <w:widowControl w:val="0"/>
@@ -14978,6 +15171,7 @@
   <w:style w:type="table" w:styleId="111">
     <w:name w:val="Table Grid"/>
     <w:basedOn w:val="12"/>
+    <w:qFormat/>
     <w:uiPriority w:val="0"/>
     <w:pPr>
       <w:widowControl w:val="0"/>
@@ -14997,6 +15191,7 @@
   <w:style w:type="table" w:styleId="112">
     <w:name w:val="Table Grid 1"/>
     <w:basedOn w:val="12"/>
+    <w:qFormat/>
     <w:uiPriority w:val="0"/>
     <w:pPr>
       <w:widowControl w:val="0"/>
@@ -15126,6 +15321,7 @@
   <w:style w:type="table" w:styleId="114">
     <w:name w:val="Table Grid 3"/>
     <w:basedOn w:val="12"/>
+    <w:qFormat/>
     <w:uiPriority w:val="0"/>
     <w:pPr>
       <w:widowControl w:val="0"/>
@@ -15193,6 +15389,7 @@
   <w:style w:type="table" w:styleId="115">
     <w:name w:val="Table Grid 4"/>
     <w:basedOn w:val="12"/>
+    <w:qFormat/>
     <w:uiPriority w:val="0"/>
     <w:pPr>
       <w:widowControl w:val="0"/>
@@ -15257,6 +15454,7 @@
   <w:style w:type="table" w:styleId="116">
     <w:name w:val="Table Grid 5"/>
     <w:basedOn w:val="12"/>
+    <w:qFormat/>
     <w:uiPriority w:val="0"/>
     <w:pPr>
       <w:widowControl w:val="0"/>
@@ -15395,6 +15593,7 @@
   <w:style w:type="table" w:styleId="118">
     <w:name w:val="Table Grid 7"/>
     <w:basedOn w:val="12"/>
+    <w:qFormat/>
     <w:uiPriority w:val="0"/>
     <w:pPr>
       <w:widowControl w:val="0"/>
@@ -15484,6 +15683,7 @@
   <w:style w:type="table" w:styleId="119">
     <w:name w:val="Table Grid 8"/>
     <w:basedOn w:val="12"/>
+    <w:qFormat/>
     <w:uiPriority w:val="0"/>
     <w:pPr>
       <w:widowControl w:val="0"/>
@@ -15549,6 +15749,7 @@
   <w:style w:type="table" w:styleId="120">
     <w:name w:val="Table List 1"/>
     <w:basedOn w:val="12"/>
+    <w:qFormat/>
     <w:uiPriority w:val="0"/>
     <w:pPr>
       <w:widowControl w:val="0"/>
@@ -15632,6 +15833,7 @@
   <w:style w:type="table" w:styleId="121">
     <w:name w:val="Table List 2"/>
     <w:basedOn w:val="12"/>
+    <w:qFormat/>
     <w:uiPriority w:val="0"/>
     <w:pPr>
       <w:widowControl w:val="0"/>
@@ -15710,6 +15912,7 @@
   <w:style w:type="table" w:styleId="122">
     <w:name w:val="Table List 3"/>
     <w:basedOn w:val="12"/>
+    <w:qFormat/>
     <w:uiPriority w:val="0"/>
     <w:pPr>
       <w:widowControl w:val="0"/>
@@ -15768,6 +15971,7 @@
   <w:style w:type="table" w:styleId="123">
     <w:name w:val="Table List 4"/>
     <w:basedOn w:val="12"/>
+    <w:qFormat/>
     <w:uiPriority w:val="0"/>
     <w:pPr>
       <w:widowControl w:val="0"/>
@@ -15805,6 +16009,7 @@
   <w:style w:type="table" w:styleId="124">
     <w:name w:val="Table List 5"/>
     <w:basedOn w:val="12"/>
+    <w:qFormat/>
     <w:uiPriority w:val="0"/>
     <w:pPr>
       <w:widowControl w:val="0"/>
@@ -16018,6 +16223,7 @@
   <w:style w:type="table" w:styleId="127">
     <w:name w:val="Table List 8"/>
     <w:basedOn w:val="12"/>
+    <w:qFormat/>
     <w:uiPriority w:val="0"/>
     <w:pPr>
       <w:widowControl w:val="0"/>
@@ -16126,6 +16332,7 @@
     <w:name w:val="table of authorities"/>
     <w:basedOn w:val="1"/>
     <w:next w:val="1"/>
+    <w:qFormat/>
     <w:uiPriority w:val="0"/>
     <w:pPr>
       <w:ind w:left="420" w:leftChars="200"/>
@@ -16135,6 +16342,7 @@
     <w:name w:val="table of figures"/>
     <w:basedOn w:val="1"/>
     <w:next w:val="1"/>
+    <w:qFormat/>
     <w:uiPriority w:val="0"/>
     <w:pPr>
       <w:ind w:leftChars="200" w:hanging="200" w:hangingChars="200"/>
@@ -16143,6 +16351,7 @@
   <w:style w:type="table" w:styleId="130">
     <w:name w:val="Table Professional"/>
     <w:basedOn w:val="12"/>
+    <w:qFormat/>
     <w:uiPriority w:val="0"/>
     <w:pPr>
       <w:widowControl w:val="0"/>
@@ -16180,6 +16389,7 @@
   <w:style w:type="table" w:styleId="131">
     <w:name w:val="Table Simple 1"/>
     <w:basedOn w:val="12"/>
+    <w:qFormat/>
     <w:uiPriority w:val="0"/>
     <w:pPr>
       <w:widowControl w:val="0"/>
@@ -16218,6 +16428,7 @@
   <w:style w:type="table" w:styleId="132">
     <w:name w:val="Table Simple 2"/>
     <w:basedOn w:val="12"/>
+    <w:qFormat/>
     <w:uiPriority w:val="0"/>
     <w:pPr>
       <w:widowControl w:val="0"/>
@@ -16313,6 +16524,7 @@
   <w:style w:type="table" w:styleId="133">
     <w:name w:val="Table Simple 3"/>
     <w:basedOn w:val="12"/>
+    <w:qFormat/>
     <w:uiPriority w:val="0"/>
     <w:pPr>
       <w:widowControl w:val="0"/>
@@ -16348,6 +16560,7 @@
   <w:style w:type="table" w:styleId="134">
     <w:name w:val="Table Subtle 1"/>
     <w:basedOn w:val="12"/>
+    <w:qFormat/>
     <w:uiPriority w:val="0"/>
     <w:pPr>
       <w:widowControl w:val="0"/>
@@ -16439,6 +16652,7 @@
   <w:style w:type="table" w:styleId="135">
     <w:name w:val="Table Subtle 2"/>
     <w:basedOn w:val="12"/>
+    <w:qFormat/>
     <w:uiPriority w:val="0"/>
     <w:pPr>
       <w:widowControl w:val="0"/>
@@ -16522,6 +16736,7 @@
   <w:style w:type="table" w:styleId="136">
     <w:name w:val="Table Theme"/>
     <w:basedOn w:val="12"/>
+    <w:qFormat/>
     <w:uiPriority w:val="0"/>
     <w:pPr>
       <w:widowControl w:val="0"/>
@@ -16541,6 +16756,7 @@
   <w:style w:type="table" w:styleId="137">
     <w:name w:val="Table Web 1"/>
     <w:basedOn w:val="12"/>
+    <w:qFormat/>
     <w:uiPriority w:val="0"/>
     <w:pPr>
       <w:widowControl w:val="0"/>
@@ -16579,6 +16795,7 @@
   <w:style w:type="table" w:styleId="138">
     <w:name w:val="Table Web 2"/>
     <w:basedOn w:val="12"/>
+    <w:qFormat/>
     <w:uiPriority w:val="0"/>
     <w:pPr>
       <w:widowControl w:val="0"/>
@@ -16617,6 +16834,7 @@
   <w:style w:type="table" w:styleId="139">
     <w:name w:val="Table Web 3"/>
     <w:basedOn w:val="12"/>
+    <w:qFormat/>
     <w:uiPriority w:val="0"/>
     <w:pPr>
       <w:widowControl w:val="0"/>
@@ -16674,6 +16892,7 @@
     <w:name w:val="toa heading"/>
     <w:basedOn w:val="1"/>
     <w:next w:val="1"/>
+    <w:qFormat/>
     <w:uiPriority w:val="0"/>
     <w:pPr>
       <w:spacing w:before="120"/>
@@ -16695,6 +16914,7 @@
     <w:name w:val="toc 2"/>
     <w:basedOn w:val="1"/>
     <w:next w:val="1"/>
+    <w:qFormat/>
     <w:uiPriority w:val="0"/>
     <w:pPr>
       <w:ind w:left="420" w:leftChars="200"/>
@@ -16704,6 +16924,7 @@
     <w:name w:val="toc 3"/>
     <w:basedOn w:val="1"/>
     <w:next w:val="1"/>
+    <w:qFormat/>
     <w:uiPriority w:val="0"/>
     <w:pPr>
       <w:ind w:left="840" w:leftChars="400"/>
@@ -16740,6 +16961,7 @@
     <w:name w:val="toc 7"/>
     <w:basedOn w:val="1"/>
     <w:next w:val="1"/>
+    <w:qFormat/>
     <w:uiPriority w:val="0"/>
     <w:pPr>
       <w:ind w:left="2520" w:leftChars="1200"/>
@@ -16749,6 +16971,7 @@
     <w:name w:val="toc 8"/>
     <w:basedOn w:val="1"/>
     <w:next w:val="1"/>
+    <w:qFormat/>
     <w:uiPriority w:val="0"/>
     <w:pPr>
       <w:ind w:left="2940" w:leftChars="1400"/>
@@ -16758,6 +16981,7 @@
     <w:name w:val="toc 9"/>
     <w:basedOn w:val="1"/>
     <w:next w:val="1"/>
+    <w:qFormat/>
     <w:uiPriority w:val="0"/>
     <w:pPr>
       <w:ind w:left="3360" w:leftChars="1600"/>
@@ -16766,6 +16990,7 @@
   <w:style w:type="table" w:styleId="151">
     <w:name w:val="Light Shading"/>
     <w:basedOn w:val="12"/>
+    <w:qFormat/>
     <w:uiPriority w:val="60"/>
     <w:rPr>
       <w:color w:val="000000"/>
@@ -16856,6 +17081,7 @@
   <w:style w:type="table" w:styleId="152">
     <w:name w:val="Light Shading Accent 1"/>
     <w:basedOn w:val="12"/>
+    <w:qFormat/>
     <w:uiPriority w:val="60"/>
     <w:rPr>
       <w:color w:val="365F91"/>
@@ -17127,6 +17353,7 @@
   <w:style w:type="table" w:styleId="155">
     <w:name w:val="Light Shading Accent 4"/>
     <w:basedOn w:val="12"/>
+    <w:qFormat/>
     <w:uiPriority w:val="60"/>
     <w:rPr>
       <w:color w:val="5F497A"/>
@@ -17217,6 +17444,7 @@
   <w:style w:type="table" w:styleId="156">
     <w:name w:val="Light Shading Accent 5"/>
     <w:basedOn w:val="12"/>
+    <w:qFormat/>
     <w:uiPriority w:val="60"/>
     <w:rPr>
       <w:color w:val="31849B"/>
@@ -17307,6 +17535,7 @@
   <w:style w:type="table" w:styleId="157">
     <w:name w:val="Light Shading Accent 6"/>
     <w:basedOn w:val="12"/>
+    <w:qFormat/>
     <w:uiPriority w:val="60"/>
     <w:rPr>
       <w:color w:val="E36C0A"/>
@@ -17397,6 +17626,7 @@
   <w:style w:type="table" w:styleId="158">
     <w:name w:val="Light List"/>
     <w:basedOn w:val="12"/>
+    <w:qFormat/>
     <w:uiPriority w:val="61"/>
     <w:tblPr>
       <w:tblBorders>
@@ -17476,6 +17706,7 @@
   <w:style w:type="table" w:styleId="159">
     <w:name w:val="Light List Accent 1"/>
     <w:basedOn w:val="12"/>
+    <w:qFormat/>
     <w:uiPriority w:val="61"/>
     <w:tblPr>
       <w:tblBorders>
@@ -17635,6 +17866,7 @@
   <w:style w:type="table" w:styleId="161">
     <w:name w:val="Light List Accent 3"/>
     <w:basedOn w:val="12"/>
+    <w:qFormat/>
     <w:uiPriority w:val="61"/>
     <w:tblPr>
       <w:tblBorders>
@@ -17793,6 +18025,7 @@
   <w:style w:type="table" w:styleId="163">
     <w:name w:val="Light List Accent 5"/>
     <w:basedOn w:val="12"/>
+    <w:qFormat/>
     <w:uiPriority w:val="61"/>
     <w:tblPr>
       <w:tblBorders>
@@ -21363,6 +21596,7 @@
   <w:style w:type="table" w:styleId="197">
     <w:name w:val="Medium List 2 Accent 4"/>
     <w:basedOn w:val="12"/>
+    <w:qFormat/>
     <w:uiPriority w:val="66"/>
     <w:rPr>
       <w:rFonts w:ascii="SimSun" w:hAnsi="SimSun" w:eastAsia="Courier New" w:cs="Times New Roman"/>
@@ -21593,6 +21827,7 @@
   <w:style w:type="table" w:styleId="199">
     <w:name w:val="Medium List 2 Accent 6"/>
     <w:basedOn w:val="12"/>
+    <w:qFormat/>
     <w:uiPriority w:val="66"/>
     <w:rPr>
       <w:rFonts w:ascii="SimSun" w:hAnsi="SimSun" w:eastAsia="Courier New" w:cs="Times New Roman"/>
@@ -22129,6 +22364,7 @@
   <w:style w:type="table" w:styleId="207">
     <w:name w:val="Medium Grid 2"/>
     <w:basedOn w:val="12"/>
+    <w:qFormat/>
     <w:uiPriority w:val="68"/>
     <w:rPr>
       <w:rFonts w:ascii="SimSun" w:hAnsi="SimSun" w:eastAsia="Courier New" w:cs="Times New Roman"/>
@@ -22241,6 +22477,7 @@
   <w:style w:type="table" w:styleId="208">
     <w:name w:val="Medium Grid 2 Accent 1"/>
     <w:basedOn w:val="12"/>
+    <w:qFormat/>
     <w:uiPriority w:val="68"/>
     <w:rPr>
       <w:rFonts w:ascii="SimSun" w:hAnsi="SimSun" w:eastAsia="Courier New" w:cs="Times New Roman"/>
@@ -22353,6 +22590,7 @@
   <w:style w:type="table" w:styleId="209">
     <w:name w:val="Medium Grid 2 Accent 2"/>
     <w:basedOn w:val="12"/>
+    <w:qFormat/>
     <w:uiPriority w:val="68"/>
     <w:rPr>
       <w:rFonts w:ascii="SimSun" w:hAnsi="SimSun" w:eastAsia="Courier New" w:cs="Times New Roman"/>
@@ -22465,6 +22703,7 @@
   <w:style w:type="table" w:styleId="210">
     <w:name w:val="Medium Grid 2 Accent 3"/>
     <w:basedOn w:val="12"/>
+    <w:qFormat/>
     <w:uiPriority w:val="68"/>
     <w:rPr>
       <w:rFonts w:ascii="SimSun" w:hAnsi="SimSun" w:eastAsia="Courier New" w:cs="Times New Roman"/>
@@ -22577,6 +22816,7 @@
   <w:style w:type="table" w:styleId="211">
     <w:name w:val="Medium Grid 2 Accent 4"/>
     <w:basedOn w:val="12"/>
+    <w:qFormat/>
     <w:uiPriority w:val="68"/>
     <w:rPr>
       <w:rFonts w:ascii="SimSun" w:hAnsi="SimSun" w:eastAsia="Courier New" w:cs="Times New Roman"/>
@@ -22689,6 +22929,7 @@
   <w:style w:type="table" w:styleId="212">
     <w:name w:val="Medium Grid 2 Accent 5"/>
     <w:basedOn w:val="12"/>
+    <w:qFormat/>
     <w:uiPriority w:val="68"/>
     <w:rPr>
       <w:rFonts w:ascii="SimSun" w:hAnsi="SimSun" w:eastAsia="Courier New" w:cs="Times New Roman"/>
@@ -22913,6 +23154,7 @@
   <w:style w:type="table" w:styleId="214">
     <w:name w:val="Medium Grid 3"/>
     <w:basedOn w:val="12"/>
+    <w:qFormat/>
     <w:uiPriority w:val="69"/>
     <w:tblPr>
       <w:tblBorders>
@@ -23169,6 +23411,7 @@
   <w:style w:type="table" w:styleId="216">
     <w:name w:val="Medium Grid 3 Accent 2"/>
     <w:basedOn w:val="12"/>
+    <w:qFormat/>
     <w:uiPriority w:val="69"/>
     <w:tblPr>
       <w:tblBorders>
@@ -23425,6 +23668,7 @@
   <w:style w:type="table" w:styleId="218">
     <w:name w:val="Medium Grid 3 Accent 4"/>
     <w:basedOn w:val="12"/>
+    <w:qFormat/>
     <w:uiPriority w:val="69"/>
     <w:tblPr>
       <w:tblBorders>
@@ -23553,6 +23797,7 @@
   <w:style w:type="table" w:styleId="219">
     <w:name w:val="Medium Grid 3 Accent 5"/>
     <w:basedOn w:val="12"/>
+    <w:qFormat/>
     <w:uiPriority w:val="69"/>
     <w:tblPr>
       <w:tblBorders>
@@ -23809,6 +24054,7 @@
   <w:style w:type="table" w:styleId="221">
     <w:name w:val="Dark List"/>
     <w:basedOn w:val="12"/>
+    <w:qFormat/>
     <w:uiPriority w:val="70"/>
     <w:rPr>
       <w:color w:val="FFFFFF"/>
@@ -23912,6 +24158,7 @@
   <w:style w:type="table" w:styleId="222">
     <w:name w:val="Dark List Accent 1"/>
     <w:basedOn w:val="12"/>
+    <w:qFormat/>
     <w:uiPriority w:val="70"/>
     <w:rPr>
       <w:color w:val="FFFFFF"/>
@@ -24015,6 +24262,7 @@
   <w:style w:type="table" w:styleId="223">
     <w:name w:val="Dark List Accent 2"/>
     <w:basedOn w:val="12"/>
+    <w:qFormat/>
     <w:uiPriority w:val="70"/>
     <w:rPr>
       <w:color w:val="FFFFFF"/>
@@ -24118,6 +24366,7 @@
   <w:style w:type="table" w:styleId="224">
     <w:name w:val="Dark List Accent 3"/>
     <w:basedOn w:val="12"/>
+    <w:qFormat/>
     <w:uiPriority w:val="70"/>
     <w:rPr>
       <w:color w:val="FFFFFF"/>
@@ -24221,6 +24470,7 @@
   <w:style w:type="table" w:styleId="225">
     <w:name w:val="Dark List Accent 4"/>
     <w:basedOn w:val="12"/>
+    <w:qFormat/>
     <w:uiPriority w:val="70"/>
     <w:rPr>
       <w:color w:val="FFFFFF"/>
@@ -24324,6 +24574,7 @@
   <w:style w:type="table" w:styleId="226">
     <w:name w:val="Dark List Accent 5"/>
     <w:basedOn w:val="12"/>
+    <w:qFormat/>
     <w:uiPriority w:val="70"/>
     <w:rPr>
       <w:color w:val="FFFFFF"/>
@@ -24427,6 +24678,7 @@
   <w:style w:type="table" w:styleId="227">
     <w:name w:val="Dark List Accent 6"/>
     <w:basedOn w:val="12"/>
+    <w:qFormat/>
     <w:uiPriority w:val="70"/>
     <w:rPr>
       <w:color w:val="FFFFFF"/>
@@ -24530,6 +24782,7 @@
   <w:style w:type="table" w:styleId="228">
     <w:name w:val="Colorful Shading"/>
     <w:basedOn w:val="12"/>
+    <w:qFormat/>
     <w:uiPriority w:val="71"/>
     <w:rPr>
       <w:color w:val="000000"/>
@@ -24639,6 +24892,7 @@
   <w:style w:type="table" w:styleId="229">
     <w:name w:val="Colorful Shading Accent 1"/>
     <w:basedOn w:val="12"/>
+    <w:qFormat/>
     <w:uiPriority w:val="71"/>
     <w:rPr>
       <w:color w:val="000000"/>
@@ -24748,6 +25002,7 @@
   <w:style w:type="table" w:styleId="230">
     <w:name w:val="Colorful Shading Accent 2"/>
     <w:basedOn w:val="12"/>
+    <w:qFormat/>
     <w:uiPriority w:val="71"/>
     <w:rPr>
       <w:color w:val="000000"/>
@@ -24857,6 +25112,7 @@
   <w:style w:type="table" w:styleId="231">
     <w:name w:val="Colorful Shading Accent 3"/>
     <w:basedOn w:val="12"/>
+    <w:qFormat/>
     <w:uiPriority w:val="71"/>
     <w:rPr>
       <w:color w:val="000000"/>
@@ -24956,6 +25212,7 @@
   <w:style w:type="table" w:styleId="232">
     <w:name w:val="Colorful Shading Accent 4"/>
     <w:basedOn w:val="12"/>
+    <w:qFormat/>
     <w:uiPriority w:val="71"/>
     <w:rPr>
       <w:color w:val="000000"/>
@@ -25065,6 +25322,7 @@
   <w:style w:type="table" w:styleId="233">
     <w:name w:val="Colorful Shading Accent 5"/>
     <w:basedOn w:val="12"/>
+    <w:qFormat/>
     <w:uiPriority w:val="71"/>
     <w:rPr>
       <w:color w:val="000000"/>
@@ -25174,6 +25432,7 @@
   <w:style w:type="table" w:styleId="234">
     <w:name w:val="Colorful Shading Accent 6"/>
     <w:basedOn w:val="12"/>
+    <w:qFormat/>
     <w:uiPriority w:val="71"/>
     <w:rPr>
       <w:color w:val="000000"/>
@@ -25283,6 +25542,7 @@
   <w:style w:type="table" w:styleId="235">
     <w:name w:val="Colorful List"/>
     <w:basedOn w:val="12"/>
+    <w:qFormat/>
     <w:uiPriority w:val="72"/>
     <w:rPr>
       <w:color w:val="000000"/>
@@ -25358,6 +25618,7 @@
   <w:style w:type="table" w:styleId="236">
     <w:name w:val="Colorful List Accent 1"/>
     <w:basedOn w:val="12"/>
+    <w:qFormat/>
     <w:uiPriority w:val="72"/>
     <w:rPr>
       <w:color w:val="000000"/>
@@ -25433,6 +25694,7 @@
   <w:style w:type="table" w:styleId="237">
     <w:name w:val="Colorful List Accent 2"/>
     <w:basedOn w:val="12"/>
+    <w:qFormat/>
     <w:uiPriority w:val="72"/>
     <w:rPr>
       <w:color w:val="000000"/>
@@ -25508,6 +25770,7 @@
   <w:style w:type="table" w:styleId="238">
     <w:name w:val="Colorful List Accent 3"/>
     <w:basedOn w:val="12"/>
+    <w:qFormat/>
     <w:uiPriority w:val="72"/>
     <w:rPr>
       <w:color w:val="000000"/>
@@ -25583,6 +25846,7 @@
   <w:style w:type="table" w:styleId="239">
     <w:name w:val="Colorful List Accent 4"/>
     <w:basedOn w:val="12"/>
+    <w:qFormat/>
     <w:uiPriority w:val="72"/>
     <w:rPr>
       <w:color w:val="000000"/>
@@ -25658,6 +25922,7 @@
   <w:style w:type="table" w:styleId="240">
     <w:name w:val="Colorful List Accent 5"/>
     <w:basedOn w:val="12"/>
+    <w:qFormat/>
     <w:uiPriority w:val="72"/>
     <w:rPr>
       <w:color w:val="000000"/>
@@ -25733,6 +25998,7 @@
   <w:style w:type="table" w:styleId="241">
     <w:name w:val="Colorful List Accent 6"/>
     <w:basedOn w:val="12"/>
+    <w:qFormat/>
     <w:uiPriority w:val="72"/>
     <w:rPr>
       <w:color w:val="000000"/>
@@ -25808,6 +26074,7 @@
   <w:style w:type="table" w:styleId="242">
     <w:name w:val="Colorful Grid"/>
     <w:basedOn w:val="12"/>
+    <w:qFormat/>
     <w:uiPriority w:val="73"/>
     <w:rPr>
       <w:color w:val="000000"/>
@@ -25875,6 +26142,7 @@
   <w:style w:type="table" w:styleId="243">
     <w:name w:val="Colorful Grid Accent 1"/>
     <w:basedOn w:val="12"/>
+    <w:qFormat/>
     <w:uiPriority w:val="73"/>
     <w:rPr>
       <w:color w:val="000000"/>
@@ -25942,6 +26210,7 @@
   <w:style w:type="table" w:styleId="244">
     <w:name w:val="Colorful Grid Accent 2"/>
     <w:basedOn w:val="12"/>
+    <w:qFormat/>
     <w:uiPriority w:val="73"/>
     <w:rPr>
       <w:color w:val="000000"/>
@@ -26009,6 +26278,7 @@
   <w:style w:type="table" w:styleId="245">
     <w:name w:val="Colorful Grid Accent 3"/>
     <w:basedOn w:val="12"/>
+    <w:qFormat/>
     <w:uiPriority w:val="73"/>
     <w:rPr>
       <w:color w:val="000000"/>
@@ -26143,6 +26413,7 @@
   <w:style w:type="table" w:styleId="247">
     <w:name w:val="Colorful Grid Accent 5"/>
     <w:basedOn w:val="12"/>
+    <w:qFormat/>
     <w:uiPriority w:val="73"/>
     <w:rPr>
       <w:color w:val="000000"/>
@@ -26210,6 +26481,7 @@
   <w:style w:type="table" w:styleId="248">
     <w:name w:val="Colorful Grid Accent 6"/>
     <w:basedOn w:val="12"/>
+    <w:qFormat/>
     <w:uiPriority w:val="73"/>
     <w:rPr>
       <w:color w:val="000000"/>
@@ -26307,6 +26579,7 @@
     <w:basedOn w:val="11"/>
     <w:link w:val="5"/>
     <w:semiHidden/>
+    <w:qFormat/>
     <w:uiPriority w:val="9"/>
     <w:rPr>
       <w:rFonts w:asciiTheme="minorAscii" w:hAnsiTheme="minorAscii" w:eastAsiaTheme="majorEastAsia" w:cstheme="majorBidi"/>
@@ -26323,6 +26596,7 @@
     <w:basedOn w:val="11"/>
     <w:link w:val="6"/>
     <w:semiHidden/>
+    <w:qFormat/>
     <w:uiPriority w:val="9"/>
     <w:rPr>
       <w:rFonts w:asciiTheme="minorAscii" w:hAnsiTheme="minorAscii" w:eastAsiaTheme="majorEastAsia" w:cstheme="majorBidi"/>
@@ -26335,6 +26609,7 @@
   <w:style w:type="character" w:customStyle="1" w:styleId="253">
     <w:name w:val="Heading 2 Char"/>
     <w:link w:val="3"/>
+    <w:qFormat/>
     <w:uiPriority w:val="9"/>
     <w:rPr>
       <w:rFonts w:asciiTheme="majorAscii" w:hAnsiTheme="majorAscii" w:eastAsiaTheme="majorEastAsia" w:cstheme="majorBidi"/>
